--- a/Equipo_06_LogiFlow360_AnalisisEstados.docx
+++ b/Equipo_06_LogiFlow360_AnalisisEstados.docx
@@ -1,6 +1,6 @@
 
 <file path=word/document.xml><?xml version="1.0" encoding="utf-8"?>
-<w:document xmlns:wpc="http://schemas.microsoft.com/office/word/2010/wordprocessingCanvas" xmlns:cx="http://schemas.microsoft.com/office/drawing/2014/chartex" xmlns:cx1="http://schemas.microsoft.com/office/drawing/2015/9/8/chartex" xmlns:cx2="http://schemas.microsoft.com/office/drawing/2015/10/21/chartex" xmlns:cx3="http://schemas.microsoft.com/office/drawing/2016/5/9/chartex" xmlns:cx4="http://schemas.microsoft.com/office/drawing/2016/5/10/chartex" xmlns:cx5="http://schemas.microsoft.com/office/drawing/2016/5/11/chartex" xmlns:cx6="http://schemas.microsoft.com/office/drawing/2016/5/12/chartex" xmlns:cx7="http://schemas.microsoft.com/office/drawing/2016/5/13/chartex" xmlns:cx8="http://schemas.microsoft.com/office/drawing/2016/5/14/chartex" xmlns:mc="http://schemas.openxmlformats.org/markup-compatibility/2006" xmlns:aink="http://schemas.microsoft.com/office/drawing/2016/ink" xmlns:am3d="http://schemas.microsoft.com/office/drawing/2017/model3d" xmlns:o="urn:schemas-microsoft-com:office:office" xmlns:r="http://schemas.openxmlformats.org/officeDocument/2006/relationships" xmlns:m="http://schemas.openxmlformats.org/officeDocument/2006/math" xmlns:v="urn:schemas-microsoft-com:vml" xmlns:wp14="http://schemas.microsoft.com/office/word/2010/wordprocessingDrawing" xmlns:wp="http://schemas.openxmlformats.org/drawingml/2006/wordprocessingDrawing" xmlns:w10="urn:schemas-microsoft-com:office:word" xmlns:w="http://schemas.openxmlformats.org/wordprocessingml/2006/main" xmlns:w14="http://schemas.microsoft.com/office/word/2010/wordml" xmlns:w15="http://schemas.microsoft.com/office/word/2012/wordml" xmlns:w16cex="http://schemas.microsoft.com/office/word/2018/wordml/cex" xmlns:w16cid="http://schemas.microsoft.com/office/word/2016/wordml/cid" xmlns:w16="http://schemas.microsoft.com/office/word/2018/wordml" xmlns:w16sdtdh="http://schemas.microsoft.com/office/word/2020/wordml/sdtdatahash" xmlns:w16se="http://schemas.microsoft.com/office/word/2015/wordml/symex" xmlns:wpg="http://schemas.microsoft.com/office/word/2010/wordprocessingGroup" xmlns:wpi="http://schemas.microsoft.com/office/word/2010/wordprocessingInk" xmlns:wne="http://schemas.microsoft.com/office/word/2006/wordml" xmlns:wps="http://schemas.microsoft.com/office/word/2010/wordprocessingShape" mc:Ignorable="w14 w15 w16se w16cid w16 w16cex w16sdtdh wp14">
+<w:document xmlns:wpc="http://schemas.microsoft.com/office/word/2010/wordprocessingCanvas" xmlns:cx="http://schemas.microsoft.com/office/drawing/2014/chartex" xmlns:cx1="http://schemas.microsoft.com/office/drawing/2015/9/8/chartex" xmlns:cx2="http://schemas.microsoft.com/office/drawing/2015/10/21/chartex" xmlns:cx3="http://schemas.microsoft.com/office/drawing/2016/5/9/chartex" xmlns:cx4="http://schemas.microsoft.com/office/drawing/2016/5/10/chartex" xmlns:cx5="http://schemas.microsoft.com/office/drawing/2016/5/11/chartex" xmlns:cx6="http://schemas.microsoft.com/office/drawing/2016/5/12/chartex" xmlns:cx7="http://schemas.microsoft.com/office/drawing/2016/5/13/chartex" xmlns:cx8="http://schemas.microsoft.com/office/drawing/2016/5/14/chartex" xmlns:mc="http://schemas.openxmlformats.org/markup-compatibility/2006" xmlns:aink="http://schemas.microsoft.com/office/drawing/2016/ink" xmlns:am3d="http://schemas.microsoft.com/office/drawing/2017/model3d" xmlns:o="urn:schemas-microsoft-com:office:office" xmlns:oel="http://schemas.microsoft.com/office/2019/extlst" xmlns:r="http://schemas.openxmlformats.org/officeDocument/2006/relationships" xmlns:m="http://schemas.openxmlformats.org/officeDocument/2006/math" xmlns:v="urn:schemas-microsoft-com:vml" xmlns:wp14="http://schemas.microsoft.com/office/word/2010/wordprocessingDrawing" xmlns:wp="http://schemas.openxmlformats.org/drawingml/2006/wordprocessingDrawing" xmlns:w10="urn:schemas-microsoft-com:office:word" xmlns:w="http://schemas.openxmlformats.org/wordprocessingml/2006/main" xmlns:w14="http://schemas.microsoft.com/office/word/2010/wordml" xmlns:w15="http://schemas.microsoft.com/office/word/2012/wordml" xmlns:w16cex="http://schemas.microsoft.com/office/word/2018/wordml/cex" xmlns:w16cid="http://schemas.microsoft.com/office/word/2016/wordml/cid" xmlns:w16="http://schemas.microsoft.com/office/word/2018/wordml" xmlns:w16du="http://schemas.microsoft.com/office/word/2023/wordml/word16du" xmlns:w16sdtdh="http://schemas.microsoft.com/office/word/2020/wordml/sdtdatahash" xmlns:w16sdtfl="http://schemas.microsoft.com/office/word/2024/wordml/sdtformatlock" xmlns:w16se="http://schemas.microsoft.com/office/word/2015/wordml/symex" xmlns:wpg="http://schemas.microsoft.com/office/word/2010/wordprocessingGroup" xmlns:wpi="http://schemas.microsoft.com/office/word/2010/wordprocessingInk" xmlns:wne="http://schemas.microsoft.com/office/word/2006/wordml" xmlns:wps="http://schemas.microsoft.com/office/word/2010/wordprocessingShape" mc:Ignorable="w14 w15 w16se w16cid w16 w16cex w16sdtdh w16sdtfl w16du wp14">
   <w:body>
     <w:p>
       <w:pPr>
@@ -354,14 +354,12 @@
                 <w:rFonts w:cs="Arial"/>
               </w:rPr>
             </w:pPr>
-            <w:proofErr w:type="gramStart"/>
             <w:r>
               <w:rPr>
                 <w:rFonts w:cs="Arial"/>
               </w:rPr>
               <w:t>CARNET</w:t>
             </w:r>
-            <w:proofErr w:type="gramEnd"/>
           </w:p>
         </w:tc>
         <w:tc>
@@ -553,11 +551,16 @@
           <w:p>
             <w:pPr>
               <w:ind w:firstLine="0"/>
-              <w:jc w:val="center"/>
               <w:rPr>
                 <w:rFonts w:cs="Arial"/>
               </w:rPr>
             </w:pPr>
+            <w:r>
+              <w:rPr>
+                <w:rFonts w:cs="Arial"/>
+              </w:rPr>
+              <w:t>Especialista en reglas y casos de borde</w:t>
+            </w:r>
           </w:p>
         </w:tc>
         <w:tc>
@@ -573,6 +576,12 @@
                 <w:rFonts w:cs="Arial"/>
               </w:rPr>
             </w:pPr>
+            <w:r>
+              <w:rPr>
+                <w:rFonts w:cs="Arial"/>
+              </w:rPr>
+              <w:t>25-0554-2025</w:t>
+            </w:r>
           </w:p>
         </w:tc>
         <w:tc>
@@ -588,6 +597,12 @@
                 <w:rFonts w:cs="Arial"/>
               </w:rPr>
             </w:pPr>
+            <w:r>
+              <w:rPr>
+                <w:rFonts w:cs="Arial"/>
+              </w:rPr>
+              <w:t>Lopez Cruz</w:t>
+            </w:r>
           </w:p>
         </w:tc>
         <w:tc>
@@ -603,6 +618,12 @@
                 <w:rFonts w:cs="Arial"/>
               </w:rPr>
             </w:pPr>
+            <w:r>
+              <w:rPr>
+                <w:rFonts w:cs="Arial"/>
+              </w:rPr>
+              <w:t>Marcelo Daniel</w:t>
+            </w:r>
           </w:p>
         </w:tc>
         <w:tc>
@@ -806,16 +827,6 @@
     </w:tbl>
     <w:p>
       <w:pPr>
-        <w:rPr>
-          <w:rFonts w:cs="Arial"/>
-          <w:sz w:val="28"/>
-          <w:szCs w:val="28"/>
-        </w:rPr>
-      </w:pPr>
-    </w:p>
-    <w:p>
-      <w:pPr>
-        <w:jc w:val="center"/>
         <w:rPr>
           <w:rFonts w:cs="Arial"/>
           <w:sz w:val="28"/>
@@ -4027,15 +4038,7 @@
       </w:r>
       <w:proofErr w:type="spellEnd"/>
       <w:r>
-        <w:t xml:space="preserve"> 360° es una plataforma logística de comercio electrónico que acompaña cada compra desde el carrito y el pago hasta la entrega, las devoluciones y las disputas bancarias. En ese recorrido intervienen diez entidades (órdenes, pagos, paquetes, vehículos, casilleros inteligentes, </w:t>
-      </w:r>
-      <w:proofErr w:type="gramStart"/>
-      <w:r>
-        <w:t>tickets</w:t>
-      </w:r>
-      <w:proofErr w:type="gramEnd"/>
-      <w:r>
-        <w:t>, devoluciones, lotes, conductores y disputas), cada una con un ciclo de vida propio.</w:t>
+        <w:t xml:space="preserve"> 360° es una plataforma logística de comercio electrónico que acompaña cada compra desde el carrito y el pago hasta la entrega, las devoluciones y las disputas bancarias. En ese recorrido intervienen diez entidades (órdenes, pagos, paquetes, vehículos, casilleros inteligentes, tickets, devoluciones, lotes, conductores y disputas), cada una con un ciclo de vida propio.</w:t>
       </w:r>
     </w:p>
     <w:p>
@@ -4076,23 +4079,7 @@
           <w:rStyle w:val="CodeChar"/>
           <w:lang w:val="es-SV"/>
         </w:rPr>
-        <w:t xml:space="preserve">Evento [Guarda] / </w:t>
-      </w:r>
-      <w:proofErr w:type="gramStart"/>
-      <w:r>
-        <w:rPr>
-          <w:rStyle w:val="CodeChar"/>
-          <w:lang w:val="es-SV"/>
-        </w:rPr>
-        <w:t>Acción(</w:t>
-      </w:r>
-      <w:proofErr w:type="gramEnd"/>
-      <w:r>
-        <w:rPr>
-          <w:rStyle w:val="CodeChar"/>
-          <w:lang w:val="es-SV"/>
-        </w:rPr>
-        <w:t>)</w:t>
+        <w:t>Evento [Guarda] / Acción()</w:t>
       </w:r>
       <w:r>
         <w:t>.</w:t>
@@ -4264,21 +4251,7 @@
         <w:rPr>
           <w:lang w:val="es-SV"/>
         </w:rPr>
-        <w:t xml:space="preserve"> </w:t>
-      </w:r>
-      <w:proofErr w:type="spellStart"/>
-      <w:r>
-        <w:rPr>
-          <w:lang w:val="es-SV"/>
-        </w:rPr>
-        <w:t>Choice</w:t>
-      </w:r>
-      <w:proofErr w:type="spellEnd"/>
-      <w:r>
-        <w:rPr>
-          <w:lang w:val="es-SV"/>
-        </w:rPr>
-        <w:t>.</w:t>
+        <w:t xml:space="preserve"> Choice.</w:t>
       </w:r>
     </w:p>
     <w:p>
@@ -4693,7 +4666,6 @@
           </w:tcPr>
           <w:p>
             <w:proofErr w:type="spellStart"/>
-            <w:proofErr w:type="gramStart"/>
             <w:r>
               <w:rPr>
                 <w:rStyle w:val="CodeChar"/>
@@ -4705,14 +4677,7 @@
               <w:rPr>
                 <w:rStyle w:val="CodeChar"/>
               </w:rPr>
-              <w:t>(</w:t>
-            </w:r>
-            <w:proofErr w:type="gramEnd"/>
-            <w:r>
-              <w:rPr>
-                <w:rStyle w:val="CodeChar"/>
-              </w:rPr>
-              <w:t>)</w:t>
+              <w:t>()</w:t>
             </w:r>
           </w:p>
         </w:tc>
@@ -4814,7 +4779,6 @@
           </w:tcPr>
           <w:p>
             <w:proofErr w:type="spellStart"/>
-            <w:proofErr w:type="gramStart"/>
             <w:r>
               <w:rPr>
                 <w:rStyle w:val="CodeChar"/>
@@ -4826,14 +4790,7 @@
               <w:rPr>
                 <w:rStyle w:val="CodeChar"/>
               </w:rPr>
-              <w:t>(</w:t>
-            </w:r>
-            <w:proofErr w:type="gramEnd"/>
-            <w:r>
-              <w:rPr>
-                <w:rStyle w:val="CodeChar"/>
-              </w:rPr>
-              <w:t>)</w:t>
+              <w:t>()</w:t>
             </w:r>
           </w:p>
         </w:tc>
@@ -4885,19 +4842,11 @@
             <w:tcW w:w="1560" w:type="dxa"/>
           </w:tcPr>
           <w:p>
-            <w:proofErr w:type="gramStart"/>
-            <w:r>
-              <w:rPr>
-                <w:rStyle w:val="CodeChar"/>
-              </w:rPr>
-              <w:t>after(</w:t>
-            </w:r>
-            <w:proofErr w:type="gramEnd"/>
-            <w:r>
-              <w:rPr>
-                <w:rStyle w:val="CodeChar"/>
-              </w:rPr>
-              <w:t>30 min)</w:t>
+            <w:r>
+              <w:rPr>
+                <w:rStyle w:val="CodeChar"/>
+              </w:rPr>
+              <w:t>after(30 min)</w:t>
             </w:r>
           </w:p>
         </w:tc>
@@ -4917,7 +4866,6 @@
           </w:tcPr>
           <w:p>
             <w:proofErr w:type="spellStart"/>
-            <w:proofErr w:type="gramStart"/>
             <w:r>
               <w:rPr>
                 <w:rStyle w:val="CodeChar"/>
@@ -4929,14 +4877,7 @@
               <w:rPr>
                 <w:rStyle w:val="CodeChar"/>
               </w:rPr>
-              <w:t>(</w:t>
-            </w:r>
-            <w:proofErr w:type="gramEnd"/>
-            <w:r>
-              <w:rPr>
-                <w:rStyle w:val="CodeChar"/>
-              </w:rPr>
-              <w:t>)</w:t>
+              <w:t>()</w:t>
             </w:r>
           </w:p>
         </w:tc>
@@ -5013,7 +4954,6 @@
           </w:tcPr>
           <w:p>
             <w:proofErr w:type="spellStart"/>
-            <w:proofErr w:type="gramStart"/>
             <w:r>
               <w:rPr>
                 <w:rStyle w:val="CodeChar"/>
@@ -5025,14 +4965,7 @@
               <w:rPr>
                 <w:rStyle w:val="CodeChar"/>
               </w:rPr>
-              <w:t>(</w:t>
-            </w:r>
-            <w:proofErr w:type="gramEnd"/>
-            <w:r>
-              <w:rPr>
-                <w:rStyle w:val="CodeChar"/>
-              </w:rPr>
-              <w:t>)</w:t>
+              <w:t>()</w:t>
             </w:r>
           </w:p>
         </w:tc>
@@ -5140,7 +5073,6 @@
           </w:tcPr>
           <w:p>
             <w:proofErr w:type="spellStart"/>
-            <w:proofErr w:type="gramStart"/>
             <w:r>
               <w:rPr>
                 <w:rStyle w:val="CodeChar"/>
@@ -5152,14 +5084,7 @@
               <w:rPr>
                 <w:rStyle w:val="CodeChar"/>
               </w:rPr>
-              <w:t>(</w:t>
-            </w:r>
-            <w:proofErr w:type="gramEnd"/>
-            <w:r>
-              <w:rPr>
-                <w:rStyle w:val="CodeChar"/>
-              </w:rPr>
-              <w:t>)</w:t>
+              <w:t>()</w:t>
             </w:r>
           </w:p>
         </w:tc>
@@ -5319,19 +5244,11 @@
             <w:tcW w:w="1560" w:type="dxa"/>
           </w:tcPr>
           <w:p>
-            <w:proofErr w:type="gramStart"/>
-            <w:r>
-              <w:rPr>
-                <w:rStyle w:val="CodeChar"/>
-              </w:rPr>
-              <w:t>after(</w:t>
-            </w:r>
-            <w:proofErr w:type="gramEnd"/>
-            <w:r>
-              <w:rPr>
-                <w:rStyle w:val="CodeChar"/>
-              </w:rPr>
-              <w:t xml:space="preserve">5 </w:t>
+            <w:r>
+              <w:rPr>
+                <w:rStyle w:val="CodeChar"/>
+              </w:rPr>
+              <w:t xml:space="preserve">after(5 </w:t>
             </w:r>
             <w:proofErr w:type="spellStart"/>
             <w:r>
@@ -5379,7 +5296,6 @@
           </w:tcPr>
           <w:p>
             <w:proofErr w:type="spellStart"/>
-            <w:proofErr w:type="gramStart"/>
             <w:r>
               <w:rPr>
                 <w:rStyle w:val="CodeChar"/>
@@ -5391,14 +5307,7 @@
               <w:rPr>
                 <w:rStyle w:val="CodeChar"/>
               </w:rPr>
-              <w:t>(</w:t>
-            </w:r>
-            <w:proofErr w:type="gramEnd"/>
-            <w:r>
-              <w:rPr>
-                <w:rStyle w:val="CodeChar"/>
-              </w:rPr>
-              <w:t>)</w:t>
+              <w:t>()</w:t>
             </w:r>
           </w:p>
         </w:tc>
@@ -5472,7 +5381,6 @@
             <w:tcW w:w="1560" w:type="dxa"/>
           </w:tcPr>
           <w:p>
-            <w:proofErr w:type="gramStart"/>
             <w:r>
               <w:rPr>
                 <w:rStyle w:val="CodeChar"/>
@@ -5487,7 +5395,6 @@
               <w:t>empacada</w:t>
             </w:r>
             <w:proofErr w:type="spellEnd"/>
-            <w:proofErr w:type="gramEnd"/>
             <w:r>
               <w:rPr>
                 <w:rStyle w:val="CodeChar"/>
@@ -5502,7 +5409,6 @@
           </w:tcPr>
           <w:p>
             <w:proofErr w:type="spellStart"/>
-            <w:proofErr w:type="gramStart"/>
             <w:r>
               <w:rPr>
                 <w:rStyle w:val="CodeChar"/>
@@ -5514,14 +5420,7 @@
               <w:rPr>
                 <w:rStyle w:val="CodeChar"/>
               </w:rPr>
-              <w:t>(</w:t>
-            </w:r>
-            <w:proofErr w:type="gramEnd"/>
-            <w:r>
-              <w:rPr>
-                <w:rStyle w:val="CodeChar"/>
-              </w:rPr>
-              <w:t>)</w:t>
+              <w:t>()</w:t>
             </w:r>
           </w:p>
         </w:tc>
@@ -5587,7 +5486,6 @@
             <w:tcW w:w="1560" w:type="dxa"/>
           </w:tcPr>
           <w:p>
-            <w:proofErr w:type="gramStart"/>
             <w:r>
               <w:rPr>
                 <w:rStyle w:val="CodeChar"/>
@@ -5602,7 +5500,6 @@
               <w:t>empacada</w:t>
             </w:r>
             <w:proofErr w:type="spellEnd"/>
-            <w:proofErr w:type="gramEnd"/>
             <w:r>
               <w:rPr>
                 <w:rStyle w:val="CodeChar"/>
@@ -5617,7 +5514,6 @@
           </w:tcPr>
           <w:p>
             <w:proofErr w:type="spellStart"/>
-            <w:proofErr w:type="gramStart"/>
             <w:r>
               <w:rPr>
                 <w:rStyle w:val="CodeChar"/>
@@ -5629,14 +5525,7 @@
               <w:rPr>
                 <w:rStyle w:val="CodeChar"/>
               </w:rPr>
-              <w:t>(</w:t>
-            </w:r>
-            <w:proofErr w:type="gramEnd"/>
-            <w:r>
-              <w:rPr>
-                <w:rStyle w:val="CodeChar"/>
-              </w:rPr>
-              <w:t>)</w:t>
+              <w:t>()</w:t>
             </w:r>
           </w:p>
         </w:tc>
@@ -5714,7 +5603,6 @@
           </w:tcPr>
           <w:p>
             <w:proofErr w:type="spellStart"/>
-            <w:proofErr w:type="gramStart"/>
             <w:r>
               <w:rPr>
                 <w:rStyle w:val="CodeChar"/>
@@ -5726,14 +5614,7 @@
               <w:rPr>
                 <w:rStyle w:val="CodeChar"/>
               </w:rPr>
-              <w:t>(</w:t>
-            </w:r>
-            <w:proofErr w:type="gramEnd"/>
-            <w:r>
-              <w:rPr>
-                <w:rStyle w:val="CodeChar"/>
-              </w:rPr>
-              <w:t>)</w:t>
+              <w:t>()</w:t>
             </w:r>
           </w:p>
         </w:tc>
@@ -5810,7 +5691,6 @@
           </w:tcPr>
           <w:p>
             <w:proofErr w:type="spellStart"/>
-            <w:proofErr w:type="gramStart"/>
             <w:r>
               <w:rPr>
                 <w:rStyle w:val="CodeChar"/>
@@ -5822,14 +5702,7 @@
               <w:rPr>
                 <w:rStyle w:val="CodeChar"/>
               </w:rPr>
-              <w:t>(</w:t>
-            </w:r>
-            <w:proofErr w:type="gramEnd"/>
-            <w:r>
-              <w:rPr>
-                <w:rStyle w:val="CodeChar"/>
-              </w:rPr>
-              <w:t>)</w:t>
+              <w:t>()</w:t>
             </w:r>
           </w:p>
         </w:tc>
@@ -6020,21 +5893,12 @@
             <w:r>
               <w:t xml:space="preserve">No hay un estado de red. Si la confirmación del pago se pierde, </w:t>
             </w:r>
-            <w:proofErr w:type="gramStart"/>
             <w:r>
               <w:rPr>
                 <w:rStyle w:val="CodeChar"/>
                 <w:lang w:val="es-SV"/>
               </w:rPr>
-              <w:t>after(</w:t>
-            </w:r>
-            <w:proofErr w:type="gramEnd"/>
-            <w:r>
-              <w:rPr>
-                <w:rStyle w:val="CodeChar"/>
-                <w:lang w:val="es-SV"/>
-              </w:rPr>
-              <w:t>30 min)</w:t>
+              <w:t>after(30 min)</w:t>
             </w:r>
             <w:r>
               <w:t xml:space="preserve"> evita que la orden </w:t>
@@ -6066,7 +5930,6 @@
           <w:p>
             <w:proofErr w:type="spellStart"/>
             <w:r>
-              <w:lastRenderedPageBreak/>
               <w:t>Timeouts</w:t>
             </w:r>
             <w:proofErr w:type="spellEnd"/>
@@ -6077,52 +5940,34 @@
             <w:tcW w:w="6050" w:type="dxa"/>
           </w:tcPr>
           <w:p>
-            <w:proofErr w:type="gramStart"/>
             <w:r>
               <w:rPr>
                 <w:rStyle w:val="CodeChar"/>
                 <w:lang w:val="es-SV"/>
               </w:rPr>
-              <w:t>after(</w:t>
-            </w:r>
-            <w:proofErr w:type="gramEnd"/>
+              <w:t>after(30 min)</w:t>
+            </w:r>
+            <w:r>
+              <w:t xml:space="preserve"> en </w:t>
+            </w:r>
+            <w:proofErr w:type="spellStart"/>
             <w:r>
               <w:rPr>
                 <w:rStyle w:val="CodeChar"/>
                 <w:lang w:val="es-SV"/>
               </w:rPr>
-              <w:t>30 min)</w:t>
-            </w:r>
-            <w:r>
-              <w:t xml:space="preserve"> en </w:t>
-            </w:r>
-            <w:proofErr w:type="spellStart"/>
+              <w:t>Esperando_Autorizacion_Pago</w:t>
+            </w:r>
+            <w:proofErr w:type="spellEnd"/>
+            <w:r>
+              <w:t xml:space="preserve"> cancela la orden sin pago. </w:t>
+            </w:r>
             <w:r>
               <w:rPr>
                 <w:rStyle w:val="CodeChar"/>
                 <w:lang w:val="es-SV"/>
               </w:rPr>
-              <w:t>Esperando_Autorizacion_Pago</w:t>
-            </w:r>
-            <w:proofErr w:type="spellEnd"/>
-            <w:r>
-              <w:t xml:space="preserve"> cancela la orden sin pago. </w:t>
-            </w:r>
-            <w:proofErr w:type="gramStart"/>
-            <w:r>
-              <w:rPr>
-                <w:rStyle w:val="CodeChar"/>
-                <w:lang w:val="es-SV"/>
-              </w:rPr>
-              <w:t>after(</w:t>
-            </w:r>
-            <w:proofErr w:type="gramEnd"/>
-            <w:r>
-              <w:rPr>
-                <w:rStyle w:val="CodeChar"/>
-                <w:lang w:val="es-SV"/>
-              </w:rPr>
-              <w:t xml:space="preserve">5 </w:t>
+              <w:t xml:space="preserve">after(5 </w:t>
             </w:r>
             <w:proofErr w:type="spellStart"/>
             <w:r>
@@ -6204,23 +6049,7 @@
                 <w:rStyle w:val="CodeChar"/>
                 <w:lang w:val="es-SV"/>
               </w:rPr>
-              <w:t xml:space="preserve"> </w:t>
-            </w:r>
-            <w:proofErr w:type="gramStart"/>
-            <w:r>
-              <w:rPr>
-                <w:rStyle w:val="CodeChar"/>
-                <w:lang w:val="es-SV"/>
-              </w:rPr>
-              <w:t>[!empacada</w:t>
-            </w:r>
-            <w:proofErr w:type="gramEnd"/>
-            <w:r>
-              <w:rPr>
-                <w:rStyle w:val="CodeChar"/>
-                <w:lang w:val="es-SV"/>
-              </w:rPr>
-              <w:t>]</w:t>
+              <w:t xml:space="preserve"> [!empacada]</w:t>
             </w:r>
             <w:r>
               <w:t xml:space="preserve"> desde </w:t>
@@ -6379,88 +6208,8 @@
         </w:tc>
       </w:tr>
     </w:tbl>
-    <w:p>
-      <w:r>
-        <w:rPr>
-          <w:b/>
-        </w:rPr>
-        <w:t>Observaciones para validar con el equipo:</w:t>
-      </w:r>
-    </w:p>
-    <w:p>
-      <w:pPr>
-        <w:pStyle w:val="Prrafodelista"/>
-        <w:numPr>
-          <w:ilvl w:val="0"/>
-          <w:numId w:val="2"/>
-        </w:numPr>
-        <w:rPr>
-          <w:lang w:val="es-SV"/>
-        </w:rPr>
-      </w:pPr>
-      <w:proofErr w:type="spellStart"/>
-      <w:r>
-        <w:rPr>
-          <w:rStyle w:val="CodeChar"/>
-          <w:lang w:val="es-SV"/>
-        </w:rPr>
-        <w:t>Cancelada_Por_Timeout</w:t>
-      </w:r>
-      <w:proofErr w:type="spellEnd"/>
-      <w:r>
-        <w:rPr>
-          <w:lang w:val="es-SV"/>
-        </w:rPr>
-        <w:t xml:space="preserve"> reúne las dos cancelaciones automáticas (falta de pago y falta de reposición), porque ambas cierran el ciclo sin intervención del cliente.</w:t>
-      </w:r>
-    </w:p>
-    <w:p>
-      <w:pPr>
-        <w:pStyle w:val="Prrafodelista"/>
-        <w:numPr>
-          <w:ilvl w:val="0"/>
-          <w:numId w:val="2"/>
-        </w:numPr>
-        <w:rPr>
-          <w:lang w:val="es-SV"/>
-        </w:rPr>
-      </w:pPr>
-      <w:r>
-        <w:rPr>
-          <w:lang w:val="es-SV"/>
-        </w:rPr>
-        <w:t xml:space="preserve">Si </w:t>
-      </w:r>
-      <w:proofErr w:type="spellStart"/>
-      <w:r>
-        <w:rPr>
-          <w:rStyle w:val="CodeChar"/>
-          <w:lang w:val="es-SV"/>
-        </w:rPr>
-        <w:t>pagoConfirmado</w:t>
-      </w:r>
-      <w:proofErr w:type="spellEnd"/>
-      <w:r>
-        <w:rPr>
-          <w:lang w:val="es-SV"/>
-        </w:rPr>
-        <w:t xml:space="preserve"> llega después del </w:t>
-      </w:r>
-      <w:proofErr w:type="spellStart"/>
-      <w:r>
-        <w:rPr>
-          <w:lang w:val="es-SV"/>
-        </w:rPr>
-        <w:t>timeout</w:t>
-      </w:r>
-      <w:proofErr w:type="spellEnd"/>
-      <w:r>
-        <w:rPr>
-          <w:lang w:val="es-SV"/>
-        </w:rPr>
-        <w:t>, la orden cancelada lo descarta. El reembolso de ese cobro tardío queda fuera de esta máquina y conviene definirlo.</w:t>
-      </w:r>
-    </w:p>
+    <w:p/>
+    <w:p/>
     <w:p>
       <w:pPr>
         <w:pStyle w:val="Ttulo3"/>
@@ -6484,15 +6233,7 @@
         <w:t>Objeto representado:</w:t>
       </w:r>
       <w:r>
-        <w:t xml:space="preserve"> registro financiero individual con la pasarela bancaria (</w:t>
-      </w:r>
-      <w:proofErr w:type="spellStart"/>
-      <w:r>
-        <w:t>Stripe</w:t>
-      </w:r>
-      <w:proofErr w:type="spellEnd"/>
-      <w:r>
-        <w:t>, PayPal o banco emisor). Cubre el análisis antifraude, la autorización y la liquidación del pago.</w:t>
+        <w:t xml:space="preserve"> registro financiero individual con la pasarela bancaria (Stripe, PayPal o banco emisor). Cubre el análisis antifraude, la autorización y la liquidación del pago.</w:t>
       </w:r>
     </w:p>
     <w:p>
@@ -6501,7 +6242,6 @@
       </w:pPr>
       <w:bookmarkStart w:id="7" w:name="_Toc243237381"/>
       <w:r>
-        <w:lastRenderedPageBreak/>
         <w:t>Diagrama de estados</w:t>
       </w:r>
       <w:bookmarkEnd w:id="7"/>
@@ -6534,6 +6274,7 @@
         <w:rPr>
           <w:noProof/>
         </w:rPr>
+        <w:lastRenderedPageBreak/>
         <w:drawing>
           <wp:anchor distT="0" distB="0" distL="114300" distR="114300" simplePos="0" relativeHeight="251659264" behindDoc="0" locked="0" layoutInCell="1" allowOverlap="1" wp14:anchorId="0070DABB" wp14:editId="3E0590A0">
             <wp:simplePos x="0" y="0"/>
@@ -6803,7 +6544,6 @@
           </w:tcPr>
           <w:p>
             <w:proofErr w:type="spellStart"/>
-            <w:proofErr w:type="gramStart"/>
             <w:r>
               <w:rPr>
                 <w:rStyle w:val="CodeChar"/>
@@ -6815,14 +6555,7 @@
               <w:rPr>
                 <w:rStyle w:val="CodeChar"/>
               </w:rPr>
-              <w:t>(</w:t>
-            </w:r>
-            <w:proofErr w:type="gramEnd"/>
-            <w:r>
-              <w:rPr>
-                <w:rStyle w:val="CodeChar"/>
-              </w:rPr>
-              <w:t>)</w:t>
+              <w:t>()</w:t>
             </w:r>
           </w:p>
         </w:tc>
@@ -6972,7 +6705,6 @@
           </w:tcPr>
           <w:p>
             <w:proofErr w:type="spellStart"/>
-            <w:proofErr w:type="gramStart"/>
             <w:r>
               <w:rPr>
                 <w:rStyle w:val="CodeChar"/>
@@ -6984,14 +6716,7 @@
               <w:rPr>
                 <w:rStyle w:val="CodeChar"/>
               </w:rPr>
-              <w:t>(</w:t>
-            </w:r>
-            <w:proofErr w:type="gramEnd"/>
-            <w:r>
-              <w:rPr>
-                <w:rStyle w:val="CodeChar"/>
-              </w:rPr>
-              <w:t>)</w:t>
+              <w:t>()</w:t>
             </w:r>
           </w:p>
         </w:tc>
@@ -7308,7 +7033,6 @@
           </w:tcPr>
           <w:p>
             <w:proofErr w:type="spellStart"/>
-            <w:proofErr w:type="gramStart"/>
             <w:r>
               <w:rPr>
                 <w:rStyle w:val="CodeChar"/>
@@ -7320,14 +7044,7 @@
               <w:rPr>
                 <w:rStyle w:val="CodeChar"/>
               </w:rPr>
-              <w:t>(</w:t>
-            </w:r>
-            <w:proofErr w:type="gramEnd"/>
-            <w:r>
-              <w:rPr>
-                <w:rStyle w:val="CodeChar"/>
-              </w:rPr>
-              <w:t>)</w:t>
+              <w:t>()</w:t>
             </w:r>
           </w:p>
         </w:tc>
@@ -7373,7 +7090,6 @@
                 <w:rStyle w:val="CodeChar"/>
                 <w:lang w:val="es-SV"/>
               </w:rPr>
-              <w:lastRenderedPageBreak/>
               <w:t>Esperando_Respuesta_Pasarela</w:t>
             </w:r>
             <w:proofErr w:type="spellEnd"/>
@@ -7438,7 +7154,6 @@
           </w:tcPr>
           <w:p>
             <w:proofErr w:type="spellStart"/>
-            <w:proofErr w:type="gramStart"/>
             <w:r>
               <w:rPr>
                 <w:rStyle w:val="CodeChar"/>
@@ -7450,14 +7165,7 @@
               <w:rPr>
                 <w:rStyle w:val="CodeChar"/>
               </w:rPr>
-              <w:t>(</w:t>
-            </w:r>
-            <w:proofErr w:type="gramEnd"/>
-            <w:r>
-              <w:rPr>
-                <w:rStyle w:val="CodeChar"/>
-              </w:rPr>
-              <w:t>)</w:t>
+              <w:t>()</w:t>
             </w:r>
           </w:p>
         </w:tc>
@@ -7546,7 +7254,6 @@
           </w:tcPr>
           <w:p>
             <w:proofErr w:type="spellStart"/>
-            <w:proofErr w:type="gramStart"/>
             <w:r>
               <w:rPr>
                 <w:rStyle w:val="CodeChar"/>
@@ -7558,14 +7265,7 @@
               <w:rPr>
                 <w:rStyle w:val="CodeChar"/>
               </w:rPr>
-              <w:t>(</w:t>
-            </w:r>
-            <w:proofErr w:type="gramEnd"/>
-            <w:r>
-              <w:rPr>
-                <w:rStyle w:val="CodeChar"/>
-              </w:rPr>
-              <w:t>)</w:t>
+              <w:t>()</w:t>
             </w:r>
           </w:p>
         </w:tc>
@@ -7793,7 +7493,6 @@
           </w:tcPr>
           <w:p>
             <w:proofErr w:type="spellStart"/>
-            <w:proofErr w:type="gramStart"/>
             <w:r>
               <w:rPr>
                 <w:rStyle w:val="CodeChar"/>
@@ -7805,14 +7504,7 @@
               <w:rPr>
                 <w:rStyle w:val="CodeChar"/>
               </w:rPr>
-              <w:t>(</w:t>
-            </w:r>
-            <w:proofErr w:type="gramEnd"/>
-            <w:r>
-              <w:rPr>
-                <w:rStyle w:val="CodeChar"/>
-              </w:rPr>
-              <w:t>)</w:t>
+              <w:t>()</w:t>
             </w:r>
           </w:p>
         </w:tc>
@@ -7853,7 +7545,6 @@
           </w:tcPr>
           <w:p>
             <w:r>
-              <w:lastRenderedPageBreak/>
               <w:t>Decisión C2</w:t>
             </w:r>
           </w:p>
@@ -7978,7 +7669,6 @@
           </w:tcPr>
           <w:p>
             <w:proofErr w:type="spellStart"/>
-            <w:proofErr w:type="gramStart"/>
             <w:r>
               <w:rPr>
                 <w:rStyle w:val="CodeChar"/>
@@ -7990,14 +7680,7 @@
               <w:rPr>
                 <w:rStyle w:val="CodeChar"/>
               </w:rPr>
-              <w:t>(</w:t>
-            </w:r>
-            <w:proofErr w:type="gramEnd"/>
-            <w:r>
-              <w:rPr>
-                <w:rStyle w:val="CodeChar"/>
-              </w:rPr>
-              <w:t>)</w:t>
+              <w:t>()</w:t>
             </w:r>
           </w:p>
         </w:tc>
@@ -8144,7 +7827,6 @@
         <w:t xml:space="preserve">do / </w:t>
       </w:r>
       <w:proofErr w:type="spellStart"/>
-      <w:proofErr w:type="gramStart"/>
       <w:r>
         <w:rPr>
           <w:rStyle w:val="CodeChar"/>
@@ -8158,15 +7840,7 @@
           <w:rStyle w:val="CodeChar"/>
           <w:lang w:val="es-SV"/>
         </w:rPr>
-        <w:t>(</w:t>
-      </w:r>
-      <w:proofErr w:type="gramEnd"/>
-      <w:r>
-        <w:rPr>
-          <w:rStyle w:val="CodeChar"/>
-          <w:lang w:val="es-SV"/>
-        </w:rPr>
-        <w:t>)</w:t>
+        <w:t>()</w:t>
       </w:r>
       <w:r>
         <w:t xml:space="preserve">, </w:t>
@@ -8689,161 +8363,28 @@
       </w:tr>
     </w:tbl>
     <w:p>
-      <w:r>
+      <w:pPr>
         <w:rPr>
           <w:b/>
         </w:rPr>
-        <w:t>Observaciones para validar con el equipo:</w:t>
-      </w:r>
+      </w:pPr>
     </w:p>
     <w:p>
       <w:pPr>
-        <w:pStyle w:val="Prrafodelista"/>
-        <w:numPr>
-          <w:ilvl w:val="0"/>
-          <w:numId w:val="2"/>
-        </w:numPr>
-        <w:rPr>
-          <w:lang w:val="es-SV"/>
+        <w:rPr>
+          <w:b/>
         </w:rPr>
       </w:pPr>
-      <w:r>
-        <w:rPr>
-          <w:lang w:val="es-SV"/>
-        </w:rPr>
-        <w:t xml:space="preserve">El contador </w:t>
-      </w:r>
-      <w:r>
-        <w:rPr>
-          <w:rStyle w:val="CodeChar"/>
-          <w:lang w:val="es-SV"/>
-        </w:rPr>
-        <w:t>reintentos</w:t>
-      </w:r>
-      <w:r>
-        <w:rPr>
-          <w:lang w:val="es-SV"/>
-        </w:rPr>
-        <w:t xml:space="preserve"> parte en 1 en el primer intento, de modo que </w:t>
-      </w:r>
-      <w:r>
-        <w:rPr>
-          <w:rStyle w:val="CodeChar"/>
-          <w:lang w:val="es-SV"/>
-        </w:rPr>
-        <w:t>[reintentos &lt; 3]</w:t>
-      </w:r>
-      <w:r>
-        <w:rPr>
-          <w:lang w:val="es-SV"/>
-        </w:rPr>
-        <w:t xml:space="preserve"> permite exactamente 3 intentos de pago en total.</w:t>
-      </w:r>
     </w:p>
     <w:p>
       <w:pPr>
-        <w:pStyle w:val="Prrafodelista"/>
-        <w:numPr>
-          <w:ilvl w:val="0"/>
-          <w:numId w:val="2"/>
-        </w:numPr>
+        <w:rPr>
+          <w:b/>
+        </w:rPr>
       </w:pPr>
-      <w:r>
-        <w:rPr>
-          <w:lang w:val="es-SV"/>
-        </w:rPr>
-        <w:t xml:space="preserve">El enunciado no fija un tiempo máximo para el desafío 3D </w:t>
-      </w:r>
-      <w:proofErr w:type="spellStart"/>
-      <w:r>
-        <w:rPr>
-          <w:lang w:val="es-SV"/>
-        </w:rPr>
-        <w:t>Secure</w:t>
-      </w:r>
-      <w:proofErr w:type="spellEnd"/>
-      <w:r>
-        <w:rPr>
-          <w:lang w:val="es-SV"/>
-        </w:rPr>
-        <w:t xml:space="preserve">: si el usuario nunca ingresa el código, la transacción queda en En_Desafio_3D_Secure. </w:t>
-      </w:r>
-      <w:proofErr w:type="spellStart"/>
-      <w:r>
-        <w:t>Conviene</w:t>
-      </w:r>
-      <w:proofErr w:type="spellEnd"/>
-      <w:r>
-        <w:t xml:space="preserve"> </w:t>
-      </w:r>
-      <w:proofErr w:type="spellStart"/>
-      <w:r>
-        <w:t>decidir</w:t>
-      </w:r>
-      <w:proofErr w:type="spellEnd"/>
-      <w:r>
-        <w:t xml:space="preserve"> </w:t>
-      </w:r>
-      <w:proofErr w:type="spellStart"/>
-      <w:r>
-        <w:t>si</w:t>
-      </w:r>
-      <w:proofErr w:type="spellEnd"/>
-      <w:r>
-        <w:t xml:space="preserve"> se </w:t>
-      </w:r>
-      <w:proofErr w:type="spellStart"/>
-      <w:r>
-        <w:t>agrega</w:t>
-      </w:r>
-      <w:proofErr w:type="spellEnd"/>
-      <w:r>
-        <w:t xml:space="preserve"> un </w:t>
-      </w:r>
-      <w:proofErr w:type="spellStart"/>
-      <w:r>
-        <w:t>evento</w:t>
-      </w:r>
-      <w:proofErr w:type="spellEnd"/>
-      <w:r>
-        <w:t xml:space="preserve"> temporal </w:t>
-      </w:r>
-      <w:r>
-        <w:rPr>
-          <w:rStyle w:val="CodeChar"/>
-        </w:rPr>
-        <w:t>after(...)</w:t>
-      </w:r>
-      <w:r>
-        <w:t>.</w:t>
-      </w:r>
     </w:p>
-    <w:p>
-      <w:pPr>
-        <w:pStyle w:val="Prrafodelista"/>
-        <w:numPr>
-          <w:ilvl w:val="0"/>
-          <w:numId w:val="2"/>
-        </w:numPr>
-        <w:rPr>
-          <w:lang w:val="es-SV"/>
-        </w:rPr>
-      </w:pPr>
-      <w:proofErr w:type="spellStart"/>
-      <w:r>
-        <w:rPr>
-          <w:lang w:val="es-SV"/>
-        </w:rPr>
-        <w:t>Rechazada_Por_Riesgo</w:t>
-      </w:r>
-      <w:proofErr w:type="spellEnd"/>
-      <w:r>
-        <w:rPr>
-          <w:lang w:val="es-SV"/>
-        </w:rPr>
-        <w:t xml:space="preserve"> es final: un pago rechazado por riesgo no se reintenta sobre el mismo registro.</w:t>
-      </w:r>
-    </w:p>
+    <w:p/>
+    <w:p/>
     <w:p>
       <w:pPr>
         <w:pStyle w:val="Ttulo3"/>
@@ -8871,12 +8412,10 @@
         <w:t xml:space="preserve"> bulto físico etiquetado con código de barras o QR. Modela la cadena de custodia y el tracking logístico desde el </w:t>
       </w:r>
       <w:proofErr w:type="spellStart"/>
-      <w:proofErr w:type="gramStart"/>
       <w:r>
         <w:t>hub</w:t>
       </w:r>
       <w:proofErr w:type="spellEnd"/>
-      <w:proofErr w:type="gramEnd"/>
       <w:r>
         <w:t xml:space="preserve"> de origen hasta el destino.</w:t>
       </w:r>
@@ -8916,29 +8455,53 @@
     </w:p>
     <w:p>
       <w:pPr>
-        <w:pStyle w:val="Cita"/>
+        <w:jc w:val="center"/>
       </w:pPr>
       <w:r>
         <w:rPr>
-          <w:lang w:val="es-SV"/>
-        </w:rPr>
-        <w:t xml:space="preserve">[Insertar aquí la captura PNG de alta resolución del diagrama. </w:t>
-      </w:r>
-      <w:proofErr w:type="spellStart"/>
-      <w:r>
-        <w:t>En</w:t>
-      </w:r>
-      <w:proofErr w:type="spellEnd"/>
-      <w:r>
-        <w:t xml:space="preserve"> </w:t>
-      </w:r>
-      <w:proofErr w:type="spellStart"/>
-      <w:r>
-        <w:t>StarUML</w:t>
-      </w:r>
-      <w:proofErr w:type="spellEnd"/>
-      <w:r>
-        <w:t>: File → Export Diagram As → PNG.]</w:t>
+          <w:noProof/>
+        </w:rPr>
+        <w:drawing>
+          <wp:inline distT="0" distB="0" distL="0" distR="0" wp14:anchorId="25D77527" wp14:editId="5034F42B">
+            <wp:extent cx="4875449" cy="6492875"/>
+            <wp:effectExtent l="0" t="0" r="1905" b="3175"/>
+            <wp:docPr id="230672781" name="Imagen 2"/>
+            <wp:cNvGraphicFramePr>
+              <a:graphicFrameLocks xmlns:a="http://schemas.openxmlformats.org/drawingml/2006/main" noChangeAspect="1"/>
+            </wp:cNvGraphicFramePr>
+            <a:graphic xmlns:a="http://schemas.openxmlformats.org/drawingml/2006/main">
+              <a:graphicData uri="http://schemas.openxmlformats.org/drawingml/2006/picture">
+                <pic:pic xmlns:pic="http://schemas.openxmlformats.org/drawingml/2006/picture">
+                  <pic:nvPicPr>
+                    <pic:cNvPr id="230672781" name="Imagen 230672781"/>
+                    <pic:cNvPicPr/>
+                  </pic:nvPicPr>
+                  <pic:blipFill>
+                    <a:blip r:embed="rId10">
+                      <a:extLst>
+                        <a:ext uri="{28A0092B-C50C-407E-A947-70E740481C1C}">
+                          <a14:useLocalDpi xmlns:a14="http://schemas.microsoft.com/office/drawing/2010/main" val="0"/>
+                        </a:ext>
+                      </a:extLst>
+                    </a:blip>
+                    <a:stretch>
+                      <a:fillRect/>
+                    </a:stretch>
+                  </pic:blipFill>
+                  <pic:spPr>
+                    <a:xfrm>
+                      <a:off x="0" y="0"/>
+                      <a:ext cx="4881830" cy="6501373"/>
+                    </a:xfrm>
+                    <a:prstGeom prst="rect">
+                      <a:avLst/>
+                    </a:prstGeom>
+                  </pic:spPr>
+                </pic:pic>
+              </a:graphicData>
+            </a:graphic>
+          </wp:inline>
+        </w:drawing>
       </w:r>
     </w:p>
     <w:p>
@@ -8947,6 +8510,7 @@
       </w:pPr>
       <w:bookmarkStart w:id="12" w:name="_Toc243237386"/>
       <w:r>
+        <w:lastRenderedPageBreak/>
         <w:t>Matriz de transición de estados</w:t>
       </w:r>
       <w:bookmarkEnd w:id="12"/>
@@ -9152,7 +8716,6 @@
           </w:tcPr>
           <w:p>
             <w:proofErr w:type="spellStart"/>
-            <w:proofErr w:type="gramStart"/>
             <w:r>
               <w:rPr>
                 <w:rStyle w:val="CodeChar"/>
@@ -9164,14 +8727,7 @@
               <w:rPr>
                 <w:rStyle w:val="CodeChar"/>
               </w:rPr>
-              <w:t>(</w:t>
-            </w:r>
-            <w:proofErr w:type="gramEnd"/>
-            <w:r>
-              <w:rPr>
-                <w:rStyle w:val="CodeChar"/>
-              </w:rPr>
-              <w:t>)</w:t>
+              <w:t>()</w:t>
             </w:r>
           </w:p>
         </w:tc>
@@ -9325,7 +8881,6 @@
           </w:tcPr>
           <w:p>
             <w:proofErr w:type="spellStart"/>
-            <w:proofErr w:type="gramStart"/>
             <w:r>
               <w:rPr>
                 <w:rStyle w:val="CodeChar"/>
@@ -9337,14 +8892,7 @@
               <w:rPr>
                 <w:rStyle w:val="CodeChar"/>
               </w:rPr>
-              <w:t>(</w:t>
-            </w:r>
-            <w:proofErr w:type="gramEnd"/>
-            <w:r>
-              <w:rPr>
-                <w:rStyle w:val="CodeChar"/>
-              </w:rPr>
-              <w:t>)</w:t>
+              <w:t>()</w:t>
             </w:r>
           </w:p>
         </w:tc>
@@ -9369,11 +8917,7 @@
           </w:tcPr>
           <w:p>
             <w:r>
-              <w:t xml:space="preserve">La clasificación termina con la carga al </w:t>
-            </w:r>
-            <w:r>
-              <w:lastRenderedPageBreak/>
-              <w:t>camión nodriza.</w:t>
+              <w:t>La clasificación termina con la carga al camión nodriza.</w:t>
             </w:r>
           </w:p>
         </w:tc>
@@ -9389,7 +8933,6 @@
               <w:rPr>
                 <w:rStyle w:val="CodeChar"/>
               </w:rPr>
-              <w:lastRenderedPageBreak/>
               <w:t>En_Transito_Inter_Hub</w:t>
             </w:r>
             <w:proofErr w:type="spellEnd"/>
@@ -9426,7 +8969,6 @@
           </w:tcPr>
           <w:p>
             <w:proofErr w:type="spellStart"/>
-            <w:proofErr w:type="gramStart"/>
             <w:r>
               <w:rPr>
                 <w:rStyle w:val="CodeChar"/>
@@ -9438,14 +8980,7 @@
               <w:rPr>
                 <w:rStyle w:val="CodeChar"/>
               </w:rPr>
-              <w:t>(</w:t>
-            </w:r>
-            <w:proofErr w:type="gramEnd"/>
-            <w:r>
-              <w:rPr>
-                <w:rStyle w:val="CodeChar"/>
-              </w:rPr>
-              <w:t>)</w:t>
+              <w:t>()</w:t>
             </w:r>
           </w:p>
         </w:tc>
@@ -9522,7 +9057,6 @@
           </w:tcPr>
           <w:p>
             <w:proofErr w:type="spellStart"/>
-            <w:proofErr w:type="gramStart"/>
             <w:r>
               <w:rPr>
                 <w:rStyle w:val="CodeChar"/>
@@ -9534,14 +9068,7 @@
               <w:rPr>
                 <w:rStyle w:val="CodeChar"/>
               </w:rPr>
-              <w:t>(</w:t>
-            </w:r>
-            <w:proofErr w:type="gramEnd"/>
-            <w:r>
-              <w:rPr>
-                <w:rStyle w:val="CodeChar"/>
-              </w:rPr>
-              <w:t>)</w:t>
+              <w:t>()</w:t>
             </w:r>
           </w:p>
         </w:tc>
@@ -9567,7 +9094,11 @@
           </w:tcPr>
           <w:p>
             <w:r>
-              <w:t>Se vincula el bulto con un vehículo y una ruta de entrega.</w:t>
+              <w:t xml:space="preserve">Se vincula el bulto con un vehículo y una </w:t>
+            </w:r>
+            <w:r>
+              <w:lastRenderedPageBreak/>
+              <w:t>ruta de entrega.</w:t>
             </w:r>
           </w:p>
         </w:tc>
@@ -9620,7 +9151,6 @@
           </w:tcPr>
           <w:p>
             <w:proofErr w:type="spellStart"/>
-            <w:proofErr w:type="gramStart"/>
             <w:r>
               <w:rPr>
                 <w:rStyle w:val="CodeChar"/>
@@ -9632,14 +9162,7 @@
               <w:rPr>
                 <w:rStyle w:val="CodeChar"/>
               </w:rPr>
-              <w:t>(</w:t>
-            </w:r>
-            <w:proofErr w:type="gramEnd"/>
-            <w:r>
-              <w:rPr>
-                <w:rStyle w:val="CodeChar"/>
-              </w:rPr>
-              <w:t>)</w:t>
+              <w:t>()</w:t>
             </w:r>
           </w:p>
         </w:tc>
@@ -9716,7 +9239,6 @@
           </w:tcPr>
           <w:p>
             <w:proofErr w:type="spellStart"/>
-            <w:proofErr w:type="gramStart"/>
             <w:r>
               <w:rPr>
                 <w:rStyle w:val="CodeChar"/>
@@ -9728,14 +9250,7 @@
               <w:rPr>
                 <w:rStyle w:val="CodeChar"/>
               </w:rPr>
-              <w:t>(</w:t>
-            </w:r>
-            <w:proofErr w:type="gramEnd"/>
-            <w:r>
-              <w:rPr>
-                <w:rStyle w:val="CodeChar"/>
-              </w:rPr>
-              <w:t>)</w:t>
+              <w:t>()</w:t>
             </w:r>
           </w:p>
         </w:tc>
@@ -9812,7 +9327,6 @@
           </w:tcPr>
           <w:p>
             <w:proofErr w:type="spellStart"/>
-            <w:proofErr w:type="gramStart"/>
             <w:r>
               <w:rPr>
                 <w:rStyle w:val="CodeChar"/>
@@ -9824,14 +9338,7 @@
               <w:rPr>
                 <w:rStyle w:val="CodeChar"/>
               </w:rPr>
-              <w:t>(</w:t>
-            </w:r>
-            <w:proofErr w:type="gramEnd"/>
-            <w:r>
-              <w:rPr>
-                <w:rStyle w:val="CodeChar"/>
-              </w:rPr>
-              <w:t>)</w:t>
+              <w:t>()</w:t>
             </w:r>
           </w:p>
         </w:tc>
@@ -9872,7 +9379,6 @@
               <w:rPr>
                 <w:rStyle w:val="CodeChar"/>
               </w:rPr>
-              <w:lastRenderedPageBreak/>
               <w:t>Entrega_Fallida_Ausente</w:t>
             </w:r>
             <w:proofErr w:type="spellEnd"/>
@@ -9988,7 +9494,6 @@
           </w:tcPr>
           <w:p>
             <w:proofErr w:type="spellStart"/>
-            <w:proofErr w:type="gramStart"/>
             <w:r>
               <w:rPr>
                 <w:rStyle w:val="CodeChar"/>
@@ -10000,14 +9505,7 @@
               <w:rPr>
                 <w:rStyle w:val="CodeChar"/>
               </w:rPr>
-              <w:t>(</w:t>
-            </w:r>
-            <w:proofErr w:type="gramEnd"/>
-            <w:r>
-              <w:rPr>
-                <w:rStyle w:val="CodeChar"/>
-              </w:rPr>
-              <w:t>)</w:t>
+              <w:t>()</w:t>
             </w:r>
           </w:p>
         </w:tc>
@@ -10045,6 +9543,7 @@
           </w:tcPr>
           <w:p>
             <w:r>
+              <w:lastRenderedPageBreak/>
               <w:t>Decisión C1</w:t>
             </w:r>
           </w:p>
@@ -10092,7 +9591,6 @@
           </w:tcPr>
           <w:p>
             <w:proofErr w:type="spellStart"/>
-            <w:proofErr w:type="gramStart"/>
             <w:r>
               <w:rPr>
                 <w:rStyle w:val="CodeChar"/>
@@ -10104,14 +9602,7 @@
               <w:rPr>
                 <w:rStyle w:val="CodeChar"/>
               </w:rPr>
-              <w:t>(</w:t>
-            </w:r>
-            <w:proofErr w:type="gramEnd"/>
-            <w:r>
-              <w:rPr>
-                <w:rStyle w:val="CodeChar"/>
-              </w:rPr>
-              <w:t>)</w:t>
+              <w:t>()</w:t>
             </w:r>
           </w:p>
         </w:tc>
@@ -10153,27 +9644,18 @@
                 <w:rStyle w:val="CodeChar"/>
                 <w:lang w:val="es-SV"/>
               </w:rPr>
-              <w:t>En_Transito_Inter_</w:t>
-            </w:r>
-            <w:proofErr w:type="gramStart"/>
+              <w:t>En_Transito_Inter_Hub</w:t>
+            </w:r>
+            <w:proofErr w:type="spellEnd"/>
+            <w:r>
+              <w:t xml:space="preserve">, </w:t>
+            </w:r>
+            <w:proofErr w:type="spellStart"/>
             <w:r>
               <w:rPr>
                 <w:rStyle w:val="CodeChar"/>
                 <w:lang w:val="es-SV"/>
               </w:rPr>
-              <w:t>Hub</w:t>
-            </w:r>
-            <w:proofErr w:type="spellEnd"/>
-            <w:proofErr w:type="gramEnd"/>
-            <w:r>
-              <w:t xml:space="preserve">, </w:t>
-            </w:r>
-            <w:proofErr w:type="spellStart"/>
-            <w:r>
-              <w:rPr>
-                <w:rStyle w:val="CodeChar"/>
-                <w:lang w:val="es-SV"/>
-              </w:rPr>
               <w:t>En_Camino_A_Entrega</w:t>
             </w:r>
             <w:proofErr w:type="spellEnd"/>
@@ -10227,7 +9709,6 @@
           </w:tcPr>
           <w:p>
             <w:proofErr w:type="spellStart"/>
-            <w:proofErr w:type="gramStart"/>
             <w:r>
               <w:rPr>
                 <w:rStyle w:val="CodeChar"/>
@@ -10239,14 +9720,7 @@
               <w:rPr>
                 <w:rStyle w:val="CodeChar"/>
               </w:rPr>
-              <w:t>(</w:t>
-            </w:r>
-            <w:proofErr w:type="gramEnd"/>
-            <w:r>
-              <w:rPr>
-                <w:rStyle w:val="CodeChar"/>
-              </w:rPr>
-              <w:t>)</w:t>
+              <w:t>()</w:t>
             </w:r>
           </w:p>
         </w:tc>
@@ -10288,27 +9762,18 @@
                 <w:rStyle w:val="CodeChar"/>
                 <w:lang w:val="es-SV"/>
               </w:rPr>
-              <w:t>En_Transito_Inter_</w:t>
-            </w:r>
-            <w:proofErr w:type="gramStart"/>
+              <w:t>En_Transito_Inter_Hub</w:t>
+            </w:r>
+            <w:proofErr w:type="spellEnd"/>
+            <w:r>
+              <w:t xml:space="preserve">, </w:t>
+            </w:r>
+            <w:proofErr w:type="spellStart"/>
             <w:r>
               <w:rPr>
                 <w:rStyle w:val="CodeChar"/>
                 <w:lang w:val="es-SV"/>
               </w:rPr>
-              <w:t>Hub</w:t>
-            </w:r>
-            <w:proofErr w:type="spellEnd"/>
-            <w:proofErr w:type="gramEnd"/>
-            <w:r>
-              <w:t xml:space="preserve">, </w:t>
-            </w:r>
-            <w:proofErr w:type="spellStart"/>
-            <w:r>
-              <w:rPr>
-                <w:rStyle w:val="CodeChar"/>
-                <w:lang w:val="es-SV"/>
-              </w:rPr>
               <w:t>En_Camino_A_Entrega</w:t>
             </w:r>
             <w:proofErr w:type="spellEnd"/>
@@ -10345,7 +9810,6 @@
           </w:tcPr>
           <w:p>
             <w:proofErr w:type="spellStart"/>
-            <w:proofErr w:type="gramStart"/>
             <w:r>
               <w:rPr>
                 <w:rStyle w:val="CodeChar"/>
@@ -10357,14 +9821,7 @@
               <w:rPr>
                 <w:rStyle w:val="CodeChar"/>
               </w:rPr>
-              <w:t>(</w:t>
-            </w:r>
-            <w:proofErr w:type="gramEnd"/>
-            <w:r>
-              <w:rPr>
-                <w:rStyle w:val="CodeChar"/>
-              </w:rPr>
-              <w:t>)</w:t>
+              <w:t>()</w:t>
             </w:r>
           </w:p>
         </w:tc>
@@ -10406,42 +9863,49 @@
                 <w:rStyle w:val="CodeChar"/>
                 <w:lang w:val="es-SV"/>
               </w:rPr>
+              <w:t>Entregado_Exitosamente</w:t>
+            </w:r>
+            <w:proofErr w:type="spellEnd"/>
+            <w:r>
+              <w:t xml:space="preserve">, </w:t>
+            </w:r>
+            <w:proofErr w:type="spellStart"/>
+            <w:r>
+              <w:rPr>
+                <w:rStyle w:val="CodeChar"/>
+                <w:lang w:val="es-SV"/>
+              </w:rPr>
+              <w:t>Retornado_A_Centro_Distribucion</w:t>
+            </w:r>
+            <w:proofErr w:type="spellEnd"/>
+            <w:r>
+              <w:t xml:space="preserve">, </w:t>
+            </w:r>
+            <w:proofErr w:type="spellStart"/>
+            <w:r>
+              <w:rPr>
+                <w:rStyle w:val="CodeChar"/>
+                <w:lang w:val="es-SV"/>
+              </w:rPr>
+              <w:t>Siniestrado_En_Inves</w:t>
+            </w:r>
+            <w:r>
+              <w:rPr>
+                <w:rStyle w:val="CodeChar"/>
+                <w:lang w:val="es-SV"/>
+              </w:rPr>
               <w:lastRenderedPageBreak/>
-              <w:t>Entregado_Exitosamente</w:t>
+              <w:t>tigacion</w:t>
             </w:r>
             <w:proofErr w:type="spellEnd"/>
             <w:r>
               <w:t xml:space="preserve">, </w:t>
             </w:r>
-            <w:proofErr w:type="spellStart"/>
             <w:r>
               <w:rPr>
                 <w:rStyle w:val="CodeChar"/>
                 <w:lang w:val="es-SV"/>
               </w:rPr>
-              <w:t>Retornado_A_Centro_Distribucion</w:t>
-            </w:r>
-            <w:proofErr w:type="spellEnd"/>
-            <w:r>
-              <w:t xml:space="preserve">, </w:t>
-            </w:r>
-            <w:proofErr w:type="spellStart"/>
-            <w:r>
-              <w:rPr>
-                <w:rStyle w:val="CodeChar"/>
-                <w:lang w:val="es-SV"/>
-              </w:rPr>
-              <w:t>Siniestrado_En_Investigacion</w:t>
-            </w:r>
-            <w:proofErr w:type="spellEnd"/>
-            <w:r>
-              <w:t xml:space="preserve">, </w:t>
-            </w:r>
-            <w:r>
-              <w:rPr>
-                <w:rStyle w:val="CodeChar"/>
-                <w:lang w:val="es-SV"/>
-              </w:rPr>
               <w:t>Extraviado</w:t>
             </w:r>
           </w:p>
@@ -10452,6 +9916,7 @@
           </w:tcPr>
           <w:p>
             <w:r>
+              <w:lastRenderedPageBreak/>
               <w:t>—</w:t>
             </w:r>
           </w:p>
@@ -10656,7 +10121,6 @@
           </w:tcPr>
           <w:p>
             <w:r>
-              <w:lastRenderedPageBreak/>
               <w:t>Reintentos</w:t>
             </w:r>
           </w:p>
@@ -10666,7 +10130,6 @@
             <w:tcW w:w="6050" w:type="dxa"/>
           </w:tcPr>
           <w:p>
-            <w:proofErr w:type="spellStart"/>
             <w:r>
               <w:rPr>
                 <w:rStyle w:val="CodeChar"/>
@@ -10674,7 +10137,6 @@
               </w:rPr>
               <w:t>Entrega_Fallida_Ausente</w:t>
             </w:r>
-            <w:proofErr w:type="spellEnd"/>
             <w:r>
               <w:t xml:space="preserve"> cuenta los intentos y la decisión C1 permite reprogramar hasta el tercero; luego el paquete vuelve al centro de distribución.</w:t>
             </w:r>
@@ -10682,29 +10144,8 @@
         </w:tc>
       </w:tr>
     </w:tbl>
-    <w:p>
-      <w:r>
-        <w:rPr>
-          <w:b/>
-        </w:rPr>
-        <w:t>Observación para validar:</w:t>
-      </w:r>
-      <w:r>
-        <w:t xml:space="preserve"> el enunciado no indica qué ocurre después de </w:t>
-      </w:r>
-      <w:proofErr w:type="spellStart"/>
-      <w:r>
-        <w:rPr>
-          <w:rStyle w:val="CodeChar"/>
-          <w:lang w:val="es-SV"/>
-        </w:rPr>
-        <w:t>Retornado_A_Centro_Distribucion</w:t>
-      </w:r>
-      <w:proofErr w:type="spellEnd"/>
-      <w:r>
-        <w:t>; aquí se trata como final de este ciclo y se asume que la logística inversa sigue en otro proceso.</w:t>
-      </w:r>
-    </w:p>
+    <w:p/>
+    <w:p/>
     <w:p>
       <w:pPr>
         <w:pStyle w:val="Ttulo3"/>
@@ -10765,30 +10206,52 @@
       </w:r>
     </w:p>
     <w:p>
-      <w:pPr>
-        <w:pStyle w:val="Cita"/>
-      </w:pPr>
-      <w:r>
-        <w:rPr>
-          <w:lang w:val="es-SV"/>
-        </w:rPr>
-        <w:t xml:space="preserve">[Insertar aquí la captura PNG de alta resolución del diagrama. </w:t>
-      </w:r>
-      <w:proofErr w:type="spellStart"/>
-      <w:r>
-        <w:t>En</w:t>
-      </w:r>
-      <w:proofErr w:type="spellEnd"/>
-      <w:r>
-        <w:t xml:space="preserve"> </w:t>
-      </w:r>
-      <w:proofErr w:type="spellStart"/>
-      <w:r>
-        <w:t>StarUML</w:t>
-      </w:r>
-      <w:proofErr w:type="spellEnd"/>
-      <w:r>
-        <w:t>: File → Export Diagram As → PNG.]</w:t>
+      <w:r>
+        <w:rPr>
+          <w:noProof/>
+        </w:rPr>
+        <w:lastRenderedPageBreak/>
+        <w:drawing>
+          <wp:inline distT="0" distB="0" distL="0" distR="0" wp14:anchorId="66948E47" wp14:editId="0A8FDAB5">
+            <wp:extent cx="5612130" cy="5680075"/>
+            <wp:effectExtent l="0" t="0" r="7620" b="0"/>
+            <wp:docPr id="304847100" name="Imagen 3"/>
+            <wp:cNvGraphicFramePr>
+              <a:graphicFrameLocks xmlns:a="http://schemas.openxmlformats.org/drawingml/2006/main" noChangeAspect="1"/>
+            </wp:cNvGraphicFramePr>
+            <a:graphic xmlns:a="http://schemas.openxmlformats.org/drawingml/2006/main">
+              <a:graphicData uri="http://schemas.openxmlformats.org/drawingml/2006/picture">
+                <pic:pic xmlns:pic="http://schemas.openxmlformats.org/drawingml/2006/picture">
+                  <pic:nvPicPr>
+                    <pic:cNvPr id="304847100" name="Imagen 304847100"/>
+                    <pic:cNvPicPr/>
+                  </pic:nvPicPr>
+                  <pic:blipFill>
+                    <a:blip r:embed="rId11">
+                      <a:extLst>
+                        <a:ext uri="{28A0092B-C50C-407E-A947-70E740481C1C}">
+                          <a14:useLocalDpi xmlns:a14="http://schemas.microsoft.com/office/drawing/2010/main" val="0"/>
+                        </a:ext>
+                      </a:extLst>
+                    </a:blip>
+                    <a:stretch>
+                      <a:fillRect/>
+                    </a:stretch>
+                  </pic:blipFill>
+                  <pic:spPr>
+                    <a:xfrm>
+                      <a:off x="0" y="0"/>
+                      <a:ext cx="5612130" cy="5680075"/>
+                    </a:xfrm>
+                    <a:prstGeom prst="rect">
+                      <a:avLst/>
+                    </a:prstGeom>
+                  </pic:spPr>
+                </pic:pic>
+              </a:graphicData>
+            </a:graphic>
+          </wp:inline>
+        </w:drawing>
       </w:r>
     </w:p>
     <w:p>
@@ -10950,7 +10413,11 @@
           </w:tcPr>
           <w:p>
             <w:r>
-              <w:t>El vehículo pasa la noche fuera de servicio.</w:t>
+              <w:t xml:space="preserve">El vehículo pasa la </w:t>
+            </w:r>
+            <w:r>
+              <w:lastRenderedPageBreak/>
+              <w:t>noche fuera de servicio.</w:t>
             </w:r>
           </w:p>
         </w:tc>
@@ -11033,7 +10500,6 @@
           </w:tcPr>
           <w:p>
             <w:proofErr w:type="spellStart"/>
-            <w:proofErr w:type="gramStart"/>
             <w:r>
               <w:rPr>
                 <w:rStyle w:val="CodeChar"/>
@@ -11045,14 +10511,7 @@
               <w:rPr>
                 <w:rStyle w:val="CodeChar"/>
               </w:rPr>
-              <w:t>(</w:t>
-            </w:r>
-            <w:proofErr w:type="gramEnd"/>
-            <w:r>
-              <w:rPr>
-                <w:rStyle w:val="CodeChar"/>
-              </w:rPr>
-              <w:t>)</w:t>
+              <w:t>()</w:t>
             </w:r>
           </w:p>
         </w:tc>
@@ -11077,11 +10536,7 @@
           </w:tcPr>
           <w:p>
             <w:r>
-              <w:t xml:space="preserve">Solo una unidad inspeccionada y con mantenimiento al día </w:t>
-            </w:r>
-            <w:r>
-              <w:lastRenderedPageBreak/>
-              <w:t>sale a operar.</w:t>
+              <w:t>Solo una unidad inspeccionada y con mantenimiento al día sale a operar.</w:t>
             </w:r>
           </w:p>
         </w:tc>
@@ -11097,7 +10552,6 @@
               <w:rPr>
                 <w:rStyle w:val="CodeChar"/>
               </w:rPr>
-              <w:lastRenderedPageBreak/>
               <w:t>Estacionado_Fuera_De_Servicio</w:t>
             </w:r>
             <w:proofErr w:type="spellEnd"/>
@@ -11123,7 +10577,6 @@
             <w:tcW w:w="1560" w:type="dxa"/>
           </w:tcPr>
           <w:p>
-            <w:proofErr w:type="gramStart"/>
             <w:r>
               <w:rPr>
                 <w:rStyle w:val="CodeChar"/>
@@ -11138,7 +10591,6 @@
               <w:t>mantenimientoAlDia</w:t>
             </w:r>
             <w:proofErr w:type="spellEnd"/>
-            <w:proofErr w:type="gramEnd"/>
             <w:r>
               <w:rPr>
                 <w:rStyle w:val="CodeChar"/>
@@ -11153,7 +10605,6 @@
           </w:tcPr>
           <w:p>
             <w:proofErr w:type="spellStart"/>
-            <w:proofErr w:type="gramStart"/>
             <w:r>
               <w:rPr>
                 <w:rStyle w:val="CodeChar"/>
@@ -11165,14 +10616,7 @@
               <w:rPr>
                 <w:rStyle w:val="CodeChar"/>
               </w:rPr>
-              <w:t>(</w:t>
-            </w:r>
-            <w:proofErr w:type="gramEnd"/>
-            <w:r>
-              <w:rPr>
-                <w:rStyle w:val="CodeChar"/>
-              </w:rPr>
-              <w:t>)</w:t>
+              <w:t>()</w:t>
             </w:r>
           </w:p>
         </w:tc>
@@ -11249,7 +10693,6 @@
           </w:tcPr>
           <w:p>
             <w:proofErr w:type="spellStart"/>
-            <w:proofErr w:type="gramStart"/>
             <w:r>
               <w:rPr>
                 <w:rStyle w:val="CodeChar"/>
@@ -11261,14 +10704,7 @@
               <w:rPr>
                 <w:rStyle w:val="CodeChar"/>
               </w:rPr>
-              <w:t>(</w:t>
-            </w:r>
-            <w:proofErr w:type="gramEnd"/>
-            <w:r>
-              <w:rPr>
-                <w:rStyle w:val="CodeChar"/>
-              </w:rPr>
-              <w:t>)</w:t>
+              <w:t>()</w:t>
             </w:r>
           </w:p>
         </w:tc>
@@ -11293,7 +10729,11 @@
           </w:tcPr>
           <w:p>
             <w:r>
-              <w:t>El despachador asigna la ruta y se carga la mercancía.</w:t>
+              <w:t xml:space="preserve">El despachador asigna la ruta y se </w:t>
+            </w:r>
+            <w:r>
+              <w:lastRenderedPageBreak/>
+              <w:t>carga la mercancía.</w:t>
             </w:r>
           </w:p>
         </w:tc>
@@ -11345,7 +10785,6 @@
           </w:tcPr>
           <w:p>
             <w:proofErr w:type="spellStart"/>
-            <w:proofErr w:type="gramStart"/>
             <w:r>
               <w:rPr>
                 <w:rStyle w:val="CodeChar"/>
@@ -11357,14 +10796,7 @@
               <w:rPr>
                 <w:rStyle w:val="CodeChar"/>
               </w:rPr>
-              <w:t>(</w:t>
-            </w:r>
-            <w:proofErr w:type="gramEnd"/>
-            <w:r>
-              <w:rPr>
-                <w:rStyle w:val="CodeChar"/>
-              </w:rPr>
-              <w:t>)</w:t>
+              <w:t>()</w:t>
             </w:r>
           </w:p>
         </w:tc>
@@ -11405,7 +10837,6 @@
               <w:rPr>
                 <w:rStyle w:val="CodeChar"/>
               </w:rPr>
-              <w:lastRenderedPageBreak/>
               <w:t>En_Ruta_Operativa</w:t>
             </w:r>
             <w:proofErr w:type="spellEnd"/>
@@ -11442,7 +10873,6 @@
           </w:tcPr>
           <w:p>
             <w:proofErr w:type="spellStart"/>
-            <w:proofErr w:type="gramStart"/>
             <w:r>
               <w:rPr>
                 <w:rStyle w:val="CodeChar"/>
@@ -11454,14 +10884,7 @@
               <w:rPr>
                 <w:rStyle w:val="CodeChar"/>
               </w:rPr>
-              <w:t>(</w:t>
-            </w:r>
-            <w:proofErr w:type="gramEnd"/>
-            <w:r>
-              <w:rPr>
-                <w:rStyle w:val="CodeChar"/>
-              </w:rPr>
-              <w:t>)</w:t>
+              <w:t>()</w:t>
             </w:r>
           </w:p>
         </w:tc>
@@ -11538,7 +10961,6 @@
           </w:tcPr>
           <w:p>
             <w:proofErr w:type="spellStart"/>
-            <w:proofErr w:type="gramStart"/>
             <w:r>
               <w:rPr>
                 <w:rStyle w:val="CodeChar"/>
@@ -11550,14 +10972,7 @@
               <w:rPr>
                 <w:rStyle w:val="CodeChar"/>
               </w:rPr>
-              <w:t>(</w:t>
-            </w:r>
-            <w:proofErr w:type="gramEnd"/>
-            <w:r>
-              <w:rPr>
-                <w:rStyle w:val="CodeChar"/>
-              </w:rPr>
-              <w:t>)</w:t>
+              <w:t>()</w:t>
             </w:r>
           </w:p>
         </w:tc>
@@ -11634,7 +11049,6 @@
           </w:tcPr>
           <w:p>
             <w:proofErr w:type="spellStart"/>
-            <w:proofErr w:type="gramStart"/>
             <w:r>
               <w:rPr>
                 <w:rStyle w:val="CodeChar"/>
@@ -11646,14 +11060,7 @@
               <w:rPr>
                 <w:rStyle w:val="CodeChar"/>
               </w:rPr>
-              <w:t>(</w:t>
-            </w:r>
-            <w:proofErr w:type="gramEnd"/>
-            <w:r>
-              <w:rPr>
-                <w:rStyle w:val="CodeChar"/>
-              </w:rPr>
-              <w:t>)</w:t>
+              <w:t>()</w:t>
             </w:r>
           </w:p>
         </w:tc>
@@ -11694,6 +11101,7 @@
               <w:rPr>
                 <w:rStyle w:val="CodeChar"/>
               </w:rPr>
+              <w:lastRenderedPageBreak/>
               <w:t>En_Taller_Mantenimiento</w:t>
             </w:r>
             <w:proofErr w:type="spellEnd"/>
@@ -11730,7 +11138,6 @@
           </w:tcPr>
           <w:p>
             <w:proofErr w:type="spellStart"/>
-            <w:proofErr w:type="gramStart"/>
             <w:r>
               <w:rPr>
                 <w:rStyle w:val="CodeChar"/>
@@ -11742,14 +11149,7 @@
               <w:rPr>
                 <w:rStyle w:val="CodeChar"/>
               </w:rPr>
-              <w:t>(</w:t>
-            </w:r>
-            <w:proofErr w:type="gramEnd"/>
-            <w:r>
-              <w:rPr>
-                <w:rStyle w:val="CodeChar"/>
-              </w:rPr>
-              <w:t>)</w:t>
+              <w:t>()</w:t>
             </w:r>
           </w:p>
         </w:tc>
@@ -11826,7 +11226,6 @@
           </w:tcPr>
           <w:p>
             <w:proofErr w:type="spellStart"/>
-            <w:proofErr w:type="gramStart"/>
             <w:r>
               <w:rPr>
                 <w:rStyle w:val="CodeChar"/>
@@ -11838,14 +11237,7 @@
               <w:rPr>
                 <w:rStyle w:val="CodeChar"/>
               </w:rPr>
-              <w:t>(</w:t>
-            </w:r>
-            <w:proofErr w:type="gramEnd"/>
-            <w:r>
-              <w:rPr>
-                <w:rStyle w:val="CodeChar"/>
-              </w:rPr>
-              <w:t>)</w:t>
+              <w:t>()</w:t>
             </w:r>
           </w:p>
         </w:tc>
@@ -11870,11 +11262,7 @@
           </w:tcPr>
           <w:p>
             <w:r>
-              <w:t xml:space="preserve">Solo el mantenimiento libera </w:t>
-            </w:r>
-            <w:r>
-              <w:lastRenderedPageBreak/>
-              <w:t>una unidad bloqueada.</w:t>
+              <w:t>Solo el mantenimiento libera una unidad bloqueada.</w:t>
             </w:r>
           </w:p>
         </w:tc>
@@ -11890,7 +11278,6 @@
               <w:rPr>
                 <w:rStyle w:val="CodeChar"/>
               </w:rPr>
-              <w:lastRenderedPageBreak/>
               <w:t>Fin_De_Jornada</w:t>
             </w:r>
             <w:proofErr w:type="spellEnd"/>
@@ -11927,7 +11314,6 @@
           </w:tcPr>
           <w:p>
             <w:proofErr w:type="spellStart"/>
-            <w:proofErr w:type="gramStart"/>
             <w:r>
               <w:rPr>
                 <w:rStyle w:val="CodeChar"/>
@@ -11939,14 +11325,7 @@
               <w:rPr>
                 <w:rStyle w:val="CodeChar"/>
               </w:rPr>
-              <w:t>(</w:t>
-            </w:r>
-            <w:proofErr w:type="gramEnd"/>
-            <w:r>
-              <w:rPr>
-                <w:rStyle w:val="CodeChar"/>
-              </w:rPr>
-              <w:t>)</w:t>
+              <w:t>()</w:t>
             </w:r>
           </w:p>
         </w:tc>
@@ -11977,6 +11356,8 @@
         </w:tc>
       </w:tr>
     </w:tbl>
+    <w:p/>
+    <w:p/>
     <w:p>
       <w:r>
         <w:t xml:space="preserve">Acciones internas: </w:t>
@@ -12001,7 +11382,6 @@
         <w:t xml:space="preserve">do / </w:t>
       </w:r>
       <w:proofErr w:type="spellStart"/>
-      <w:proofErr w:type="gramStart"/>
       <w:r>
         <w:rPr>
           <w:rStyle w:val="CodeChar"/>
@@ -12015,18 +11395,22 @@
           <w:rStyle w:val="CodeChar"/>
           <w:lang w:val="es-SV"/>
         </w:rPr>
-        <w:t>(</w:t>
-      </w:r>
-      <w:proofErr w:type="gramEnd"/>
-      <w:r>
-        <w:rPr>
-          <w:rStyle w:val="CodeChar"/>
-          <w:lang w:val="es-SV"/>
-        </w:rPr>
-        <w:t>)</w:t>
-      </w:r>
-      <w:r>
-        <w:t>. El ciclo es continuo, por lo que el diagrama no tiene estado final.</w:t>
+        <w:t>()</w:t>
+      </w:r>
+      <w:r>
+        <w:t xml:space="preserve">. El ciclo es continuo, por lo que el diagrama no tiene </w:t>
+      </w:r>
+    </w:p>
+    <w:p/>
+    <w:p/>
+    <w:p/>
+    <w:p/>
+    <w:p/>
+    <w:p/>
+    <w:p/>
+    <w:p>
+      <w:r>
+        <w:t>estado final.</w:t>
       </w:r>
     </w:p>
     <w:p>
@@ -12039,6 +11423,7 @@
       </w:r>
       <w:bookmarkEnd w:id="17"/>
     </w:p>
+    <w:p/>
     <w:tbl>
       <w:tblPr>
         <w:tblStyle w:val="Tablaconcuadrcula"/>
@@ -12241,30 +11626,7 @@
         </w:tc>
       </w:tr>
     </w:tbl>
-    <w:p>
-      <w:r>
-        <w:rPr>
-          <w:b/>
-        </w:rPr>
-        <w:lastRenderedPageBreak/>
-        <w:t>Observación para validar:</w:t>
-      </w:r>
-      <w:r>
-        <w:t xml:space="preserve"> el enunciado no indica a qué estado vuelve el vehículo tras el taller; se propone </w:t>
-      </w:r>
-      <w:proofErr w:type="spellStart"/>
-      <w:r>
-        <w:rPr>
-          <w:rStyle w:val="CodeChar"/>
-          <w:lang w:val="es-SV"/>
-        </w:rPr>
-        <w:t>Estacionado_Fuera_De_Servicio</w:t>
-      </w:r>
-      <w:proofErr w:type="spellEnd"/>
-      <w:r>
-        <w:t xml:space="preserve"> para repetir la inspección antes de operar.</w:t>
-      </w:r>
-    </w:p>
+    <w:p/>
     <w:p>
       <w:pPr>
         <w:pStyle w:val="Ttulo3"/>
@@ -12280,6 +11642,7 @@
       <w:bookmarkEnd w:id="18"/>
       <w:proofErr w:type="spellEnd"/>
     </w:p>
+    <w:p/>
     <w:p>
       <w:r>
         <w:rPr>
@@ -12333,30 +11696,52 @@
       </w:r>
     </w:p>
     <w:p>
-      <w:pPr>
-        <w:pStyle w:val="Cita"/>
-      </w:pPr>
-      <w:r>
-        <w:rPr>
-          <w:lang w:val="es-SV"/>
-        </w:rPr>
-        <w:t xml:space="preserve">[Insertar aquí la captura PNG de alta resolución del diagrama. </w:t>
-      </w:r>
-      <w:proofErr w:type="spellStart"/>
-      <w:r>
-        <w:t>En</w:t>
-      </w:r>
-      <w:proofErr w:type="spellEnd"/>
-      <w:r>
-        <w:t xml:space="preserve"> </w:t>
-      </w:r>
-      <w:proofErr w:type="spellStart"/>
-      <w:r>
-        <w:t>StarUML</w:t>
-      </w:r>
-      <w:proofErr w:type="spellEnd"/>
-      <w:r>
-        <w:t>: File → Export Diagram As → PNG.]</w:t>
+      <w:r>
+        <w:rPr>
+          <w:noProof/>
+        </w:rPr>
+        <w:lastRenderedPageBreak/>
+        <w:drawing>
+          <wp:inline distT="0" distB="0" distL="0" distR="0" wp14:anchorId="32608817" wp14:editId="5C162331">
+            <wp:extent cx="5612130" cy="4053205"/>
+            <wp:effectExtent l="0" t="0" r="7620" b="4445"/>
+            <wp:docPr id="1648011342" name="Imagen 4"/>
+            <wp:cNvGraphicFramePr>
+              <a:graphicFrameLocks xmlns:a="http://schemas.openxmlformats.org/drawingml/2006/main" noChangeAspect="1"/>
+            </wp:cNvGraphicFramePr>
+            <a:graphic xmlns:a="http://schemas.openxmlformats.org/drawingml/2006/main">
+              <a:graphicData uri="http://schemas.openxmlformats.org/drawingml/2006/picture">
+                <pic:pic xmlns:pic="http://schemas.openxmlformats.org/drawingml/2006/picture">
+                  <pic:nvPicPr>
+                    <pic:cNvPr id="1648011342" name="Imagen 1648011342"/>
+                    <pic:cNvPicPr/>
+                  </pic:nvPicPr>
+                  <pic:blipFill>
+                    <a:blip r:embed="rId12">
+                      <a:extLst>
+                        <a:ext uri="{28A0092B-C50C-407E-A947-70E740481C1C}">
+                          <a14:useLocalDpi xmlns:a14="http://schemas.microsoft.com/office/drawing/2010/main" val="0"/>
+                        </a:ext>
+                      </a:extLst>
+                    </a:blip>
+                    <a:stretch>
+                      <a:fillRect/>
+                    </a:stretch>
+                  </pic:blipFill>
+                  <pic:spPr>
+                    <a:xfrm>
+                      <a:off x="0" y="0"/>
+                      <a:ext cx="5612130" cy="4053205"/>
+                    </a:xfrm>
+                    <a:prstGeom prst="rect">
+                      <a:avLst/>
+                    </a:prstGeom>
+                  </pic:spPr>
+                </pic:pic>
+              </a:graphicData>
+            </a:graphic>
+          </wp:inline>
+        </w:drawing>
       </w:r>
     </w:p>
     <w:p>
@@ -12570,7 +11955,6 @@
           </w:tcPr>
           <w:p>
             <w:proofErr w:type="spellStart"/>
-            <w:proofErr w:type="gramStart"/>
             <w:r>
               <w:rPr>
                 <w:rStyle w:val="CodeChar"/>
@@ -12582,14 +11966,7 @@
               <w:rPr>
                 <w:rStyle w:val="CodeChar"/>
               </w:rPr>
-              <w:t>(</w:t>
-            </w:r>
-            <w:proofErr w:type="gramEnd"/>
-            <w:r>
-              <w:rPr>
-                <w:rStyle w:val="CodeChar"/>
-              </w:rPr>
-              <w:t>)</w:t>
+              <w:t>()</w:t>
             </w:r>
           </w:p>
         </w:tc>
@@ -12630,6 +12007,7 @@
               <w:rPr>
                 <w:rStyle w:val="CodeChar"/>
               </w:rPr>
+              <w:lastRenderedPageBreak/>
               <w:t>Reservado_Para_Entrega</w:t>
             </w:r>
             <w:proofErr w:type="spellEnd"/>
@@ -12683,7 +12061,6 @@
           </w:tcPr>
           <w:p>
             <w:proofErr w:type="spellStart"/>
-            <w:proofErr w:type="gramStart"/>
             <w:r>
               <w:rPr>
                 <w:rStyle w:val="CodeChar"/>
@@ -12695,14 +12072,7 @@
               <w:rPr>
                 <w:rStyle w:val="CodeChar"/>
               </w:rPr>
-              <w:t>(</w:t>
-            </w:r>
-            <w:proofErr w:type="gramEnd"/>
-            <w:r>
-              <w:rPr>
-                <w:rStyle w:val="CodeChar"/>
-              </w:rPr>
-              <w:t>)</w:t>
+              <w:t>()</w:t>
             </w:r>
           </w:p>
         </w:tc>
@@ -12727,11 +12097,7 @@
           </w:tcPr>
           <w:p>
             <w:r>
-              <w:t xml:space="preserve">Solo el repartidor con la orden correcta </w:t>
-            </w:r>
-            <w:r>
-              <w:lastRenderedPageBreak/>
-              <w:t>abre la puerta.</w:t>
+              <w:t>Solo el repartidor con la orden correcta abre la puerta.</w:t>
             </w:r>
           </w:p>
         </w:tc>
@@ -12747,23 +12113,713 @@
               <w:rPr>
                 <w:rStyle w:val="CodeChar"/>
               </w:rPr>
+              <w:t>Puerta_Abierta_Cargando</w:t>
+            </w:r>
+            <w:proofErr w:type="spellEnd"/>
+          </w:p>
+        </w:tc>
+        <w:tc>
+          <w:tcPr>
+            <w:tcW w:w="1560" w:type="dxa"/>
+          </w:tcPr>
+          <w:p>
+            <w:proofErr w:type="spellStart"/>
+            <w:r>
+              <w:rPr>
+                <w:rStyle w:val="CodeChar"/>
+              </w:rPr>
+              <w:t>cerrarPuerta</w:t>
+            </w:r>
+            <w:proofErr w:type="spellEnd"/>
+          </w:p>
+        </w:tc>
+        <w:tc>
+          <w:tcPr>
+            <w:tcW w:w="1560" w:type="dxa"/>
+          </w:tcPr>
+          <w:p>
+            <w:r>
+              <w:rPr>
+                <w:rStyle w:val="CodeChar"/>
+              </w:rPr>
+              <w:t>[</w:t>
+            </w:r>
+            <w:proofErr w:type="spellStart"/>
+            <w:r>
+              <w:rPr>
+                <w:rStyle w:val="CodeChar"/>
+              </w:rPr>
+              <w:t>pesoSensor</w:t>
+            </w:r>
+            <w:proofErr w:type="spellEnd"/>
+            <w:r>
+              <w:rPr>
+                <w:rStyle w:val="CodeChar"/>
+              </w:rPr>
+              <w:t xml:space="preserve"> &gt; 0]</w:t>
+            </w:r>
+          </w:p>
+        </w:tc>
+        <w:tc>
+          <w:tcPr>
+            <w:tcW w:w="1560" w:type="dxa"/>
+          </w:tcPr>
+          <w:p>
+            <w:proofErr w:type="spellStart"/>
+            <w:r>
+              <w:rPr>
+                <w:rStyle w:val="CodeChar"/>
+              </w:rPr>
+              <w:t>trabarCerradura</w:t>
+            </w:r>
+            <w:proofErr w:type="spellEnd"/>
+            <w:r>
+              <w:rPr>
+                <w:rStyle w:val="CodeChar"/>
+              </w:rPr>
+              <w:t>()</w:t>
+            </w:r>
+            <w:r>
+              <w:t xml:space="preserve">, </w:t>
+            </w:r>
+            <w:proofErr w:type="spellStart"/>
+            <w:r>
+              <w:rPr>
+                <w:rStyle w:val="CodeChar"/>
+              </w:rPr>
+              <w:t>generarPinTemporal</w:t>
+            </w:r>
+            <w:proofErr w:type="spellEnd"/>
+            <w:r>
+              <w:rPr>
+                <w:rStyle w:val="CodeChar"/>
+              </w:rPr>
+              <w:t>()</w:t>
+            </w:r>
+          </w:p>
+        </w:tc>
+        <w:tc>
+          <w:tcPr>
+            <w:tcW w:w="1560" w:type="dxa"/>
+          </w:tcPr>
+          <w:p>
+            <w:proofErr w:type="spellStart"/>
+            <w:r>
+              <w:rPr>
+                <w:rStyle w:val="CodeChar"/>
+              </w:rPr>
+              <w:t>Ocupado_Esperando_Retiro_Cliente</w:t>
+            </w:r>
+            <w:proofErr w:type="spellEnd"/>
+          </w:p>
+        </w:tc>
+        <w:tc>
+          <w:tcPr>
+            <w:tcW w:w="1560" w:type="dxa"/>
+          </w:tcPr>
+          <w:p>
+            <w:r>
+              <w:t>El sensor de peso confirma que el paquete quedó dentro y se genera el PIN o QR temporal.</w:t>
+            </w:r>
+          </w:p>
+        </w:tc>
+      </w:tr>
+      <w:tr>
+        <w:tc>
+          <w:tcPr>
+            <w:tcW w:w="1560" w:type="dxa"/>
+          </w:tcPr>
+          <w:p>
+            <w:proofErr w:type="spellStart"/>
+            <w:r>
+              <w:rPr>
+                <w:rStyle w:val="CodeChar"/>
+              </w:rPr>
+              <w:t>Ocupado_Esperando_Retiro_Cliente</w:t>
+            </w:r>
+            <w:proofErr w:type="spellEnd"/>
+          </w:p>
+        </w:tc>
+        <w:tc>
+          <w:tcPr>
+            <w:tcW w:w="1560" w:type="dxa"/>
+          </w:tcPr>
+          <w:p>
+            <w:proofErr w:type="spellStart"/>
+            <w:r>
+              <w:rPr>
+                <w:rStyle w:val="CodeChar"/>
+              </w:rPr>
+              <w:t>ingresarPinOQr</w:t>
+            </w:r>
+            <w:proofErr w:type="spellEnd"/>
+          </w:p>
+        </w:tc>
+        <w:tc>
+          <w:tcPr>
+            <w:tcW w:w="1560" w:type="dxa"/>
+          </w:tcPr>
+          <w:p>
+            <w:r>
+              <w:rPr>
+                <w:rStyle w:val="CodeChar"/>
+              </w:rPr>
+              <w:t>[</w:t>
+            </w:r>
+            <w:proofErr w:type="spellStart"/>
+            <w:r>
+              <w:rPr>
+                <w:rStyle w:val="CodeChar"/>
+              </w:rPr>
+              <w:t>pinValido</w:t>
+            </w:r>
+            <w:proofErr w:type="spellEnd"/>
+            <w:r>
+              <w:rPr>
+                <w:rStyle w:val="CodeChar"/>
+              </w:rPr>
+              <w:t>]</w:t>
+            </w:r>
+          </w:p>
+        </w:tc>
+        <w:tc>
+          <w:tcPr>
+            <w:tcW w:w="1560" w:type="dxa"/>
+          </w:tcPr>
+          <w:p>
+            <w:proofErr w:type="spellStart"/>
+            <w:r>
+              <w:rPr>
+                <w:rStyle w:val="CodeChar"/>
+              </w:rPr>
+              <w:t>abrirCerradura</w:t>
+            </w:r>
+            <w:proofErr w:type="spellEnd"/>
+            <w:r>
+              <w:rPr>
+                <w:rStyle w:val="CodeChar"/>
+              </w:rPr>
+              <w:t>()</w:t>
+            </w:r>
+          </w:p>
+        </w:tc>
+        <w:tc>
+          <w:tcPr>
+            <w:tcW w:w="1560" w:type="dxa"/>
+          </w:tcPr>
+          <w:p>
+            <w:proofErr w:type="spellStart"/>
+            <w:r>
+              <w:rPr>
+                <w:rStyle w:val="CodeChar"/>
+              </w:rPr>
+              <w:t>Puerta_Abierta_Retirando</w:t>
+            </w:r>
+            <w:proofErr w:type="spellEnd"/>
+          </w:p>
+        </w:tc>
+        <w:tc>
+          <w:tcPr>
+            <w:tcW w:w="1560" w:type="dxa"/>
+          </w:tcPr>
+          <w:p>
+            <w:r>
+              <w:t>El PIN o QR temporal autentica al cliente.</w:t>
+            </w:r>
+          </w:p>
+        </w:tc>
+      </w:tr>
+      <w:tr>
+        <w:tc>
+          <w:tcPr>
+            <w:tcW w:w="1560" w:type="dxa"/>
+          </w:tcPr>
+          <w:p>
+            <w:proofErr w:type="spellStart"/>
+            <w:r>
+              <w:rPr>
+                <w:rStyle w:val="CodeChar"/>
+              </w:rPr>
+              <w:t>Puerta_Abierta_Retirando</w:t>
+            </w:r>
+            <w:proofErr w:type="spellEnd"/>
+          </w:p>
+        </w:tc>
+        <w:tc>
+          <w:tcPr>
+            <w:tcW w:w="1560" w:type="dxa"/>
+          </w:tcPr>
+          <w:p>
+            <w:proofErr w:type="spellStart"/>
+            <w:r>
+              <w:rPr>
+                <w:rStyle w:val="CodeChar"/>
+              </w:rPr>
+              <w:t>cerrarPuerta</w:t>
+            </w:r>
+            <w:proofErr w:type="spellEnd"/>
+          </w:p>
+        </w:tc>
+        <w:tc>
+          <w:tcPr>
+            <w:tcW w:w="1560" w:type="dxa"/>
+          </w:tcPr>
+          <w:p>
+            <w:r>
+              <w:rPr>
+                <w:rStyle w:val="CodeChar"/>
+              </w:rPr>
+              <w:t>[</w:t>
+            </w:r>
+            <w:proofErr w:type="spellStart"/>
+            <w:r>
+              <w:rPr>
+                <w:rStyle w:val="CodeChar"/>
+              </w:rPr>
+              <w:t>pesoSensor</w:t>
+            </w:r>
+            <w:proofErr w:type="spellEnd"/>
+            <w:r>
+              <w:rPr>
+                <w:rStyle w:val="CodeChar"/>
+              </w:rPr>
+              <w:t xml:space="preserve"> == 0]</w:t>
+            </w:r>
+          </w:p>
+        </w:tc>
+        <w:tc>
+          <w:tcPr>
+            <w:tcW w:w="1560" w:type="dxa"/>
+          </w:tcPr>
+          <w:p>
+            <w:proofErr w:type="spellStart"/>
+            <w:r>
+              <w:rPr>
+                <w:rStyle w:val="CodeChar"/>
+              </w:rPr>
+              <w:t>trabarCerradura</w:t>
+            </w:r>
+            <w:proofErr w:type="spellEnd"/>
+            <w:r>
+              <w:rPr>
+                <w:rStyle w:val="CodeChar"/>
+              </w:rPr>
+              <w:t>()</w:t>
+            </w:r>
+          </w:p>
+        </w:tc>
+        <w:tc>
+          <w:tcPr>
+            <w:tcW w:w="1560" w:type="dxa"/>
+          </w:tcPr>
+          <w:p>
+            <w:proofErr w:type="spellStart"/>
+            <w:r>
+              <w:rPr>
+                <w:rStyle w:val="CodeChar"/>
+              </w:rPr>
+              <w:t>Vacio_Disponible</w:t>
+            </w:r>
+            <w:proofErr w:type="spellEnd"/>
+          </w:p>
+        </w:tc>
+        <w:tc>
+          <w:tcPr>
+            <w:tcW w:w="1560" w:type="dxa"/>
+          </w:tcPr>
+          <w:p>
+            <w:r>
+              <w:t xml:space="preserve">El peso cero confirma el retiro y libera el </w:t>
+            </w:r>
+            <w:r>
+              <w:lastRenderedPageBreak/>
+              <w:t>compartimiento.</w:t>
+            </w:r>
+          </w:p>
+        </w:tc>
+      </w:tr>
+      <w:tr>
+        <w:tc>
+          <w:tcPr>
+            <w:tcW w:w="1560" w:type="dxa"/>
+          </w:tcPr>
+          <w:p>
+            <w:proofErr w:type="spellStart"/>
+            <w:r>
+              <w:rPr>
+                <w:rStyle w:val="CodeChar"/>
+              </w:rPr>
+              <w:t>Ocupado_Esperando_Retiro_Cliente</w:t>
+            </w:r>
+            <w:proofErr w:type="spellEnd"/>
+          </w:p>
+        </w:tc>
+        <w:tc>
+          <w:tcPr>
+            <w:tcW w:w="1560" w:type="dxa"/>
+          </w:tcPr>
+          <w:p>
+            <w:r>
+              <w:rPr>
+                <w:rStyle w:val="CodeChar"/>
+              </w:rPr>
+              <w:t>after(72h)</w:t>
+            </w:r>
+          </w:p>
+        </w:tc>
+        <w:tc>
+          <w:tcPr>
+            <w:tcW w:w="1560" w:type="dxa"/>
+          </w:tcPr>
+          <w:p>
+            <w:r>
+              <w:t>—</w:t>
+            </w:r>
+          </w:p>
+        </w:tc>
+        <w:tc>
+          <w:tcPr>
+            <w:tcW w:w="1560" w:type="dxa"/>
+          </w:tcPr>
+          <w:p>
+            <w:proofErr w:type="spellStart"/>
+            <w:r>
+              <w:rPr>
+                <w:rStyle w:val="CodeChar"/>
+              </w:rPr>
+              <w:t>notificarVencimiento</w:t>
+            </w:r>
+            <w:proofErr w:type="spellEnd"/>
+            <w:r>
+              <w:rPr>
+                <w:rStyle w:val="CodeChar"/>
+              </w:rPr>
+              <w:t>()</w:t>
+            </w:r>
+          </w:p>
+        </w:tc>
+        <w:tc>
+          <w:tcPr>
+            <w:tcW w:w="1560" w:type="dxa"/>
+          </w:tcPr>
+          <w:p>
+            <w:proofErr w:type="spellStart"/>
+            <w:r>
+              <w:rPr>
+                <w:rStyle w:val="CodeChar"/>
+              </w:rPr>
+              <w:t>Vencido_Pendiente_Recoleccion</w:t>
+            </w:r>
+            <w:proofErr w:type="spellEnd"/>
+          </w:p>
+        </w:tc>
+        <w:tc>
+          <w:tcPr>
+            <w:tcW w:w="1560" w:type="dxa"/>
+          </w:tcPr>
+          <w:p>
+            <w:r>
+              <w:t xml:space="preserve">Pasadas 72 horas sin retiro, el paquete se recoge para devolverlo al </w:t>
+            </w:r>
+            <w:proofErr w:type="spellStart"/>
+            <w:r>
+              <w:t>hub</w:t>
+            </w:r>
+            <w:proofErr w:type="spellEnd"/>
+            <w:r>
+              <w:t>.</w:t>
+            </w:r>
+          </w:p>
+        </w:tc>
+      </w:tr>
+      <w:tr>
+        <w:tc>
+          <w:tcPr>
+            <w:tcW w:w="1560" w:type="dxa"/>
+          </w:tcPr>
+          <w:p>
+            <w:proofErr w:type="spellStart"/>
+            <w:r>
+              <w:rPr>
+                <w:rStyle w:val="CodeChar"/>
+              </w:rPr>
+              <w:t>Vencido_Pendiente_Recoleccion</w:t>
+            </w:r>
+            <w:proofErr w:type="spellEnd"/>
+          </w:p>
+        </w:tc>
+        <w:tc>
+          <w:tcPr>
+            <w:tcW w:w="1560" w:type="dxa"/>
+          </w:tcPr>
+          <w:p>
+            <w:proofErr w:type="spellStart"/>
+            <w:r>
+              <w:rPr>
+                <w:rStyle w:val="CodeChar"/>
+              </w:rPr>
+              <w:t>recolectarPaquete</w:t>
+            </w:r>
+            <w:proofErr w:type="spellEnd"/>
+          </w:p>
+        </w:tc>
+        <w:tc>
+          <w:tcPr>
+            <w:tcW w:w="1560" w:type="dxa"/>
+          </w:tcPr>
+          <w:p>
+            <w:r>
+              <w:rPr>
+                <w:rStyle w:val="CodeChar"/>
+              </w:rPr>
+              <w:t>[</w:t>
+            </w:r>
+            <w:proofErr w:type="spellStart"/>
+            <w:r>
+              <w:rPr>
+                <w:rStyle w:val="CodeChar"/>
+              </w:rPr>
+              <w:t>pesoSensor</w:t>
+            </w:r>
+            <w:proofErr w:type="spellEnd"/>
+            <w:r>
+              <w:rPr>
+                <w:rStyle w:val="CodeChar"/>
+              </w:rPr>
+              <w:t xml:space="preserve"> == 0]</w:t>
+            </w:r>
+          </w:p>
+        </w:tc>
+        <w:tc>
+          <w:tcPr>
+            <w:tcW w:w="1560" w:type="dxa"/>
+          </w:tcPr>
+          <w:p>
+            <w:proofErr w:type="spellStart"/>
+            <w:r>
+              <w:rPr>
+                <w:rStyle w:val="CodeChar"/>
+              </w:rPr>
+              <w:t>registrarDevolucionAlHub</w:t>
+            </w:r>
+            <w:proofErr w:type="spellEnd"/>
+            <w:r>
+              <w:rPr>
+                <w:rStyle w:val="CodeChar"/>
+              </w:rPr>
+              <w:t>()</w:t>
+            </w:r>
+          </w:p>
+        </w:tc>
+        <w:tc>
+          <w:tcPr>
+            <w:tcW w:w="1560" w:type="dxa"/>
+          </w:tcPr>
+          <w:p>
+            <w:proofErr w:type="spellStart"/>
+            <w:r>
+              <w:rPr>
+                <w:rStyle w:val="CodeChar"/>
+              </w:rPr>
+              <w:t>Vacio_Disponible</w:t>
+            </w:r>
+            <w:proofErr w:type="spellEnd"/>
+          </w:p>
+        </w:tc>
+        <w:tc>
+          <w:tcPr>
+            <w:tcW w:w="1560" w:type="dxa"/>
+          </w:tcPr>
+          <w:p>
+            <w:r>
+              <w:t>El repartidor retira el paquete y la puerta queda libre.</w:t>
+            </w:r>
+          </w:p>
+        </w:tc>
+      </w:tr>
+      <w:tr>
+        <w:tc>
+          <w:tcPr>
+            <w:tcW w:w="1560" w:type="dxa"/>
+          </w:tcPr>
+          <w:p>
+            <w:proofErr w:type="spellStart"/>
+            <w:r>
+              <w:rPr>
+                <w:rStyle w:val="CodeChar"/>
+                <w:lang w:val="es-SV"/>
+              </w:rPr>
+              <w:t>Vacio_Disponible</w:t>
+            </w:r>
+            <w:proofErr w:type="spellEnd"/>
+            <w:r>
+              <w:t xml:space="preserve">, </w:t>
+            </w:r>
+            <w:proofErr w:type="spellStart"/>
+            <w:r>
+              <w:rPr>
+                <w:rStyle w:val="CodeChar"/>
+                <w:lang w:val="es-SV"/>
+              </w:rPr>
+              <w:t>Reservado_Para_Entrega</w:t>
+            </w:r>
+            <w:proofErr w:type="spellEnd"/>
+            <w:r>
+              <w:t xml:space="preserve">, </w:t>
+            </w:r>
+            <w:proofErr w:type="spellStart"/>
+            <w:r>
+              <w:rPr>
+                <w:rStyle w:val="CodeChar"/>
+                <w:lang w:val="es-SV"/>
+              </w:rPr>
+              <w:t>Ocupado_Esperando_Retiro_Cliente</w:t>
+            </w:r>
+            <w:proofErr w:type="spellEnd"/>
+            <w:r>
+              <w:t xml:space="preserve">, </w:t>
+            </w:r>
+            <w:proofErr w:type="spellStart"/>
+            <w:r>
+              <w:rPr>
+                <w:rStyle w:val="CodeChar"/>
+                <w:lang w:val="es-SV"/>
+              </w:rPr>
+              <w:t>Vencido_Pendiente_Recoleccion</w:t>
+            </w:r>
+            <w:proofErr w:type="spellEnd"/>
+          </w:p>
+        </w:tc>
+        <w:tc>
+          <w:tcPr>
+            <w:tcW w:w="1560" w:type="dxa"/>
+          </w:tcPr>
+          <w:p>
+            <w:proofErr w:type="spellStart"/>
+            <w:r>
+              <w:rPr>
+                <w:rStyle w:val="CodeChar"/>
+              </w:rPr>
+              <w:t>detectarAperturaForzada</w:t>
+            </w:r>
+            <w:proofErr w:type="spellEnd"/>
+          </w:p>
+        </w:tc>
+        <w:tc>
+          <w:tcPr>
+            <w:tcW w:w="1560" w:type="dxa"/>
+          </w:tcPr>
+          <w:p>
+            <w:r>
+              <w:rPr>
+                <w:rStyle w:val="CodeChar"/>
+              </w:rPr>
+              <w:t>[!</w:t>
+            </w:r>
+            <w:proofErr w:type="spellStart"/>
+            <w:r>
+              <w:rPr>
+                <w:rStyle w:val="CodeChar"/>
+              </w:rPr>
+              <w:t>comandoDigitalPrevio</w:t>
+            </w:r>
+            <w:proofErr w:type="spellEnd"/>
+            <w:r>
+              <w:rPr>
+                <w:rStyle w:val="CodeChar"/>
+              </w:rPr>
+              <w:t>]</w:t>
+            </w:r>
+          </w:p>
+        </w:tc>
+        <w:tc>
+          <w:tcPr>
+            <w:tcW w:w="1560" w:type="dxa"/>
+          </w:tcPr>
+          <w:p>
+            <w:proofErr w:type="spellStart"/>
+            <w:r>
+              <w:rPr>
+                <w:rStyle w:val="CodeChar"/>
+              </w:rPr>
+              <w:t>activarAlarma</w:t>
+            </w:r>
+            <w:proofErr w:type="spellEnd"/>
+            <w:r>
+              <w:rPr>
+                <w:rStyle w:val="CodeChar"/>
+              </w:rPr>
+              <w:t>()</w:t>
+            </w:r>
+          </w:p>
+        </w:tc>
+        <w:tc>
+          <w:tcPr>
+            <w:tcW w:w="1560" w:type="dxa"/>
+          </w:tcPr>
+          <w:p>
+            <w:proofErr w:type="spellStart"/>
+            <w:r>
+              <w:rPr>
+                <w:rStyle w:val="CodeChar"/>
+              </w:rPr>
+              <w:t>Alarma_Violacion_Seguridad</w:t>
+            </w:r>
+            <w:proofErr w:type="spellEnd"/>
+          </w:p>
+        </w:tc>
+        <w:tc>
+          <w:tcPr>
+            <w:tcW w:w="1560" w:type="dxa"/>
+          </w:tcPr>
+          <w:p>
+            <w:r>
+              <w:t>Una apertura sin comando digital se trata como violación de seguridad.</w:t>
+            </w:r>
+          </w:p>
+        </w:tc>
+      </w:tr>
+      <w:tr>
+        <w:tc>
+          <w:tcPr>
+            <w:tcW w:w="1560" w:type="dxa"/>
+          </w:tcPr>
+          <w:p>
+            <w:proofErr w:type="spellStart"/>
+            <w:r>
+              <w:rPr>
+                <w:rStyle w:val="CodeChar"/>
+                <w:lang w:val="es-SV"/>
+              </w:rPr>
               <w:lastRenderedPageBreak/>
               <w:t>Puerta_Abierta_Cargando</w:t>
             </w:r>
             <w:proofErr w:type="spellEnd"/>
-          </w:p>
-        </w:tc>
-        <w:tc>
-          <w:tcPr>
-            <w:tcW w:w="1560" w:type="dxa"/>
-          </w:tcPr>
-          <w:p>
-            <w:proofErr w:type="spellStart"/>
-            <w:r>
-              <w:rPr>
-                <w:rStyle w:val="CodeChar"/>
-              </w:rPr>
-              <w:t>cerrarPuerta</w:t>
+            <w:r>
+              <w:t xml:space="preserve">, </w:t>
+            </w:r>
+            <w:proofErr w:type="spellStart"/>
+            <w:r>
+              <w:rPr>
+                <w:rStyle w:val="CodeChar"/>
+                <w:lang w:val="es-SV"/>
+              </w:rPr>
+              <w:t>Puerta_Abierta_Retirando</w:t>
+            </w:r>
+            <w:proofErr w:type="spellEnd"/>
+          </w:p>
+        </w:tc>
+        <w:tc>
+          <w:tcPr>
+            <w:tcW w:w="1560" w:type="dxa"/>
+          </w:tcPr>
+          <w:p>
+            <w:proofErr w:type="spellStart"/>
+            <w:r>
+              <w:rPr>
+                <w:rStyle w:val="CodeChar"/>
+              </w:rPr>
+              <w:t>fallaCerradura</w:t>
             </w:r>
             <w:proofErr w:type="spellEnd"/>
           </w:p>
@@ -12784,53 +12840,28 @@
               <w:rPr>
                 <w:rStyle w:val="CodeChar"/>
               </w:rPr>
-              <w:t>pesoSensor</w:t>
-            </w:r>
-            <w:proofErr w:type="spellEnd"/>
-            <w:r>
-              <w:rPr>
-                <w:rStyle w:val="CodeChar"/>
-              </w:rPr>
-              <w:t xml:space="preserve"> &gt; 0]</w:t>
-            </w:r>
-          </w:p>
-        </w:tc>
-        <w:tc>
-          <w:tcPr>
-            <w:tcW w:w="1560" w:type="dxa"/>
-          </w:tcPr>
-          <w:p>
-            <w:proofErr w:type="spellStart"/>
-            <w:proofErr w:type="gramStart"/>
-            <w:r>
-              <w:rPr>
-                <w:rStyle w:val="CodeChar"/>
-              </w:rPr>
-              <w:t>trabarCerradura</w:t>
-            </w:r>
-            <w:proofErr w:type="spellEnd"/>
-            <w:r>
-              <w:rPr>
-                <w:rStyle w:val="CodeChar"/>
-              </w:rPr>
-              <w:t>(</w:t>
-            </w:r>
-            <w:proofErr w:type="gramEnd"/>
-            <w:r>
-              <w:rPr>
-                <w:rStyle w:val="CodeChar"/>
-              </w:rPr>
-              <w:t>)</w:t>
-            </w:r>
-            <w:r>
-              <w:t xml:space="preserve">, </w:t>
-            </w:r>
-            <w:proofErr w:type="spellStart"/>
-            <w:r>
-              <w:rPr>
-                <w:rStyle w:val="CodeChar"/>
-              </w:rPr>
-              <w:t>generarPinTemporal</w:t>
+              <w:t>cerraduraNoTraba</w:t>
+            </w:r>
+            <w:proofErr w:type="spellEnd"/>
+            <w:r>
+              <w:rPr>
+                <w:rStyle w:val="CodeChar"/>
+              </w:rPr>
+              <w:t>]</w:t>
+            </w:r>
+          </w:p>
+        </w:tc>
+        <w:tc>
+          <w:tcPr>
+            <w:tcW w:w="1560" w:type="dxa"/>
+          </w:tcPr>
+          <w:p>
+            <w:proofErr w:type="spellStart"/>
+            <w:r>
+              <w:rPr>
+                <w:rStyle w:val="CodeChar"/>
+              </w:rPr>
+              <w:t>notificarMantenimiento</w:t>
             </w:r>
             <w:proofErr w:type="spellEnd"/>
             <w:r>
@@ -12851,18 +12882,18 @@
               <w:rPr>
                 <w:rStyle w:val="CodeChar"/>
               </w:rPr>
-              <w:t>Ocupado_Esperando_Retiro_Cliente</w:t>
-            </w:r>
-            <w:proofErr w:type="spellEnd"/>
-          </w:p>
-        </w:tc>
-        <w:tc>
-          <w:tcPr>
-            <w:tcW w:w="1560" w:type="dxa"/>
-          </w:tcPr>
-          <w:p>
-            <w:r>
-              <w:t>El sensor de peso confirma que el paquete quedó dentro y se genera el PIN o QR temporal.</w:t>
+              <w:t>Fuera_De_Servicio_Mantenimiento</w:t>
+            </w:r>
+            <w:proofErr w:type="spellEnd"/>
+          </w:p>
+        </w:tc>
+        <w:tc>
+          <w:tcPr>
+            <w:tcW w:w="1560" w:type="dxa"/>
+          </w:tcPr>
+          <w:p>
+            <w:r>
+              <w:t>Si la cerradura no traba, la puerta se retira de servicio.</w:t>
             </w:r>
           </w:p>
         </w:tc>
@@ -12878,104 +12909,79 @@
               <w:rPr>
                 <w:rStyle w:val="CodeChar"/>
               </w:rPr>
-              <w:t>Ocupado_Esperando_Retiro_Cliente</w:t>
-            </w:r>
-            <w:proofErr w:type="spellEnd"/>
-          </w:p>
-        </w:tc>
-        <w:tc>
-          <w:tcPr>
-            <w:tcW w:w="1560" w:type="dxa"/>
-          </w:tcPr>
-          <w:p>
-            <w:proofErr w:type="spellStart"/>
-            <w:r>
-              <w:rPr>
-                <w:rStyle w:val="CodeChar"/>
-              </w:rPr>
-              <w:t>ingresarPinOQr</w:t>
-            </w:r>
-            <w:proofErr w:type="spellEnd"/>
-          </w:p>
-        </w:tc>
-        <w:tc>
-          <w:tcPr>
-            <w:tcW w:w="1560" w:type="dxa"/>
-          </w:tcPr>
-          <w:p>
-            <w:r>
-              <w:rPr>
-                <w:rStyle w:val="CodeChar"/>
-              </w:rPr>
-              <w:t>[</w:t>
-            </w:r>
-            <w:proofErr w:type="spellStart"/>
-            <w:r>
-              <w:rPr>
-                <w:rStyle w:val="CodeChar"/>
-              </w:rPr>
-              <w:t>pinValido</w:t>
-            </w:r>
-            <w:proofErr w:type="spellEnd"/>
-            <w:r>
-              <w:rPr>
-                <w:rStyle w:val="CodeChar"/>
-              </w:rPr>
-              <w:t>]</w:t>
-            </w:r>
-          </w:p>
-        </w:tc>
-        <w:tc>
-          <w:tcPr>
-            <w:tcW w:w="1560" w:type="dxa"/>
-          </w:tcPr>
-          <w:p>
-            <w:proofErr w:type="spellStart"/>
-            <w:proofErr w:type="gramStart"/>
-            <w:r>
-              <w:rPr>
-                <w:rStyle w:val="CodeChar"/>
-              </w:rPr>
-              <w:t>abrirCerradura</w:t>
-            </w:r>
-            <w:proofErr w:type="spellEnd"/>
-            <w:r>
-              <w:rPr>
-                <w:rStyle w:val="CodeChar"/>
-              </w:rPr>
-              <w:t>(</w:t>
-            </w:r>
-            <w:proofErr w:type="gramEnd"/>
-            <w:r>
-              <w:rPr>
-                <w:rStyle w:val="CodeChar"/>
-              </w:rPr>
-              <w:t>)</w:t>
-            </w:r>
-          </w:p>
-        </w:tc>
-        <w:tc>
-          <w:tcPr>
-            <w:tcW w:w="1560" w:type="dxa"/>
-          </w:tcPr>
-          <w:p>
-            <w:proofErr w:type="spellStart"/>
-            <w:r>
-              <w:rPr>
-                <w:rStyle w:val="CodeChar"/>
-              </w:rPr>
-              <w:t>Puerta_Abierta_Retirando</w:t>
-            </w:r>
-            <w:proofErr w:type="spellEnd"/>
-          </w:p>
-        </w:tc>
-        <w:tc>
-          <w:tcPr>
-            <w:tcW w:w="1560" w:type="dxa"/>
-          </w:tcPr>
-          <w:p>
-            <w:r>
-              <w:t>El PIN o QR temporal autentica al cliente.</w:t>
+              <w:t>Alarma_Violacion_Seguridad</w:t>
+            </w:r>
+            <w:proofErr w:type="spellEnd"/>
+          </w:p>
+        </w:tc>
+        <w:tc>
+          <w:tcPr>
+            <w:tcW w:w="1560" w:type="dxa"/>
+          </w:tcPr>
+          <w:p>
+            <w:proofErr w:type="spellStart"/>
+            <w:r>
+              <w:rPr>
+                <w:rStyle w:val="CodeChar"/>
+              </w:rPr>
+              <w:t>revisarIncidente</w:t>
+            </w:r>
+            <w:proofErr w:type="spellEnd"/>
+          </w:p>
+        </w:tc>
+        <w:tc>
+          <w:tcPr>
+            <w:tcW w:w="1560" w:type="dxa"/>
+          </w:tcPr>
+          <w:p>
+            <w:r>
+              <w:t>—</w:t>
+            </w:r>
+          </w:p>
+        </w:tc>
+        <w:tc>
+          <w:tcPr>
+            <w:tcW w:w="1560" w:type="dxa"/>
+          </w:tcPr>
+          <w:p>
+            <w:proofErr w:type="spellStart"/>
+            <w:r>
+              <w:rPr>
+                <w:rStyle w:val="CodeChar"/>
+              </w:rPr>
+              <w:t>registrarIncidente</w:t>
+            </w:r>
+            <w:proofErr w:type="spellEnd"/>
+            <w:r>
+              <w:rPr>
+                <w:rStyle w:val="CodeChar"/>
+              </w:rPr>
+              <w:t>()</w:t>
+            </w:r>
+          </w:p>
+        </w:tc>
+        <w:tc>
+          <w:tcPr>
+            <w:tcW w:w="1560" w:type="dxa"/>
+          </w:tcPr>
+          <w:p>
+            <w:proofErr w:type="spellStart"/>
+            <w:r>
+              <w:rPr>
+                <w:rStyle w:val="CodeChar"/>
+              </w:rPr>
+              <w:t>Fuera_De_Servicio_Mantenimiento</w:t>
+            </w:r>
+            <w:proofErr w:type="spellEnd"/>
+          </w:p>
+        </w:tc>
+        <w:tc>
+          <w:tcPr>
+            <w:tcW w:w="1560" w:type="dxa"/>
+          </w:tcPr>
+          <w:p>
+            <w:r>
+              <w:t>Tras la alarma, el hardware se revisa antes de volver a operar.</w:t>
             </w:r>
           </w:p>
         </w:tc>
@@ -12991,143 +12997,24 @@
               <w:rPr>
                 <w:rStyle w:val="CodeChar"/>
               </w:rPr>
-              <w:t>Puerta_Abierta_Retirando</w:t>
-            </w:r>
-            <w:proofErr w:type="spellEnd"/>
-          </w:p>
-        </w:tc>
-        <w:tc>
-          <w:tcPr>
-            <w:tcW w:w="1560" w:type="dxa"/>
-          </w:tcPr>
-          <w:p>
-            <w:proofErr w:type="spellStart"/>
-            <w:r>
-              <w:rPr>
-                <w:rStyle w:val="CodeChar"/>
-              </w:rPr>
-              <w:t>cerrarPuerta</w:t>
-            </w:r>
-            <w:proofErr w:type="spellEnd"/>
-          </w:p>
-        </w:tc>
-        <w:tc>
-          <w:tcPr>
-            <w:tcW w:w="1560" w:type="dxa"/>
-          </w:tcPr>
-          <w:p>
-            <w:r>
-              <w:rPr>
-                <w:rStyle w:val="CodeChar"/>
-              </w:rPr>
-              <w:t>[</w:t>
-            </w:r>
-            <w:proofErr w:type="spellStart"/>
-            <w:r>
-              <w:rPr>
-                <w:rStyle w:val="CodeChar"/>
-              </w:rPr>
-              <w:t>pesoSensor</w:t>
-            </w:r>
-            <w:proofErr w:type="spellEnd"/>
-            <w:r>
-              <w:rPr>
-                <w:rStyle w:val="CodeChar"/>
-              </w:rPr>
-              <w:t xml:space="preserve"> == 0]</w:t>
-            </w:r>
-          </w:p>
-        </w:tc>
-        <w:tc>
-          <w:tcPr>
-            <w:tcW w:w="1560" w:type="dxa"/>
-          </w:tcPr>
-          <w:p>
-            <w:proofErr w:type="spellStart"/>
-            <w:proofErr w:type="gramStart"/>
-            <w:r>
-              <w:rPr>
-                <w:rStyle w:val="CodeChar"/>
-              </w:rPr>
-              <w:t>trabarCerradura</w:t>
-            </w:r>
-            <w:proofErr w:type="spellEnd"/>
-            <w:r>
-              <w:rPr>
-                <w:rStyle w:val="CodeChar"/>
-              </w:rPr>
-              <w:t>(</w:t>
-            </w:r>
-            <w:proofErr w:type="gramEnd"/>
-            <w:r>
-              <w:rPr>
-                <w:rStyle w:val="CodeChar"/>
-              </w:rPr>
-              <w:t>)</w:t>
-            </w:r>
-          </w:p>
-        </w:tc>
-        <w:tc>
-          <w:tcPr>
-            <w:tcW w:w="1560" w:type="dxa"/>
-          </w:tcPr>
-          <w:p>
-            <w:proofErr w:type="spellStart"/>
-            <w:r>
-              <w:rPr>
-                <w:rStyle w:val="CodeChar"/>
-              </w:rPr>
-              <w:t>Vacio_Disponible</w:t>
-            </w:r>
-            <w:proofErr w:type="spellEnd"/>
-          </w:p>
-        </w:tc>
-        <w:tc>
-          <w:tcPr>
-            <w:tcW w:w="1560" w:type="dxa"/>
-          </w:tcPr>
-          <w:p>
-            <w:r>
-              <w:t>El peso cero confirma el retiro y libera el compartimiento.</w:t>
-            </w:r>
-          </w:p>
-        </w:tc>
-      </w:tr>
-      <w:tr>
-        <w:tc>
-          <w:tcPr>
-            <w:tcW w:w="1560" w:type="dxa"/>
-          </w:tcPr>
-          <w:p>
-            <w:proofErr w:type="spellStart"/>
-            <w:r>
-              <w:rPr>
-                <w:rStyle w:val="CodeChar"/>
-              </w:rPr>
-              <w:t>Ocupado_Esperando_</w:t>
-            </w:r>
-            <w:r>
-              <w:rPr>
-                <w:rStyle w:val="CodeChar"/>
-              </w:rPr>
-              <w:lastRenderedPageBreak/>
-              <w:t>Retiro_Cliente</w:t>
-            </w:r>
-            <w:proofErr w:type="spellEnd"/>
-          </w:p>
-        </w:tc>
-        <w:tc>
-          <w:tcPr>
-            <w:tcW w:w="1560" w:type="dxa"/>
-          </w:tcPr>
-          <w:p>
-            <w:r>
-              <w:rPr>
-                <w:rStyle w:val="CodeChar"/>
-              </w:rPr>
-              <w:lastRenderedPageBreak/>
-              <w:t>after(72h)</w:t>
-            </w:r>
+              <w:t>Fuera_De_Servicio_Mantenimiento</w:t>
+            </w:r>
+            <w:proofErr w:type="spellEnd"/>
+          </w:p>
+        </w:tc>
+        <w:tc>
+          <w:tcPr>
+            <w:tcW w:w="1560" w:type="dxa"/>
+          </w:tcPr>
+          <w:p>
+            <w:proofErr w:type="spellStart"/>
+            <w:r>
+              <w:rPr>
+                <w:rStyle w:val="CodeChar"/>
+              </w:rPr>
+              <w:t>completarMantenimiento</w:t>
+            </w:r>
+            <w:proofErr w:type="spellEnd"/>
           </w:p>
         </w:tc>
         <w:tc>
@@ -13146,627 +13033,6 @@
           </w:tcPr>
           <w:p>
             <w:proofErr w:type="spellStart"/>
-            <w:proofErr w:type="gramStart"/>
-            <w:r>
-              <w:rPr>
-                <w:rStyle w:val="CodeChar"/>
-              </w:rPr>
-              <w:t>notificarVencimiento</w:t>
-            </w:r>
-            <w:proofErr w:type="spellEnd"/>
-            <w:r>
-              <w:rPr>
-                <w:rStyle w:val="CodeChar"/>
-              </w:rPr>
-              <w:t>(</w:t>
-            </w:r>
-            <w:proofErr w:type="gramEnd"/>
-            <w:r>
-              <w:rPr>
-                <w:rStyle w:val="CodeChar"/>
-              </w:rPr>
-              <w:t>)</w:t>
-            </w:r>
-          </w:p>
-        </w:tc>
-        <w:tc>
-          <w:tcPr>
-            <w:tcW w:w="1560" w:type="dxa"/>
-          </w:tcPr>
-          <w:p>
-            <w:proofErr w:type="spellStart"/>
-            <w:r>
-              <w:rPr>
-                <w:rStyle w:val="CodeChar"/>
-              </w:rPr>
-              <w:t>Vencido_Pendiente_</w:t>
-            </w:r>
-            <w:r>
-              <w:rPr>
-                <w:rStyle w:val="CodeChar"/>
-              </w:rPr>
-              <w:lastRenderedPageBreak/>
-              <w:t>Recoleccion</w:t>
-            </w:r>
-            <w:proofErr w:type="spellEnd"/>
-          </w:p>
-        </w:tc>
-        <w:tc>
-          <w:tcPr>
-            <w:tcW w:w="1560" w:type="dxa"/>
-          </w:tcPr>
-          <w:p>
-            <w:r>
-              <w:lastRenderedPageBreak/>
-              <w:t xml:space="preserve">Pasadas 72 horas sin retiro, el </w:t>
-            </w:r>
-            <w:r>
-              <w:lastRenderedPageBreak/>
-              <w:t xml:space="preserve">paquete se recoge para devolverlo al </w:t>
-            </w:r>
-            <w:proofErr w:type="spellStart"/>
-            <w:proofErr w:type="gramStart"/>
-            <w:r>
-              <w:t>hub</w:t>
-            </w:r>
-            <w:proofErr w:type="spellEnd"/>
-            <w:proofErr w:type="gramEnd"/>
-            <w:r>
-              <w:t>.</w:t>
-            </w:r>
-          </w:p>
-        </w:tc>
-      </w:tr>
-      <w:tr>
-        <w:tc>
-          <w:tcPr>
-            <w:tcW w:w="1560" w:type="dxa"/>
-          </w:tcPr>
-          <w:p>
-            <w:proofErr w:type="spellStart"/>
-            <w:r>
-              <w:rPr>
-                <w:rStyle w:val="CodeChar"/>
-              </w:rPr>
-              <w:lastRenderedPageBreak/>
-              <w:t>Vencido_Pendiente_Recoleccion</w:t>
-            </w:r>
-            <w:proofErr w:type="spellEnd"/>
-          </w:p>
-        </w:tc>
-        <w:tc>
-          <w:tcPr>
-            <w:tcW w:w="1560" w:type="dxa"/>
-          </w:tcPr>
-          <w:p>
-            <w:proofErr w:type="spellStart"/>
-            <w:r>
-              <w:rPr>
-                <w:rStyle w:val="CodeChar"/>
-              </w:rPr>
-              <w:t>recolectarPaquete</w:t>
-            </w:r>
-            <w:proofErr w:type="spellEnd"/>
-          </w:p>
-        </w:tc>
-        <w:tc>
-          <w:tcPr>
-            <w:tcW w:w="1560" w:type="dxa"/>
-          </w:tcPr>
-          <w:p>
-            <w:r>
-              <w:rPr>
-                <w:rStyle w:val="CodeChar"/>
-              </w:rPr>
-              <w:t>[</w:t>
-            </w:r>
-            <w:proofErr w:type="spellStart"/>
-            <w:r>
-              <w:rPr>
-                <w:rStyle w:val="CodeChar"/>
-              </w:rPr>
-              <w:t>pesoSensor</w:t>
-            </w:r>
-            <w:proofErr w:type="spellEnd"/>
-            <w:r>
-              <w:rPr>
-                <w:rStyle w:val="CodeChar"/>
-              </w:rPr>
-              <w:t xml:space="preserve"> == 0]</w:t>
-            </w:r>
-          </w:p>
-        </w:tc>
-        <w:tc>
-          <w:tcPr>
-            <w:tcW w:w="1560" w:type="dxa"/>
-          </w:tcPr>
-          <w:p>
-            <w:proofErr w:type="spellStart"/>
-            <w:proofErr w:type="gramStart"/>
-            <w:r>
-              <w:rPr>
-                <w:rStyle w:val="CodeChar"/>
-              </w:rPr>
-              <w:t>registrarDevolucionAlHub</w:t>
-            </w:r>
-            <w:proofErr w:type="spellEnd"/>
-            <w:r>
-              <w:rPr>
-                <w:rStyle w:val="CodeChar"/>
-              </w:rPr>
-              <w:t>(</w:t>
-            </w:r>
-            <w:proofErr w:type="gramEnd"/>
-            <w:r>
-              <w:rPr>
-                <w:rStyle w:val="CodeChar"/>
-              </w:rPr>
-              <w:t>)</w:t>
-            </w:r>
-          </w:p>
-        </w:tc>
-        <w:tc>
-          <w:tcPr>
-            <w:tcW w:w="1560" w:type="dxa"/>
-          </w:tcPr>
-          <w:p>
-            <w:proofErr w:type="spellStart"/>
-            <w:r>
-              <w:rPr>
-                <w:rStyle w:val="CodeChar"/>
-              </w:rPr>
-              <w:t>Vacio_Disponible</w:t>
-            </w:r>
-            <w:proofErr w:type="spellEnd"/>
-          </w:p>
-        </w:tc>
-        <w:tc>
-          <w:tcPr>
-            <w:tcW w:w="1560" w:type="dxa"/>
-          </w:tcPr>
-          <w:p>
-            <w:r>
-              <w:t>El repartidor retira el paquete y la puerta queda libre.</w:t>
-            </w:r>
-          </w:p>
-        </w:tc>
-      </w:tr>
-      <w:tr>
-        <w:tc>
-          <w:tcPr>
-            <w:tcW w:w="1560" w:type="dxa"/>
-          </w:tcPr>
-          <w:p>
-            <w:proofErr w:type="spellStart"/>
-            <w:r>
-              <w:rPr>
-                <w:rStyle w:val="CodeChar"/>
-                <w:lang w:val="es-SV"/>
-              </w:rPr>
-              <w:t>Vacio_Disponible</w:t>
-            </w:r>
-            <w:proofErr w:type="spellEnd"/>
-            <w:r>
-              <w:t xml:space="preserve">, </w:t>
-            </w:r>
-            <w:proofErr w:type="spellStart"/>
-            <w:r>
-              <w:rPr>
-                <w:rStyle w:val="CodeChar"/>
-                <w:lang w:val="es-SV"/>
-              </w:rPr>
-              <w:t>Reservado_Para_Entrega</w:t>
-            </w:r>
-            <w:proofErr w:type="spellEnd"/>
-            <w:r>
-              <w:t xml:space="preserve">, </w:t>
-            </w:r>
-            <w:proofErr w:type="spellStart"/>
-            <w:r>
-              <w:rPr>
-                <w:rStyle w:val="CodeChar"/>
-                <w:lang w:val="es-SV"/>
-              </w:rPr>
-              <w:t>Ocupado_Esperando_Retiro_Cliente</w:t>
-            </w:r>
-            <w:proofErr w:type="spellEnd"/>
-            <w:r>
-              <w:t xml:space="preserve">, </w:t>
-            </w:r>
-            <w:proofErr w:type="spellStart"/>
-            <w:r>
-              <w:rPr>
-                <w:rStyle w:val="CodeChar"/>
-                <w:lang w:val="es-SV"/>
-              </w:rPr>
-              <w:t>Vencido_Pendiente_Recoleccion</w:t>
-            </w:r>
-            <w:proofErr w:type="spellEnd"/>
-          </w:p>
-        </w:tc>
-        <w:tc>
-          <w:tcPr>
-            <w:tcW w:w="1560" w:type="dxa"/>
-          </w:tcPr>
-          <w:p>
-            <w:proofErr w:type="spellStart"/>
-            <w:r>
-              <w:rPr>
-                <w:rStyle w:val="CodeChar"/>
-              </w:rPr>
-              <w:t>detectarAperturaForzada</w:t>
-            </w:r>
-            <w:proofErr w:type="spellEnd"/>
-          </w:p>
-        </w:tc>
-        <w:tc>
-          <w:tcPr>
-            <w:tcW w:w="1560" w:type="dxa"/>
-          </w:tcPr>
-          <w:p>
-            <w:proofErr w:type="gramStart"/>
-            <w:r>
-              <w:rPr>
-                <w:rStyle w:val="CodeChar"/>
-              </w:rPr>
-              <w:t>[!</w:t>
-            </w:r>
-            <w:proofErr w:type="spellStart"/>
-            <w:r>
-              <w:rPr>
-                <w:rStyle w:val="CodeChar"/>
-              </w:rPr>
-              <w:t>comandoDigitalPrevio</w:t>
-            </w:r>
-            <w:proofErr w:type="spellEnd"/>
-            <w:proofErr w:type="gramEnd"/>
-            <w:r>
-              <w:rPr>
-                <w:rStyle w:val="CodeChar"/>
-              </w:rPr>
-              <w:t>]</w:t>
-            </w:r>
-          </w:p>
-        </w:tc>
-        <w:tc>
-          <w:tcPr>
-            <w:tcW w:w="1560" w:type="dxa"/>
-          </w:tcPr>
-          <w:p>
-            <w:proofErr w:type="spellStart"/>
-            <w:proofErr w:type="gramStart"/>
-            <w:r>
-              <w:rPr>
-                <w:rStyle w:val="CodeChar"/>
-              </w:rPr>
-              <w:t>activarAlarma</w:t>
-            </w:r>
-            <w:proofErr w:type="spellEnd"/>
-            <w:r>
-              <w:rPr>
-                <w:rStyle w:val="CodeChar"/>
-              </w:rPr>
-              <w:t>(</w:t>
-            </w:r>
-            <w:proofErr w:type="gramEnd"/>
-            <w:r>
-              <w:rPr>
-                <w:rStyle w:val="CodeChar"/>
-              </w:rPr>
-              <w:t>)</w:t>
-            </w:r>
-          </w:p>
-        </w:tc>
-        <w:tc>
-          <w:tcPr>
-            <w:tcW w:w="1560" w:type="dxa"/>
-          </w:tcPr>
-          <w:p>
-            <w:proofErr w:type="spellStart"/>
-            <w:r>
-              <w:rPr>
-                <w:rStyle w:val="CodeChar"/>
-              </w:rPr>
-              <w:t>Alarma_Violacion_Seguridad</w:t>
-            </w:r>
-            <w:proofErr w:type="spellEnd"/>
-          </w:p>
-        </w:tc>
-        <w:tc>
-          <w:tcPr>
-            <w:tcW w:w="1560" w:type="dxa"/>
-          </w:tcPr>
-          <w:p>
-            <w:r>
-              <w:t>Una apertura sin comando digital se trata como violación de seguridad.</w:t>
-            </w:r>
-          </w:p>
-        </w:tc>
-      </w:tr>
-      <w:tr>
-        <w:tc>
-          <w:tcPr>
-            <w:tcW w:w="1560" w:type="dxa"/>
-          </w:tcPr>
-          <w:p>
-            <w:proofErr w:type="spellStart"/>
-            <w:r>
-              <w:rPr>
-                <w:rStyle w:val="CodeChar"/>
-                <w:lang w:val="es-SV"/>
-              </w:rPr>
-              <w:t>Puerta_Abierta_Cargando</w:t>
-            </w:r>
-            <w:proofErr w:type="spellEnd"/>
-            <w:r>
-              <w:t xml:space="preserve">, </w:t>
-            </w:r>
-            <w:proofErr w:type="spellStart"/>
-            <w:r>
-              <w:rPr>
-                <w:rStyle w:val="CodeChar"/>
-                <w:lang w:val="es-SV"/>
-              </w:rPr>
-              <w:t>Puerta_Abi</w:t>
-            </w:r>
-            <w:r>
-              <w:rPr>
-                <w:rStyle w:val="CodeChar"/>
-                <w:lang w:val="es-SV"/>
-              </w:rPr>
-              <w:lastRenderedPageBreak/>
-              <w:t>erta_Retirando</w:t>
-            </w:r>
-            <w:proofErr w:type="spellEnd"/>
-          </w:p>
-        </w:tc>
-        <w:tc>
-          <w:tcPr>
-            <w:tcW w:w="1560" w:type="dxa"/>
-          </w:tcPr>
-          <w:p>
-            <w:proofErr w:type="spellStart"/>
-            <w:r>
-              <w:rPr>
-                <w:rStyle w:val="CodeChar"/>
-              </w:rPr>
-              <w:lastRenderedPageBreak/>
-              <w:t>fallaCerradura</w:t>
-            </w:r>
-            <w:proofErr w:type="spellEnd"/>
-          </w:p>
-        </w:tc>
-        <w:tc>
-          <w:tcPr>
-            <w:tcW w:w="1560" w:type="dxa"/>
-          </w:tcPr>
-          <w:p>
-            <w:r>
-              <w:rPr>
-                <w:rStyle w:val="CodeChar"/>
-              </w:rPr>
-              <w:t>[</w:t>
-            </w:r>
-            <w:proofErr w:type="spellStart"/>
-            <w:r>
-              <w:rPr>
-                <w:rStyle w:val="CodeChar"/>
-              </w:rPr>
-              <w:t>cerraduraNoTraba</w:t>
-            </w:r>
-            <w:proofErr w:type="spellEnd"/>
-            <w:r>
-              <w:rPr>
-                <w:rStyle w:val="CodeChar"/>
-              </w:rPr>
-              <w:t>]</w:t>
-            </w:r>
-          </w:p>
-        </w:tc>
-        <w:tc>
-          <w:tcPr>
-            <w:tcW w:w="1560" w:type="dxa"/>
-          </w:tcPr>
-          <w:p>
-            <w:proofErr w:type="spellStart"/>
-            <w:proofErr w:type="gramStart"/>
-            <w:r>
-              <w:rPr>
-                <w:rStyle w:val="CodeChar"/>
-              </w:rPr>
-              <w:t>notificarMantenimiento</w:t>
-            </w:r>
-            <w:proofErr w:type="spellEnd"/>
-            <w:r>
-              <w:rPr>
-                <w:rStyle w:val="CodeChar"/>
-              </w:rPr>
-              <w:t>(</w:t>
-            </w:r>
-            <w:proofErr w:type="gramEnd"/>
-            <w:r>
-              <w:rPr>
-                <w:rStyle w:val="CodeChar"/>
-              </w:rPr>
-              <w:t>)</w:t>
-            </w:r>
-          </w:p>
-        </w:tc>
-        <w:tc>
-          <w:tcPr>
-            <w:tcW w:w="1560" w:type="dxa"/>
-          </w:tcPr>
-          <w:p>
-            <w:proofErr w:type="spellStart"/>
-            <w:r>
-              <w:rPr>
-                <w:rStyle w:val="CodeChar"/>
-              </w:rPr>
-              <w:t>Fuera_De_Servicio_Mantenimiento</w:t>
-            </w:r>
-            <w:proofErr w:type="spellEnd"/>
-          </w:p>
-        </w:tc>
-        <w:tc>
-          <w:tcPr>
-            <w:tcW w:w="1560" w:type="dxa"/>
-          </w:tcPr>
-          <w:p>
-            <w:r>
-              <w:t xml:space="preserve">Si la cerradura no traba, la puerta se </w:t>
-            </w:r>
-            <w:r>
-              <w:lastRenderedPageBreak/>
-              <w:t>retira de servicio.</w:t>
-            </w:r>
-          </w:p>
-        </w:tc>
-      </w:tr>
-      <w:tr>
-        <w:tc>
-          <w:tcPr>
-            <w:tcW w:w="1560" w:type="dxa"/>
-          </w:tcPr>
-          <w:p>
-            <w:proofErr w:type="spellStart"/>
-            <w:r>
-              <w:rPr>
-                <w:rStyle w:val="CodeChar"/>
-              </w:rPr>
-              <w:lastRenderedPageBreak/>
-              <w:t>Alarma_Violacion_Seguridad</w:t>
-            </w:r>
-            <w:proofErr w:type="spellEnd"/>
-          </w:p>
-        </w:tc>
-        <w:tc>
-          <w:tcPr>
-            <w:tcW w:w="1560" w:type="dxa"/>
-          </w:tcPr>
-          <w:p>
-            <w:proofErr w:type="spellStart"/>
-            <w:r>
-              <w:rPr>
-                <w:rStyle w:val="CodeChar"/>
-              </w:rPr>
-              <w:t>revisarIncidente</w:t>
-            </w:r>
-            <w:proofErr w:type="spellEnd"/>
-          </w:p>
-        </w:tc>
-        <w:tc>
-          <w:tcPr>
-            <w:tcW w:w="1560" w:type="dxa"/>
-          </w:tcPr>
-          <w:p>
-            <w:r>
-              <w:t>—</w:t>
-            </w:r>
-          </w:p>
-        </w:tc>
-        <w:tc>
-          <w:tcPr>
-            <w:tcW w:w="1560" w:type="dxa"/>
-          </w:tcPr>
-          <w:p>
-            <w:proofErr w:type="spellStart"/>
-            <w:proofErr w:type="gramStart"/>
-            <w:r>
-              <w:rPr>
-                <w:rStyle w:val="CodeChar"/>
-              </w:rPr>
-              <w:t>registrarIncidente</w:t>
-            </w:r>
-            <w:proofErr w:type="spellEnd"/>
-            <w:r>
-              <w:rPr>
-                <w:rStyle w:val="CodeChar"/>
-              </w:rPr>
-              <w:t>(</w:t>
-            </w:r>
-            <w:proofErr w:type="gramEnd"/>
-            <w:r>
-              <w:rPr>
-                <w:rStyle w:val="CodeChar"/>
-              </w:rPr>
-              <w:t>)</w:t>
-            </w:r>
-          </w:p>
-        </w:tc>
-        <w:tc>
-          <w:tcPr>
-            <w:tcW w:w="1560" w:type="dxa"/>
-          </w:tcPr>
-          <w:p>
-            <w:proofErr w:type="spellStart"/>
-            <w:r>
-              <w:rPr>
-                <w:rStyle w:val="CodeChar"/>
-              </w:rPr>
-              <w:t>Fuera_De_Servicio_Mantenimiento</w:t>
-            </w:r>
-            <w:proofErr w:type="spellEnd"/>
-          </w:p>
-        </w:tc>
-        <w:tc>
-          <w:tcPr>
-            <w:tcW w:w="1560" w:type="dxa"/>
-          </w:tcPr>
-          <w:p>
-            <w:r>
-              <w:t>Tras la alarma, el hardware se revisa antes de volver a operar.</w:t>
-            </w:r>
-          </w:p>
-        </w:tc>
-      </w:tr>
-      <w:tr>
-        <w:tc>
-          <w:tcPr>
-            <w:tcW w:w="1560" w:type="dxa"/>
-          </w:tcPr>
-          <w:p>
-            <w:proofErr w:type="spellStart"/>
-            <w:r>
-              <w:rPr>
-                <w:rStyle w:val="CodeChar"/>
-              </w:rPr>
-              <w:t>Fuera_De_Servicio_Mantenimiento</w:t>
-            </w:r>
-            <w:proofErr w:type="spellEnd"/>
-          </w:p>
-        </w:tc>
-        <w:tc>
-          <w:tcPr>
-            <w:tcW w:w="1560" w:type="dxa"/>
-          </w:tcPr>
-          <w:p>
-            <w:proofErr w:type="spellStart"/>
-            <w:r>
-              <w:rPr>
-                <w:rStyle w:val="CodeChar"/>
-              </w:rPr>
-              <w:t>completarMantenimiento</w:t>
-            </w:r>
-            <w:proofErr w:type="spellEnd"/>
-          </w:p>
-        </w:tc>
-        <w:tc>
-          <w:tcPr>
-            <w:tcW w:w="1560" w:type="dxa"/>
-          </w:tcPr>
-          <w:p>
-            <w:r>
-              <w:t>—</w:t>
-            </w:r>
-          </w:p>
-        </w:tc>
-        <w:tc>
-          <w:tcPr>
-            <w:tcW w:w="1560" w:type="dxa"/>
-          </w:tcPr>
-          <w:p>
-            <w:proofErr w:type="spellStart"/>
-            <w:proofErr w:type="gramStart"/>
             <w:r>
               <w:rPr>
                 <w:rStyle w:val="CodeChar"/>
@@ -13778,14 +13044,7 @@
               <w:rPr>
                 <w:rStyle w:val="CodeChar"/>
               </w:rPr>
-              <w:t>(</w:t>
-            </w:r>
-            <w:proofErr w:type="gramEnd"/>
-            <w:r>
-              <w:rPr>
-                <w:rStyle w:val="CodeChar"/>
-              </w:rPr>
-              <w:t>)</w:t>
+              <w:t>()</w:t>
             </w:r>
           </w:p>
         </w:tc>
@@ -13849,7 +13108,6 @@
         <w:t xml:space="preserve"> / </w:t>
       </w:r>
       <w:proofErr w:type="spellStart"/>
-      <w:proofErr w:type="gramStart"/>
       <w:r>
         <w:rPr>
           <w:rStyle w:val="CodeChar"/>
@@ -13863,15 +13121,7 @@
           <w:rStyle w:val="CodeChar"/>
           <w:lang w:val="es-SV"/>
         </w:rPr>
-        <w:t>(</w:t>
-      </w:r>
-      <w:proofErr w:type="gramEnd"/>
-      <w:r>
-        <w:rPr>
-          <w:rStyle w:val="CodeChar"/>
-          <w:lang w:val="es-SV"/>
-        </w:rPr>
-        <w:t>)</w:t>
+        <w:t>()</w:t>
       </w:r>
       <w:r>
         <w:t>. El hardware opera en ciclo continuo, por lo que el diagrama no tiene estado final.</w:t>
@@ -13943,7 +13193,11 @@
           </w:tcPr>
           <w:p>
             <w:r>
-              <w:t xml:space="preserve">El diagrama no define un estado por falta de conectividad. Los eventos de sensores (peso, apertura forzada) y el temporizador </w:t>
+              <w:t xml:space="preserve">El diagrama no define un estado por falta de conectividad. Los eventos de sensores (peso, apertura </w:t>
+            </w:r>
+            <w:r>
+              <w:lastRenderedPageBreak/>
+              <w:t xml:space="preserve">forzada) y el temporizador </w:t>
             </w:r>
             <w:r>
               <w:rPr>
@@ -13999,12 +13253,10 @@
               <w:t xml:space="preserve"> para que un repartidor lo devuelva al </w:t>
             </w:r>
             <w:proofErr w:type="spellStart"/>
-            <w:proofErr w:type="gramStart"/>
             <w:r>
               <w:t>hub</w:t>
             </w:r>
             <w:proofErr w:type="spellEnd"/>
-            <w:proofErr w:type="gramEnd"/>
             <w:r>
               <w:t>.</w:t>
             </w:r>
@@ -14018,7 +13270,6 @@
           </w:tcPr>
           <w:p>
             <w:r>
-              <w:lastRenderedPageBreak/>
               <w:t>Cancelaciones abruptas</w:t>
             </w:r>
           </w:p>
@@ -14223,13 +13474,8 @@
         </w:rPr>
         <w:t xml:space="preserve">[Insertar aquí la captura PNG de alta resolución del diagrama. </w:t>
       </w:r>
-      <w:proofErr w:type="spellStart"/>
-      <w:r>
-        <w:t>En</w:t>
-      </w:r>
-      <w:proofErr w:type="spellEnd"/>
-      <w:r>
-        <w:t xml:space="preserve"> </w:t>
+      <w:r>
+        <w:t xml:space="preserve">En </w:t>
       </w:r>
       <w:proofErr w:type="spellStart"/>
       <w:r>
@@ -14399,15 +13645,11 @@
           </w:tcPr>
           <w:p>
             <w:r>
-              <w:t xml:space="preserve">El </w:t>
-            </w:r>
-            <w:proofErr w:type="gramStart"/>
-            <w:r>
-              <w:t>ticket</w:t>
-            </w:r>
-            <w:proofErr w:type="gramEnd"/>
-            <w:r>
-              <w:t xml:space="preserve"> nace al registrarse el reclamo.</w:t>
+              <w:t xml:space="preserve">El ticket nace al </w:t>
+            </w:r>
+            <w:r>
+              <w:lastRenderedPageBreak/>
+              <w:t>registrarse el reclamo.</w:t>
             </w:r>
           </w:p>
         </w:tc>
@@ -14459,7 +13701,6 @@
           </w:tcPr>
           <w:p>
             <w:proofErr w:type="spellStart"/>
-            <w:proofErr w:type="gramStart"/>
             <w:r>
               <w:rPr>
                 <w:rStyle w:val="CodeChar"/>
@@ -14471,14 +13712,7 @@
               <w:rPr>
                 <w:rStyle w:val="CodeChar"/>
               </w:rPr>
-              <w:t>(</w:t>
-            </w:r>
-            <w:proofErr w:type="gramEnd"/>
-            <w:r>
-              <w:rPr>
-                <w:rStyle w:val="CodeChar"/>
-              </w:rPr>
-              <w:t>)</w:t>
+              <w:t>()</w:t>
             </w:r>
           </w:p>
         </w:tc>
@@ -14501,19 +13735,7 @@
           </w:tcPr>
           <w:p>
             <w:r>
-              <w:t xml:space="preserve">Un agente de nivel 1 toma </w:t>
-            </w:r>
-            <w:r>
-              <w:lastRenderedPageBreak/>
-              <w:t xml:space="preserve">el </w:t>
-            </w:r>
-            <w:proofErr w:type="gramStart"/>
-            <w:r>
-              <w:t>ticket</w:t>
-            </w:r>
-            <w:proofErr w:type="gramEnd"/>
-            <w:r>
-              <w:t xml:space="preserve"> de la cola.</w:t>
+              <w:t>Un agente de nivel 1 toma el ticket de la cola.</w:t>
             </w:r>
           </w:p>
         </w:tc>
@@ -14528,7 +13750,6 @@
               <w:rPr>
                 <w:rStyle w:val="CodeChar"/>
               </w:rPr>
-              <w:lastRenderedPageBreak/>
               <w:t>Asignado_Nivel_1</w:t>
             </w:r>
           </w:p>
@@ -14564,7 +13785,6 @@
           </w:tcPr>
           <w:p>
             <w:proofErr w:type="spellStart"/>
-            <w:proofErr w:type="gramStart"/>
             <w:r>
               <w:rPr>
                 <w:rStyle w:val="CodeChar"/>
@@ -14576,14 +13796,7 @@
               <w:rPr>
                 <w:rStyle w:val="CodeChar"/>
               </w:rPr>
-              <w:t>(</w:t>
-            </w:r>
-            <w:proofErr w:type="gramEnd"/>
-            <w:r>
-              <w:rPr>
-                <w:rStyle w:val="CodeChar"/>
-              </w:rPr>
-              <w:t>)</w:t>
+              <w:t>()</w:t>
             </w:r>
           </w:p>
         </w:tc>
@@ -14660,7 +13873,6 @@
           </w:tcPr>
           <w:p>
             <w:proofErr w:type="spellStart"/>
-            <w:proofErr w:type="gramStart"/>
             <w:r>
               <w:rPr>
                 <w:rStyle w:val="CodeChar"/>
@@ -14672,14 +13884,7 @@
               <w:rPr>
                 <w:rStyle w:val="CodeChar"/>
               </w:rPr>
-              <w:t>(</w:t>
-            </w:r>
-            <w:proofErr w:type="gramEnd"/>
-            <w:r>
-              <w:rPr>
-                <w:rStyle w:val="CodeChar"/>
-              </w:rPr>
-              <w:t>)</w:t>
+              <w:t>()</w:t>
             </w:r>
           </w:p>
         </w:tc>
@@ -14797,6 +14002,7 @@
               <w:rPr>
                 <w:rStyle w:val="CodeChar"/>
               </w:rPr>
+              <w:lastRenderedPageBreak/>
               <w:t>En_Espera_Respuesta_Usuario</w:t>
             </w:r>
             <w:proofErr w:type="spellEnd"/>
@@ -14807,19 +14013,11 @@
             <w:tcW w:w="1560" w:type="dxa"/>
           </w:tcPr>
           <w:p>
-            <w:proofErr w:type="gramStart"/>
-            <w:r>
-              <w:rPr>
-                <w:rStyle w:val="CodeChar"/>
-              </w:rPr>
-              <w:t>after(</w:t>
-            </w:r>
-            <w:proofErr w:type="gramEnd"/>
-            <w:r>
-              <w:rPr>
-                <w:rStyle w:val="CodeChar"/>
-              </w:rPr>
-              <w:t xml:space="preserve">5 </w:t>
+            <w:r>
+              <w:rPr>
+                <w:rStyle w:val="CodeChar"/>
+              </w:rPr>
+              <w:t xml:space="preserve">after(5 </w:t>
             </w:r>
             <w:proofErr w:type="spellStart"/>
             <w:r>
@@ -14867,7 +14065,6 @@
           </w:tcPr>
           <w:p>
             <w:proofErr w:type="spellStart"/>
-            <w:proofErr w:type="gramStart"/>
             <w:r>
               <w:rPr>
                 <w:rStyle w:val="CodeChar"/>
@@ -14879,14 +14076,7 @@
               <w:rPr>
                 <w:rStyle w:val="CodeChar"/>
               </w:rPr>
-              <w:t>(</w:t>
-            </w:r>
-            <w:proofErr w:type="gramEnd"/>
-            <w:r>
-              <w:rPr>
-                <w:rStyle w:val="CodeChar"/>
-              </w:rPr>
-              <w:t>)</w:t>
+              <w:t>()</w:t>
             </w:r>
           </w:p>
         </w:tc>
@@ -14911,19 +14101,7 @@
           </w:tcPr>
           <w:p>
             <w:r>
-              <w:t xml:space="preserve">Si el usuario nunca responde, el </w:t>
-            </w:r>
-            <w:proofErr w:type="gramStart"/>
-            <w:r>
-              <w:t>ticket</w:t>
-            </w:r>
-            <w:proofErr w:type="gramEnd"/>
-            <w:r>
-              <w:t xml:space="preserve"> no </w:t>
-            </w:r>
-            <w:r>
-              <w:lastRenderedPageBreak/>
-              <w:t>queda abierto indefinidamente.</w:t>
+              <w:t>Si el usuario nunca responde, el ticket no queda abierto indefinidamente.</w:t>
             </w:r>
           </w:p>
         </w:tc>
@@ -14939,7 +14117,6 @@
               <w:rPr>
                 <w:rStyle w:val="CodeChar"/>
               </w:rPr>
-              <w:lastRenderedPageBreak/>
               <w:t>En_Analisis</w:t>
             </w:r>
             <w:proofErr w:type="spellEnd"/>
@@ -14993,7 +14170,6 @@
           </w:tcPr>
           <w:p>
             <w:proofErr w:type="spellStart"/>
-            <w:proofErr w:type="gramStart"/>
             <w:r>
               <w:rPr>
                 <w:rStyle w:val="CodeChar"/>
@@ -15005,14 +14181,7 @@
               <w:rPr>
                 <w:rStyle w:val="CodeChar"/>
               </w:rPr>
-              <w:t>(</w:t>
-            </w:r>
-            <w:proofErr w:type="gramEnd"/>
-            <w:r>
-              <w:rPr>
-                <w:rStyle w:val="CodeChar"/>
-              </w:rPr>
-              <w:t>)</w:t>
+              <w:t>()</w:t>
             </w:r>
           </w:p>
         </w:tc>
@@ -15087,7 +14256,6 @@
           </w:tcPr>
           <w:p>
             <w:proofErr w:type="spellStart"/>
-            <w:proofErr w:type="gramStart"/>
             <w:r>
               <w:rPr>
                 <w:rStyle w:val="CodeChar"/>
@@ -15099,14 +14267,7 @@
               <w:rPr>
                 <w:rStyle w:val="CodeChar"/>
               </w:rPr>
-              <w:t>(</w:t>
-            </w:r>
-            <w:proofErr w:type="gramEnd"/>
-            <w:r>
-              <w:rPr>
-                <w:rStyle w:val="CodeChar"/>
-              </w:rPr>
-              <w:t>)</w:t>
+              <w:t>()</w:t>
             </w:r>
           </w:p>
         </w:tc>
@@ -15181,7 +14342,6 @@
           </w:tcPr>
           <w:p>
             <w:proofErr w:type="spellStart"/>
-            <w:proofErr w:type="gramStart"/>
             <w:r>
               <w:rPr>
                 <w:rStyle w:val="CodeChar"/>
@@ -15193,14 +14353,7 @@
               <w:rPr>
                 <w:rStyle w:val="CodeChar"/>
               </w:rPr>
-              <w:t>(</w:t>
-            </w:r>
-            <w:proofErr w:type="gramEnd"/>
-            <w:r>
-              <w:rPr>
-                <w:rStyle w:val="CodeChar"/>
-              </w:rPr>
-              <w:t>)</w:t>
+              <w:t>()</w:t>
             </w:r>
           </w:p>
         </w:tc>
@@ -15225,7 +14378,11 @@
           </w:tcPr>
           <w:p>
             <w:r>
-              <w:t>Ingeniería resuelve y también pide confirmación al usuario.</w:t>
+              <w:t xml:space="preserve">Ingeniería resuelve y también pide </w:t>
+            </w:r>
+            <w:r>
+              <w:lastRenderedPageBreak/>
+              <w:t>confirmación al usuario.</w:t>
             </w:r>
           </w:p>
         </w:tc>
@@ -15241,28 +14398,20 @@
               <w:rPr>
                 <w:rStyle w:val="CodeChar"/>
               </w:rPr>
-              <w:t>Resuelto_Esperando</w:t>
-            </w:r>
-            <w:r>
-              <w:rPr>
-                <w:rStyle w:val="CodeChar"/>
-              </w:rPr>
-              <w:lastRenderedPageBreak/>
-              <w:t>_Confirmacion</w:t>
-            </w:r>
-            <w:proofErr w:type="spellEnd"/>
-          </w:p>
-        </w:tc>
-        <w:tc>
-          <w:tcPr>
-            <w:tcW w:w="1560" w:type="dxa"/>
-          </w:tcPr>
-          <w:p>
-            <w:r>
-              <w:rPr>
-                <w:rStyle w:val="CodeChar"/>
-              </w:rPr>
-              <w:lastRenderedPageBreak/>
+              <w:t>Resuelto_Esperando_Confirmacion</w:t>
+            </w:r>
+            <w:proofErr w:type="spellEnd"/>
+          </w:p>
+        </w:tc>
+        <w:tc>
+          <w:tcPr>
+            <w:tcW w:w="1560" w:type="dxa"/>
+          </w:tcPr>
+          <w:p>
+            <w:r>
+              <w:rPr>
+                <w:rStyle w:val="CodeChar"/>
+              </w:rPr>
               <w:t>after(48h)</w:t>
             </w:r>
           </w:p>
@@ -15283,7 +14432,6 @@
           </w:tcPr>
           <w:p>
             <w:proofErr w:type="spellStart"/>
-            <w:proofErr w:type="gramStart"/>
             <w:r>
               <w:rPr>
                 <w:rStyle w:val="CodeChar"/>
@@ -15295,14 +14443,7 @@
               <w:rPr>
                 <w:rStyle w:val="CodeChar"/>
               </w:rPr>
-              <w:t>(</w:t>
-            </w:r>
-            <w:proofErr w:type="gramEnd"/>
-            <w:r>
-              <w:rPr>
-                <w:rStyle w:val="CodeChar"/>
-              </w:rPr>
-              <w:t>)</w:t>
+              <w:t>()</w:t>
             </w:r>
           </w:p>
         </w:tc>
@@ -15327,19 +14468,7 @@
           </w:tcPr>
           <w:p>
             <w:r>
-              <w:t xml:space="preserve">Sin confirmación ni </w:t>
-            </w:r>
-            <w:r>
-              <w:lastRenderedPageBreak/>
-              <w:t xml:space="preserve">objeción en 48 horas, el </w:t>
-            </w:r>
-            <w:proofErr w:type="gramStart"/>
-            <w:r>
-              <w:t>ticket</w:t>
-            </w:r>
-            <w:proofErr w:type="gramEnd"/>
-            <w:r>
-              <w:t xml:space="preserve"> se cierra automáticamente.</w:t>
+              <w:t>Sin confirmación ni objeción en 48 horas, el ticket se cierra automáticamente.</w:t>
             </w:r>
           </w:p>
         </w:tc>
@@ -15355,7 +14484,6 @@
               <w:rPr>
                 <w:rStyle w:val="CodeChar"/>
               </w:rPr>
-              <w:lastRenderedPageBreak/>
               <w:t>Resuelto_Esperando_Confirmacion</w:t>
             </w:r>
             <w:proofErr w:type="spellEnd"/>
@@ -15409,7 +14537,6 @@
           </w:tcPr>
           <w:p>
             <w:proofErr w:type="spellStart"/>
-            <w:proofErr w:type="gramStart"/>
             <w:r>
               <w:rPr>
                 <w:rStyle w:val="CodeChar"/>
@@ -15421,14 +14548,7 @@
               <w:rPr>
                 <w:rStyle w:val="CodeChar"/>
               </w:rPr>
-              <w:t>(</w:t>
-            </w:r>
-            <w:proofErr w:type="gramEnd"/>
-            <w:r>
-              <w:rPr>
-                <w:rStyle w:val="CodeChar"/>
-              </w:rPr>
-              <w:t>)</w:t>
+              <w:t>()</w:t>
             </w:r>
           </w:p>
         </w:tc>
@@ -15522,7 +14642,6 @@
           </w:tcPr>
           <w:p>
             <w:proofErr w:type="spellStart"/>
-            <w:proofErr w:type="gramStart"/>
             <w:r>
               <w:rPr>
                 <w:rStyle w:val="CodeChar"/>
@@ -15534,14 +14653,7 @@
               <w:rPr>
                 <w:rStyle w:val="CodeChar"/>
               </w:rPr>
-              <w:t>(</w:t>
-            </w:r>
-            <w:proofErr w:type="gramEnd"/>
-            <w:r>
-              <w:rPr>
-                <w:rStyle w:val="CodeChar"/>
-              </w:rPr>
-              <w:t>)</w:t>
+              <w:t>()</w:t>
             </w:r>
           </w:p>
         </w:tc>
@@ -15566,15 +14678,7 @@
           </w:tcPr>
           <w:p>
             <w:r>
-              <w:t xml:space="preserve">La confirmación expresa del usuario cierra el </w:t>
-            </w:r>
-            <w:proofErr w:type="gramStart"/>
-            <w:r>
-              <w:t>ticket</w:t>
-            </w:r>
-            <w:proofErr w:type="gramEnd"/>
-            <w:r>
-              <w:t>.</w:t>
+              <w:t>La confirmación expresa del usuario cierra el ticket.</w:t>
             </w:r>
           </w:p>
         </w:tc>
@@ -15626,7 +14730,6 @@
           </w:tcPr>
           <w:p>
             <w:proofErr w:type="spellStart"/>
-            <w:proofErr w:type="gramStart"/>
             <w:r>
               <w:rPr>
                 <w:rStyle w:val="CodeChar"/>
@@ -15638,14 +14741,7 @@
               <w:rPr>
                 <w:rStyle w:val="CodeChar"/>
               </w:rPr>
-              <w:t>(</w:t>
-            </w:r>
-            <w:proofErr w:type="gramEnd"/>
-            <w:r>
-              <w:rPr>
-                <w:rStyle w:val="CodeChar"/>
-              </w:rPr>
-              <w:t>)</w:t>
+              <w:t>()</w:t>
             </w:r>
           </w:p>
         </w:tc>
@@ -15668,7 +14764,11 @@
           </w:tcPr>
           <w:p>
             <w:r>
-              <w:t>El caso reabierto vuelve a atención.</w:t>
+              <w:t xml:space="preserve">El caso reabierto </w:t>
+            </w:r>
+            <w:r>
+              <w:lastRenderedPageBreak/>
+              <w:t>vuelve a atención.</w:t>
             </w:r>
           </w:p>
         </w:tc>
@@ -15697,26 +14797,18 @@
                 <w:rStyle w:val="CodeChar"/>
                 <w:lang w:val="es-SV"/>
               </w:rPr>
-              <w:t>Cerrado_Si</w:t>
-            </w:r>
+              <w:t>Cerrado_Sin_Solucion_Abandono</w:t>
+            </w:r>
+            <w:proofErr w:type="spellEnd"/>
+            <w:r>
+              <w:t xml:space="preserve">, </w:t>
+            </w:r>
+            <w:proofErr w:type="spellStart"/>
             <w:r>
               <w:rPr>
                 <w:rStyle w:val="CodeChar"/>
                 <w:lang w:val="es-SV"/>
               </w:rPr>
-              <w:lastRenderedPageBreak/>
-              <w:t>n_Solucion_Abandono</w:t>
-            </w:r>
-            <w:proofErr w:type="spellEnd"/>
-            <w:r>
-              <w:t xml:space="preserve">, </w:t>
-            </w:r>
-            <w:proofErr w:type="spellStart"/>
-            <w:r>
-              <w:rPr>
-                <w:rStyle w:val="CodeChar"/>
-                <w:lang w:val="es-SV"/>
-              </w:rPr>
               <w:t>Cerrado_Confirmado</w:t>
             </w:r>
             <w:proofErr w:type="spellEnd"/>
@@ -15728,7 +14820,6 @@
           </w:tcPr>
           <w:p>
             <w:r>
-              <w:lastRenderedPageBreak/>
               <w:t>—</w:t>
             </w:r>
           </w:p>
@@ -15769,15 +14860,7 @@
           </w:tcPr>
           <w:p>
             <w:r>
-              <w:t xml:space="preserve">Fin del ciclo de vida del </w:t>
-            </w:r>
-            <w:proofErr w:type="gramStart"/>
-            <w:r>
-              <w:t>ticket</w:t>
-            </w:r>
-            <w:proofErr w:type="gramEnd"/>
-            <w:r>
-              <w:t>.</w:t>
+              <w:t>Fin del ciclo de vida del ticket.</w:t>
             </w:r>
           </w:p>
         </w:tc>
@@ -15851,21 +14934,12 @@
             <w:r>
               <w:t xml:space="preserve">Si el usuario pierde conexión y no responde, los temporizadores </w:t>
             </w:r>
-            <w:proofErr w:type="gramStart"/>
             <w:r>
               <w:rPr>
                 <w:rStyle w:val="CodeChar"/>
                 <w:lang w:val="es-SV"/>
               </w:rPr>
-              <w:t>after(</w:t>
-            </w:r>
-            <w:proofErr w:type="gramEnd"/>
-            <w:r>
-              <w:rPr>
-                <w:rStyle w:val="CodeChar"/>
-                <w:lang w:val="es-SV"/>
-              </w:rPr>
-              <w:t xml:space="preserve">5 </w:t>
+              <w:t xml:space="preserve">after(5 </w:t>
             </w:r>
             <w:proofErr w:type="spellStart"/>
             <w:r>
@@ -15958,21 +15032,12 @@
             <w:r>
               <w:t xml:space="preserve"> cierra por inactividad; </w:t>
             </w:r>
-            <w:proofErr w:type="gramStart"/>
             <w:r>
               <w:rPr>
                 <w:rStyle w:val="CodeChar"/>
                 <w:lang w:val="es-SV"/>
               </w:rPr>
-              <w:t>after(</w:t>
-            </w:r>
-            <w:proofErr w:type="gramEnd"/>
-            <w:r>
-              <w:rPr>
-                <w:rStyle w:val="CodeChar"/>
-                <w:lang w:val="es-SV"/>
-              </w:rPr>
-              <w:t xml:space="preserve">5 </w:t>
+              <w:t xml:space="preserve">after(5 </w:t>
             </w:r>
             <w:proofErr w:type="spellStart"/>
             <w:r>
@@ -16041,15 +15106,7 @@
           </w:tcPr>
           <w:p>
             <w:r>
-              <w:t xml:space="preserve">Si el usuario abandona, el </w:t>
-            </w:r>
-            <w:proofErr w:type="gramStart"/>
-            <w:r>
-              <w:t>ticket</w:t>
-            </w:r>
-            <w:proofErr w:type="gramEnd"/>
-            <w:r>
-              <w:t xml:space="preserve"> termina en </w:t>
+              <w:t xml:space="preserve">Si el usuario abandona, el ticket termina en </w:t>
             </w:r>
             <w:proofErr w:type="spellStart"/>
             <w:r>
@@ -16085,6 +15142,7 @@
           </w:tcPr>
           <w:p>
             <w:r>
+              <w:lastRenderedPageBreak/>
               <w:t>Reintentos</w:t>
             </w:r>
           </w:p>
@@ -16119,15 +15177,7 @@
             </w:r>
             <w:proofErr w:type="spellEnd"/>
             <w:r>
-              <w:t xml:space="preserve"> se repite mientras el usuario responda; un </w:t>
-            </w:r>
-            <w:proofErr w:type="gramStart"/>
-            <w:r>
-              <w:t>ticket</w:t>
-            </w:r>
-            <w:proofErr w:type="gramEnd"/>
-            <w:r>
-              <w:t xml:space="preserve"> reabierto vuelve a </w:t>
+              <w:t xml:space="preserve"> se repite mientras el usuario responda; un ticket reabierto vuelve a </w:t>
             </w:r>
             <w:r>
               <w:rPr>
@@ -16202,7 +15252,6 @@
         <w:rPr>
           <w:lang w:val="es-SV"/>
         </w:rPr>
-        <w:lastRenderedPageBreak/>
         <w:t xml:space="preserve">Tampoco define las salidas de </w:t>
       </w:r>
       <w:proofErr w:type="spellStart"/>
@@ -16331,13 +15380,8 @@
         </w:rPr>
         <w:t xml:space="preserve">[Insertar aquí la captura PNG de alta resolución del diagrama. </w:t>
       </w:r>
-      <w:proofErr w:type="spellStart"/>
-      <w:r>
-        <w:t>En</w:t>
-      </w:r>
-      <w:proofErr w:type="spellEnd"/>
-      <w:r>
-        <w:t xml:space="preserve"> </w:t>
+      <w:r>
+        <w:t xml:space="preserve">En </w:t>
       </w:r>
       <w:proofErr w:type="spellStart"/>
       <w:r>
@@ -16523,6 +15567,7 @@
               <w:rPr>
                 <w:rStyle w:val="CodeChar"/>
               </w:rPr>
+              <w:lastRenderedPageBreak/>
               <w:t>Solicitada_Por_Cliente</w:t>
             </w:r>
             <w:proofErr w:type="spellEnd"/>
@@ -16559,7 +15604,6 @@
           </w:tcPr>
           <w:p>
             <w:proofErr w:type="spellStart"/>
-            <w:proofErr w:type="gramStart"/>
             <w:r>
               <w:rPr>
                 <w:rStyle w:val="CodeChar"/>
@@ -16571,14 +15615,7 @@
               <w:rPr>
                 <w:rStyle w:val="CodeChar"/>
               </w:rPr>
-              <w:t>(</w:t>
-            </w:r>
-            <w:proofErr w:type="gramEnd"/>
-            <w:r>
-              <w:rPr>
-                <w:rStyle w:val="CodeChar"/>
-              </w:rPr>
-              <w:t>)</w:t>
+              <w:t>()</w:t>
             </w:r>
           </w:p>
         </w:tc>
@@ -16675,11 +15712,7 @@
           </w:tcPr>
           <w:p>
             <w:r>
-              <w:t xml:space="preserve">El plazo legal de 30 días se evalúa en un punto de </w:t>
-            </w:r>
-            <w:r>
-              <w:lastRenderedPageBreak/>
-              <w:t>decisión explícito.</w:t>
+              <w:t>El plazo legal de 30 días se evalúa en un punto de decisión explícito.</w:t>
             </w:r>
           </w:p>
         </w:tc>
@@ -16691,7 +15724,6 @@
           </w:tcPr>
           <w:p>
             <w:r>
-              <w:lastRenderedPageBreak/>
               <w:t>Decisión C1</w:t>
             </w:r>
           </w:p>
@@ -16739,7 +15771,6 @@
           </w:tcPr>
           <w:p>
             <w:proofErr w:type="spellStart"/>
-            <w:proofErr w:type="gramStart"/>
             <w:r>
               <w:rPr>
                 <w:rStyle w:val="CodeChar"/>
@@ -16751,14 +15782,7 @@
               <w:rPr>
                 <w:rStyle w:val="CodeChar"/>
               </w:rPr>
-              <w:t>(</w:t>
-            </w:r>
-            <w:proofErr w:type="gramEnd"/>
-            <w:r>
-              <w:rPr>
-                <w:rStyle w:val="CodeChar"/>
-              </w:rPr>
-              <w:t>)</w:t>
+              <w:t>()</w:t>
             </w:r>
           </w:p>
         </w:tc>
@@ -16842,7 +15866,6 @@
           </w:tcPr>
           <w:p>
             <w:proofErr w:type="spellStart"/>
-            <w:proofErr w:type="gramStart"/>
             <w:r>
               <w:rPr>
                 <w:rStyle w:val="CodeChar"/>
@@ -16854,14 +15877,7 @@
               <w:rPr>
                 <w:rStyle w:val="CodeChar"/>
               </w:rPr>
-              <w:t>(</w:t>
-            </w:r>
-            <w:proofErr w:type="gramEnd"/>
-            <w:r>
-              <w:rPr>
-                <w:rStyle w:val="CodeChar"/>
-              </w:rPr>
-              <w:t>)</w:t>
+              <w:t>()</w:t>
             </w:r>
           </w:p>
         </w:tc>
@@ -16938,7 +15954,6 @@
           </w:tcPr>
           <w:p>
             <w:proofErr w:type="spellStart"/>
-            <w:proofErr w:type="gramStart"/>
             <w:r>
               <w:rPr>
                 <w:rStyle w:val="CodeChar"/>
@@ -16950,14 +15965,7 @@
               <w:rPr>
                 <w:rStyle w:val="CodeChar"/>
               </w:rPr>
-              <w:t>(</w:t>
-            </w:r>
-            <w:proofErr w:type="gramEnd"/>
-            <w:r>
-              <w:rPr>
-                <w:rStyle w:val="CodeChar"/>
-              </w:rPr>
-              <w:t>)</w:t>
+              <w:t>()</w:t>
             </w:r>
           </w:p>
         </w:tc>
@@ -16982,7 +15990,11 @@
           </w:tcPr>
           <w:p>
             <w:r>
-              <w:t>El paquete llega a bodega y entra a inspección.</w:t>
+              <w:t xml:space="preserve">El paquete llega a bodega y </w:t>
+            </w:r>
+            <w:r>
+              <w:lastRenderedPageBreak/>
+              <w:t>entra a inspección.</w:t>
             </w:r>
           </w:p>
         </w:tc>
@@ -17051,7 +16063,6 @@
           </w:tcPr>
           <w:p>
             <w:proofErr w:type="spellStart"/>
-            <w:proofErr w:type="gramStart"/>
             <w:r>
               <w:rPr>
                 <w:rStyle w:val="CodeChar"/>
@@ -17063,14 +16074,7 @@
               <w:rPr>
                 <w:rStyle w:val="CodeChar"/>
               </w:rPr>
-              <w:t>(</w:t>
-            </w:r>
-            <w:proofErr w:type="gramEnd"/>
-            <w:r>
-              <w:rPr>
-                <w:rStyle w:val="CodeChar"/>
-              </w:rPr>
-              <w:t>)</w:t>
+              <w:t>()</w:t>
             </w:r>
           </w:p>
         </w:tc>
@@ -17111,7 +16115,6 @@
               <w:rPr>
                 <w:rStyle w:val="CodeChar"/>
               </w:rPr>
-              <w:lastRenderedPageBreak/>
               <w:t>Recibida_En_Inspeccion_Calidad</w:t>
             </w:r>
             <w:proofErr w:type="spellEnd"/>
@@ -17144,7 +16147,6 @@
               <w:t>[</w:t>
             </w:r>
             <w:proofErr w:type="spellStart"/>
-            <w:proofErr w:type="gramStart"/>
             <w:r>
               <w:rPr>
                 <w:rStyle w:val="CodeChar"/>
@@ -17156,24 +16158,16 @@
               <w:rPr>
                 <w:rStyle w:val="CodeChar"/>
               </w:rPr>
-              <w:t xml:space="preserve"> !</w:t>
-            </w:r>
-            <w:proofErr w:type="gramEnd"/>
-            <w:r>
-              <w:rPr>
-                <w:rStyle w:val="CodeChar"/>
-              </w:rPr>
-              <w:t>= 'ORIGINAL']</w:t>
-            </w:r>
-          </w:p>
-        </w:tc>
-        <w:tc>
-          <w:tcPr>
-            <w:tcW w:w="1560" w:type="dxa"/>
-          </w:tcPr>
-          <w:p>
-            <w:proofErr w:type="spellStart"/>
-            <w:proofErr w:type="gramStart"/>
+              <w:t xml:space="preserve"> != 'ORIGINAL']</w:t>
+            </w:r>
+          </w:p>
+        </w:tc>
+        <w:tc>
+          <w:tcPr>
+            <w:tcW w:w="1560" w:type="dxa"/>
+          </w:tcPr>
+          <w:p>
+            <w:proofErr w:type="spellStart"/>
             <w:r>
               <w:rPr>
                 <w:rStyle w:val="CodeChar"/>
@@ -17185,14 +16179,7 @@
               <w:rPr>
                 <w:rStyle w:val="CodeChar"/>
               </w:rPr>
-              <w:t>(</w:t>
-            </w:r>
-            <w:proofErr w:type="gramEnd"/>
-            <w:r>
-              <w:rPr>
-                <w:rStyle w:val="CodeChar"/>
-              </w:rPr>
-              <w:t>)</w:t>
+              <w:t>()</w:t>
             </w:r>
           </w:p>
         </w:tc>
@@ -17269,7 +16256,6 @@
           </w:tcPr>
           <w:p>
             <w:proofErr w:type="spellStart"/>
-            <w:proofErr w:type="gramStart"/>
             <w:r>
               <w:rPr>
                 <w:rStyle w:val="CodeChar"/>
@@ -17281,14 +16267,7 @@
               <w:rPr>
                 <w:rStyle w:val="CodeChar"/>
               </w:rPr>
-              <w:t>(</w:t>
-            </w:r>
-            <w:proofErr w:type="gramEnd"/>
-            <w:r>
-              <w:rPr>
-                <w:rStyle w:val="CodeChar"/>
-              </w:rPr>
-              <w:t>)</w:t>
+              <w:t>()</w:t>
             </w:r>
           </w:p>
         </w:tc>
@@ -17354,17 +16333,26 @@
                 <w:rStyle w:val="CodeChar"/>
                 <w:lang w:val="es-SV"/>
               </w:rPr>
-              <w:t>Rechazada_Fraude_Garantia</w:t>
-            </w:r>
-            <w:proofErr w:type="spellEnd"/>
-          </w:p>
-        </w:tc>
-        <w:tc>
-          <w:tcPr>
-            <w:tcW w:w="1560" w:type="dxa"/>
-          </w:tcPr>
-          <w:p>
-            <w:r>
+              <w:t>Rechazada_</w:t>
+            </w:r>
+            <w:r>
+              <w:rPr>
+                <w:rStyle w:val="CodeChar"/>
+                <w:lang w:val="es-SV"/>
+              </w:rPr>
+              <w:lastRenderedPageBreak/>
+              <w:t>Fraude_Garantia</w:t>
+            </w:r>
+            <w:proofErr w:type="spellEnd"/>
+          </w:p>
+        </w:tc>
+        <w:tc>
+          <w:tcPr>
+            <w:tcW w:w="1560" w:type="dxa"/>
+          </w:tcPr>
+          <w:p>
+            <w:r>
+              <w:lastRenderedPageBreak/>
               <w:t>—</w:t>
             </w:r>
           </w:p>
@@ -17477,11 +16465,7 @@
           </w:tcPr>
           <w:p>
             <w:r>
-              <w:t xml:space="preserve">Los avances dependen de eventos de atención y de bodega. Si una notificación se pierde, la solicitud </w:t>
-            </w:r>
-            <w:r>
-              <w:lastRenderedPageBreak/>
-              <w:t xml:space="preserve">permanece en su estado y no salta etapas. </w:t>
+              <w:t xml:space="preserve">Los avances dependen de eventos de atención y de bodega. Si una notificación se pierde, la solicitud permanece en su estado y no salta etapas. </w:t>
             </w:r>
             <w:r>
               <w:t>El diagrama no define un estado de red.</w:t>
@@ -17497,7 +16481,6 @@
           <w:p>
             <w:proofErr w:type="spellStart"/>
             <w:r>
-              <w:lastRenderedPageBreak/>
               <w:t>Timeouts</w:t>
             </w:r>
             <w:proofErr w:type="spellEnd"/>
@@ -17640,13 +16623,8 @@
         </w:rPr>
         <w:t xml:space="preserve">[Insertar aquí la captura PNG de alta resolución del diagrama. </w:t>
       </w:r>
-      <w:proofErr w:type="spellStart"/>
-      <w:r>
-        <w:t>En</w:t>
-      </w:r>
-      <w:proofErr w:type="spellEnd"/>
-      <w:r>
-        <w:t xml:space="preserve"> </w:t>
+      <w:r>
+        <w:t xml:space="preserve">En </w:t>
       </w:r>
       <w:proofErr w:type="spellStart"/>
       <w:r>
@@ -17663,6 +16641,7 @@
       </w:pPr>
       <w:bookmarkStart w:id="32" w:name="_Toc243237406"/>
       <w:r>
+        <w:lastRenderedPageBreak/>
         <w:t>Matriz de transición de estados</w:t>
       </w:r>
       <w:bookmarkEnd w:id="32"/>
@@ -17816,11 +16795,7 @@
           </w:tcPr>
           <w:p>
             <w:r>
-              <w:t xml:space="preserve">El lote entra al muelle de carga y queda aislado </w:t>
-            </w:r>
-            <w:r>
-              <w:lastRenderedPageBreak/>
-              <w:t>hasta el control de calidad.</w:t>
+              <w:t>El lote entra al muelle de carga y queda aislado hasta el control de calidad.</w:t>
             </w:r>
           </w:p>
         </w:tc>
@@ -17836,105 +16811,726 @@
               <w:rPr>
                 <w:rStyle w:val="CodeChar"/>
               </w:rPr>
+              <w:t>Recibido_En_Cuarentena</w:t>
+            </w:r>
+            <w:proofErr w:type="spellEnd"/>
+          </w:p>
+        </w:tc>
+        <w:tc>
+          <w:tcPr>
+            <w:tcW w:w="1560" w:type="dxa"/>
+          </w:tcPr>
+          <w:p>
+            <w:proofErr w:type="spellStart"/>
+            <w:r>
+              <w:rPr>
+                <w:rStyle w:val="CodeChar"/>
+              </w:rPr>
+              <w:t>aprobarControlCalidad</w:t>
+            </w:r>
+            <w:proofErr w:type="spellEnd"/>
+          </w:p>
+        </w:tc>
+        <w:tc>
+          <w:tcPr>
+            <w:tcW w:w="1560" w:type="dxa"/>
+          </w:tcPr>
+          <w:p>
+            <w:r>
+              <w:rPr>
+                <w:rStyle w:val="CodeChar"/>
+              </w:rPr>
+              <w:t>[</w:t>
+            </w:r>
+            <w:proofErr w:type="spellStart"/>
+            <w:r>
+              <w:rPr>
+                <w:rStyle w:val="CodeChar"/>
+              </w:rPr>
+              <w:t>resultadoCalidad</w:t>
+            </w:r>
+            <w:proofErr w:type="spellEnd"/>
+            <w:r>
+              <w:rPr>
+                <w:rStyle w:val="CodeChar"/>
+              </w:rPr>
+              <w:t xml:space="preserve"> == 'APROBADO']</w:t>
+            </w:r>
+          </w:p>
+        </w:tc>
+        <w:tc>
+          <w:tcPr>
+            <w:tcW w:w="1560" w:type="dxa"/>
+          </w:tcPr>
+          <w:p>
+            <w:proofErr w:type="spellStart"/>
+            <w:r>
+              <w:rPr>
+                <w:rStyle w:val="CodeChar"/>
+              </w:rPr>
+              <w:t>ubicarEnAlmacen</w:t>
+            </w:r>
+            <w:proofErr w:type="spellEnd"/>
+            <w:r>
+              <w:rPr>
+                <w:rStyle w:val="CodeChar"/>
+              </w:rPr>
+              <w:t>()</w:t>
+            </w:r>
+          </w:p>
+        </w:tc>
+        <w:tc>
+          <w:tcPr>
+            <w:tcW w:w="1560" w:type="dxa"/>
+          </w:tcPr>
+          <w:p>
+            <w:proofErr w:type="spellStart"/>
+            <w:r>
+              <w:rPr>
+                <w:rStyle w:val="CodeChar"/>
+              </w:rPr>
+              <w:t>Aprobado_En_Ubicacion_Almacen</w:t>
+            </w:r>
+            <w:proofErr w:type="spellEnd"/>
+          </w:p>
+        </w:tc>
+        <w:tc>
+          <w:tcPr>
+            <w:tcW w:w="1560" w:type="dxa"/>
+          </w:tcPr>
+          <w:p>
+            <w:r>
+              <w:t>Solo un lote aprobado por el control de calidad entra al stock.</w:t>
+            </w:r>
+          </w:p>
+        </w:tc>
+      </w:tr>
+      <w:tr>
+        <w:tc>
+          <w:tcPr>
+            <w:tcW w:w="1560" w:type="dxa"/>
+          </w:tcPr>
+          <w:p>
+            <w:proofErr w:type="spellStart"/>
+            <w:r>
+              <w:rPr>
+                <w:rStyle w:val="CodeChar"/>
+              </w:rPr>
+              <w:t>Aprobado_En_Ubicacion_Almacen</w:t>
+            </w:r>
+            <w:proofErr w:type="spellEnd"/>
+          </w:p>
+        </w:tc>
+        <w:tc>
+          <w:tcPr>
+            <w:tcW w:w="1560" w:type="dxa"/>
+          </w:tcPr>
+          <w:p>
+            <w:proofErr w:type="spellStart"/>
+            <w:r>
+              <w:rPr>
+                <w:rStyle w:val="CodeChar"/>
+              </w:rPr>
+              <w:t>descontarUnidades</w:t>
+            </w:r>
+            <w:proofErr w:type="spellEnd"/>
+          </w:p>
+        </w:tc>
+        <w:tc>
+          <w:tcPr>
+            <w:tcW w:w="1560" w:type="dxa"/>
+          </w:tcPr>
+          <w:p>
+            <w:r>
+              <w:rPr>
+                <w:rStyle w:val="CodeChar"/>
+              </w:rPr>
+              <w:t>[</w:t>
+            </w:r>
+            <w:proofErr w:type="spellStart"/>
+            <w:r>
+              <w:rPr>
+                <w:rStyle w:val="CodeChar"/>
+              </w:rPr>
+              <w:t>existencias</w:t>
+            </w:r>
+            <w:proofErr w:type="spellEnd"/>
+            <w:r>
+              <w:rPr>
+                <w:rStyle w:val="CodeChar"/>
+              </w:rPr>
+              <w:t xml:space="preserve"> &gt; 0]</w:t>
+            </w:r>
+          </w:p>
+        </w:tc>
+        <w:tc>
+          <w:tcPr>
+            <w:tcW w:w="1560" w:type="dxa"/>
+          </w:tcPr>
+          <w:p>
+            <w:proofErr w:type="spellStart"/>
+            <w:r>
+              <w:rPr>
+                <w:rStyle w:val="CodeChar"/>
+              </w:rPr>
+              <w:t>actualizarStock</w:t>
+            </w:r>
+            <w:proofErr w:type="spellEnd"/>
+            <w:r>
+              <w:rPr>
+                <w:rStyle w:val="CodeChar"/>
+              </w:rPr>
+              <w:t>()</w:t>
+            </w:r>
+          </w:p>
+        </w:tc>
+        <w:tc>
+          <w:tcPr>
+            <w:tcW w:w="1560" w:type="dxa"/>
+          </w:tcPr>
+          <w:p>
+            <w:proofErr w:type="spellStart"/>
+            <w:r>
+              <w:rPr>
+                <w:rStyle w:val="CodeChar"/>
+              </w:rPr>
+              <w:t>Activo_En_Picking</w:t>
+            </w:r>
+            <w:proofErr w:type="spellEnd"/>
+          </w:p>
+        </w:tc>
+        <w:tc>
+          <w:tcPr>
+            <w:tcW w:w="1560" w:type="dxa"/>
+          </w:tcPr>
+          <w:p>
+            <w:r>
+              <w:t>Los pedidos comienzan a descontar unidades del lote.</w:t>
+            </w:r>
+          </w:p>
+        </w:tc>
+      </w:tr>
+      <w:tr>
+        <w:tc>
+          <w:tcPr>
+            <w:tcW w:w="1560" w:type="dxa"/>
+          </w:tcPr>
+          <w:p>
+            <w:proofErr w:type="spellStart"/>
+            <w:r>
+              <w:rPr>
+                <w:rStyle w:val="CodeChar"/>
+              </w:rPr>
+              <w:t>Activo_En_Picking</w:t>
+            </w:r>
+            <w:proofErr w:type="spellEnd"/>
+          </w:p>
+        </w:tc>
+        <w:tc>
+          <w:tcPr>
+            <w:tcW w:w="1560" w:type="dxa"/>
+          </w:tcPr>
+          <w:p>
+            <w:proofErr w:type="spellStart"/>
+            <w:r>
+              <w:rPr>
+                <w:rStyle w:val="CodeChar"/>
+              </w:rPr>
+              <w:t>descontarUnidades</w:t>
+            </w:r>
+            <w:proofErr w:type="spellEnd"/>
+          </w:p>
+        </w:tc>
+        <w:tc>
+          <w:tcPr>
+            <w:tcW w:w="1560" w:type="dxa"/>
+          </w:tcPr>
+          <w:p>
+            <w:r>
+              <w:rPr>
+                <w:rStyle w:val="CodeChar"/>
+              </w:rPr>
+              <w:t>[</w:t>
+            </w:r>
+            <w:proofErr w:type="spellStart"/>
+            <w:r>
+              <w:rPr>
+                <w:rStyle w:val="CodeChar"/>
+              </w:rPr>
+              <w:t>existencias</w:t>
+            </w:r>
+            <w:proofErr w:type="spellEnd"/>
+            <w:r>
+              <w:rPr>
+                <w:rStyle w:val="CodeChar"/>
+              </w:rPr>
+              <w:t xml:space="preserve"> &gt; 0]</w:t>
+            </w:r>
+          </w:p>
+        </w:tc>
+        <w:tc>
+          <w:tcPr>
+            <w:tcW w:w="1560" w:type="dxa"/>
+          </w:tcPr>
+          <w:p>
+            <w:proofErr w:type="spellStart"/>
+            <w:r>
+              <w:rPr>
+                <w:rStyle w:val="CodeChar"/>
+              </w:rPr>
+              <w:t>actualizarStock</w:t>
+            </w:r>
+            <w:proofErr w:type="spellEnd"/>
+            <w:r>
+              <w:rPr>
+                <w:rStyle w:val="CodeChar"/>
+              </w:rPr>
+              <w:t>()</w:t>
+            </w:r>
+          </w:p>
+        </w:tc>
+        <w:tc>
+          <w:tcPr>
+            <w:tcW w:w="1560" w:type="dxa"/>
+          </w:tcPr>
+          <w:p>
+            <w:proofErr w:type="spellStart"/>
+            <w:r>
+              <w:rPr>
+                <w:rStyle w:val="CodeChar"/>
+              </w:rPr>
+              <w:t>Activo_En_Picking</w:t>
+            </w:r>
+            <w:proofErr w:type="spellEnd"/>
+          </w:p>
+        </w:tc>
+        <w:tc>
+          <w:tcPr>
+            <w:tcW w:w="1560" w:type="dxa"/>
+          </w:tcPr>
+          <w:p>
+            <w:r>
+              <w:t xml:space="preserve">Cada pedido descuenta </w:t>
+            </w:r>
+            <w:r>
+              <w:lastRenderedPageBreak/>
+              <w:t>unidades sin cambiar el estado del lote.</w:t>
+            </w:r>
+          </w:p>
+        </w:tc>
+      </w:tr>
+      <w:tr>
+        <w:tc>
+          <w:tcPr>
+            <w:tcW w:w="1560" w:type="dxa"/>
+          </w:tcPr>
+          <w:p>
+            <w:proofErr w:type="spellStart"/>
+            <w:r>
+              <w:rPr>
+                <w:rStyle w:val="CodeChar"/>
+              </w:rPr>
+              <w:t>Activo_En_Picking</w:t>
+            </w:r>
+            <w:proofErr w:type="spellEnd"/>
+          </w:p>
+        </w:tc>
+        <w:tc>
+          <w:tcPr>
+            <w:tcW w:w="1560" w:type="dxa"/>
+          </w:tcPr>
+          <w:p>
+            <w:proofErr w:type="spellStart"/>
+            <w:r>
+              <w:rPr>
+                <w:rStyle w:val="CodeChar"/>
+              </w:rPr>
+              <w:t>agotarExistencias</w:t>
+            </w:r>
+            <w:proofErr w:type="spellEnd"/>
+          </w:p>
+        </w:tc>
+        <w:tc>
+          <w:tcPr>
+            <w:tcW w:w="1560" w:type="dxa"/>
+          </w:tcPr>
+          <w:p>
+            <w:r>
+              <w:rPr>
+                <w:rStyle w:val="CodeChar"/>
+              </w:rPr>
+              <w:t>[</w:t>
+            </w:r>
+            <w:proofErr w:type="spellStart"/>
+            <w:r>
+              <w:rPr>
+                <w:rStyle w:val="CodeChar"/>
+              </w:rPr>
+              <w:t>existencias</w:t>
+            </w:r>
+            <w:proofErr w:type="spellEnd"/>
+            <w:r>
+              <w:rPr>
+                <w:rStyle w:val="CodeChar"/>
+              </w:rPr>
+              <w:t xml:space="preserve"> == 0]</w:t>
+            </w:r>
+          </w:p>
+        </w:tc>
+        <w:tc>
+          <w:tcPr>
+            <w:tcW w:w="1560" w:type="dxa"/>
+          </w:tcPr>
+          <w:p>
+            <w:proofErr w:type="spellStart"/>
+            <w:r>
+              <w:rPr>
+                <w:rStyle w:val="CodeChar"/>
+              </w:rPr>
+              <w:t>notificarReposicion</w:t>
+            </w:r>
+            <w:proofErr w:type="spellEnd"/>
+            <w:r>
+              <w:rPr>
+                <w:rStyle w:val="CodeChar"/>
+              </w:rPr>
+              <w:t>()</w:t>
+            </w:r>
+          </w:p>
+        </w:tc>
+        <w:tc>
+          <w:tcPr>
+            <w:tcW w:w="1560" w:type="dxa"/>
+          </w:tcPr>
+          <w:p>
+            <w:proofErr w:type="spellStart"/>
+            <w:r>
+              <w:rPr>
+                <w:rStyle w:val="CodeChar"/>
+              </w:rPr>
+              <w:t>Agotado</w:t>
+            </w:r>
+            <w:proofErr w:type="spellEnd"/>
+          </w:p>
+        </w:tc>
+        <w:tc>
+          <w:tcPr>
+            <w:tcW w:w="1560" w:type="dxa"/>
+          </w:tcPr>
+          <w:p>
+            <w:r>
+              <w:t>Cuando las existencias llegan a cero el lote deja de ofrecerse.</w:t>
+            </w:r>
+          </w:p>
+        </w:tc>
+      </w:tr>
+      <w:tr>
+        <w:tc>
+          <w:tcPr>
+            <w:tcW w:w="1560" w:type="dxa"/>
+          </w:tcPr>
+          <w:p>
+            <w:proofErr w:type="spellStart"/>
+            <w:r>
+              <w:rPr>
+                <w:rStyle w:val="CodeChar"/>
+                <w:lang w:val="es-SV"/>
+              </w:rPr>
+              <w:t>Aprobado_En_Ubicacion_Almacen</w:t>
+            </w:r>
+            <w:proofErr w:type="spellEnd"/>
+            <w:r>
+              <w:t xml:space="preserve">, </w:t>
+            </w:r>
+            <w:proofErr w:type="spellStart"/>
+            <w:r>
+              <w:rPr>
+                <w:rStyle w:val="CodeChar"/>
+                <w:lang w:val="es-SV"/>
+              </w:rPr>
+              <w:t>Activo_En_Picking</w:t>
+            </w:r>
+            <w:proofErr w:type="spellEnd"/>
+          </w:p>
+        </w:tc>
+        <w:tc>
+          <w:tcPr>
+            <w:tcW w:w="1560" w:type="dxa"/>
+          </w:tcPr>
+          <w:p>
+            <w:proofErr w:type="spellStart"/>
+            <w:r>
+              <w:rPr>
+                <w:rStyle w:val="CodeChar"/>
+              </w:rPr>
+              <w:t>marcarMerma</w:t>
+            </w:r>
+            <w:proofErr w:type="spellEnd"/>
+          </w:p>
+        </w:tc>
+        <w:tc>
+          <w:tcPr>
+            <w:tcW w:w="1560" w:type="dxa"/>
+          </w:tcPr>
+          <w:p>
+            <w:r>
+              <w:t>—</w:t>
+            </w:r>
+          </w:p>
+        </w:tc>
+        <w:tc>
+          <w:tcPr>
+            <w:tcW w:w="1560" w:type="dxa"/>
+          </w:tcPr>
+          <w:p>
+            <w:proofErr w:type="spellStart"/>
+            <w:r>
+              <w:rPr>
+                <w:rStyle w:val="CodeChar"/>
+              </w:rPr>
+              <w:t>bloquearExistencias</w:t>
+            </w:r>
+            <w:proofErr w:type="spellEnd"/>
+            <w:r>
+              <w:rPr>
+                <w:rStyle w:val="CodeChar"/>
+              </w:rPr>
+              <w:t>()</w:t>
+            </w:r>
+          </w:p>
+        </w:tc>
+        <w:tc>
+          <w:tcPr>
+            <w:tcW w:w="1560" w:type="dxa"/>
+          </w:tcPr>
+          <w:p>
+            <w:proofErr w:type="spellStart"/>
+            <w:r>
+              <w:rPr>
+                <w:rStyle w:val="CodeChar"/>
+              </w:rPr>
+              <w:t>Bloqueado_Por_Siniestro</w:t>
+            </w:r>
+            <w:proofErr w:type="spellEnd"/>
+          </w:p>
+        </w:tc>
+        <w:tc>
+          <w:tcPr>
+            <w:tcW w:w="1560" w:type="dxa"/>
+          </w:tcPr>
+          <w:p>
+            <w:r>
+              <w:t>El supervisor bloquea el lote ante rotura de tubería, caducidad, plagas o caída de estantería.</w:t>
+            </w:r>
+          </w:p>
+        </w:tc>
+      </w:tr>
+      <w:tr>
+        <w:tc>
+          <w:tcPr>
+            <w:tcW w:w="1560" w:type="dxa"/>
+          </w:tcPr>
+          <w:p>
+            <w:proofErr w:type="spellStart"/>
+            <w:r>
+              <w:rPr>
+                <w:rStyle w:val="CodeChar"/>
+              </w:rPr>
+              <w:t>Bloqueado_Por_Siniestro</w:t>
+            </w:r>
+            <w:proofErr w:type="spellEnd"/>
+          </w:p>
+        </w:tc>
+        <w:tc>
+          <w:tcPr>
+            <w:tcW w:w="1560" w:type="dxa"/>
+          </w:tcPr>
+          <w:p>
+            <w:proofErr w:type="spellStart"/>
+            <w:r>
+              <w:rPr>
+                <w:rStyle w:val="CodeChar"/>
+              </w:rPr>
+              <w:t>destruirLote</w:t>
+            </w:r>
+            <w:proofErr w:type="spellEnd"/>
+          </w:p>
+        </w:tc>
+        <w:tc>
+          <w:tcPr>
+            <w:tcW w:w="1560" w:type="dxa"/>
+          </w:tcPr>
+          <w:p>
+            <w:r>
+              <w:t>—</w:t>
+            </w:r>
+          </w:p>
+        </w:tc>
+        <w:tc>
+          <w:tcPr>
+            <w:tcW w:w="1560" w:type="dxa"/>
+          </w:tcPr>
+          <w:p>
+            <w:proofErr w:type="spellStart"/>
+            <w:r>
+              <w:rPr>
+                <w:rStyle w:val="CodeChar"/>
+              </w:rPr>
+              <w:t>registrarDecomiso</w:t>
+            </w:r>
+            <w:proofErr w:type="spellEnd"/>
+            <w:r>
+              <w:rPr>
+                <w:rStyle w:val="CodeChar"/>
+              </w:rPr>
+              <w:t>()</w:t>
+            </w:r>
+          </w:p>
+        </w:tc>
+        <w:tc>
+          <w:tcPr>
+            <w:tcW w:w="1560" w:type="dxa"/>
+          </w:tcPr>
+          <w:p>
+            <w:proofErr w:type="spellStart"/>
+            <w:r>
+              <w:rPr>
+                <w:rStyle w:val="CodeChar"/>
+              </w:rPr>
+              <w:t>Destruido_Decomisado</w:t>
+            </w:r>
+            <w:proofErr w:type="spellEnd"/>
+          </w:p>
+        </w:tc>
+        <w:tc>
+          <w:tcPr>
+            <w:tcW w:w="1560" w:type="dxa"/>
+          </w:tcPr>
+          <w:p>
+            <w:r>
+              <w:t>Desde el bloqueo solo cabe la destrucción o el decomiso.</w:t>
+            </w:r>
+          </w:p>
+        </w:tc>
+      </w:tr>
+      <w:tr>
+        <w:tc>
+          <w:tcPr>
+            <w:tcW w:w="1560" w:type="dxa"/>
+          </w:tcPr>
+          <w:p>
+            <w:proofErr w:type="spellStart"/>
+            <w:r>
+              <w:rPr>
+                <w:rStyle w:val="CodeChar"/>
+                <w:lang w:val="es-SV"/>
+              </w:rPr>
               <w:lastRenderedPageBreak/>
               <w:t>Recibido_En_Cuarentena</w:t>
             </w:r>
             <w:proofErr w:type="spellEnd"/>
-          </w:p>
-        </w:tc>
-        <w:tc>
-          <w:tcPr>
-            <w:tcW w:w="1560" w:type="dxa"/>
-          </w:tcPr>
-          <w:p>
-            <w:proofErr w:type="spellStart"/>
-            <w:r>
-              <w:rPr>
-                <w:rStyle w:val="CodeChar"/>
-              </w:rPr>
-              <w:t>aprobarControlCalidad</w:t>
-            </w:r>
-            <w:proofErr w:type="spellEnd"/>
-          </w:p>
-        </w:tc>
-        <w:tc>
-          <w:tcPr>
-            <w:tcW w:w="1560" w:type="dxa"/>
-          </w:tcPr>
-          <w:p>
-            <w:r>
-              <w:rPr>
-                <w:rStyle w:val="CodeChar"/>
-              </w:rPr>
-              <w:t>[</w:t>
-            </w:r>
-            <w:proofErr w:type="spellStart"/>
-            <w:r>
-              <w:rPr>
-                <w:rStyle w:val="CodeChar"/>
-              </w:rPr>
-              <w:t>resultadoCalidad</w:t>
-            </w:r>
-            <w:proofErr w:type="spellEnd"/>
-            <w:r>
-              <w:rPr>
-                <w:rStyle w:val="CodeChar"/>
-              </w:rPr>
-              <w:t xml:space="preserve"> == 'APROBADO']</w:t>
-            </w:r>
-          </w:p>
-        </w:tc>
-        <w:tc>
-          <w:tcPr>
-            <w:tcW w:w="1560" w:type="dxa"/>
-          </w:tcPr>
-          <w:p>
-            <w:proofErr w:type="spellStart"/>
-            <w:proofErr w:type="gramStart"/>
-            <w:r>
-              <w:rPr>
-                <w:rStyle w:val="CodeChar"/>
-              </w:rPr>
-              <w:t>ubicarEnAlmacen</w:t>
-            </w:r>
-            <w:proofErr w:type="spellEnd"/>
-            <w:r>
-              <w:rPr>
-                <w:rStyle w:val="CodeChar"/>
-              </w:rPr>
-              <w:t>(</w:t>
-            </w:r>
-            <w:proofErr w:type="gramEnd"/>
-            <w:r>
-              <w:rPr>
-                <w:rStyle w:val="CodeChar"/>
-              </w:rPr>
-              <w:t>)</w:t>
-            </w:r>
-          </w:p>
-        </w:tc>
-        <w:tc>
-          <w:tcPr>
-            <w:tcW w:w="1560" w:type="dxa"/>
-          </w:tcPr>
-          <w:p>
-            <w:proofErr w:type="spellStart"/>
-            <w:r>
-              <w:rPr>
-                <w:rStyle w:val="CodeChar"/>
+            <w:r>
+              <w:t xml:space="preserve">, </w:t>
+            </w:r>
+            <w:proofErr w:type="spellStart"/>
+            <w:r>
+              <w:rPr>
+                <w:rStyle w:val="CodeChar"/>
+                <w:lang w:val="es-SV"/>
               </w:rPr>
               <w:t>Aprobado_En_Ubicacion_Almacen</w:t>
             </w:r>
             <w:proofErr w:type="spellEnd"/>
-          </w:p>
-        </w:tc>
-        <w:tc>
-          <w:tcPr>
-            <w:tcW w:w="1560" w:type="dxa"/>
-          </w:tcPr>
-          <w:p>
-            <w:r>
-              <w:t>Solo un lote aprobado por el control de calidad entra al stock.</w:t>
+            <w:r>
+              <w:t xml:space="preserve">, </w:t>
+            </w:r>
+            <w:proofErr w:type="spellStart"/>
+            <w:r>
+              <w:rPr>
+                <w:rStyle w:val="CodeChar"/>
+                <w:lang w:val="es-SV"/>
+              </w:rPr>
+              <w:t>Activo_En_Picking</w:t>
+            </w:r>
+            <w:proofErr w:type="spellEnd"/>
+          </w:p>
+        </w:tc>
+        <w:tc>
+          <w:tcPr>
+            <w:tcW w:w="1560" w:type="dxa"/>
+          </w:tcPr>
+          <w:p>
+            <w:proofErr w:type="spellStart"/>
+            <w:r>
+              <w:rPr>
+                <w:rStyle w:val="CodeChar"/>
+              </w:rPr>
+              <w:t>emitirRecall</w:t>
+            </w:r>
+            <w:proofErr w:type="spellEnd"/>
+          </w:p>
+        </w:tc>
+        <w:tc>
+          <w:tcPr>
+            <w:tcW w:w="1560" w:type="dxa"/>
+          </w:tcPr>
+          <w:p>
+            <w:r>
+              <w:t>—</w:t>
+            </w:r>
+          </w:p>
+        </w:tc>
+        <w:tc>
+          <w:tcPr>
+            <w:tcW w:w="1560" w:type="dxa"/>
+          </w:tcPr>
+          <w:p>
+            <w:proofErr w:type="spellStart"/>
+            <w:r>
+              <w:rPr>
+                <w:rStyle w:val="CodeChar"/>
+              </w:rPr>
+              <w:t>inmovilizarExistencias</w:t>
+            </w:r>
+            <w:proofErr w:type="spellEnd"/>
+            <w:r>
+              <w:rPr>
+                <w:rStyle w:val="CodeChar"/>
+              </w:rPr>
+              <w:t>()</w:t>
+            </w:r>
+          </w:p>
+        </w:tc>
+        <w:tc>
+          <w:tcPr>
+            <w:tcW w:w="1560" w:type="dxa"/>
+          </w:tcPr>
+          <w:p>
+            <w:proofErr w:type="spellStart"/>
+            <w:r>
+              <w:rPr>
+                <w:rStyle w:val="CodeChar"/>
+              </w:rPr>
+              <w:t>Inmovilizado_Por_Recall</w:t>
+            </w:r>
+            <w:proofErr w:type="spellEnd"/>
+          </w:p>
+        </w:tc>
+        <w:tc>
+          <w:tcPr>
+            <w:tcW w:w="1560" w:type="dxa"/>
+          </w:tcPr>
+          <w:p>
+            <w:r>
+              <w:t xml:space="preserve">Un </w:t>
+            </w:r>
+            <w:proofErr w:type="spellStart"/>
+            <w:r>
+              <w:t>recall</w:t>
+            </w:r>
+            <w:proofErr w:type="spellEnd"/>
+            <w:r>
+              <w:t xml:space="preserve"> del proveedor por defecto de fábrica inmoviliza el lote de inmediato.</w:t>
             </w:r>
           </w:p>
         </w:tc>
@@ -17950,379 +17546,22 @@
               <w:rPr>
                 <w:rStyle w:val="CodeChar"/>
               </w:rPr>
-              <w:t>Aprobado_En_Ubicacion_Almacen</w:t>
-            </w:r>
-            <w:proofErr w:type="spellEnd"/>
-          </w:p>
-        </w:tc>
-        <w:tc>
-          <w:tcPr>
-            <w:tcW w:w="1560" w:type="dxa"/>
-          </w:tcPr>
-          <w:p>
-            <w:proofErr w:type="spellStart"/>
-            <w:r>
-              <w:rPr>
-                <w:rStyle w:val="CodeChar"/>
-              </w:rPr>
-              <w:t>descontarUnidades</w:t>
-            </w:r>
-            <w:proofErr w:type="spellEnd"/>
-          </w:p>
-        </w:tc>
-        <w:tc>
-          <w:tcPr>
-            <w:tcW w:w="1560" w:type="dxa"/>
-          </w:tcPr>
-          <w:p>
-            <w:r>
-              <w:rPr>
-                <w:rStyle w:val="CodeChar"/>
-              </w:rPr>
-              <w:t>[</w:t>
-            </w:r>
-            <w:proofErr w:type="spellStart"/>
-            <w:r>
-              <w:rPr>
-                <w:rStyle w:val="CodeChar"/>
-              </w:rPr>
-              <w:t>existencias</w:t>
-            </w:r>
-            <w:proofErr w:type="spellEnd"/>
-            <w:r>
-              <w:rPr>
-                <w:rStyle w:val="CodeChar"/>
-              </w:rPr>
-              <w:t xml:space="preserve"> &gt; 0]</w:t>
-            </w:r>
-          </w:p>
-        </w:tc>
-        <w:tc>
-          <w:tcPr>
-            <w:tcW w:w="1560" w:type="dxa"/>
-          </w:tcPr>
-          <w:p>
-            <w:proofErr w:type="spellStart"/>
-            <w:proofErr w:type="gramStart"/>
-            <w:r>
-              <w:rPr>
-                <w:rStyle w:val="CodeChar"/>
-              </w:rPr>
-              <w:t>actualizarStock</w:t>
-            </w:r>
-            <w:proofErr w:type="spellEnd"/>
-            <w:r>
-              <w:rPr>
-                <w:rStyle w:val="CodeChar"/>
-              </w:rPr>
-              <w:t>(</w:t>
-            </w:r>
-            <w:proofErr w:type="gramEnd"/>
-            <w:r>
-              <w:rPr>
-                <w:rStyle w:val="CodeChar"/>
-              </w:rPr>
-              <w:t>)</w:t>
-            </w:r>
-          </w:p>
-        </w:tc>
-        <w:tc>
-          <w:tcPr>
-            <w:tcW w:w="1560" w:type="dxa"/>
-          </w:tcPr>
-          <w:p>
-            <w:proofErr w:type="spellStart"/>
-            <w:r>
-              <w:rPr>
-                <w:rStyle w:val="CodeChar"/>
-              </w:rPr>
-              <w:t>Activo_En_Picking</w:t>
-            </w:r>
-            <w:proofErr w:type="spellEnd"/>
-          </w:p>
-        </w:tc>
-        <w:tc>
-          <w:tcPr>
-            <w:tcW w:w="1560" w:type="dxa"/>
-          </w:tcPr>
-          <w:p>
-            <w:r>
-              <w:t>Los pedidos comienzan a descontar unidades del lote.</w:t>
-            </w:r>
-          </w:p>
-        </w:tc>
-      </w:tr>
-      <w:tr>
-        <w:tc>
-          <w:tcPr>
-            <w:tcW w:w="1560" w:type="dxa"/>
-          </w:tcPr>
-          <w:p>
-            <w:proofErr w:type="spellStart"/>
-            <w:r>
-              <w:rPr>
-                <w:rStyle w:val="CodeChar"/>
-              </w:rPr>
-              <w:t>Activo_En_Picking</w:t>
-            </w:r>
-            <w:proofErr w:type="spellEnd"/>
-          </w:p>
-        </w:tc>
-        <w:tc>
-          <w:tcPr>
-            <w:tcW w:w="1560" w:type="dxa"/>
-          </w:tcPr>
-          <w:p>
-            <w:proofErr w:type="spellStart"/>
-            <w:r>
-              <w:rPr>
-                <w:rStyle w:val="CodeChar"/>
-              </w:rPr>
-              <w:t>descontarUnidades</w:t>
-            </w:r>
-            <w:proofErr w:type="spellEnd"/>
-          </w:p>
-        </w:tc>
-        <w:tc>
-          <w:tcPr>
-            <w:tcW w:w="1560" w:type="dxa"/>
-          </w:tcPr>
-          <w:p>
-            <w:r>
-              <w:rPr>
-                <w:rStyle w:val="CodeChar"/>
-              </w:rPr>
-              <w:t>[</w:t>
-            </w:r>
-            <w:proofErr w:type="spellStart"/>
-            <w:r>
-              <w:rPr>
-                <w:rStyle w:val="CodeChar"/>
-              </w:rPr>
-              <w:t>existencias</w:t>
-            </w:r>
-            <w:proofErr w:type="spellEnd"/>
-            <w:r>
-              <w:rPr>
-                <w:rStyle w:val="CodeChar"/>
-              </w:rPr>
-              <w:t xml:space="preserve"> &gt; 0]</w:t>
-            </w:r>
-          </w:p>
-        </w:tc>
-        <w:tc>
-          <w:tcPr>
-            <w:tcW w:w="1560" w:type="dxa"/>
-          </w:tcPr>
-          <w:p>
-            <w:proofErr w:type="spellStart"/>
-            <w:proofErr w:type="gramStart"/>
-            <w:r>
-              <w:rPr>
-                <w:rStyle w:val="CodeChar"/>
-              </w:rPr>
-              <w:t>actualizarStock</w:t>
-            </w:r>
-            <w:proofErr w:type="spellEnd"/>
-            <w:r>
-              <w:rPr>
-                <w:rStyle w:val="CodeChar"/>
-              </w:rPr>
-              <w:t>(</w:t>
-            </w:r>
-            <w:proofErr w:type="gramEnd"/>
-            <w:r>
-              <w:rPr>
-                <w:rStyle w:val="CodeChar"/>
-              </w:rPr>
-              <w:t>)</w:t>
-            </w:r>
-          </w:p>
-        </w:tc>
-        <w:tc>
-          <w:tcPr>
-            <w:tcW w:w="1560" w:type="dxa"/>
-          </w:tcPr>
-          <w:p>
-            <w:proofErr w:type="spellStart"/>
-            <w:r>
-              <w:rPr>
-                <w:rStyle w:val="CodeChar"/>
-              </w:rPr>
-              <w:t>Activo_En_Picking</w:t>
-            </w:r>
-            <w:proofErr w:type="spellEnd"/>
-          </w:p>
-        </w:tc>
-        <w:tc>
-          <w:tcPr>
-            <w:tcW w:w="1560" w:type="dxa"/>
-          </w:tcPr>
-          <w:p>
-            <w:r>
-              <w:t>Cada pedido descuenta unidades sin cambiar el estado del lote.</w:t>
-            </w:r>
-          </w:p>
-        </w:tc>
-      </w:tr>
-      <w:tr>
-        <w:tc>
-          <w:tcPr>
-            <w:tcW w:w="1560" w:type="dxa"/>
-          </w:tcPr>
-          <w:p>
-            <w:proofErr w:type="spellStart"/>
-            <w:r>
-              <w:rPr>
-                <w:rStyle w:val="CodeChar"/>
-              </w:rPr>
-              <w:t>Activo_En_Picking</w:t>
-            </w:r>
-            <w:proofErr w:type="spellEnd"/>
-          </w:p>
-        </w:tc>
-        <w:tc>
-          <w:tcPr>
-            <w:tcW w:w="1560" w:type="dxa"/>
-          </w:tcPr>
-          <w:p>
-            <w:proofErr w:type="spellStart"/>
-            <w:r>
-              <w:rPr>
-                <w:rStyle w:val="CodeChar"/>
-              </w:rPr>
-              <w:t>agotarExistencias</w:t>
-            </w:r>
-            <w:proofErr w:type="spellEnd"/>
-          </w:p>
-        </w:tc>
-        <w:tc>
-          <w:tcPr>
-            <w:tcW w:w="1560" w:type="dxa"/>
-          </w:tcPr>
-          <w:p>
-            <w:r>
-              <w:rPr>
-                <w:rStyle w:val="CodeChar"/>
-              </w:rPr>
-              <w:t>[</w:t>
-            </w:r>
-            <w:proofErr w:type="spellStart"/>
-            <w:r>
-              <w:rPr>
-                <w:rStyle w:val="CodeChar"/>
-              </w:rPr>
-              <w:t>existencias</w:t>
-            </w:r>
-            <w:proofErr w:type="spellEnd"/>
-            <w:r>
-              <w:rPr>
-                <w:rStyle w:val="CodeChar"/>
-              </w:rPr>
-              <w:t xml:space="preserve"> == 0]</w:t>
-            </w:r>
-          </w:p>
-        </w:tc>
-        <w:tc>
-          <w:tcPr>
-            <w:tcW w:w="1560" w:type="dxa"/>
-          </w:tcPr>
-          <w:p>
-            <w:proofErr w:type="spellStart"/>
-            <w:proofErr w:type="gramStart"/>
-            <w:r>
-              <w:rPr>
-                <w:rStyle w:val="CodeChar"/>
-              </w:rPr>
-              <w:t>notificarReposicion</w:t>
-            </w:r>
-            <w:proofErr w:type="spellEnd"/>
-            <w:r>
-              <w:rPr>
-                <w:rStyle w:val="CodeChar"/>
-              </w:rPr>
-              <w:t>(</w:t>
-            </w:r>
-            <w:proofErr w:type="gramEnd"/>
-            <w:r>
-              <w:rPr>
-                <w:rStyle w:val="CodeChar"/>
-              </w:rPr>
-              <w:t>)</w:t>
-            </w:r>
-          </w:p>
-        </w:tc>
-        <w:tc>
-          <w:tcPr>
-            <w:tcW w:w="1560" w:type="dxa"/>
-          </w:tcPr>
-          <w:p>
-            <w:proofErr w:type="spellStart"/>
-            <w:r>
-              <w:rPr>
-                <w:rStyle w:val="CodeChar"/>
-              </w:rPr>
-              <w:t>Agotado</w:t>
-            </w:r>
-            <w:proofErr w:type="spellEnd"/>
-          </w:p>
-        </w:tc>
-        <w:tc>
-          <w:tcPr>
-            <w:tcW w:w="1560" w:type="dxa"/>
-          </w:tcPr>
-          <w:p>
-            <w:r>
-              <w:t xml:space="preserve">Cuando las existencias </w:t>
-            </w:r>
-            <w:r>
-              <w:lastRenderedPageBreak/>
-              <w:t>llegan a cero el lote deja de ofrecerse.</w:t>
-            </w:r>
-          </w:p>
-        </w:tc>
-      </w:tr>
-      <w:tr>
-        <w:tc>
-          <w:tcPr>
-            <w:tcW w:w="1560" w:type="dxa"/>
-          </w:tcPr>
-          <w:p>
-            <w:proofErr w:type="spellStart"/>
-            <w:r>
-              <w:rPr>
-                <w:rStyle w:val="CodeChar"/>
-                <w:lang w:val="es-SV"/>
-              </w:rPr>
-              <w:lastRenderedPageBreak/>
-              <w:t>Aprobado_En_Ubicacion_Almacen</w:t>
-            </w:r>
-            <w:proofErr w:type="spellEnd"/>
-            <w:r>
-              <w:t xml:space="preserve">, </w:t>
-            </w:r>
-            <w:proofErr w:type="spellStart"/>
-            <w:r>
-              <w:rPr>
-                <w:rStyle w:val="CodeChar"/>
-                <w:lang w:val="es-SV"/>
-              </w:rPr>
-              <w:t>Activo_En_Picking</w:t>
-            </w:r>
-            <w:proofErr w:type="spellEnd"/>
-          </w:p>
-        </w:tc>
-        <w:tc>
-          <w:tcPr>
-            <w:tcW w:w="1560" w:type="dxa"/>
-          </w:tcPr>
-          <w:p>
-            <w:proofErr w:type="spellStart"/>
-            <w:r>
-              <w:rPr>
-                <w:rStyle w:val="CodeChar"/>
-              </w:rPr>
-              <w:t>marcarMerma</w:t>
+              <w:t>Inmovilizado_Por_Recall</w:t>
+            </w:r>
+            <w:proofErr w:type="spellEnd"/>
+          </w:p>
+        </w:tc>
+        <w:tc>
+          <w:tcPr>
+            <w:tcW w:w="1560" w:type="dxa"/>
+          </w:tcPr>
+          <w:p>
+            <w:proofErr w:type="spellStart"/>
+            <w:r>
+              <w:rPr>
+                <w:rStyle w:val="CodeChar"/>
+              </w:rPr>
+              <w:t>ejecutarRecall</w:t>
             </w:r>
             <w:proofErr w:type="spellEnd"/>
           </w:p>
@@ -18343,103 +17582,6 @@
           </w:tcPr>
           <w:p>
             <w:proofErr w:type="spellStart"/>
-            <w:proofErr w:type="gramStart"/>
-            <w:r>
-              <w:rPr>
-                <w:rStyle w:val="CodeChar"/>
-              </w:rPr>
-              <w:t>bloquearExistencias</w:t>
-            </w:r>
-            <w:proofErr w:type="spellEnd"/>
-            <w:r>
-              <w:rPr>
-                <w:rStyle w:val="CodeChar"/>
-              </w:rPr>
-              <w:t>(</w:t>
-            </w:r>
-            <w:proofErr w:type="gramEnd"/>
-            <w:r>
-              <w:rPr>
-                <w:rStyle w:val="CodeChar"/>
-              </w:rPr>
-              <w:t>)</w:t>
-            </w:r>
-          </w:p>
-        </w:tc>
-        <w:tc>
-          <w:tcPr>
-            <w:tcW w:w="1560" w:type="dxa"/>
-          </w:tcPr>
-          <w:p>
-            <w:proofErr w:type="spellStart"/>
-            <w:r>
-              <w:rPr>
-                <w:rStyle w:val="CodeChar"/>
-              </w:rPr>
-              <w:t>Bloqueado_Por_Siniestro</w:t>
-            </w:r>
-            <w:proofErr w:type="spellEnd"/>
-          </w:p>
-        </w:tc>
-        <w:tc>
-          <w:tcPr>
-            <w:tcW w:w="1560" w:type="dxa"/>
-          </w:tcPr>
-          <w:p>
-            <w:r>
-              <w:t>El supervisor bloquea el lote ante rotura de tubería, caducidad, plagas o caída de estantería.</w:t>
-            </w:r>
-          </w:p>
-        </w:tc>
-      </w:tr>
-      <w:tr>
-        <w:tc>
-          <w:tcPr>
-            <w:tcW w:w="1560" w:type="dxa"/>
-          </w:tcPr>
-          <w:p>
-            <w:proofErr w:type="spellStart"/>
-            <w:r>
-              <w:rPr>
-                <w:rStyle w:val="CodeChar"/>
-              </w:rPr>
-              <w:t>Bloqueado_Por_Siniestro</w:t>
-            </w:r>
-            <w:proofErr w:type="spellEnd"/>
-          </w:p>
-        </w:tc>
-        <w:tc>
-          <w:tcPr>
-            <w:tcW w:w="1560" w:type="dxa"/>
-          </w:tcPr>
-          <w:p>
-            <w:proofErr w:type="spellStart"/>
-            <w:r>
-              <w:rPr>
-                <w:rStyle w:val="CodeChar"/>
-              </w:rPr>
-              <w:t>destruirLote</w:t>
-            </w:r>
-            <w:proofErr w:type="spellEnd"/>
-          </w:p>
-        </w:tc>
-        <w:tc>
-          <w:tcPr>
-            <w:tcW w:w="1560" w:type="dxa"/>
-          </w:tcPr>
-          <w:p>
-            <w:r>
-              <w:t>—</w:t>
-            </w:r>
-          </w:p>
-        </w:tc>
-        <w:tc>
-          <w:tcPr>
-            <w:tcW w:w="1560" w:type="dxa"/>
-          </w:tcPr>
-          <w:p>
-            <w:proofErr w:type="spellStart"/>
-            <w:proofErr w:type="gramStart"/>
             <w:r>
               <w:rPr>
                 <w:rStyle w:val="CodeChar"/>
@@ -18451,246 +17593,7 @@
               <w:rPr>
                 <w:rStyle w:val="CodeChar"/>
               </w:rPr>
-              <w:t>(</w:t>
-            </w:r>
-            <w:proofErr w:type="gramEnd"/>
-            <w:r>
-              <w:rPr>
-                <w:rStyle w:val="CodeChar"/>
-              </w:rPr>
-              <w:t>)</w:t>
-            </w:r>
-          </w:p>
-        </w:tc>
-        <w:tc>
-          <w:tcPr>
-            <w:tcW w:w="1560" w:type="dxa"/>
-          </w:tcPr>
-          <w:p>
-            <w:proofErr w:type="spellStart"/>
-            <w:r>
-              <w:rPr>
-                <w:rStyle w:val="CodeChar"/>
-              </w:rPr>
-              <w:t>Destruido_Decomisado</w:t>
-            </w:r>
-            <w:proofErr w:type="spellEnd"/>
-          </w:p>
-        </w:tc>
-        <w:tc>
-          <w:tcPr>
-            <w:tcW w:w="1560" w:type="dxa"/>
-          </w:tcPr>
-          <w:p>
-            <w:r>
-              <w:t>Desde el bloqueo solo cabe la destrucción o el decomiso.</w:t>
-            </w:r>
-          </w:p>
-        </w:tc>
-      </w:tr>
-      <w:tr>
-        <w:tc>
-          <w:tcPr>
-            <w:tcW w:w="1560" w:type="dxa"/>
-          </w:tcPr>
-          <w:p>
-            <w:proofErr w:type="spellStart"/>
-            <w:r>
-              <w:rPr>
-                <w:rStyle w:val="CodeChar"/>
-                <w:lang w:val="es-SV"/>
-              </w:rPr>
-              <w:t>Recibido_En_Cuarentena</w:t>
-            </w:r>
-            <w:proofErr w:type="spellEnd"/>
-            <w:r>
-              <w:t xml:space="preserve">, </w:t>
-            </w:r>
-            <w:proofErr w:type="spellStart"/>
-            <w:r>
-              <w:rPr>
-                <w:rStyle w:val="CodeChar"/>
-                <w:lang w:val="es-SV"/>
-              </w:rPr>
-              <w:t>Aprobado_En_Ubicacion_Almacen</w:t>
-            </w:r>
-            <w:proofErr w:type="spellEnd"/>
-            <w:r>
-              <w:t xml:space="preserve">, </w:t>
-            </w:r>
-            <w:proofErr w:type="spellStart"/>
-            <w:r>
-              <w:rPr>
-                <w:rStyle w:val="CodeChar"/>
-                <w:lang w:val="es-SV"/>
-              </w:rPr>
-              <w:lastRenderedPageBreak/>
-              <w:t>Activo_En_Picking</w:t>
-            </w:r>
-            <w:proofErr w:type="spellEnd"/>
-          </w:p>
-        </w:tc>
-        <w:tc>
-          <w:tcPr>
-            <w:tcW w:w="1560" w:type="dxa"/>
-          </w:tcPr>
-          <w:p>
-            <w:proofErr w:type="spellStart"/>
-            <w:r>
-              <w:rPr>
-                <w:rStyle w:val="CodeChar"/>
-              </w:rPr>
-              <w:lastRenderedPageBreak/>
-              <w:t>emitirRecall</w:t>
-            </w:r>
-            <w:proofErr w:type="spellEnd"/>
-          </w:p>
-        </w:tc>
-        <w:tc>
-          <w:tcPr>
-            <w:tcW w:w="1560" w:type="dxa"/>
-          </w:tcPr>
-          <w:p>
-            <w:r>
-              <w:t>—</w:t>
-            </w:r>
-          </w:p>
-        </w:tc>
-        <w:tc>
-          <w:tcPr>
-            <w:tcW w:w="1560" w:type="dxa"/>
-          </w:tcPr>
-          <w:p>
-            <w:proofErr w:type="spellStart"/>
-            <w:proofErr w:type="gramStart"/>
-            <w:r>
-              <w:rPr>
-                <w:rStyle w:val="CodeChar"/>
-              </w:rPr>
-              <w:t>inmovilizarExistencias</w:t>
-            </w:r>
-            <w:proofErr w:type="spellEnd"/>
-            <w:r>
-              <w:rPr>
-                <w:rStyle w:val="CodeChar"/>
-              </w:rPr>
-              <w:t>(</w:t>
-            </w:r>
-            <w:proofErr w:type="gramEnd"/>
-            <w:r>
-              <w:rPr>
-                <w:rStyle w:val="CodeChar"/>
-              </w:rPr>
-              <w:t>)</w:t>
-            </w:r>
-          </w:p>
-        </w:tc>
-        <w:tc>
-          <w:tcPr>
-            <w:tcW w:w="1560" w:type="dxa"/>
-          </w:tcPr>
-          <w:p>
-            <w:proofErr w:type="spellStart"/>
-            <w:r>
-              <w:rPr>
-                <w:rStyle w:val="CodeChar"/>
-              </w:rPr>
-              <w:t>Inmovilizado_Por_Recall</w:t>
-            </w:r>
-            <w:proofErr w:type="spellEnd"/>
-          </w:p>
-        </w:tc>
-        <w:tc>
-          <w:tcPr>
-            <w:tcW w:w="1560" w:type="dxa"/>
-          </w:tcPr>
-          <w:p>
-            <w:r>
-              <w:t xml:space="preserve">Un </w:t>
-            </w:r>
-            <w:proofErr w:type="spellStart"/>
-            <w:r>
-              <w:t>recall</w:t>
-            </w:r>
-            <w:proofErr w:type="spellEnd"/>
-            <w:r>
-              <w:t xml:space="preserve"> del proveedor por defecto de fábrica inmoviliza el </w:t>
-            </w:r>
-            <w:r>
-              <w:lastRenderedPageBreak/>
-              <w:t>lote de inmediato.</w:t>
-            </w:r>
-          </w:p>
-        </w:tc>
-      </w:tr>
-      <w:tr>
-        <w:tc>
-          <w:tcPr>
-            <w:tcW w:w="1560" w:type="dxa"/>
-          </w:tcPr>
-          <w:p>
-            <w:proofErr w:type="spellStart"/>
-            <w:r>
-              <w:rPr>
-                <w:rStyle w:val="CodeChar"/>
-              </w:rPr>
-              <w:lastRenderedPageBreak/>
-              <w:t>Inmovilizado_Por_Recall</w:t>
-            </w:r>
-            <w:proofErr w:type="spellEnd"/>
-          </w:p>
-        </w:tc>
-        <w:tc>
-          <w:tcPr>
-            <w:tcW w:w="1560" w:type="dxa"/>
-          </w:tcPr>
-          <w:p>
-            <w:proofErr w:type="spellStart"/>
-            <w:r>
-              <w:rPr>
-                <w:rStyle w:val="CodeChar"/>
-              </w:rPr>
-              <w:t>ejecutarRecall</w:t>
-            </w:r>
-            <w:proofErr w:type="spellEnd"/>
-          </w:p>
-        </w:tc>
-        <w:tc>
-          <w:tcPr>
-            <w:tcW w:w="1560" w:type="dxa"/>
-          </w:tcPr>
-          <w:p>
-            <w:r>
-              <w:t>—</w:t>
-            </w:r>
-          </w:p>
-        </w:tc>
-        <w:tc>
-          <w:tcPr>
-            <w:tcW w:w="1560" w:type="dxa"/>
-          </w:tcPr>
-          <w:p>
-            <w:proofErr w:type="spellStart"/>
-            <w:proofErr w:type="gramStart"/>
-            <w:r>
-              <w:rPr>
-                <w:rStyle w:val="CodeChar"/>
-              </w:rPr>
-              <w:t>registrarDecomiso</w:t>
-            </w:r>
-            <w:proofErr w:type="spellEnd"/>
-            <w:r>
-              <w:rPr>
-                <w:rStyle w:val="CodeChar"/>
-              </w:rPr>
-              <w:t>(</w:t>
-            </w:r>
-            <w:proofErr w:type="gramEnd"/>
-            <w:r>
-              <w:rPr>
-                <w:rStyle w:val="CodeChar"/>
-              </w:rPr>
-              <w:t>)</w:t>
+              <w:t>()</w:t>
             </w:r>
           </w:p>
         </w:tc>
@@ -18903,7 +17806,6 @@
               <w:t xml:space="preserve">No hay temporizadores. La caducidad se trata como una causa de siniestro, que el supervisor registra con </w:t>
             </w:r>
             <w:proofErr w:type="spellStart"/>
-            <w:proofErr w:type="gramStart"/>
             <w:r>
               <w:rPr>
                 <w:rStyle w:val="CodeChar"/>
@@ -18917,15 +17819,7 @@
                 <w:rStyle w:val="CodeChar"/>
                 <w:lang w:val="es-SV"/>
               </w:rPr>
-              <w:t>(</w:t>
-            </w:r>
-            <w:proofErr w:type="gramEnd"/>
-            <w:r>
-              <w:rPr>
-                <w:rStyle w:val="CodeChar"/>
-                <w:lang w:val="es-SV"/>
-              </w:rPr>
-              <w:t>)</w:t>
+              <w:t>()</w:t>
             </w:r>
             <w:r>
               <w:t>.</w:t>
@@ -18982,7 +17876,11 @@
             </w:r>
             <w:proofErr w:type="spellEnd"/>
             <w:r>
-              <w:t xml:space="preserve"> y </w:t>
+              <w:t xml:space="preserve"> </w:t>
+            </w:r>
+            <w:r>
+              <w:lastRenderedPageBreak/>
+              <w:t xml:space="preserve">y </w:t>
             </w:r>
             <w:proofErr w:type="spellStart"/>
             <w:r>
@@ -19087,7 +17985,6 @@
         <w:rPr>
           <w:b/>
         </w:rPr>
-        <w:lastRenderedPageBreak/>
         <w:t>Observación para validar:</w:t>
       </w:r>
       <w:r>
@@ -19219,13 +18116,8 @@
         </w:rPr>
         <w:t xml:space="preserve">[Insertar aquí la captura PNG de alta resolución del diagrama. </w:t>
       </w:r>
-      <w:proofErr w:type="spellStart"/>
-      <w:r>
-        <w:t>En</w:t>
-      </w:r>
-      <w:proofErr w:type="spellEnd"/>
-      <w:r>
-        <w:t xml:space="preserve"> </w:t>
+      <w:r>
+        <w:t xml:space="preserve">En </w:t>
       </w:r>
       <w:proofErr w:type="spellStart"/>
       <w:r>
@@ -19411,6 +18303,7 @@
               <w:rPr>
                 <w:rStyle w:val="CodeChar"/>
               </w:rPr>
+              <w:lastRenderedPageBreak/>
               <w:t>Registro_Incompleto</w:t>
             </w:r>
             <w:proofErr w:type="spellEnd"/>
@@ -19492,7 +18385,6 @@
           </w:tcPr>
           <w:p>
             <w:proofErr w:type="spellStart"/>
-            <w:proofErr w:type="gramStart"/>
             <w:r>
               <w:rPr>
                 <w:rStyle w:val="CodeChar"/>
@@ -19504,14 +18396,7 @@
               <w:rPr>
                 <w:rStyle w:val="CodeChar"/>
               </w:rPr>
-              <w:t>(</w:t>
-            </w:r>
-            <w:proofErr w:type="gramEnd"/>
-            <w:r>
-              <w:rPr>
-                <w:rStyle w:val="CodeChar"/>
-              </w:rPr>
-              <w:t>)</w:t>
+              <w:t>()</w:t>
             </w:r>
           </w:p>
         </w:tc>
@@ -19557,7 +18442,6 @@
               <w:rPr>
                 <w:rStyle w:val="CodeChar"/>
               </w:rPr>
-              <w:lastRenderedPageBreak/>
               <w:t>Documentacion_En_Validacion</w:t>
             </w:r>
             <w:proofErr w:type="spellEnd"/>
@@ -19611,7 +18495,6 @@
           </w:tcPr>
           <w:p>
             <w:proofErr w:type="spellStart"/>
-            <w:proofErr w:type="gramStart"/>
             <w:r>
               <w:rPr>
                 <w:rStyle w:val="CodeChar"/>
@@ -19623,14 +18506,7 @@
               <w:rPr>
                 <w:rStyle w:val="CodeChar"/>
               </w:rPr>
-              <w:t>(</w:t>
-            </w:r>
-            <w:proofErr w:type="gramEnd"/>
-            <w:r>
-              <w:rPr>
-                <w:rStyle w:val="CodeChar"/>
-              </w:rPr>
-              <w:t>)</w:t>
+              <w:t>()</w:t>
             </w:r>
           </w:p>
         </w:tc>
@@ -19724,7 +18600,6 @@
           </w:tcPr>
           <w:p>
             <w:proofErr w:type="spellStart"/>
-            <w:proofErr w:type="gramStart"/>
             <w:r>
               <w:rPr>
                 <w:rStyle w:val="CodeChar"/>
@@ -19736,14 +18611,7 @@
               <w:rPr>
                 <w:rStyle w:val="CodeChar"/>
               </w:rPr>
-              <w:t>(</w:t>
-            </w:r>
-            <w:proofErr w:type="gramEnd"/>
-            <w:r>
-              <w:rPr>
-                <w:rStyle w:val="CodeChar"/>
-              </w:rPr>
-              <w:t>)</w:t>
+              <w:t>()</w:t>
             </w:r>
           </w:p>
         </w:tc>
@@ -19851,6 +18719,7 @@
               <w:rPr>
                 <w:rStyle w:val="CodeChar"/>
               </w:rPr>
+              <w:lastRenderedPageBreak/>
               <w:t>Desconectado</w:t>
             </w:r>
             <w:proofErr w:type="spellEnd"/>
@@ -19887,7 +18756,6 @@
           </w:tcPr>
           <w:p>
             <w:proofErr w:type="spellStart"/>
-            <w:proofErr w:type="gramStart"/>
             <w:r>
               <w:rPr>
                 <w:rStyle w:val="CodeChar"/>
@@ -19899,14 +18767,7 @@
               <w:rPr>
                 <w:rStyle w:val="CodeChar"/>
               </w:rPr>
-              <w:t>(</w:t>
-            </w:r>
-            <w:proofErr w:type="gramEnd"/>
-            <w:r>
-              <w:rPr>
-                <w:rStyle w:val="CodeChar"/>
-              </w:rPr>
-              <w:t>)</w:t>
+              <w:t>()</w:t>
             </w:r>
           </w:p>
         </w:tc>
@@ -19947,7 +18808,6 @@
               <w:rPr>
                 <w:rStyle w:val="CodeChar"/>
               </w:rPr>
-              <w:lastRenderedPageBreak/>
               <w:t>En_Linea_Disponible</w:t>
             </w:r>
             <w:proofErr w:type="spellEnd"/>
@@ -19984,7 +18844,6 @@
           </w:tcPr>
           <w:p>
             <w:proofErr w:type="spellStart"/>
-            <w:proofErr w:type="gramStart"/>
             <w:r>
               <w:rPr>
                 <w:rStyle w:val="CodeChar"/>
@@ -19996,14 +18855,7 @@
               <w:rPr>
                 <w:rStyle w:val="CodeChar"/>
               </w:rPr>
-              <w:t>(</w:t>
-            </w:r>
-            <w:proofErr w:type="gramEnd"/>
-            <w:r>
-              <w:rPr>
-                <w:rStyle w:val="CodeChar"/>
-              </w:rPr>
-              <w:t>)</w:t>
+              <w:t>()</w:t>
             </w:r>
           </w:p>
         </w:tc>
@@ -20123,7 +18975,6 @@
           </w:tcPr>
           <w:p>
             <w:proofErr w:type="spellStart"/>
-            <w:proofErr w:type="gramStart"/>
             <w:r>
               <w:rPr>
                 <w:rStyle w:val="CodeChar"/>
@@ -20135,14 +18986,7 @@
               <w:rPr>
                 <w:rStyle w:val="CodeChar"/>
               </w:rPr>
-              <w:t>(</w:t>
-            </w:r>
-            <w:proofErr w:type="gramEnd"/>
-            <w:r>
-              <w:rPr>
-                <w:rStyle w:val="CodeChar"/>
-              </w:rPr>
-              <w:t>)</w:t>
+              <w:t>()</w:t>
             </w:r>
           </w:p>
         </w:tc>
@@ -20236,7 +19080,6 @@
           </w:tcPr>
           <w:p>
             <w:proofErr w:type="spellStart"/>
-            <w:proofErr w:type="gramStart"/>
             <w:r>
               <w:rPr>
                 <w:rStyle w:val="CodeChar"/>
@@ -20248,14 +19091,7 @@
               <w:rPr>
                 <w:rStyle w:val="CodeChar"/>
               </w:rPr>
-              <w:t>(</w:t>
-            </w:r>
-            <w:proofErr w:type="gramEnd"/>
-            <w:r>
-              <w:rPr>
-                <w:rStyle w:val="CodeChar"/>
-              </w:rPr>
-              <w:t>)</w:t>
+              <w:t>()</w:t>
             </w:r>
           </w:p>
         </w:tc>
@@ -20297,6 +19133,7 @@
                 <w:rStyle w:val="CodeChar"/>
                 <w:lang w:val="es-SV"/>
               </w:rPr>
+              <w:lastRenderedPageBreak/>
               <w:t>Activo_Habilitado</w:t>
             </w:r>
             <w:proofErr w:type="spellEnd"/>
@@ -20384,7 +19221,6 @@
           </w:tcPr>
           <w:p>
             <w:proofErr w:type="spellStart"/>
-            <w:proofErr w:type="gramStart"/>
             <w:r>
               <w:rPr>
                 <w:rStyle w:val="CodeChar"/>
@@ -20396,14 +19232,7 @@
               <w:rPr>
                 <w:rStyle w:val="CodeChar"/>
               </w:rPr>
-              <w:t>(</w:t>
-            </w:r>
-            <w:proofErr w:type="gramEnd"/>
-            <w:r>
-              <w:rPr>
-                <w:rStyle w:val="CodeChar"/>
-              </w:rPr>
-              <w:t>)</w:t>
+              <w:t>()</w:t>
             </w:r>
           </w:p>
         </w:tc>
@@ -20444,7 +19273,6 @@
               <w:rPr>
                 <w:rStyle w:val="CodeChar"/>
               </w:rPr>
-              <w:lastRenderedPageBreak/>
               <w:t>Expulsado_Permanente</w:t>
             </w:r>
             <w:proofErr w:type="spellEnd"/>
@@ -20734,7 +19562,11 @@
             </w:r>
             <w:proofErr w:type="spellEnd"/>
             <w:r>
-              <w:t xml:space="preserve">; tras una suspensión, el reentrenamiento devuelve a </w:t>
+              <w:t xml:space="preserve">; tras una </w:t>
+            </w:r>
+            <w:r>
+              <w:lastRenderedPageBreak/>
+              <w:t xml:space="preserve">suspensión, el reentrenamiento devuelve a </w:t>
             </w:r>
             <w:proofErr w:type="spellStart"/>
             <w:r>
@@ -20833,7 +19665,6 @@
       </w:pPr>
       <w:bookmarkStart w:id="38" w:name="_Toc243237412"/>
       <w:r>
-        <w:lastRenderedPageBreak/>
         <w:t xml:space="preserve">Entidad 10: </w:t>
       </w:r>
       <w:proofErr w:type="spellStart"/>
@@ -20905,13 +19736,8 @@
         </w:rPr>
         <w:t xml:space="preserve">[Insertar aquí la captura PNG de alta resolución del diagrama. </w:t>
       </w:r>
-      <w:proofErr w:type="spellStart"/>
-      <w:r>
-        <w:t>En</w:t>
-      </w:r>
-      <w:proofErr w:type="spellEnd"/>
-      <w:r>
-        <w:t xml:space="preserve"> </w:t>
+      <w:r>
+        <w:t xml:space="preserve">En </w:t>
       </w:r>
       <w:proofErr w:type="spellStart"/>
       <w:r>
@@ -21133,7 +19959,6 @@
           </w:tcPr>
           <w:p>
             <w:proofErr w:type="spellStart"/>
-            <w:proofErr w:type="gramStart"/>
             <w:r>
               <w:rPr>
                 <w:rStyle w:val="CodeChar"/>
@@ -21145,14 +19970,7 @@
               <w:rPr>
                 <w:rStyle w:val="CodeChar"/>
               </w:rPr>
-              <w:t>(</w:t>
-            </w:r>
-            <w:proofErr w:type="gramEnd"/>
-            <w:r>
-              <w:rPr>
-                <w:rStyle w:val="CodeChar"/>
-              </w:rPr>
-              <w:t>)</w:t>
+              <w:t>()</w:t>
             </w:r>
           </w:p>
         </w:tc>
@@ -21182,7 +20000,11 @@
             </w:r>
             <w:proofErr w:type="spellEnd"/>
             <w:r>
-              <w:t xml:space="preserve"> retiene los fondos del vendedor mientras se resuelve la disputa.</w:t>
+              <w:t xml:space="preserve"> retiene los fondos del vendedor </w:t>
+            </w:r>
+            <w:r>
+              <w:lastRenderedPageBreak/>
+              <w:t>mientras se resuelve la disputa.</w:t>
             </w:r>
           </w:p>
         </w:tc>
@@ -21262,7 +20084,6 @@
               <w:rPr>
                 <w:rStyle w:val="CodeChar"/>
               </w:rPr>
-              <w:lastRenderedPageBreak/>
               <w:t>firmaCliente</w:t>
             </w:r>
             <w:proofErr w:type="spellEnd"/>
@@ -21280,12 +20101,10 @@
           </w:tcPr>
           <w:p>
             <w:proofErr w:type="spellStart"/>
-            <w:proofErr w:type="gramStart"/>
-            <w:r>
-              <w:rPr>
-                <w:rStyle w:val="CodeChar"/>
-              </w:rPr>
-              <w:lastRenderedPageBreak/>
+            <w:r>
+              <w:rPr>
+                <w:rStyle w:val="CodeChar"/>
+              </w:rPr>
               <w:t>presentarEvidenciasAlEmisor</w:t>
             </w:r>
             <w:proofErr w:type="spellEnd"/>
@@ -21293,14 +20112,7 @@
               <w:rPr>
                 <w:rStyle w:val="CodeChar"/>
               </w:rPr>
-              <w:t>(</w:t>
-            </w:r>
-            <w:proofErr w:type="gramEnd"/>
-            <w:r>
-              <w:rPr>
-                <w:rStyle w:val="CodeChar"/>
-              </w:rPr>
-              <w:t>)</w:t>
+              <w:t>()</w:t>
             </w:r>
           </w:p>
         </w:tc>
@@ -21325,11 +20137,7 @@
           </w:tcPr>
           <w:p>
             <w:r>
-              <w:t xml:space="preserve">El expediente de entrega (fotos, GPS </w:t>
-            </w:r>
-            <w:r>
-              <w:lastRenderedPageBreak/>
-              <w:t>y firma) respalda la defensa.</w:t>
+              <w:t>El expediente de entrega (fotos, GPS y firma) respalda la defensa.</w:t>
             </w:r>
           </w:p>
         </w:tc>
@@ -21345,7 +20153,6 @@
               <w:rPr>
                 <w:rStyle w:val="CodeChar"/>
               </w:rPr>
-              <w:lastRenderedPageBreak/>
               <w:t>En_Recoleccion_De_Evidencias</w:t>
             </w:r>
             <w:proofErr w:type="spellEnd"/>
@@ -21356,19 +20163,11 @@
             <w:tcW w:w="1560" w:type="dxa"/>
           </w:tcPr>
           <w:p>
-            <w:proofErr w:type="gramStart"/>
-            <w:r>
-              <w:rPr>
-                <w:rStyle w:val="CodeChar"/>
-              </w:rPr>
-              <w:t>after(</w:t>
-            </w:r>
-            <w:proofErr w:type="gramEnd"/>
-            <w:r>
-              <w:rPr>
-                <w:rStyle w:val="CodeChar"/>
-              </w:rPr>
-              <w:t xml:space="preserve">7 </w:t>
+            <w:r>
+              <w:rPr>
+                <w:rStyle w:val="CodeChar"/>
+              </w:rPr>
+              <w:t xml:space="preserve">after(7 </w:t>
             </w:r>
             <w:proofErr w:type="spellStart"/>
             <w:r>
@@ -21402,7 +20201,6 @@
           </w:tcPr>
           <w:p>
             <w:proofErr w:type="spellStart"/>
-            <w:proofErr w:type="gramStart"/>
             <w:r>
               <w:rPr>
                 <w:rStyle w:val="CodeChar"/>
@@ -21414,14 +20212,7 @@
               <w:rPr>
                 <w:rStyle w:val="CodeChar"/>
               </w:rPr>
-              <w:t>(</w:t>
-            </w:r>
-            <w:proofErr w:type="gramEnd"/>
-            <w:r>
-              <w:rPr>
-                <w:rStyle w:val="CodeChar"/>
-              </w:rPr>
-              <w:t>)</w:t>
+              <w:t>()</w:t>
             </w:r>
           </w:p>
         </w:tc>
@@ -21515,7 +20306,6 @@
           </w:tcPr>
           <w:p>
             <w:proofErr w:type="spellStart"/>
-            <w:proofErr w:type="gramStart"/>
             <w:r>
               <w:rPr>
                 <w:rStyle w:val="CodeChar"/>
@@ -21527,14 +20317,7 @@
               <w:rPr>
                 <w:rStyle w:val="CodeChar"/>
               </w:rPr>
-              <w:t>(</w:t>
-            </w:r>
-            <w:proofErr w:type="gramEnd"/>
-            <w:r>
-              <w:rPr>
-                <w:rStyle w:val="CodeChar"/>
-              </w:rPr>
-              <w:t>)</w:t>
+              <w:t>()</w:t>
             </w:r>
           </w:p>
         </w:tc>
@@ -21575,6 +20358,7 @@
               <w:rPr>
                 <w:rStyle w:val="CodeChar"/>
               </w:rPr>
+              <w:lastRenderedPageBreak/>
               <w:t>Evidencias_Presentadas_Al_Emisor</w:t>
             </w:r>
             <w:proofErr w:type="spellEnd"/>
@@ -21611,7 +20395,6 @@
           </w:tcPr>
           <w:p>
             <w:proofErr w:type="spellStart"/>
-            <w:proofErr w:type="gramStart"/>
             <w:r>
               <w:rPr>
                 <w:rStyle w:val="CodeChar"/>
@@ -21623,14 +20406,7 @@
               <w:rPr>
                 <w:rStyle w:val="CodeChar"/>
               </w:rPr>
-              <w:t>(</w:t>
-            </w:r>
-            <w:proofErr w:type="gramEnd"/>
-            <w:r>
-              <w:rPr>
-                <w:rStyle w:val="CodeChar"/>
-              </w:rPr>
-              <w:t>)</w:t>
+              <w:t>()</w:t>
             </w:r>
           </w:p>
         </w:tc>
@@ -21671,7 +20447,6 @@
               <w:rPr>
                 <w:rStyle w:val="CodeChar"/>
               </w:rPr>
-              <w:lastRenderedPageBreak/>
               <w:t>En_Arbitraje_Bancario</w:t>
             </w:r>
             <w:proofErr w:type="spellEnd"/>
@@ -21725,7 +20500,6 @@
           </w:tcPr>
           <w:p>
             <w:proofErr w:type="spellStart"/>
-            <w:proofErr w:type="gramStart"/>
             <w:r>
               <w:rPr>
                 <w:rStyle w:val="CodeChar"/>
@@ -21737,14 +20511,7 @@
               <w:rPr>
                 <w:rStyle w:val="CodeChar"/>
               </w:rPr>
-              <w:t>(</w:t>
-            </w:r>
-            <w:proofErr w:type="gramEnd"/>
-            <w:r>
-              <w:rPr>
-                <w:rStyle w:val="CodeChar"/>
-              </w:rPr>
-              <w:t>)</w:t>
+              <w:t>()</w:t>
             </w:r>
           </w:p>
         </w:tc>
@@ -21838,7 +20605,6 @@
           </w:tcPr>
           <w:p>
             <w:proofErr w:type="spellStart"/>
-            <w:proofErr w:type="gramStart"/>
             <w:r>
               <w:rPr>
                 <w:rStyle w:val="CodeChar"/>
@@ -21850,14 +20616,7 @@
               <w:rPr>
                 <w:rStyle w:val="CodeChar"/>
               </w:rPr>
-              <w:t>(</w:t>
-            </w:r>
-            <w:proofErr w:type="gramEnd"/>
-            <w:r>
-              <w:rPr>
-                <w:rStyle w:val="CodeChar"/>
-              </w:rPr>
-              <w:t>)</w:t>
+              <w:t>()</w:t>
             </w:r>
           </w:p>
         </w:tc>
@@ -21923,6 +20682,7 @@
                 <w:rStyle w:val="CodeChar"/>
                 <w:lang w:val="es-SV"/>
               </w:rPr>
+              <w:lastRenderedPageBreak/>
               <w:t>Aceptada_Sin_Disputa</w:t>
             </w:r>
             <w:proofErr w:type="spellEnd"/>
@@ -21934,6 +20694,7 @@
           </w:tcPr>
           <w:p>
             <w:r>
+              <w:lastRenderedPageBreak/>
               <w:t>—</w:t>
             </w:r>
           </w:p>
@@ -22048,48 +20809,38 @@
             <w:r>
               <w:t xml:space="preserve">Si falla la carga de evidencias, </w:t>
             </w:r>
-            <w:proofErr w:type="gramStart"/>
             <w:r>
               <w:rPr>
                 <w:rStyle w:val="CodeChar"/>
                 <w:lang w:val="es-SV"/>
               </w:rPr>
-              <w:t>after(</w:t>
-            </w:r>
-            <w:proofErr w:type="gramEnd"/>
+              <w:t xml:space="preserve">after(7 </w:t>
+            </w:r>
+            <w:proofErr w:type="spellStart"/>
             <w:r>
               <w:rPr>
                 <w:rStyle w:val="CodeChar"/>
                 <w:lang w:val="es-SV"/>
               </w:rPr>
-              <w:t xml:space="preserve">7 </w:t>
-            </w:r>
-            <w:proofErr w:type="spellStart"/>
+              <w:t>dias</w:t>
+            </w:r>
+            <w:proofErr w:type="spellEnd"/>
             <w:r>
               <w:rPr>
                 <w:rStyle w:val="CodeChar"/>
                 <w:lang w:val="es-SV"/>
               </w:rPr>
-              <w:t>dias</w:t>
-            </w:r>
-            <w:proofErr w:type="spellEnd"/>
+              <w:t>)</w:t>
+            </w:r>
+            <w:r>
+              <w:t xml:space="preserve"> evita que la disputa quede abierta: pasa a </w:t>
+            </w:r>
+            <w:proofErr w:type="spellStart"/>
             <w:r>
               <w:rPr>
                 <w:rStyle w:val="CodeChar"/>
                 <w:lang w:val="es-SV"/>
               </w:rPr>
-              <w:t>)</w:t>
-            </w:r>
-            <w:r>
-              <w:t xml:space="preserve"> evita que la disputa quede abierta: pasa a </w:t>
-            </w:r>
-            <w:proofErr w:type="spellStart"/>
-            <w:r>
-              <w:rPr>
-                <w:rStyle w:val="CodeChar"/>
-                <w:lang w:val="es-SV"/>
-              </w:rPr>
-              <w:lastRenderedPageBreak/>
               <w:t>Perdida_Con_Penalizacion</w:t>
             </w:r>
             <w:proofErr w:type="spellEnd"/>
@@ -22110,7 +20861,6 @@
           <w:p>
             <w:proofErr w:type="spellStart"/>
             <w:r>
-              <w:lastRenderedPageBreak/>
               <w:t>Timeouts</w:t>
             </w:r>
             <w:proofErr w:type="spellEnd"/>
@@ -22121,21 +20871,12 @@
             <w:tcW w:w="6050" w:type="dxa"/>
           </w:tcPr>
           <w:p>
-            <w:proofErr w:type="gramStart"/>
             <w:r>
               <w:rPr>
                 <w:rStyle w:val="CodeChar"/>
                 <w:lang w:val="es-SV"/>
               </w:rPr>
-              <w:t>after(</w:t>
-            </w:r>
-            <w:proofErr w:type="gramEnd"/>
-            <w:r>
-              <w:rPr>
-                <w:rStyle w:val="CodeChar"/>
-                <w:lang w:val="es-SV"/>
-              </w:rPr>
-              <w:t xml:space="preserve">7 </w:t>
+              <w:t xml:space="preserve">after(7 </w:t>
             </w:r>
             <w:proofErr w:type="spellStart"/>
             <w:r>
@@ -22293,8 +21034,8 @@
       </w:pPr>
     </w:p>
     <w:sectPr>
-      <w:headerReference w:type="default" r:id="rId10"/>
-      <w:footerReference w:type="default" r:id="rId11"/>
+      <w:headerReference w:type="default" r:id="rId13"/>
+      <w:footerReference w:type="default" r:id="rId14"/>
       <w:pgSz w:w="12240" w:h="15840"/>
       <w:pgMar w:top="1417" w:right="1701" w:bottom="1417" w:left="1701" w:header="709" w:footer="708" w:gutter="0"/>
       <w:cols w:space="708"/>
@@ -22305,7 +21046,7 @@
 </file>
 
 <file path=word/endnotes.xml><?xml version="1.0" encoding="utf-8"?>
-<w:endnotes xmlns:wpc="http://schemas.microsoft.com/office/word/2010/wordprocessingCanvas" xmlns:cx="http://schemas.microsoft.com/office/drawing/2014/chartex" xmlns:cx1="http://schemas.microsoft.com/office/drawing/2015/9/8/chartex" xmlns:cx2="http://schemas.microsoft.com/office/drawing/2015/10/21/chartex" xmlns:cx3="http://schemas.microsoft.com/office/drawing/2016/5/9/chartex" xmlns:cx4="http://schemas.microsoft.com/office/drawing/2016/5/10/chartex" xmlns:cx5="http://schemas.microsoft.com/office/drawing/2016/5/11/chartex" xmlns:cx6="http://schemas.microsoft.com/office/drawing/2016/5/12/chartex" xmlns:cx7="http://schemas.microsoft.com/office/drawing/2016/5/13/chartex" xmlns:cx8="http://schemas.microsoft.com/office/drawing/2016/5/14/chartex" xmlns:mc="http://schemas.openxmlformats.org/markup-compatibility/2006" xmlns:aink="http://schemas.microsoft.com/office/drawing/2016/ink" xmlns:am3d="http://schemas.microsoft.com/office/drawing/2017/model3d" xmlns:o="urn:schemas-microsoft-com:office:office" xmlns:r="http://schemas.openxmlformats.org/officeDocument/2006/relationships" xmlns:m="http://schemas.openxmlformats.org/officeDocument/2006/math" xmlns:v="urn:schemas-microsoft-com:vml" xmlns:wp14="http://schemas.microsoft.com/office/word/2010/wordprocessingDrawing" xmlns:wp="http://schemas.openxmlformats.org/drawingml/2006/wordprocessingDrawing" xmlns:w10="urn:schemas-microsoft-com:office:word" xmlns:w="http://schemas.openxmlformats.org/wordprocessingml/2006/main" xmlns:w14="http://schemas.microsoft.com/office/word/2010/wordml" xmlns:w15="http://schemas.microsoft.com/office/word/2012/wordml" xmlns:w16cex="http://schemas.microsoft.com/office/word/2018/wordml/cex" xmlns:w16cid="http://schemas.microsoft.com/office/word/2016/wordml/cid" xmlns:w16="http://schemas.microsoft.com/office/word/2018/wordml" xmlns:w16sdtdh="http://schemas.microsoft.com/office/word/2020/wordml/sdtdatahash" xmlns:w16se="http://schemas.microsoft.com/office/word/2015/wordml/symex" xmlns:wpg="http://schemas.microsoft.com/office/word/2010/wordprocessingGroup" xmlns:wpi="http://schemas.microsoft.com/office/word/2010/wordprocessingInk" xmlns:wne="http://schemas.microsoft.com/office/word/2006/wordml" xmlns:wps="http://schemas.microsoft.com/office/word/2010/wordprocessingShape" mc:Ignorable="w14 w15 w16se w16cid w16 w16cex w16sdtdh wp14">
+<w:endnotes xmlns:wpc="http://schemas.microsoft.com/office/word/2010/wordprocessingCanvas" xmlns:cx="http://schemas.microsoft.com/office/drawing/2014/chartex" xmlns:cx1="http://schemas.microsoft.com/office/drawing/2015/9/8/chartex" xmlns:cx2="http://schemas.microsoft.com/office/drawing/2015/10/21/chartex" xmlns:cx3="http://schemas.microsoft.com/office/drawing/2016/5/9/chartex" xmlns:cx4="http://schemas.microsoft.com/office/drawing/2016/5/10/chartex" xmlns:cx5="http://schemas.microsoft.com/office/drawing/2016/5/11/chartex" xmlns:cx6="http://schemas.microsoft.com/office/drawing/2016/5/12/chartex" xmlns:cx7="http://schemas.microsoft.com/office/drawing/2016/5/13/chartex" xmlns:cx8="http://schemas.microsoft.com/office/drawing/2016/5/14/chartex" xmlns:mc="http://schemas.openxmlformats.org/markup-compatibility/2006" xmlns:aink="http://schemas.microsoft.com/office/drawing/2016/ink" xmlns:am3d="http://schemas.microsoft.com/office/drawing/2017/model3d" xmlns:o="urn:schemas-microsoft-com:office:office" xmlns:oel="http://schemas.microsoft.com/office/2019/extlst" xmlns:r="http://schemas.openxmlformats.org/officeDocument/2006/relationships" xmlns:m="http://schemas.openxmlformats.org/officeDocument/2006/math" xmlns:v="urn:schemas-microsoft-com:vml" xmlns:wp14="http://schemas.microsoft.com/office/word/2010/wordprocessingDrawing" xmlns:wp="http://schemas.openxmlformats.org/drawingml/2006/wordprocessingDrawing" xmlns:w10="urn:schemas-microsoft-com:office:word" xmlns:w="http://schemas.openxmlformats.org/wordprocessingml/2006/main" xmlns:w14="http://schemas.microsoft.com/office/word/2010/wordml" xmlns:w15="http://schemas.microsoft.com/office/word/2012/wordml" xmlns:w16cex="http://schemas.microsoft.com/office/word/2018/wordml/cex" xmlns:w16cid="http://schemas.microsoft.com/office/word/2016/wordml/cid" xmlns:w16="http://schemas.microsoft.com/office/word/2018/wordml" xmlns:w16du="http://schemas.microsoft.com/office/word/2023/wordml/word16du" xmlns:w16sdtdh="http://schemas.microsoft.com/office/word/2020/wordml/sdtdatahash" xmlns:w16sdtfl="http://schemas.microsoft.com/office/word/2024/wordml/sdtformatlock" xmlns:w16se="http://schemas.microsoft.com/office/word/2015/wordml/symex" xmlns:wpg="http://schemas.microsoft.com/office/word/2010/wordprocessingGroup" xmlns:wpi="http://schemas.microsoft.com/office/word/2010/wordprocessingInk" xmlns:wne="http://schemas.microsoft.com/office/word/2006/wordml" xmlns:wps="http://schemas.microsoft.com/office/word/2010/wordprocessingShape" mc:Ignorable="w14 w15 w16se w16cid w16 w16cex w16sdtdh w16sdtfl w16du wp14">
   <w:endnote w:type="separator" w:id="-1">
     <w:p>
       <w:r>
@@ -22324,7 +21065,7 @@
 </file>
 
 <file path=word/footer1.xml><?xml version="1.0" encoding="utf-8"?>
-<w:ftr xmlns:wpc="http://schemas.microsoft.com/office/word/2010/wordprocessingCanvas" xmlns:cx="http://schemas.microsoft.com/office/drawing/2014/chartex" xmlns:cx1="http://schemas.microsoft.com/office/drawing/2015/9/8/chartex" xmlns:cx2="http://schemas.microsoft.com/office/drawing/2015/10/21/chartex" xmlns:cx3="http://schemas.microsoft.com/office/drawing/2016/5/9/chartex" xmlns:cx4="http://schemas.microsoft.com/office/drawing/2016/5/10/chartex" xmlns:cx5="http://schemas.microsoft.com/office/drawing/2016/5/11/chartex" xmlns:cx6="http://schemas.microsoft.com/office/drawing/2016/5/12/chartex" xmlns:cx7="http://schemas.microsoft.com/office/drawing/2016/5/13/chartex" xmlns:cx8="http://schemas.microsoft.com/office/drawing/2016/5/14/chartex" xmlns:mc="http://schemas.openxmlformats.org/markup-compatibility/2006" xmlns:aink="http://schemas.microsoft.com/office/drawing/2016/ink" xmlns:am3d="http://schemas.microsoft.com/office/drawing/2017/model3d" xmlns:o="urn:schemas-microsoft-com:office:office" xmlns:r="http://schemas.openxmlformats.org/officeDocument/2006/relationships" xmlns:m="http://schemas.openxmlformats.org/officeDocument/2006/math" xmlns:v="urn:schemas-microsoft-com:vml" xmlns:wp14="http://schemas.microsoft.com/office/word/2010/wordprocessingDrawing" xmlns:wp="http://schemas.openxmlformats.org/drawingml/2006/wordprocessingDrawing" xmlns:w10="urn:schemas-microsoft-com:office:word" xmlns:w="http://schemas.openxmlformats.org/wordprocessingml/2006/main" xmlns:w14="http://schemas.microsoft.com/office/word/2010/wordml" xmlns:w15="http://schemas.microsoft.com/office/word/2012/wordml" xmlns:w16cex="http://schemas.microsoft.com/office/word/2018/wordml/cex" xmlns:w16cid="http://schemas.microsoft.com/office/word/2016/wordml/cid" xmlns:w16="http://schemas.microsoft.com/office/word/2018/wordml" xmlns:w16sdtdh="http://schemas.microsoft.com/office/word/2020/wordml/sdtdatahash" xmlns:w16se="http://schemas.microsoft.com/office/word/2015/wordml/symex" xmlns:wpg="http://schemas.microsoft.com/office/word/2010/wordprocessingGroup" xmlns:wpi="http://schemas.microsoft.com/office/word/2010/wordprocessingInk" xmlns:wne="http://schemas.microsoft.com/office/word/2006/wordml" xmlns:wps="http://schemas.microsoft.com/office/word/2010/wordprocessingShape" mc:Ignorable="w14 w15 w16se w16cid w16 w16cex w16sdtdh wp14">
+<w:ftr xmlns:wpc="http://schemas.microsoft.com/office/word/2010/wordprocessingCanvas" xmlns:cx="http://schemas.microsoft.com/office/drawing/2014/chartex" xmlns:cx1="http://schemas.microsoft.com/office/drawing/2015/9/8/chartex" xmlns:cx2="http://schemas.microsoft.com/office/drawing/2015/10/21/chartex" xmlns:cx3="http://schemas.microsoft.com/office/drawing/2016/5/9/chartex" xmlns:cx4="http://schemas.microsoft.com/office/drawing/2016/5/10/chartex" xmlns:cx5="http://schemas.microsoft.com/office/drawing/2016/5/11/chartex" xmlns:cx6="http://schemas.microsoft.com/office/drawing/2016/5/12/chartex" xmlns:cx7="http://schemas.microsoft.com/office/drawing/2016/5/13/chartex" xmlns:cx8="http://schemas.microsoft.com/office/drawing/2016/5/14/chartex" xmlns:mc="http://schemas.openxmlformats.org/markup-compatibility/2006" xmlns:aink="http://schemas.microsoft.com/office/drawing/2016/ink" xmlns:am3d="http://schemas.microsoft.com/office/drawing/2017/model3d" xmlns:o="urn:schemas-microsoft-com:office:office" xmlns:oel="http://schemas.microsoft.com/office/2019/extlst" xmlns:r="http://schemas.openxmlformats.org/officeDocument/2006/relationships" xmlns:m="http://schemas.openxmlformats.org/officeDocument/2006/math" xmlns:v="urn:schemas-microsoft-com:vml" xmlns:wp14="http://schemas.microsoft.com/office/word/2010/wordprocessingDrawing" xmlns:wp="http://schemas.openxmlformats.org/drawingml/2006/wordprocessingDrawing" xmlns:w10="urn:schemas-microsoft-com:office:word" xmlns:w="http://schemas.openxmlformats.org/wordprocessingml/2006/main" xmlns:w14="http://schemas.microsoft.com/office/word/2010/wordml" xmlns:w15="http://schemas.microsoft.com/office/word/2012/wordml" xmlns:w16cex="http://schemas.microsoft.com/office/word/2018/wordml/cex" xmlns:w16cid="http://schemas.microsoft.com/office/word/2016/wordml/cid" xmlns:w16="http://schemas.microsoft.com/office/word/2018/wordml" xmlns:w16du="http://schemas.microsoft.com/office/word/2023/wordml/word16du" xmlns:w16sdtdh="http://schemas.microsoft.com/office/word/2020/wordml/sdtdatahash" xmlns:w16sdtfl="http://schemas.microsoft.com/office/word/2024/wordml/sdtformatlock" xmlns:w16se="http://schemas.microsoft.com/office/word/2015/wordml/symex" xmlns:wpg="http://schemas.microsoft.com/office/word/2010/wordprocessingGroup" xmlns:wpi="http://schemas.microsoft.com/office/word/2010/wordprocessingInk" xmlns:wne="http://schemas.microsoft.com/office/word/2006/wordml" xmlns:wps="http://schemas.microsoft.com/office/word/2010/wordprocessingShape" mc:Ignorable="w14 w15 w16se w16cid w16 w16cex w16sdtdh w16sdtfl w16du wp14">
   <w:p>
     <w:pPr>
       <w:pStyle w:val="Piedepgina"/>
@@ -22430,7 +21171,7 @@
 </file>
 
 <file path=word/footnotes.xml><?xml version="1.0" encoding="utf-8"?>
-<w:footnotes xmlns:wpc="http://schemas.microsoft.com/office/word/2010/wordprocessingCanvas" xmlns:cx="http://schemas.microsoft.com/office/drawing/2014/chartex" xmlns:cx1="http://schemas.microsoft.com/office/drawing/2015/9/8/chartex" xmlns:cx2="http://schemas.microsoft.com/office/drawing/2015/10/21/chartex" xmlns:cx3="http://schemas.microsoft.com/office/drawing/2016/5/9/chartex" xmlns:cx4="http://schemas.microsoft.com/office/drawing/2016/5/10/chartex" xmlns:cx5="http://schemas.microsoft.com/office/drawing/2016/5/11/chartex" xmlns:cx6="http://schemas.microsoft.com/office/drawing/2016/5/12/chartex" xmlns:cx7="http://schemas.microsoft.com/office/drawing/2016/5/13/chartex" xmlns:cx8="http://schemas.microsoft.com/office/drawing/2016/5/14/chartex" xmlns:mc="http://schemas.openxmlformats.org/markup-compatibility/2006" xmlns:aink="http://schemas.microsoft.com/office/drawing/2016/ink" xmlns:am3d="http://schemas.microsoft.com/office/drawing/2017/model3d" xmlns:o="urn:schemas-microsoft-com:office:office" xmlns:r="http://schemas.openxmlformats.org/officeDocument/2006/relationships" xmlns:m="http://schemas.openxmlformats.org/officeDocument/2006/math" xmlns:v="urn:schemas-microsoft-com:vml" xmlns:wp14="http://schemas.microsoft.com/office/word/2010/wordprocessingDrawing" xmlns:wp="http://schemas.openxmlformats.org/drawingml/2006/wordprocessingDrawing" xmlns:w10="urn:schemas-microsoft-com:office:word" xmlns:w="http://schemas.openxmlformats.org/wordprocessingml/2006/main" xmlns:w14="http://schemas.microsoft.com/office/word/2010/wordml" xmlns:w15="http://schemas.microsoft.com/office/word/2012/wordml" xmlns:w16cex="http://schemas.microsoft.com/office/word/2018/wordml/cex" xmlns:w16cid="http://schemas.microsoft.com/office/word/2016/wordml/cid" xmlns:w16="http://schemas.microsoft.com/office/word/2018/wordml" xmlns:w16sdtdh="http://schemas.microsoft.com/office/word/2020/wordml/sdtdatahash" xmlns:w16se="http://schemas.microsoft.com/office/word/2015/wordml/symex" xmlns:wpg="http://schemas.microsoft.com/office/word/2010/wordprocessingGroup" xmlns:wpi="http://schemas.microsoft.com/office/word/2010/wordprocessingInk" xmlns:wne="http://schemas.microsoft.com/office/word/2006/wordml" xmlns:wps="http://schemas.microsoft.com/office/word/2010/wordprocessingShape" mc:Ignorable="w14 w15 w16se w16cid w16 w16cex w16sdtdh wp14">
+<w:footnotes xmlns:wpc="http://schemas.microsoft.com/office/word/2010/wordprocessingCanvas" xmlns:cx="http://schemas.microsoft.com/office/drawing/2014/chartex" xmlns:cx1="http://schemas.microsoft.com/office/drawing/2015/9/8/chartex" xmlns:cx2="http://schemas.microsoft.com/office/drawing/2015/10/21/chartex" xmlns:cx3="http://schemas.microsoft.com/office/drawing/2016/5/9/chartex" xmlns:cx4="http://schemas.microsoft.com/office/drawing/2016/5/10/chartex" xmlns:cx5="http://schemas.microsoft.com/office/drawing/2016/5/11/chartex" xmlns:cx6="http://schemas.microsoft.com/office/drawing/2016/5/12/chartex" xmlns:cx7="http://schemas.microsoft.com/office/drawing/2016/5/13/chartex" xmlns:cx8="http://schemas.microsoft.com/office/drawing/2016/5/14/chartex" xmlns:mc="http://schemas.openxmlformats.org/markup-compatibility/2006" xmlns:aink="http://schemas.microsoft.com/office/drawing/2016/ink" xmlns:am3d="http://schemas.microsoft.com/office/drawing/2017/model3d" xmlns:o="urn:schemas-microsoft-com:office:office" xmlns:oel="http://schemas.microsoft.com/office/2019/extlst" xmlns:r="http://schemas.openxmlformats.org/officeDocument/2006/relationships" xmlns:m="http://schemas.openxmlformats.org/officeDocument/2006/math" xmlns:v="urn:schemas-microsoft-com:vml" xmlns:wp14="http://schemas.microsoft.com/office/word/2010/wordprocessingDrawing" xmlns:wp="http://schemas.openxmlformats.org/drawingml/2006/wordprocessingDrawing" xmlns:w10="urn:schemas-microsoft-com:office:word" xmlns:w="http://schemas.openxmlformats.org/wordprocessingml/2006/main" xmlns:w14="http://schemas.microsoft.com/office/word/2010/wordml" xmlns:w15="http://schemas.microsoft.com/office/word/2012/wordml" xmlns:w16cex="http://schemas.microsoft.com/office/word/2018/wordml/cex" xmlns:w16cid="http://schemas.microsoft.com/office/word/2016/wordml/cid" xmlns:w16="http://schemas.microsoft.com/office/word/2018/wordml" xmlns:w16du="http://schemas.microsoft.com/office/word/2023/wordml/word16du" xmlns:w16sdtdh="http://schemas.microsoft.com/office/word/2020/wordml/sdtdatahash" xmlns:w16sdtfl="http://schemas.microsoft.com/office/word/2024/wordml/sdtformatlock" xmlns:w16se="http://schemas.microsoft.com/office/word/2015/wordml/symex" xmlns:wpg="http://schemas.microsoft.com/office/word/2010/wordprocessingGroup" xmlns:wpi="http://schemas.microsoft.com/office/word/2010/wordprocessingInk" xmlns:wne="http://schemas.microsoft.com/office/word/2006/wordml" xmlns:wps="http://schemas.microsoft.com/office/word/2010/wordprocessingShape" mc:Ignorable="w14 w15 w16se w16cid w16 w16cex w16sdtdh w16sdtfl w16du wp14">
   <w:footnote w:type="separator" w:id="-1">
     <w:p>
       <w:r>
@@ -22449,7 +21190,7 @@
 </file>
 
 <file path=word/header1.xml><?xml version="1.0" encoding="utf-8"?>
-<w:hdr xmlns:wpc="http://schemas.microsoft.com/office/word/2010/wordprocessingCanvas" xmlns:cx="http://schemas.microsoft.com/office/drawing/2014/chartex" xmlns:cx1="http://schemas.microsoft.com/office/drawing/2015/9/8/chartex" xmlns:cx2="http://schemas.microsoft.com/office/drawing/2015/10/21/chartex" xmlns:cx3="http://schemas.microsoft.com/office/drawing/2016/5/9/chartex" xmlns:cx4="http://schemas.microsoft.com/office/drawing/2016/5/10/chartex" xmlns:cx5="http://schemas.microsoft.com/office/drawing/2016/5/11/chartex" xmlns:cx6="http://schemas.microsoft.com/office/drawing/2016/5/12/chartex" xmlns:cx7="http://schemas.microsoft.com/office/drawing/2016/5/13/chartex" xmlns:cx8="http://schemas.microsoft.com/office/drawing/2016/5/14/chartex" xmlns:mc="http://schemas.openxmlformats.org/markup-compatibility/2006" xmlns:aink="http://schemas.microsoft.com/office/drawing/2016/ink" xmlns:am3d="http://schemas.microsoft.com/office/drawing/2017/model3d" xmlns:o="urn:schemas-microsoft-com:office:office" xmlns:r="http://schemas.openxmlformats.org/officeDocument/2006/relationships" xmlns:m="http://schemas.openxmlformats.org/officeDocument/2006/math" xmlns:v="urn:schemas-microsoft-com:vml" xmlns:wp14="http://schemas.microsoft.com/office/word/2010/wordprocessingDrawing" xmlns:wp="http://schemas.openxmlformats.org/drawingml/2006/wordprocessingDrawing" xmlns:w10="urn:schemas-microsoft-com:office:word" xmlns:w="http://schemas.openxmlformats.org/wordprocessingml/2006/main" xmlns:w14="http://schemas.microsoft.com/office/word/2010/wordml" xmlns:w15="http://schemas.microsoft.com/office/word/2012/wordml" xmlns:w16cex="http://schemas.microsoft.com/office/word/2018/wordml/cex" xmlns:w16cid="http://schemas.microsoft.com/office/word/2016/wordml/cid" xmlns:w16="http://schemas.microsoft.com/office/word/2018/wordml" xmlns:w16sdtdh="http://schemas.microsoft.com/office/word/2020/wordml/sdtdatahash" xmlns:w16se="http://schemas.microsoft.com/office/word/2015/wordml/symex" xmlns:wpg="http://schemas.microsoft.com/office/word/2010/wordprocessingGroup" xmlns:wpi="http://schemas.microsoft.com/office/word/2010/wordprocessingInk" xmlns:wne="http://schemas.microsoft.com/office/word/2006/wordml" xmlns:wps="http://schemas.microsoft.com/office/word/2010/wordprocessingShape" mc:Ignorable="w14 w15 w16se w16cid w16 w16cex w16sdtdh wp14">
+<w:hdr xmlns:wpc="http://schemas.microsoft.com/office/word/2010/wordprocessingCanvas" xmlns:cx="http://schemas.microsoft.com/office/drawing/2014/chartex" xmlns:cx1="http://schemas.microsoft.com/office/drawing/2015/9/8/chartex" xmlns:cx2="http://schemas.microsoft.com/office/drawing/2015/10/21/chartex" xmlns:cx3="http://schemas.microsoft.com/office/drawing/2016/5/9/chartex" xmlns:cx4="http://schemas.microsoft.com/office/drawing/2016/5/10/chartex" xmlns:cx5="http://schemas.microsoft.com/office/drawing/2016/5/11/chartex" xmlns:cx6="http://schemas.microsoft.com/office/drawing/2016/5/12/chartex" xmlns:cx7="http://schemas.microsoft.com/office/drawing/2016/5/13/chartex" xmlns:cx8="http://schemas.microsoft.com/office/drawing/2016/5/14/chartex" xmlns:mc="http://schemas.openxmlformats.org/markup-compatibility/2006" xmlns:aink="http://schemas.microsoft.com/office/drawing/2016/ink" xmlns:am3d="http://schemas.microsoft.com/office/drawing/2017/model3d" xmlns:o="urn:schemas-microsoft-com:office:office" xmlns:oel="http://schemas.microsoft.com/office/2019/extlst" xmlns:r="http://schemas.openxmlformats.org/officeDocument/2006/relationships" xmlns:m="http://schemas.openxmlformats.org/officeDocument/2006/math" xmlns:v="urn:schemas-microsoft-com:vml" xmlns:wp14="http://schemas.microsoft.com/office/word/2010/wordprocessingDrawing" xmlns:wp="http://schemas.openxmlformats.org/drawingml/2006/wordprocessingDrawing" xmlns:w10="urn:schemas-microsoft-com:office:word" xmlns:w="http://schemas.openxmlformats.org/wordprocessingml/2006/main" xmlns:w14="http://schemas.microsoft.com/office/word/2010/wordml" xmlns:w15="http://schemas.microsoft.com/office/word/2012/wordml" xmlns:w16cex="http://schemas.microsoft.com/office/word/2018/wordml/cex" xmlns:w16cid="http://schemas.microsoft.com/office/word/2016/wordml/cid" xmlns:w16="http://schemas.microsoft.com/office/word/2018/wordml" xmlns:w16du="http://schemas.microsoft.com/office/word/2023/wordml/word16du" xmlns:w16sdtdh="http://schemas.microsoft.com/office/word/2020/wordml/sdtdatahash" xmlns:w16sdtfl="http://schemas.microsoft.com/office/word/2024/wordml/sdtformatlock" xmlns:w16se="http://schemas.microsoft.com/office/word/2015/wordml/symex" xmlns:wpg="http://schemas.microsoft.com/office/word/2010/wordprocessingGroup" xmlns:wpi="http://schemas.microsoft.com/office/word/2010/wordprocessingInk" xmlns:wne="http://schemas.microsoft.com/office/word/2006/wordml" xmlns:wps="http://schemas.microsoft.com/office/word/2010/wordprocessingShape" mc:Ignorable="w14 w15 w16se w16cid w16 w16cex w16sdtdh w16sdtfl w16du wp14">
   <w:p>
     <w:pPr>
       <w:pStyle w:val="Encabezado"/>
@@ -22519,7 +21260,7 @@
 </file>
 
 <file path=word/numbering.xml><?xml version="1.0" encoding="utf-8"?>
-<w:numbering xmlns:wpc="http://schemas.microsoft.com/office/word/2010/wordprocessingCanvas" xmlns:cx="http://schemas.microsoft.com/office/drawing/2014/chartex" xmlns:cx1="http://schemas.microsoft.com/office/drawing/2015/9/8/chartex" xmlns:cx2="http://schemas.microsoft.com/office/drawing/2015/10/21/chartex" xmlns:cx3="http://schemas.microsoft.com/office/drawing/2016/5/9/chartex" xmlns:cx4="http://schemas.microsoft.com/office/drawing/2016/5/10/chartex" xmlns:cx5="http://schemas.microsoft.com/office/drawing/2016/5/11/chartex" xmlns:cx6="http://schemas.microsoft.com/office/drawing/2016/5/12/chartex" xmlns:cx7="http://schemas.microsoft.com/office/drawing/2016/5/13/chartex" xmlns:cx8="http://schemas.microsoft.com/office/drawing/2016/5/14/chartex" xmlns:mc="http://schemas.openxmlformats.org/markup-compatibility/2006" xmlns:aink="http://schemas.microsoft.com/office/drawing/2016/ink" xmlns:am3d="http://schemas.microsoft.com/office/drawing/2017/model3d" xmlns:o="urn:schemas-microsoft-com:office:office" xmlns:r="http://schemas.openxmlformats.org/officeDocument/2006/relationships" xmlns:m="http://schemas.openxmlformats.org/officeDocument/2006/math" xmlns:v="urn:schemas-microsoft-com:vml" xmlns:wp14="http://schemas.microsoft.com/office/word/2010/wordprocessingDrawing" xmlns:wp="http://schemas.openxmlformats.org/drawingml/2006/wordprocessingDrawing" xmlns:w10="urn:schemas-microsoft-com:office:word" xmlns:w="http://schemas.openxmlformats.org/wordprocessingml/2006/main" xmlns:w14="http://schemas.microsoft.com/office/word/2010/wordml" xmlns:w15="http://schemas.microsoft.com/office/word/2012/wordml" xmlns:w16cex="http://schemas.microsoft.com/office/word/2018/wordml/cex" xmlns:w16cid="http://schemas.microsoft.com/office/word/2016/wordml/cid" xmlns:w16="http://schemas.microsoft.com/office/word/2018/wordml" xmlns:w16sdtdh="http://schemas.microsoft.com/office/word/2020/wordml/sdtdatahash" xmlns:w16se="http://schemas.microsoft.com/office/word/2015/wordml/symex" xmlns:wpg="http://schemas.microsoft.com/office/word/2010/wordprocessingGroup" xmlns:wpi="http://schemas.microsoft.com/office/word/2010/wordprocessingInk" xmlns:wne="http://schemas.microsoft.com/office/word/2006/wordml" xmlns:wps="http://schemas.microsoft.com/office/word/2010/wordprocessingShape" mc:Ignorable="w14 w15 w16se w16cid w16 w16cex w16sdtdh wp14">
+<w:numbering xmlns:wpc="http://schemas.microsoft.com/office/word/2010/wordprocessingCanvas" xmlns:cx="http://schemas.microsoft.com/office/drawing/2014/chartex" xmlns:cx1="http://schemas.microsoft.com/office/drawing/2015/9/8/chartex" xmlns:cx2="http://schemas.microsoft.com/office/drawing/2015/10/21/chartex" xmlns:cx3="http://schemas.microsoft.com/office/drawing/2016/5/9/chartex" xmlns:cx4="http://schemas.microsoft.com/office/drawing/2016/5/10/chartex" xmlns:cx5="http://schemas.microsoft.com/office/drawing/2016/5/11/chartex" xmlns:cx6="http://schemas.microsoft.com/office/drawing/2016/5/12/chartex" xmlns:cx7="http://schemas.microsoft.com/office/drawing/2016/5/13/chartex" xmlns:cx8="http://schemas.microsoft.com/office/drawing/2016/5/14/chartex" xmlns:mc="http://schemas.openxmlformats.org/markup-compatibility/2006" xmlns:aink="http://schemas.microsoft.com/office/drawing/2016/ink" xmlns:am3d="http://schemas.microsoft.com/office/drawing/2017/model3d" xmlns:o="urn:schemas-microsoft-com:office:office" xmlns:oel="http://schemas.microsoft.com/office/2019/extlst" xmlns:r="http://schemas.openxmlformats.org/officeDocument/2006/relationships" xmlns:m="http://schemas.openxmlformats.org/officeDocument/2006/math" xmlns:v="urn:schemas-microsoft-com:vml" xmlns:wp14="http://schemas.microsoft.com/office/word/2010/wordprocessingDrawing" xmlns:wp="http://schemas.openxmlformats.org/drawingml/2006/wordprocessingDrawing" xmlns:w10="urn:schemas-microsoft-com:office:word" xmlns:w="http://schemas.openxmlformats.org/wordprocessingml/2006/main" xmlns:w14="http://schemas.microsoft.com/office/word/2010/wordml" xmlns:w15="http://schemas.microsoft.com/office/word/2012/wordml" xmlns:w16cex="http://schemas.microsoft.com/office/word/2018/wordml/cex" xmlns:w16cid="http://schemas.microsoft.com/office/word/2016/wordml/cid" xmlns:w16="http://schemas.microsoft.com/office/word/2018/wordml" xmlns:w16du="http://schemas.microsoft.com/office/word/2023/wordml/word16du" xmlns:w16sdtdh="http://schemas.microsoft.com/office/word/2020/wordml/sdtdatahash" xmlns:w16sdtfl="http://schemas.microsoft.com/office/word/2024/wordml/sdtformatlock" xmlns:w16se="http://schemas.microsoft.com/office/word/2015/wordml/symex" xmlns:wpg="http://schemas.microsoft.com/office/word/2010/wordprocessingGroup" xmlns:wpi="http://schemas.microsoft.com/office/word/2010/wordprocessingInk" xmlns:wne="http://schemas.microsoft.com/office/word/2006/wordml" xmlns:wps="http://schemas.microsoft.com/office/word/2010/wordprocessingShape" mc:Ignorable="w14 w15 w16se w16cid w16 w16cex w16sdtdh w16sdtfl w16du wp14">
   <w:abstractNum w:abstractNumId="0" w15:restartNumberingAfterBreak="0">
     <w:nsid w:val="3518262E"/>
     <w:multiLevelType w:val="hybridMultilevel"/>
@@ -22696,17 +21437,17 @@
       </w:pPr>
     </w:lvl>
   </w:abstractNum>
-  <w:num w:numId="1">
+  <w:num w:numId="1" w16cid:durableId="1325864165">
     <w:abstractNumId w:val="1"/>
   </w:num>
-  <w:num w:numId="2">
+  <w:num w:numId="2" w16cid:durableId="1583952626">
     <w:abstractNumId w:val="0"/>
   </w:num>
 </w:numbering>
 </file>
 
 <file path=word/styles.xml><?xml version="1.0" encoding="utf-8"?>
-<w:styles xmlns:mc="http://schemas.openxmlformats.org/markup-compatibility/2006" xmlns:r="http://schemas.openxmlformats.org/officeDocument/2006/relationships" xmlns:w="http://schemas.openxmlformats.org/wordprocessingml/2006/main" xmlns:w14="http://schemas.microsoft.com/office/word/2010/wordml" xmlns:w15="http://schemas.microsoft.com/office/word/2012/wordml" xmlns:w16cex="http://schemas.microsoft.com/office/word/2018/wordml/cex" xmlns:w16cid="http://schemas.microsoft.com/office/word/2016/wordml/cid" xmlns:w16="http://schemas.microsoft.com/office/word/2018/wordml" xmlns:w16sdtdh="http://schemas.microsoft.com/office/word/2020/wordml/sdtdatahash" xmlns:w16se="http://schemas.microsoft.com/office/word/2015/wordml/symex" mc:Ignorable="w14 w15 w16se w16cid w16 w16cex w16sdtdh">
+<w:styles xmlns:mc="http://schemas.openxmlformats.org/markup-compatibility/2006" xmlns:r="http://schemas.openxmlformats.org/officeDocument/2006/relationships" xmlns:w="http://schemas.openxmlformats.org/wordprocessingml/2006/main" xmlns:w14="http://schemas.microsoft.com/office/word/2010/wordml" xmlns:w15="http://schemas.microsoft.com/office/word/2012/wordml" xmlns:w16cex="http://schemas.microsoft.com/office/word/2018/wordml/cex" xmlns:w16cid="http://schemas.microsoft.com/office/word/2016/wordml/cid" xmlns:w16="http://schemas.microsoft.com/office/word/2018/wordml" xmlns:w16du="http://schemas.microsoft.com/office/word/2023/wordml/word16du" xmlns:w16sdtdh="http://schemas.microsoft.com/office/word/2020/wordml/sdtdatahash" xmlns:w16sdtfl="http://schemas.microsoft.com/office/word/2024/wordml/sdtformatlock" xmlns:w16se="http://schemas.microsoft.com/office/word/2015/wordml/symex" mc:Ignorable="w14 w15 w16se w16cid w16 w16cex w16sdtdh w16sdtfl w16du">
   <w:docDefaults>
     <w:rPrDefault>
       <w:rPr>

--- a/Equipo_06_LogiFlow360_AnalisisEstados.docx
+++ b/Equipo_06_LogiFlow360_AnalisisEstados.docx
@@ -354,12 +354,14 @@
                 <w:rFonts w:cs="Arial"/>
               </w:rPr>
             </w:pPr>
+            <w:proofErr w:type="gramStart"/>
             <w:r>
               <w:rPr>
                 <w:rFonts w:cs="Arial"/>
               </w:rPr>
               <w:t>CARNET</w:t>
             </w:r>
+            <w:proofErr w:type="gramEnd"/>
           </w:p>
         </w:tc>
         <w:tc>
@@ -580,7 +582,19 @@
               <w:rPr>
                 <w:rFonts w:cs="Arial"/>
               </w:rPr>
-              <w:t>25-0554-2025</w:t>
+              <w:t>25</w:t>
+            </w:r>
+            <w:r>
+              <w:rPr>
+                <w:rFonts w:cs="Arial"/>
+              </w:rPr>
+              <w:t>10</w:t>
+            </w:r>
+            <w:r>
+              <w:rPr>
+                <w:rFonts w:cs="Arial"/>
+              </w:rPr>
+              <w:t>-0554-2025</w:t>
             </w:r>
           </w:p>
         </w:tc>
@@ -666,6 +680,12 @@
                 <w:rFonts w:cs="Arial"/>
               </w:rPr>
             </w:pPr>
+            <w:r>
+              <w:rPr>
+                <w:rFonts w:cs="Arial"/>
+              </w:rPr>
+              <w:t>Ingeniero de Documentación y QA</w:t>
+            </w:r>
           </w:p>
         </w:tc>
         <w:tc>
@@ -681,6 +701,12 @@
                 <w:rFonts w:cs="Arial"/>
               </w:rPr>
             </w:pPr>
+            <w:r>
+              <w:rPr>
+                <w:rFonts w:cs="Arial"/>
+              </w:rPr>
+              <w:t>27-1044-2026</w:t>
+            </w:r>
           </w:p>
         </w:tc>
         <w:tc>
@@ -696,6 +722,12 @@
                 <w:rFonts w:cs="Arial"/>
               </w:rPr>
             </w:pPr>
+            <w:r>
+              <w:rPr>
+                <w:rFonts w:cs="Arial"/>
+              </w:rPr>
+              <w:t>Alas Minero</w:t>
+            </w:r>
           </w:p>
         </w:tc>
         <w:tc>
@@ -711,6 +743,12 @@
                 <w:rFonts w:cs="Arial"/>
               </w:rPr>
             </w:pPr>
+            <w:r>
+              <w:rPr>
+                <w:rFonts w:cs="Arial"/>
+              </w:rPr>
+              <w:t>Luis Fernando</w:t>
+            </w:r>
           </w:p>
         </w:tc>
         <w:tc>
@@ -854,6 +892,7 @@
         <w:rPr>
           <w:rFonts w:cs="Arial"/>
         </w:rPr>
+        <w:lastRenderedPageBreak/>
         <w:t xml:space="preserve">SAN SALVADOR, </w:t>
       </w:r>
       <w:r>
@@ -4038,7 +4077,15 @@
       </w:r>
       <w:proofErr w:type="spellEnd"/>
       <w:r>
-        <w:t xml:space="preserve"> 360° es una plataforma logística de comercio electrónico que acompaña cada compra desde el carrito y el pago hasta la entrega, las devoluciones y las disputas bancarias. En ese recorrido intervienen diez entidades (órdenes, pagos, paquetes, vehículos, casilleros inteligentes, tickets, devoluciones, lotes, conductores y disputas), cada una con un ciclo de vida propio.</w:t>
+        <w:t xml:space="preserve"> 360° es una plataforma logística de comercio electrónico que acompaña cada compra desde el carrito y el pago hasta la entrega, las devoluciones y las disputas bancarias. En ese recorrido intervienen diez entidades (órdenes, pagos, paquetes, vehículos, casilleros inteligentes, </w:t>
+      </w:r>
+      <w:proofErr w:type="gramStart"/>
+      <w:r>
+        <w:t>tickets</w:t>
+      </w:r>
+      <w:proofErr w:type="gramEnd"/>
+      <w:r>
+        <w:t>, devoluciones, lotes, conductores y disputas), cada una con un ciclo de vida propio.</w:t>
       </w:r>
     </w:p>
     <w:p>
@@ -4079,7 +4126,23 @@
           <w:rStyle w:val="CodeChar"/>
           <w:lang w:val="es-SV"/>
         </w:rPr>
-        <w:t>Evento [Guarda] / Acción()</w:t>
+        <w:t xml:space="preserve">Evento [Guarda] / </w:t>
+      </w:r>
+      <w:proofErr w:type="gramStart"/>
+      <w:r>
+        <w:rPr>
+          <w:rStyle w:val="CodeChar"/>
+          <w:lang w:val="es-SV"/>
+        </w:rPr>
+        <w:t>Acción(</w:t>
+      </w:r>
+      <w:proofErr w:type="gramEnd"/>
+      <w:r>
+        <w:rPr>
+          <w:rStyle w:val="CodeChar"/>
+          <w:lang w:val="es-SV"/>
+        </w:rPr>
+        <w:t>)</w:t>
       </w:r>
       <w:r>
         <w:t>.</w:t>
@@ -4666,6 +4729,7 @@
           </w:tcPr>
           <w:p>
             <w:proofErr w:type="spellStart"/>
+            <w:proofErr w:type="gramStart"/>
             <w:r>
               <w:rPr>
                 <w:rStyle w:val="CodeChar"/>
@@ -4677,7 +4741,14 @@
               <w:rPr>
                 <w:rStyle w:val="CodeChar"/>
               </w:rPr>
-              <w:t>()</w:t>
+              <w:t>(</w:t>
+            </w:r>
+            <w:proofErr w:type="gramEnd"/>
+            <w:r>
+              <w:rPr>
+                <w:rStyle w:val="CodeChar"/>
+              </w:rPr>
+              <w:t>)</w:t>
             </w:r>
           </w:p>
         </w:tc>
@@ -4779,6 +4850,7 @@
           </w:tcPr>
           <w:p>
             <w:proofErr w:type="spellStart"/>
+            <w:proofErr w:type="gramStart"/>
             <w:r>
               <w:rPr>
                 <w:rStyle w:val="CodeChar"/>
@@ -4790,7 +4862,14 @@
               <w:rPr>
                 <w:rStyle w:val="CodeChar"/>
               </w:rPr>
-              <w:t>()</w:t>
+              <w:t>(</w:t>
+            </w:r>
+            <w:proofErr w:type="gramEnd"/>
+            <w:r>
+              <w:rPr>
+                <w:rStyle w:val="CodeChar"/>
+              </w:rPr>
+              <w:t>)</w:t>
             </w:r>
           </w:p>
         </w:tc>
@@ -4842,11 +4921,19 @@
             <w:tcW w:w="1560" w:type="dxa"/>
           </w:tcPr>
           <w:p>
-            <w:r>
-              <w:rPr>
-                <w:rStyle w:val="CodeChar"/>
-              </w:rPr>
-              <w:t>after(30 min)</w:t>
+            <w:proofErr w:type="gramStart"/>
+            <w:r>
+              <w:rPr>
+                <w:rStyle w:val="CodeChar"/>
+              </w:rPr>
+              <w:t>after(</w:t>
+            </w:r>
+            <w:proofErr w:type="gramEnd"/>
+            <w:r>
+              <w:rPr>
+                <w:rStyle w:val="CodeChar"/>
+              </w:rPr>
+              <w:t>30 min)</w:t>
             </w:r>
           </w:p>
         </w:tc>
@@ -4866,6 +4953,7 @@
           </w:tcPr>
           <w:p>
             <w:proofErr w:type="spellStart"/>
+            <w:proofErr w:type="gramStart"/>
             <w:r>
               <w:rPr>
                 <w:rStyle w:val="CodeChar"/>
@@ -4877,7 +4965,14 @@
               <w:rPr>
                 <w:rStyle w:val="CodeChar"/>
               </w:rPr>
-              <w:t>()</w:t>
+              <w:t>(</w:t>
+            </w:r>
+            <w:proofErr w:type="gramEnd"/>
+            <w:r>
+              <w:rPr>
+                <w:rStyle w:val="CodeChar"/>
+              </w:rPr>
+              <w:t>)</w:t>
             </w:r>
           </w:p>
         </w:tc>
@@ -4954,6 +5049,7 @@
           </w:tcPr>
           <w:p>
             <w:proofErr w:type="spellStart"/>
+            <w:proofErr w:type="gramStart"/>
             <w:r>
               <w:rPr>
                 <w:rStyle w:val="CodeChar"/>
@@ -4965,7 +5061,14 @@
               <w:rPr>
                 <w:rStyle w:val="CodeChar"/>
               </w:rPr>
-              <w:t>()</w:t>
+              <w:t>(</w:t>
+            </w:r>
+            <w:proofErr w:type="gramEnd"/>
+            <w:r>
+              <w:rPr>
+                <w:rStyle w:val="CodeChar"/>
+              </w:rPr>
+              <w:t>)</w:t>
             </w:r>
           </w:p>
         </w:tc>
@@ -5073,6 +5176,7 @@
           </w:tcPr>
           <w:p>
             <w:proofErr w:type="spellStart"/>
+            <w:proofErr w:type="gramStart"/>
             <w:r>
               <w:rPr>
                 <w:rStyle w:val="CodeChar"/>
@@ -5084,7 +5188,14 @@
               <w:rPr>
                 <w:rStyle w:val="CodeChar"/>
               </w:rPr>
-              <w:t>()</w:t>
+              <w:t>(</w:t>
+            </w:r>
+            <w:proofErr w:type="gramEnd"/>
+            <w:r>
+              <w:rPr>
+                <w:rStyle w:val="CodeChar"/>
+              </w:rPr>
+              <w:t>)</w:t>
             </w:r>
           </w:p>
         </w:tc>
@@ -5244,11 +5355,19 @@
             <w:tcW w:w="1560" w:type="dxa"/>
           </w:tcPr>
           <w:p>
-            <w:r>
-              <w:rPr>
-                <w:rStyle w:val="CodeChar"/>
-              </w:rPr>
-              <w:t xml:space="preserve">after(5 </w:t>
+            <w:proofErr w:type="gramStart"/>
+            <w:r>
+              <w:rPr>
+                <w:rStyle w:val="CodeChar"/>
+              </w:rPr>
+              <w:t>after(</w:t>
+            </w:r>
+            <w:proofErr w:type="gramEnd"/>
+            <w:r>
+              <w:rPr>
+                <w:rStyle w:val="CodeChar"/>
+              </w:rPr>
+              <w:t xml:space="preserve">5 </w:t>
             </w:r>
             <w:proofErr w:type="spellStart"/>
             <w:r>
@@ -5296,6 +5415,7 @@
           </w:tcPr>
           <w:p>
             <w:proofErr w:type="spellStart"/>
+            <w:proofErr w:type="gramStart"/>
             <w:r>
               <w:rPr>
                 <w:rStyle w:val="CodeChar"/>
@@ -5307,7 +5427,14 @@
               <w:rPr>
                 <w:rStyle w:val="CodeChar"/>
               </w:rPr>
-              <w:t>()</w:t>
+              <w:t>(</w:t>
+            </w:r>
+            <w:proofErr w:type="gramEnd"/>
+            <w:r>
+              <w:rPr>
+                <w:rStyle w:val="CodeChar"/>
+              </w:rPr>
+              <w:t>)</w:t>
             </w:r>
           </w:p>
         </w:tc>
@@ -5381,6 +5508,7 @@
             <w:tcW w:w="1560" w:type="dxa"/>
           </w:tcPr>
           <w:p>
+            <w:proofErr w:type="gramStart"/>
             <w:r>
               <w:rPr>
                 <w:rStyle w:val="CodeChar"/>
@@ -5395,6 +5523,7 @@
               <w:t>empacada</w:t>
             </w:r>
             <w:proofErr w:type="spellEnd"/>
+            <w:proofErr w:type="gramEnd"/>
             <w:r>
               <w:rPr>
                 <w:rStyle w:val="CodeChar"/>
@@ -5409,6 +5538,7 @@
           </w:tcPr>
           <w:p>
             <w:proofErr w:type="spellStart"/>
+            <w:proofErr w:type="gramStart"/>
             <w:r>
               <w:rPr>
                 <w:rStyle w:val="CodeChar"/>
@@ -5420,7 +5550,14 @@
               <w:rPr>
                 <w:rStyle w:val="CodeChar"/>
               </w:rPr>
-              <w:t>()</w:t>
+              <w:t>(</w:t>
+            </w:r>
+            <w:proofErr w:type="gramEnd"/>
+            <w:r>
+              <w:rPr>
+                <w:rStyle w:val="CodeChar"/>
+              </w:rPr>
+              <w:t>)</w:t>
             </w:r>
           </w:p>
         </w:tc>
@@ -5486,6 +5623,7 @@
             <w:tcW w:w="1560" w:type="dxa"/>
           </w:tcPr>
           <w:p>
+            <w:proofErr w:type="gramStart"/>
             <w:r>
               <w:rPr>
                 <w:rStyle w:val="CodeChar"/>
@@ -5500,6 +5638,7 @@
               <w:t>empacada</w:t>
             </w:r>
             <w:proofErr w:type="spellEnd"/>
+            <w:proofErr w:type="gramEnd"/>
             <w:r>
               <w:rPr>
                 <w:rStyle w:val="CodeChar"/>
@@ -5514,6 +5653,7 @@
           </w:tcPr>
           <w:p>
             <w:proofErr w:type="spellStart"/>
+            <w:proofErr w:type="gramStart"/>
             <w:r>
               <w:rPr>
                 <w:rStyle w:val="CodeChar"/>
@@ -5525,7 +5665,14 @@
               <w:rPr>
                 <w:rStyle w:val="CodeChar"/>
               </w:rPr>
-              <w:t>()</w:t>
+              <w:t>(</w:t>
+            </w:r>
+            <w:proofErr w:type="gramEnd"/>
+            <w:r>
+              <w:rPr>
+                <w:rStyle w:val="CodeChar"/>
+              </w:rPr>
+              <w:t>)</w:t>
             </w:r>
           </w:p>
         </w:tc>
@@ -5603,6 +5750,7 @@
           </w:tcPr>
           <w:p>
             <w:proofErr w:type="spellStart"/>
+            <w:proofErr w:type="gramStart"/>
             <w:r>
               <w:rPr>
                 <w:rStyle w:val="CodeChar"/>
@@ -5614,7 +5762,14 @@
               <w:rPr>
                 <w:rStyle w:val="CodeChar"/>
               </w:rPr>
-              <w:t>()</w:t>
+              <w:t>(</w:t>
+            </w:r>
+            <w:proofErr w:type="gramEnd"/>
+            <w:r>
+              <w:rPr>
+                <w:rStyle w:val="CodeChar"/>
+              </w:rPr>
+              <w:t>)</w:t>
             </w:r>
           </w:p>
         </w:tc>
@@ -5691,6 +5846,7 @@
           </w:tcPr>
           <w:p>
             <w:proofErr w:type="spellStart"/>
+            <w:proofErr w:type="gramStart"/>
             <w:r>
               <w:rPr>
                 <w:rStyle w:val="CodeChar"/>
@@ -5702,7 +5858,14 @@
               <w:rPr>
                 <w:rStyle w:val="CodeChar"/>
               </w:rPr>
-              <w:t>()</w:t>
+              <w:t>(</w:t>
+            </w:r>
+            <w:proofErr w:type="gramEnd"/>
+            <w:r>
+              <w:rPr>
+                <w:rStyle w:val="CodeChar"/>
+              </w:rPr>
+              <w:t>)</w:t>
             </w:r>
           </w:p>
         </w:tc>
@@ -5893,12 +6056,21 @@
             <w:r>
               <w:t xml:space="preserve">No hay un estado de red. Si la confirmación del pago se pierde, </w:t>
             </w:r>
+            <w:proofErr w:type="gramStart"/>
             <w:r>
               <w:rPr>
                 <w:rStyle w:val="CodeChar"/>
                 <w:lang w:val="es-SV"/>
               </w:rPr>
-              <w:t>after(30 min)</w:t>
+              <w:t>after(</w:t>
+            </w:r>
+            <w:proofErr w:type="gramEnd"/>
+            <w:r>
+              <w:rPr>
+                <w:rStyle w:val="CodeChar"/>
+                <w:lang w:val="es-SV"/>
+              </w:rPr>
+              <w:t>30 min)</w:t>
             </w:r>
             <w:r>
               <w:t xml:space="preserve"> evita que la orden </w:t>
@@ -5930,6 +6102,7 @@
           <w:p>
             <w:proofErr w:type="spellStart"/>
             <w:r>
+              <w:lastRenderedPageBreak/>
               <w:t>Timeouts</w:t>
             </w:r>
             <w:proofErr w:type="spellEnd"/>
@@ -5940,12 +6113,21 @@
             <w:tcW w:w="6050" w:type="dxa"/>
           </w:tcPr>
           <w:p>
+            <w:proofErr w:type="gramStart"/>
             <w:r>
               <w:rPr>
                 <w:rStyle w:val="CodeChar"/>
                 <w:lang w:val="es-SV"/>
               </w:rPr>
-              <w:t>after(30 min)</w:t>
+              <w:t>after(</w:t>
+            </w:r>
+            <w:proofErr w:type="gramEnd"/>
+            <w:r>
+              <w:rPr>
+                <w:rStyle w:val="CodeChar"/>
+                <w:lang w:val="es-SV"/>
+              </w:rPr>
+              <w:t>30 min)</w:t>
             </w:r>
             <w:r>
               <w:t xml:space="preserve"> en </w:t>
@@ -5962,12 +6144,21 @@
             <w:r>
               <w:t xml:space="preserve"> cancela la orden sin pago. </w:t>
             </w:r>
+            <w:proofErr w:type="gramStart"/>
             <w:r>
               <w:rPr>
                 <w:rStyle w:val="CodeChar"/>
                 <w:lang w:val="es-SV"/>
               </w:rPr>
-              <w:t xml:space="preserve">after(5 </w:t>
+              <w:t>after(</w:t>
+            </w:r>
+            <w:proofErr w:type="gramEnd"/>
+            <w:r>
+              <w:rPr>
+                <w:rStyle w:val="CodeChar"/>
+                <w:lang w:val="es-SV"/>
+              </w:rPr>
+              <w:t xml:space="preserve">5 </w:t>
             </w:r>
             <w:proofErr w:type="spellStart"/>
             <w:r>
@@ -6049,7 +6240,23 @@
                 <w:rStyle w:val="CodeChar"/>
                 <w:lang w:val="es-SV"/>
               </w:rPr>
-              <w:t xml:space="preserve"> [!empacada]</w:t>
+              <w:t xml:space="preserve"> </w:t>
+            </w:r>
+            <w:proofErr w:type="gramStart"/>
+            <w:r>
+              <w:rPr>
+                <w:rStyle w:val="CodeChar"/>
+                <w:lang w:val="es-SV"/>
+              </w:rPr>
+              <w:t>[!empacada</w:t>
+            </w:r>
+            <w:proofErr w:type="gramEnd"/>
+            <w:r>
+              <w:rPr>
+                <w:rStyle w:val="CodeChar"/>
+                <w:lang w:val="es-SV"/>
+              </w:rPr>
+              <w:t>]</w:t>
             </w:r>
             <w:r>
               <w:t xml:space="preserve"> desde </w:t>
@@ -6544,6 +6751,7 @@
           </w:tcPr>
           <w:p>
             <w:proofErr w:type="spellStart"/>
+            <w:proofErr w:type="gramStart"/>
             <w:r>
               <w:rPr>
                 <w:rStyle w:val="CodeChar"/>
@@ -6555,7 +6763,14 @@
               <w:rPr>
                 <w:rStyle w:val="CodeChar"/>
               </w:rPr>
-              <w:t>()</w:t>
+              <w:t>(</w:t>
+            </w:r>
+            <w:proofErr w:type="gramEnd"/>
+            <w:r>
+              <w:rPr>
+                <w:rStyle w:val="CodeChar"/>
+              </w:rPr>
+              <w:t>)</w:t>
             </w:r>
           </w:p>
         </w:tc>
@@ -6705,6 +6920,7 @@
           </w:tcPr>
           <w:p>
             <w:proofErr w:type="spellStart"/>
+            <w:proofErr w:type="gramStart"/>
             <w:r>
               <w:rPr>
                 <w:rStyle w:val="CodeChar"/>
@@ -6716,7 +6932,14 @@
               <w:rPr>
                 <w:rStyle w:val="CodeChar"/>
               </w:rPr>
-              <w:t>()</w:t>
+              <w:t>(</w:t>
+            </w:r>
+            <w:proofErr w:type="gramEnd"/>
+            <w:r>
+              <w:rPr>
+                <w:rStyle w:val="CodeChar"/>
+              </w:rPr>
+              <w:t>)</w:t>
             </w:r>
           </w:p>
         </w:tc>
@@ -7033,6 +7256,7 @@
           </w:tcPr>
           <w:p>
             <w:proofErr w:type="spellStart"/>
+            <w:proofErr w:type="gramStart"/>
             <w:r>
               <w:rPr>
                 <w:rStyle w:val="CodeChar"/>
@@ -7044,7 +7268,14 @@
               <w:rPr>
                 <w:rStyle w:val="CodeChar"/>
               </w:rPr>
-              <w:t>()</w:t>
+              <w:t>(</w:t>
+            </w:r>
+            <w:proofErr w:type="gramEnd"/>
+            <w:r>
+              <w:rPr>
+                <w:rStyle w:val="CodeChar"/>
+              </w:rPr>
+              <w:t>)</w:t>
             </w:r>
           </w:p>
         </w:tc>
@@ -7090,6 +7321,7 @@
                 <w:rStyle w:val="CodeChar"/>
                 <w:lang w:val="es-SV"/>
               </w:rPr>
+              <w:lastRenderedPageBreak/>
               <w:t>Esperando_Respuesta_Pasarela</w:t>
             </w:r>
             <w:proofErr w:type="spellEnd"/>
@@ -7154,6 +7386,7 @@
           </w:tcPr>
           <w:p>
             <w:proofErr w:type="spellStart"/>
+            <w:proofErr w:type="gramStart"/>
             <w:r>
               <w:rPr>
                 <w:rStyle w:val="CodeChar"/>
@@ -7165,7 +7398,14 @@
               <w:rPr>
                 <w:rStyle w:val="CodeChar"/>
               </w:rPr>
-              <w:t>()</w:t>
+              <w:t>(</w:t>
+            </w:r>
+            <w:proofErr w:type="gramEnd"/>
+            <w:r>
+              <w:rPr>
+                <w:rStyle w:val="CodeChar"/>
+              </w:rPr>
+              <w:t>)</w:t>
             </w:r>
           </w:p>
         </w:tc>
@@ -7254,6 +7494,7 @@
           </w:tcPr>
           <w:p>
             <w:proofErr w:type="spellStart"/>
+            <w:proofErr w:type="gramStart"/>
             <w:r>
               <w:rPr>
                 <w:rStyle w:val="CodeChar"/>
@@ -7265,7 +7506,14 @@
               <w:rPr>
                 <w:rStyle w:val="CodeChar"/>
               </w:rPr>
-              <w:t>()</w:t>
+              <w:t>(</w:t>
+            </w:r>
+            <w:proofErr w:type="gramEnd"/>
+            <w:r>
+              <w:rPr>
+                <w:rStyle w:val="CodeChar"/>
+              </w:rPr>
+              <w:t>)</w:t>
             </w:r>
           </w:p>
         </w:tc>
@@ -7493,6 +7741,7 @@
           </w:tcPr>
           <w:p>
             <w:proofErr w:type="spellStart"/>
+            <w:proofErr w:type="gramStart"/>
             <w:r>
               <w:rPr>
                 <w:rStyle w:val="CodeChar"/>
@@ -7504,7 +7753,14 @@
               <w:rPr>
                 <w:rStyle w:val="CodeChar"/>
               </w:rPr>
-              <w:t>()</w:t>
+              <w:t>(</w:t>
+            </w:r>
+            <w:proofErr w:type="gramEnd"/>
+            <w:r>
+              <w:rPr>
+                <w:rStyle w:val="CodeChar"/>
+              </w:rPr>
+              <w:t>)</w:t>
             </w:r>
           </w:p>
         </w:tc>
@@ -7545,6 +7801,7 @@
           </w:tcPr>
           <w:p>
             <w:r>
+              <w:lastRenderedPageBreak/>
               <w:t>Decisión C2</w:t>
             </w:r>
           </w:p>
@@ -7669,6 +7926,7 @@
           </w:tcPr>
           <w:p>
             <w:proofErr w:type="spellStart"/>
+            <w:proofErr w:type="gramStart"/>
             <w:r>
               <w:rPr>
                 <w:rStyle w:val="CodeChar"/>
@@ -7680,7 +7938,14 @@
               <w:rPr>
                 <w:rStyle w:val="CodeChar"/>
               </w:rPr>
-              <w:t>()</w:t>
+              <w:t>(</w:t>
+            </w:r>
+            <w:proofErr w:type="gramEnd"/>
+            <w:r>
+              <w:rPr>
+                <w:rStyle w:val="CodeChar"/>
+              </w:rPr>
+              <w:t>)</w:t>
             </w:r>
           </w:p>
         </w:tc>
@@ -7827,6 +8092,7 @@
         <w:t xml:space="preserve">do / </w:t>
       </w:r>
       <w:proofErr w:type="spellStart"/>
+      <w:proofErr w:type="gramStart"/>
       <w:r>
         <w:rPr>
           <w:rStyle w:val="CodeChar"/>
@@ -7840,81 +8106,82 @@
           <w:rStyle w:val="CodeChar"/>
           <w:lang w:val="es-SV"/>
         </w:rPr>
-        <w:t>()</w:t>
-      </w:r>
-      <w:r>
-        <w:t xml:space="preserve">, </w:t>
-      </w:r>
+        <w:t>(</w:t>
+      </w:r>
+      <w:proofErr w:type="gramEnd"/>
       <w:r>
         <w:rPr>
           <w:rStyle w:val="CodeChar"/>
           <w:lang w:val="es-SV"/>
         </w:rPr>
-        <w:t>En_Desafio_3D_Secure</w:t>
-      </w:r>
-      <w:r>
-        <w:t xml:space="preserve"> ejecuta </w:t>
-      </w:r>
-      <w:proofErr w:type="spellStart"/>
+        <w:t>)</w:t>
+      </w:r>
+      <w:r>
+        <w:t xml:space="preserve">, </w:t>
+      </w:r>
       <w:r>
         <w:rPr>
           <w:rStyle w:val="CodeChar"/>
           <w:lang w:val="es-SV"/>
         </w:rPr>
-        <w:t>entry</w:t>
-      </w:r>
-      <w:proofErr w:type="spellEnd"/>
+        <w:t>En_Desafio_3D_Secure</w:t>
+      </w:r>
+      <w:r>
+        <w:t xml:space="preserve"> ejecuta </w:t>
+      </w:r>
+      <w:proofErr w:type="spellStart"/>
       <w:r>
         <w:rPr>
           <w:rStyle w:val="CodeChar"/>
           <w:lang w:val="es-SV"/>
         </w:rPr>
-        <w:t xml:space="preserve"> / </w:t>
-      </w:r>
-      <w:proofErr w:type="spellStart"/>
+        <w:t>entry</w:t>
+      </w:r>
+      <w:proofErr w:type="spellEnd"/>
       <w:r>
         <w:rPr>
           <w:rStyle w:val="CodeChar"/>
           <w:lang w:val="es-SV"/>
         </w:rPr>
-        <w:t>enviarCodigoSms</w:t>
-      </w:r>
-      <w:proofErr w:type="spellEnd"/>
+        <w:t xml:space="preserve"> / </w:t>
+      </w:r>
+      <w:proofErr w:type="spellStart"/>
+      <w:proofErr w:type="gramStart"/>
       <w:r>
         <w:rPr>
           <w:rStyle w:val="CodeChar"/>
           <w:lang w:val="es-SV"/>
         </w:rPr>
-        <w:t>()</w:t>
-      </w:r>
-      <w:r>
-        <w:t xml:space="preserve"> y </w:t>
-      </w:r>
+        <w:t>enviarCodigoSms</w:t>
+      </w:r>
+      <w:proofErr w:type="spellEnd"/>
       <w:r>
         <w:rPr>
           <w:rStyle w:val="CodeChar"/>
           <w:lang w:val="es-SV"/>
         </w:rPr>
-        <w:t>Autorizada</w:t>
-      </w:r>
-      <w:r>
-        <w:t xml:space="preserve"> ejecuta </w:t>
-      </w:r>
-      <w:proofErr w:type="spellStart"/>
+        <w:t>(</w:t>
+      </w:r>
+      <w:proofErr w:type="gramEnd"/>
       <w:r>
         <w:rPr>
           <w:rStyle w:val="CodeChar"/>
           <w:lang w:val="es-SV"/>
         </w:rPr>
-        <w:t>entry</w:t>
-      </w:r>
-      <w:proofErr w:type="spellEnd"/>
+        <w:t>)</w:t>
+      </w:r>
+      <w:r>
+        <w:t xml:space="preserve"> y </w:t>
+      </w:r>
       <w:r>
         <w:rPr>
           <w:rStyle w:val="CodeChar"/>
           <w:lang w:val="es-SV"/>
         </w:rPr>
-        <w:t xml:space="preserve"> / </w:t>
+        <w:t>Autorizada</w:t>
+      </w:r>
+      <w:r>
+        <w:t xml:space="preserve"> ejecuta </w:t>
       </w:r>
       <w:proofErr w:type="spellStart"/>
       <w:r>
@@ -7922,7 +8189,7 @@
           <w:rStyle w:val="CodeChar"/>
           <w:lang w:val="es-SV"/>
         </w:rPr>
-        <w:t>bloquearFondos</w:t>
+        <w:t>entry</w:t>
       </w:r>
       <w:proofErr w:type="spellEnd"/>
       <w:r>
@@ -7930,7 +8197,32 @@
           <w:rStyle w:val="CodeChar"/>
           <w:lang w:val="es-SV"/>
         </w:rPr>
-        <w:t>()</w:t>
+        <w:t xml:space="preserve"> / </w:t>
+      </w:r>
+      <w:proofErr w:type="spellStart"/>
+      <w:proofErr w:type="gramStart"/>
+      <w:r>
+        <w:rPr>
+          <w:rStyle w:val="CodeChar"/>
+          <w:lang w:val="es-SV"/>
+        </w:rPr>
+        <w:t>bloquearFondos</w:t>
+      </w:r>
+      <w:proofErr w:type="spellEnd"/>
+      <w:r>
+        <w:rPr>
+          <w:rStyle w:val="CodeChar"/>
+          <w:lang w:val="es-SV"/>
+        </w:rPr>
+        <w:t>(</w:t>
+      </w:r>
+      <w:proofErr w:type="gramEnd"/>
+      <w:r>
+        <w:rPr>
+          <w:rStyle w:val="CodeChar"/>
+          <w:lang w:val="es-SV"/>
+        </w:rPr>
+        <w:t>)</w:t>
       </w:r>
       <w:r>
         <w:t xml:space="preserve">. </w:t>
@@ -8412,10 +8704,12 @@
         <w:t xml:space="preserve"> bulto físico etiquetado con código de barras o QR. Modela la cadena de custodia y el tracking logístico desde el </w:t>
       </w:r>
       <w:proofErr w:type="spellStart"/>
+      <w:proofErr w:type="gramStart"/>
       <w:r>
         <w:t>hub</w:t>
       </w:r>
       <w:proofErr w:type="spellEnd"/>
+      <w:proofErr w:type="gramEnd"/>
       <w:r>
         <w:t xml:space="preserve"> de origen hasta el destino.</w:t>
       </w:r>
@@ -8716,6 +9010,7 @@
           </w:tcPr>
           <w:p>
             <w:proofErr w:type="spellStart"/>
+            <w:proofErr w:type="gramStart"/>
             <w:r>
               <w:rPr>
                 <w:rStyle w:val="CodeChar"/>
@@ -8727,7 +9022,14 @@
               <w:rPr>
                 <w:rStyle w:val="CodeChar"/>
               </w:rPr>
-              <w:t>()</w:t>
+              <w:t>(</w:t>
+            </w:r>
+            <w:proofErr w:type="gramEnd"/>
+            <w:r>
+              <w:rPr>
+                <w:rStyle w:val="CodeChar"/>
+              </w:rPr>
+              <w:t>)</w:t>
             </w:r>
           </w:p>
         </w:tc>
@@ -8881,6 +9183,7 @@
           </w:tcPr>
           <w:p>
             <w:proofErr w:type="spellStart"/>
+            <w:proofErr w:type="gramStart"/>
             <w:r>
               <w:rPr>
                 <w:rStyle w:val="CodeChar"/>
@@ -8892,7 +9195,14 @@
               <w:rPr>
                 <w:rStyle w:val="CodeChar"/>
               </w:rPr>
-              <w:t>()</w:t>
+              <w:t>(</w:t>
+            </w:r>
+            <w:proofErr w:type="gramEnd"/>
+            <w:r>
+              <w:rPr>
+                <w:rStyle w:val="CodeChar"/>
+              </w:rPr>
+              <w:t>)</w:t>
             </w:r>
           </w:p>
         </w:tc>
@@ -8969,6 +9279,7 @@
           </w:tcPr>
           <w:p>
             <w:proofErr w:type="spellStart"/>
+            <w:proofErr w:type="gramStart"/>
             <w:r>
               <w:rPr>
                 <w:rStyle w:val="CodeChar"/>
@@ -8980,7 +9291,14 @@
               <w:rPr>
                 <w:rStyle w:val="CodeChar"/>
               </w:rPr>
-              <w:t>()</w:t>
+              <w:t>(</w:t>
+            </w:r>
+            <w:proofErr w:type="gramEnd"/>
+            <w:r>
+              <w:rPr>
+                <w:rStyle w:val="CodeChar"/>
+              </w:rPr>
+              <w:t>)</w:t>
             </w:r>
           </w:p>
         </w:tc>
@@ -9057,6 +9375,7 @@
           </w:tcPr>
           <w:p>
             <w:proofErr w:type="spellStart"/>
+            <w:proofErr w:type="gramStart"/>
             <w:r>
               <w:rPr>
                 <w:rStyle w:val="CodeChar"/>
@@ -9068,7 +9387,14 @@
               <w:rPr>
                 <w:rStyle w:val="CodeChar"/>
               </w:rPr>
-              <w:t>()</w:t>
+              <w:t>(</w:t>
+            </w:r>
+            <w:proofErr w:type="gramEnd"/>
+            <w:r>
+              <w:rPr>
+                <w:rStyle w:val="CodeChar"/>
+              </w:rPr>
+              <w:t>)</w:t>
             </w:r>
           </w:p>
         </w:tc>
@@ -9115,6 +9441,7 @@
                 <w:rStyle w:val="CodeChar"/>
                 <w:lang w:val="es-SV"/>
               </w:rPr>
+              <w:lastRenderedPageBreak/>
               <w:t>Asignado_A_Ruta_Ultima_Milla</w:t>
             </w:r>
             <w:proofErr w:type="spellEnd"/>
@@ -9151,6 +9478,7 @@
           </w:tcPr>
           <w:p>
             <w:proofErr w:type="spellStart"/>
+            <w:proofErr w:type="gramStart"/>
             <w:r>
               <w:rPr>
                 <w:rStyle w:val="CodeChar"/>
@@ -9162,7 +9490,14 @@
               <w:rPr>
                 <w:rStyle w:val="CodeChar"/>
               </w:rPr>
-              <w:t>()</w:t>
+              <w:t>(</w:t>
+            </w:r>
+            <w:proofErr w:type="gramEnd"/>
+            <w:r>
+              <w:rPr>
+                <w:rStyle w:val="CodeChar"/>
+              </w:rPr>
+              <w:t>)</w:t>
             </w:r>
           </w:p>
         </w:tc>
@@ -9239,6 +9574,7 @@
           </w:tcPr>
           <w:p>
             <w:proofErr w:type="spellStart"/>
+            <w:proofErr w:type="gramStart"/>
             <w:r>
               <w:rPr>
                 <w:rStyle w:val="CodeChar"/>
@@ -9250,7 +9586,14 @@
               <w:rPr>
                 <w:rStyle w:val="CodeChar"/>
               </w:rPr>
-              <w:t>()</w:t>
+              <w:t>(</w:t>
+            </w:r>
+            <w:proofErr w:type="gramEnd"/>
+            <w:r>
+              <w:rPr>
+                <w:rStyle w:val="CodeChar"/>
+              </w:rPr>
+              <w:t>)</w:t>
             </w:r>
           </w:p>
         </w:tc>
@@ -9327,6 +9670,7 @@
           </w:tcPr>
           <w:p>
             <w:proofErr w:type="spellStart"/>
+            <w:proofErr w:type="gramStart"/>
             <w:r>
               <w:rPr>
                 <w:rStyle w:val="CodeChar"/>
@@ -9338,7 +9682,14 @@
               <w:rPr>
                 <w:rStyle w:val="CodeChar"/>
               </w:rPr>
-              <w:t>()</w:t>
+              <w:t>(</w:t>
+            </w:r>
+            <w:proofErr w:type="gramEnd"/>
+            <w:r>
+              <w:rPr>
+                <w:rStyle w:val="CodeChar"/>
+              </w:rPr>
+              <w:t>)</w:t>
             </w:r>
           </w:p>
         </w:tc>
@@ -9494,6 +9845,7 @@
           </w:tcPr>
           <w:p>
             <w:proofErr w:type="spellStart"/>
+            <w:proofErr w:type="gramStart"/>
             <w:r>
               <w:rPr>
                 <w:rStyle w:val="CodeChar"/>
@@ -9505,7 +9857,14 @@
               <w:rPr>
                 <w:rStyle w:val="CodeChar"/>
               </w:rPr>
-              <w:t>()</w:t>
+              <w:t>(</w:t>
+            </w:r>
+            <w:proofErr w:type="gramEnd"/>
+            <w:r>
+              <w:rPr>
+                <w:rStyle w:val="CodeChar"/>
+              </w:rPr>
+              <w:t>)</w:t>
             </w:r>
           </w:p>
         </w:tc>
@@ -9591,6 +9950,7 @@
           </w:tcPr>
           <w:p>
             <w:proofErr w:type="spellStart"/>
+            <w:proofErr w:type="gramStart"/>
             <w:r>
               <w:rPr>
                 <w:rStyle w:val="CodeChar"/>
@@ -9602,7 +9962,14 @@
               <w:rPr>
                 <w:rStyle w:val="CodeChar"/>
               </w:rPr>
-              <w:t>()</w:t>
+              <w:t>(</w:t>
+            </w:r>
+            <w:proofErr w:type="gramEnd"/>
+            <w:r>
+              <w:rPr>
+                <w:rStyle w:val="CodeChar"/>
+              </w:rPr>
+              <w:t>)</w:t>
             </w:r>
           </w:p>
         </w:tc>
@@ -9644,9 +10011,18 @@
                 <w:rStyle w:val="CodeChar"/>
                 <w:lang w:val="es-SV"/>
               </w:rPr>
-              <w:t>En_Transito_Inter_Hub</w:t>
-            </w:r>
-            <w:proofErr w:type="spellEnd"/>
+              <w:t>En_Transito_Inter_</w:t>
+            </w:r>
+            <w:proofErr w:type="gramStart"/>
+            <w:r>
+              <w:rPr>
+                <w:rStyle w:val="CodeChar"/>
+                <w:lang w:val="es-SV"/>
+              </w:rPr>
+              <w:t>Hub</w:t>
+            </w:r>
+            <w:proofErr w:type="spellEnd"/>
+            <w:proofErr w:type="gramEnd"/>
             <w:r>
               <w:t xml:space="preserve">, </w:t>
             </w:r>
@@ -9709,6 +10085,7 @@
           </w:tcPr>
           <w:p>
             <w:proofErr w:type="spellStart"/>
+            <w:proofErr w:type="gramStart"/>
             <w:r>
               <w:rPr>
                 <w:rStyle w:val="CodeChar"/>
@@ -9720,7 +10097,14 @@
               <w:rPr>
                 <w:rStyle w:val="CodeChar"/>
               </w:rPr>
-              <w:t>()</w:t>
+              <w:t>(</w:t>
+            </w:r>
+            <w:proofErr w:type="gramEnd"/>
+            <w:r>
+              <w:rPr>
+                <w:rStyle w:val="CodeChar"/>
+              </w:rPr>
+              <w:t>)</w:t>
             </w:r>
           </w:p>
         </w:tc>
@@ -9762,9 +10146,18 @@
                 <w:rStyle w:val="CodeChar"/>
                 <w:lang w:val="es-SV"/>
               </w:rPr>
-              <w:t>En_Transito_Inter_Hub</w:t>
-            </w:r>
-            <w:proofErr w:type="spellEnd"/>
+              <w:t>En_Transito_Inter_</w:t>
+            </w:r>
+            <w:proofErr w:type="gramStart"/>
+            <w:r>
+              <w:rPr>
+                <w:rStyle w:val="CodeChar"/>
+                <w:lang w:val="es-SV"/>
+              </w:rPr>
+              <w:t>Hub</w:t>
+            </w:r>
+            <w:proofErr w:type="spellEnd"/>
+            <w:proofErr w:type="gramEnd"/>
             <w:r>
               <w:t xml:space="preserve">, </w:t>
             </w:r>
@@ -9810,6 +10203,7 @@
           </w:tcPr>
           <w:p>
             <w:proofErr w:type="spellStart"/>
+            <w:proofErr w:type="gramStart"/>
             <w:r>
               <w:rPr>
                 <w:rStyle w:val="CodeChar"/>
@@ -9821,7 +10215,14 @@
               <w:rPr>
                 <w:rStyle w:val="CodeChar"/>
               </w:rPr>
-              <w:t>()</w:t>
+              <w:t>(</w:t>
+            </w:r>
+            <w:proofErr w:type="gramEnd"/>
+            <w:r>
+              <w:rPr>
+                <w:rStyle w:val="CodeChar"/>
+              </w:rPr>
+              <w:t>)</w:t>
             </w:r>
           </w:p>
         </w:tc>
@@ -10433,6 +10834,7 @@
               <w:rPr>
                 <w:rStyle w:val="CodeChar"/>
               </w:rPr>
+              <w:lastRenderedPageBreak/>
               <w:t>Estacionado_Fuera_De_Servicio</w:t>
             </w:r>
             <w:proofErr w:type="spellEnd"/>
@@ -10500,6 +10902,7 @@
           </w:tcPr>
           <w:p>
             <w:proofErr w:type="spellStart"/>
+            <w:proofErr w:type="gramStart"/>
             <w:r>
               <w:rPr>
                 <w:rStyle w:val="CodeChar"/>
@@ -10511,7 +10914,14 @@
               <w:rPr>
                 <w:rStyle w:val="CodeChar"/>
               </w:rPr>
-              <w:t>()</w:t>
+              <w:t>(</w:t>
+            </w:r>
+            <w:proofErr w:type="gramEnd"/>
+            <w:r>
+              <w:rPr>
+                <w:rStyle w:val="CodeChar"/>
+              </w:rPr>
+              <w:t>)</w:t>
             </w:r>
           </w:p>
         </w:tc>
@@ -10577,6 +10987,7 @@
             <w:tcW w:w="1560" w:type="dxa"/>
           </w:tcPr>
           <w:p>
+            <w:proofErr w:type="gramStart"/>
             <w:r>
               <w:rPr>
                 <w:rStyle w:val="CodeChar"/>
@@ -10591,6 +11002,7 @@
               <w:t>mantenimientoAlDia</w:t>
             </w:r>
             <w:proofErr w:type="spellEnd"/>
+            <w:proofErr w:type="gramEnd"/>
             <w:r>
               <w:rPr>
                 <w:rStyle w:val="CodeChar"/>
@@ -10605,6 +11017,7 @@
           </w:tcPr>
           <w:p>
             <w:proofErr w:type="spellStart"/>
+            <w:proofErr w:type="gramStart"/>
             <w:r>
               <w:rPr>
                 <w:rStyle w:val="CodeChar"/>
@@ -10616,7 +11029,14 @@
               <w:rPr>
                 <w:rStyle w:val="CodeChar"/>
               </w:rPr>
-              <w:t>()</w:t>
+              <w:t>(</w:t>
+            </w:r>
+            <w:proofErr w:type="gramEnd"/>
+            <w:r>
+              <w:rPr>
+                <w:rStyle w:val="CodeChar"/>
+              </w:rPr>
+              <w:t>)</w:t>
             </w:r>
           </w:p>
         </w:tc>
@@ -10693,6 +11113,7 @@
           </w:tcPr>
           <w:p>
             <w:proofErr w:type="spellStart"/>
+            <w:proofErr w:type="gramStart"/>
             <w:r>
               <w:rPr>
                 <w:rStyle w:val="CodeChar"/>
@@ -10704,7 +11125,14 @@
               <w:rPr>
                 <w:rStyle w:val="CodeChar"/>
               </w:rPr>
-              <w:t>()</w:t>
+              <w:t>(</w:t>
+            </w:r>
+            <w:proofErr w:type="gramEnd"/>
+            <w:r>
+              <w:rPr>
+                <w:rStyle w:val="CodeChar"/>
+              </w:rPr>
+              <w:t>)</w:t>
             </w:r>
           </w:p>
         </w:tc>
@@ -10749,6 +11177,7 @@
               <w:rPr>
                 <w:rStyle w:val="CodeChar"/>
               </w:rPr>
+              <w:lastRenderedPageBreak/>
               <w:t>En_Carga_Mercancia</w:t>
             </w:r>
             <w:proofErr w:type="spellEnd"/>
@@ -10785,6 +11214,7 @@
           </w:tcPr>
           <w:p>
             <w:proofErr w:type="spellStart"/>
+            <w:proofErr w:type="gramStart"/>
             <w:r>
               <w:rPr>
                 <w:rStyle w:val="CodeChar"/>
@@ -10796,7 +11226,14 @@
               <w:rPr>
                 <w:rStyle w:val="CodeChar"/>
               </w:rPr>
-              <w:t>()</w:t>
+              <w:t>(</w:t>
+            </w:r>
+            <w:proofErr w:type="gramEnd"/>
+            <w:r>
+              <w:rPr>
+                <w:rStyle w:val="CodeChar"/>
+              </w:rPr>
+              <w:t>)</w:t>
             </w:r>
           </w:p>
         </w:tc>
@@ -10873,6 +11310,7 @@
           </w:tcPr>
           <w:p>
             <w:proofErr w:type="spellStart"/>
+            <w:proofErr w:type="gramStart"/>
             <w:r>
               <w:rPr>
                 <w:rStyle w:val="CodeChar"/>
@@ -10884,7 +11322,14 @@
               <w:rPr>
                 <w:rStyle w:val="CodeChar"/>
               </w:rPr>
-              <w:t>()</w:t>
+              <w:t>(</w:t>
+            </w:r>
+            <w:proofErr w:type="gramEnd"/>
+            <w:r>
+              <w:rPr>
+                <w:rStyle w:val="CodeChar"/>
+              </w:rPr>
+              <w:t>)</w:t>
             </w:r>
           </w:p>
         </w:tc>
@@ -10961,6 +11406,7 @@
           </w:tcPr>
           <w:p>
             <w:proofErr w:type="spellStart"/>
+            <w:proofErr w:type="gramStart"/>
             <w:r>
               <w:rPr>
                 <w:rStyle w:val="CodeChar"/>
@@ -10972,7 +11418,14 @@
               <w:rPr>
                 <w:rStyle w:val="CodeChar"/>
               </w:rPr>
-              <w:t>()</w:t>
+              <w:t>(</w:t>
+            </w:r>
+            <w:proofErr w:type="gramEnd"/>
+            <w:r>
+              <w:rPr>
+                <w:rStyle w:val="CodeChar"/>
+              </w:rPr>
+              <w:t>)</w:t>
             </w:r>
           </w:p>
         </w:tc>
@@ -11049,6 +11502,7 @@
           </w:tcPr>
           <w:p>
             <w:proofErr w:type="spellStart"/>
+            <w:proofErr w:type="gramStart"/>
             <w:r>
               <w:rPr>
                 <w:rStyle w:val="CodeChar"/>
@@ -11060,7 +11514,14 @@
               <w:rPr>
                 <w:rStyle w:val="CodeChar"/>
               </w:rPr>
-              <w:t>()</w:t>
+              <w:t>(</w:t>
+            </w:r>
+            <w:proofErr w:type="gramEnd"/>
+            <w:r>
+              <w:rPr>
+                <w:rStyle w:val="CodeChar"/>
+              </w:rPr>
+              <w:t>)</w:t>
             </w:r>
           </w:p>
         </w:tc>
@@ -11138,6 +11599,7 @@
           </w:tcPr>
           <w:p>
             <w:proofErr w:type="spellStart"/>
+            <w:proofErr w:type="gramStart"/>
             <w:r>
               <w:rPr>
                 <w:rStyle w:val="CodeChar"/>
@@ -11149,7 +11611,14 @@
               <w:rPr>
                 <w:rStyle w:val="CodeChar"/>
               </w:rPr>
-              <w:t>()</w:t>
+              <w:t>(</w:t>
+            </w:r>
+            <w:proofErr w:type="gramEnd"/>
+            <w:r>
+              <w:rPr>
+                <w:rStyle w:val="CodeChar"/>
+              </w:rPr>
+              <w:t>)</w:t>
             </w:r>
           </w:p>
         </w:tc>
@@ -11226,6 +11695,7 @@
           </w:tcPr>
           <w:p>
             <w:proofErr w:type="spellStart"/>
+            <w:proofErr w:type="gramStart"/>
             <w:r>
               <w:rPr>
                 <w:rStyle w:val="CodeChar"/>
@@ -11237,7 +11707,14 @@
               <w:rPr>
                 <w:rStyle w:val="CodeChar"/>
               </w:rPr>
-              <w:t>()</w:t>
+              <w:t>(</w:t>
+            </w:r>
+            <w:proofErr w:type="gramEnd"/>
+            <w:r>
+              <w:rPr>
+                <w:rStyle w:val="CodeChar"/>
+              </w:rPr>
+              <w:t>)</w:t>
             </w:r>
           </w:p>
         </w:tc>
@@ -11314,6 +11791,7 @@
           </w:tcPr>
           <w:p>
             <w:proofErr w:type="spellStart"/>
+            <w:proofErr w:type="gramStart"/>
             <w:r>
               <w:rPr>
                 <w:rStyle w:val="CodeChar"/>
@@ -11325,7 +11803,14 @@
               <w:rPr>
                 <w:rStyle w:val="CodeChar"/>
               </w:rPr>
-              <w:t>()</w:t>
+              <w:t>(</w:t>
+            </w:r>
+            <w:proofErr w:type="gramEnd"/>
+            <w:r>
+              <w:rPr>
+                <w:rStyle w:val="CodeChar"/>
+              </w:rPr>
+              <w:t>)</w:t>
             </w:r>
           </w:p>
         </w:tc>
@@ -11382,6 +11867,7 @@
         <w:t xml:space="preserve">do / </w:t>
       </w:r>
       <w:proofErr w:type="spellStart"/>
+      <w:proofErr w:type="gramStart"/>
       <w:r>
         <w:rPr>
           <w:rStyle w:val="CodeChar"/>
@@ -11395,7 +11881,15 @@
           <w:rStyle w:val="CodeChar"/>
           <w:lang w:val="es-SV"/>
         </w:rPr>
-        <w:t>()</w:t>
+        <w:t>(</w:t>
+      </w:r>
+      <w:proofErr w:type="gramEnd"/>
+      <w:r>
+        <w:rPr>
+          <w:rStyle w:val="CodeChar"/>
+          <w:lang w:val="es-SV"/>
+        </w:rPr>
+        <w:t>)</w:t>
       </w:r>
       <w:r>
         <w:t xml:space="preserve">. El ciclo es continuo, por lo que el diagrama no tiene </w:t>
@@ -11955,6 +12449,7 @@
           </w:tcPr>
           <w:p>
             <w:proofErr w:type="spellStart"/>
+            <w:proofErr w:type="gramStart"/>
             <w:r>
               <w:rPr>
                 <w:rStyle w:val="CodeChar"/>
@@ -11966,7 +12461,14 @@
               <w:rPr>
                 <w:rStyle w:val="CodeChar"/>
               </w:rPr>
-              <w:t>()</w:t>
+              <w:t>(</w:t>
+            </w:r>
+            <w:proofErr w:type="gramEnd"/>
+            <w:r>
+              <w:rPr>
+                <w:rStyle w:val="CodeChar"/>
+              </w:rPr>
+              <w:t>)</w:t>
             </w:r>
           </w:p>
         </w:tc>
@@ -12061,6 +12563,7 @@
           </w:tcPr>
           <w:p>
             <w:proofErr w:type="spellStart"/>
+            <w:proofErr w:type="gramStart"/>
             <w:r>
               <w:rPr>
                 <w:rStyle w:val="CodeChar"/>
@@ -12072,7 +12575,14 @@
               <w:rPr>
                 <w:rStyle w:val="CodeChar"/>
               </w:rPr>
-              <w:t>()</w:t>
+              <w:t>(</w:t>
+            </w:r>
+            <w:proofErr w:type="gramEnd"/>
+            <w:r>
+              <w:rPr>
+                <w:rStyle w:val="CodeChar"/>
+              </w:rPr>
+              <w:t>)</w:t>
             </w:r>
           </w:p>
         </w:tc>
@@ -12166,6 +12676,7 @@
           </w:tcPr>
           <w:p>
             <w:proofErr w:type="spellStart"/>
+            <w:proofErr w:type="gramStart"/>
             <w:r>
               <w:rPr>
                 <w:rStyle w:val="CodeChar"/>
@@ -12177,12 +12688,20 @@
               <w:rPr>
                 <w:rStyle w:val="CodeChar"/>
               </w:rPr>
-              <w:t>()</w:t>
+              <w:t>(</w:t>
+            </w:r>
+            <w:proofErr w:type="gramEnd"/>
+            <w:r>
+              <w:rPr>
+                <w:rStyle w:val="CodeChar"/>
+              </w:rPr>
+              <w:t>)</w:t>
             </w:r>
             <w:r>
               <w:t xml:space="preserve">, </w:t>
             </w:r>
             <w:proofErr w:type="spellStart"/>
+            <w:proofErr w:type="gramStart"/>
             <w:r>
               <w:rPr>
                 <w:rStyle w:val="CodeChar"/>
@@ -12194,7 +12713,14 @@
               <w:rPr>
                 <w:rStyle w:val="CodeChar"/>
               </w:rPr>
-              <w:t>()</w:t>
+              <w:t>(</w:t>
+            </w:r>
+            <w:proofErr w:type="gramEnd"/>
+            <w:r>
+              <w:rPr>
+                <w:rStyle w:val="CodeChar"/>
+              </w:rPr>
+              <w:t>)</w:t>
             </w:r>
           </w:p>
         </w:tc>
@@ -12288,6 +12814,7 @@
           </w:tcPr>
           <w:p>
             <w:proofErr w:type="spellStart"/>
+            <w:proofErr w:type="gramStart"/>
             <w:r>
               <w:rPr>
                 <w:rStyle w:val="CodeChar"/>
@@ -12299,7 +12826,14 @@
               <w:rPr>
                 <w:rStyle w:val="CodeChar"/>
               </w:rPr>
-              <w:t>()</w:t>
+              <w:t>(</w:t>
+            </w:r>
+            <w:proofErr w:type="gramEnd"/>
+            <w:r>
+              <w:rPr>
+                <w:rStyle w:val="CodeChar"/>
+              </w:rPr>
+              <w:t>)</w:t>
             </w:r>
           </w:p>
         </w:tc>
@@ -12393,6 +12927,7 @@
           </w:tcPr>
           <w:p>
             <w:proofErr w:type="spellStart"/>
+            <w:proofErr w:type="gramStart"/>
             <w:r>
               <w:rPr>
                 <w:rStyle w:val="CodeChar"/>
@@ -12404,7 +12939,14 @@
               <w:rPr>
                 <w:rStyle w:val="CodeChar"/>
               </w:rPr>
-              <w:t>()</w:t>
+              <w:t>(</w:t>
+            </w:r>
+            <w:proofErr w:type="gramEnd"/>
+            <w:r>
+              <w:rPr>
+                <w:rStyle w:val="CodeChar"/>
+              </w:rPr>
+              <w:t>)</w:t>
             </w:r>
           </w:p>
         </w:tc>
@@ -12449,6 +12991,7 @@
               <w:rPr>
                 <w:rStyle w:val="CodeChar"/>
               </w:rPr>
+              <w:lastRenderedPageBreak/>
               <w:t>Ocupado_Esperando_Retiro_Cliente</w:t>
             </w:r>
             <w:proofErr w:type="spellEnd"/>
@@ -12483,6 +13026,7 @@
           </w:tcPr>
           <w:p>
             <w:proofErr w:type="spellStart"/>
+            <w:proofErr w:type="gramStart"/>
             <w:r>
               <w:rPr>
                 <w:rStyle w:val="CodeChar"/>
@@ -12494,7 +13038,14 @@
               <w:rPr>
                 <w:rStyle w:val="CodeChar"/>
               </w:rPr>
-              <w:t>()</w:t>
+              <w:t>(</w:t>
+            </w:r>
+            <w:proofErr w:type="gramEnd"/>
+            <w:r>
+              <w:rPr>
+                <w:rStyle w:val="CodeChar"/>
+              </w:rPr>
+              <w:t>)</w:t>
             </w:r>
           </w:p>
         </w:tc>
@@ -12522,10 +13073,12 @@
               <w:t xml:space="preserve">Pasadas 72 horas sin retiro, el paquete se recoge para devolverlo al </w:t>
             </w:r>
             <w:proofErr w:type="spellStart"/>
+            <w:proofErr w:type="gramStart"/>
             <w:r>
               <w:t>hub</w:t>
             </w:r>
             <w:proofErr w:type="spellEnd"/>
+            <w:proofErr w:type="gramEnd"/>
             <w:r>
               <w:t>.</w:t>
             </w:r>
@@ -12596,6 +13149,7 @@
           </w:tcPr>
           <w:p>
             <w:proofErr w:type="spellStart"/>
+            <w:proofErr w:type="gramStart"/>
             <w:r>
               <w:rPr>
                 <w:rStyle w:val="CodeChar"/>
@@ -12607,7 +13161,14 @@
               <w:rPr>
                 <w:rStyle w:val="CodeChar"/>
               </w:rPr>
-              <w:t>()</w:t>
+              <w:t>(</w:t>
+            </w:r>
+            <w:proofErr w:type="gramEnd"/>
+            <w:r>
+              <w:rPr>
+                <w:rStyle w:val="CodeChar"/>
+              </w:rPr>
+              <w:t>)</w:t>
             </w:r>
           </w:p>
         </w:tc>
@@ -12710,6 +13271,7 @@
             <w:tcW w:w="1560" w:type="dxa"/>
           </w:tcPr>
           <w:p>
+            <w:proofErr w:type="gramStart"/>
             <w:r>
               <w:rPr>
                 <w:rStyle w:val="CodeChar"/>
@@ -12724,6 +13286,7 @@
               <w:t>comandoDigitalPrevio</w:t>
             </w:r>
             <w:proofErr w:type="spellEnd"/>
+            <w:proofErr w:type="gramEnd"/>
             <w:r>
               <w:rPr>
                 <w:rStyle w:val="CodeChar"/>
@@ -12738,6 +13301,7 @@
           </w:tcPr>
           <w:p>
             <w:proofErr w:type="spellStart"/>
+            <w:proofErr w:type="gramStart"/>
             <w:r>
               <w:rPr>
                 <w:rStyle w:val="CodeChar"/>
@@ -12749,7 +13313,14 @@
               <w:rPr>
                 <w:rStyle w:val="CodeChar"/>
               </w:rPr>
-              <w:t>()</w:t>
+              <w:t>(</w:t>
+            </w:r>
+            <w:proofErr w:type="gramEnd"/>
+            <w:r>
+              <w:rPr>
+                <w:rStyle w:val="CodeChar"/>
+              </w:rPr>
+              <w:t>)</w:t>
             </w:r>
           </w:p>
         </w:tc>
@@ -12857,6 +13428,7 @@
           </w:tcPr>
           <w:p>
             <w:proofErr w:type="spellStart"/>
+            <w:proofErr w:type="gramStart"/>
             <w:r>
               <w:rPr>
                 <w:rStyle w:val="CodeChar"/>
@@ -12868,7 +13440,14 @@
               <w:rPr>
                 <w:rStyle w:val="CodeChar"/>
               </w:rPr>
-              <w:t>()</w:t>
+              <w:t>(</w:t>
+            </w:r>
+            <w:proofErr w:type="gramEnd"/>
+            <w:r>
+              <w:rPr>
+                <w:rStyle w:val="CodeChar"/>
+              </w:rPr>
+              <w:t>)</w:t>
             </w:r>
           </w:p>
         </w:tc>
@@ -12945,6 +13524,7 @@
           </w:tcPr>
           <w:p>
             <w:proofErr w:type="spellStart"/>
+            <w:proofErr w:type="gramStart"/>
             <w:r>
               <w:rPr>
                 <w:rStyle w:val="CodeChar"/>
@@ -12956,7 +13536,14 @@
               <w:rPr>
                 <w:rStyle w:val="CodeChar"/>
               </w:rPr>
-              <w:t>()</w:t>
+              <w:t>(</w:t>
+            </w:r>
+            <w:proofErr w:type="gramEnd"/>
+            <w:r>
+              <w:rPr>
+                <w:rStyle w:val="CodeChar"/>
+              </w:rPr>
+              <w:t>)</w:t>
             </w:r>
           </w:p>
         </w:tc>
@@ -13033,6 +13620,7 @@
           </w:tcPr>
           <w:p>
             <w:proofErr w:type="spellStart"/>
+            <w:proofErr w:type="gramStart"/>
             <w:r>
               <w:rPr>
                 <w:rStyle w:val="CodeChar"/>
@@ -13044,7 +13632,14 @@
               <w:rPr>
                 <w:rStyle w:val="CodeChar"/>
               </w:rPr>
-              <w:t>()</w:t>
+              <w:t>(</w:t>
+            </w:r>
+            <w:proofErr w:type="gramEnd"/>
+            <w:r>
+              <w:rPr>
+                <w:rStyle w:val="CodeChar"/>
+              </w:rPr>
+              <w:t>)</w:t>
             </w:r>
           </w:p>
         </w:tc>
@@ -13108,6 +13703,7 @@
         <w:t xml:space="preserve"> / </w:t>
       </w:r>
       <w:proofErr w:type="spellStart"/>
+      <w:proofErr w:type="gramStart"/>
       <w:r>
         <w:rPr>
           <w:rStyle w:val="CodeChar"/>
@@ -13121,7 +13717,15 @@
           <w:rStyle w:val="CodeChar"/>
           <w:lang w:val="es-SV"/>
         </w:rPr>
-        <w:t>()</w:t>
+        <w:t>(</w:t>
+      </w:r>
+      <w:proofErr w:type="gramEnd"/>
+      <w:r>
+        <w:rPr>
+          <w:rStyle w:val="CodeChar"/>
+          <w:lang w:val="es-SV"/>
+        </w:rPr>
+        <w:t>)</w:t>
       </w:r>
       <w:r>
         <w:t>. El hardware opera en ciclo continuo, por lo que el diagrama no tiene estado final.</w:t>
@@ -13220,6 +13824,7 @@
           <w:p>
             <w:proofErr w:type="spellStart"/>
             <w:r>
+              <w:lastRenderedPageBreak/>
               <w:t>Timeouts</w:t>
             </w:r>
             <w:proofErr w:type="spellEnd"/>
@@ -13253,10 +13858,12 @@
               <w:t xml:space="preserve"> para que un repartidor lo devuelva al </w:t>
             </w:r>
             <w:proofErr w:type="spellStart"/>
+            <w:proofErr w:type="gramStart"/>
             <w:r>
               <w:t>hub</w:t>
             </w:r>
             <w:proofErr w:type="spellEnd"/>
+            <w:proofErr w:type="gramEnd"/>
             <w:r>
               <w:t>.</w:t>
             </w:r>
@@ -13405,6 +14012,9 @@
         <w:t>.</w:t>
       </w:r>
     </w:p>
+    <w:p/>
+    <w:p/>
+    <w:p/>
     <w:p>
       <w:pPr>
         <w:pStyle w:val="Ttulo3"/>
@@ -13470,20 +14080,50 @@
       </w:pPr>
       <w:r>
         <w:rPr>
-          <w:lang w:val="es-SV"/>
-        </w:rPr>
-        <w:t xml:space="preserve">[Insertar aquí la captura PNG de alta resolución del diagrama. </w:t>
-      </w:r>
-      <w:r>
-        <w:t xml:space="preserve">En </w:t>
-      </w:r>
-      <w:proofErr w:type="spellStart"/>
-      <w:r>
-        <w:t>StarUML</w:t>
-      </w:r>
-      <w:proofErr w:type="spellEnd"/>
-      <w:r>
-        <w:t>: File → Export Diagram As → PNG.]</w:t>
+          <w:noProof/>
+        </w:rPr>
+        <w:lastRenderedPageBreak/>
+        <w:drawing>
+          <wp:inline distT="0" distB="0" distL="0" distR="0" wp14:anchorId="3DC1C662" wp14:editId="3DD663B2">
+            <wp:extent cx="5612130" cy="3748405"/>
+            <wp:effectExtent l="0" t="0" r="7620" b="0"/>
+            <wp:docPr id="1115449358" name="Imagen 2"/>
+            <wp:cNvGraphicFramePr>
+              <a:graphicFrameLocks xmlns:a="http://schemas.openxmlformats.org/drawingml/2006/main" noChangeAspect="1"/>
+            </wp:cNvGraphicFramePr>
+            <a:graphic xmlns:a="http://schemas.openxmlformats.org/drawingml/2006/main">
+              <a:graphicData uri="http://schemas.openxmlformats.org/drawingml/2006/picture">
+                <pic:pic xmlns:pic="http://schemas.openxmlformats.org/drawingml/2006/picture">
+                  <pic:nvPicPr>
+                    <pic:cNvPr id="1115449358" name="Imagen 1115449358"/>
+                    <pic:cNvPicPr/>
+                  </pic:nvPicPr>
+                  <pic:blipFill>
+                    <a:blip r:embed="rId13" cstate="print">
+                      <a:extLst>
+                        <a:ext uri="{28A0092B-C50C-407E-A947-70E740481C1C}">
+                          <a14:useLocalDpi xmlns:a14="http://schemas.microsoft.com/office/drawing/2010/main" val="0"/>
+                        </a:ext>
+                      </a:extLst>
+                    </a:blip>
+                    <a:stretch>
+                      <a:fillRect/>
+                    </a:stretch>
+                  </pic:blipFill>
+                  <pic:spPr>
+                    <a:xfrm>
+                      <a:off x="0" y="0"/>
+                      <a:ext cx="5612130" cy="3748405"/>
+                    </a:xfrm>
+                    <a:prstGeom prst="rect">
+                      <a:avLst/>
+                    </a:prstGeom>
+                  </pic:spPr>
+                </pic:pic>
+              </a:graphicData>
+            </a:graphic>
+          </wp:inline>
+        </w:drawing>
       </w:r>
     </w:p>
     <w:p>
@@ -13645,11 +14285,15 @@
           </w:tcPr>
           <w:p>
             <w:r>
-              <w:t xml:space="preserve">El ticket nace al </w:t>
-            </w:r>
-            <w:r>
-              <w:lastRenderedPageBreak/>
-              <w:t>registrarse el reclamo.</w:t>
+              <w:t xml:space="preserve">El </w:t>
+            </w:r>
+            <w:proofErr w:type="gramStart"/>
+            <w:r>
+              <w:t>ticket</w:t>
+            </w:r>
+            <w:proofErr w:type="gramEnd"/>
+            <w:r>
+              <w:t xml:space="preserve"> nace al registrarse el reclamo.</w:t>
             </w:r>
           </w:p>
         </w:tc>
@@ -13701,6 +14345,7 @@
           </w:tcPr>
           <w:p>
             <w:proofErr w:type="spellStart"/>
+            <w:proofErr w:type="gramStart"/>
             <w:r>
               <w:rPr>
                 <w:rStyle w:val="CodeChar"/>
@@ -13712,7 +14357,14 @@
               <w:rPr>
                 <w:rStyle w:val="CodeChar"/>
               </w:rPr>
-              <w:t>()</w:t>
+              <w:t>(</w:t>
+            </w:r>
+            <w:proofErr w:type="gramEnd"/>
+            <w:r>
+              <w:rPr>
+                <w:rStyle w:val="CodeChar"/>
+              </w:rPr>
+              <w:t>)</w:t>
             </w:r>
           </w:p>
         </w:tc>
@@ -13735,7 +14387,15 @@
           </w:tcPr>
           <w:p>
             <w:r>
-              <w:t>Un agente de nivel 1 toma el ticket de la cola.</w:t>
+              <w:t xml:space="preserve">Un agente de nivel 1 toma el </w:t>
+            </w:r>
+            <w:proofErr w:type="gramStart"/>
+            <w:r>
+              <w:t>ticket</w:t>
+            </w:r>
+            <w:proofErr w:type="gramEnd"/>
+            <w:r>
+              <w:t xml:space="preserve"> de la cola.</w:t>
             </w:r>
           </w:p>
         </w:tc>
@@ -13750,6 +14410,7 @@
               <w:rPr>
                 <w:rStyle w:val="CodeChar"/>
               </w:rPr>
+              <w:lastRenderedPageBreak/>
               <w:t>Asignado_Nivel_1</w:t>
             </w:r>
           </w:p>
@@ -13785,6 +14446,7 @@
           </w:tcPr>
           <w:p>
             <w:proofErr w:type="spellStart"/>
+            <w:proofErr w:type="gramStart"/>
             <w:r>
               <w:rPr>
                 <w:rStyle w:val="CodeChar"/>
@@ -13796,7 +14458,14 @@
               <w:rPr>
                 <w:rStyle w:val="CodeChar"/>
               </w:rPr>
-              <w:t>()</w:t>
+              <w:t>(</w:t>
+            </w:r>
+            <w:proofErr w:type="gramEnd"/>
+            <w:r>
+              <w:rPr>
+                <w:rStyle w:val="CodeChar"/>
+              </w:rPr>
+              <w:t>)</w:t>
             </w:r>
           </w:p>
         </w:tc>
@@ -13873,6 +14542,7 @@
           </w:tcPr>
           <w:p>
             <w:proofErr w:type="spellStart"/>
+            <w:proofErr w:type="gramStart"/>
             <w:r>
               <w:rPr>
                 <w:rStyle w:val="CodeChar"/>
@@ -13884,7 +14554,14 @@
               <w:rPr>
                 <w:rStyle w:val="CodeChar"/>
               </w:rPr>
-              <w:t>()</w:t>
+              <w:t>(</w:t>
+            </w:r>
+            <w:proofErr w:type="gramEnd"/>
+            <w:r>
+              <w:rPr>
+                <w:rStyle w:val="CodeChar"/>
+              </w:rPr>
+              <w:t>)</w:t>
             </w:r>
           </w:p>
         </w:tc>
@@ -14002,106 +14679,133 @@
               <w:rPr>
                 <w:rStyle w:val="CodeChar"/>
               </w:rPr>
+              <w:t>En_Espera_Respuesta_Usuario</w:t>
+            </w:r>
+            <w:proofErr w:type="spellEnd"/>
+          </w:p>
+        </w:tc>
+        <w:tc>
+          <w:tcPr>
+            <w:tcW w:w="1560" w:type="dxa"/>
+          </w:tcPr>
+          <w:p>
+            <w:proofErr w:type="gramStart"/>
+            <w:r>
+              <w:rPr>
+                <w:rStyle w:val="CodeChar"/>
+              </w:rPr>
+              <w:t>after(</w:t>
+            </w:r>
+            <w:proofErr w:type="gramEnd"/>
+            <w:r>
+              <w:rPr>
+                <w:rStyle w:val="CodeChar"/>
+              </w:rPr>
+              <w:t xml:space="preserve">5 </w:t>
+            </w:r>
+            <w:proofErr w:type="spellStart"/>
+            <w:r>
+              <w:rPr>
+                <w:rStyle w:val="CodeChar"/>
+              </w:rPr>
+              <w:t>dias</w:t>
+            </w:r>
+            <w:proofErr w:type="spellEnd"/>
+            <w:r>
+              <w:rPr>
+                <w:rStyle w:val="CodeChar"/>
+              </w:rPr>
+              <w:t xml:space="preserve"> </w:t>
+            </w:r>
+            <w:proofErr w:type="spellStart"/>
+            <w:r>
+              <w:rPr>
+                <w:rStyle w:val="CodeChar"/>
+              </w:rPr>
+              <w:t>habiles</w:t>
+            </w:r>
+            <w:proofErr w:type="spellEnd"/>
+            <w:r>
+              <w:rPr>
+                <w:rStyle w:val="CodeChar"/>
+              </w:rPr>
+              <w:t>)</w:t>
+            </w:r>
+          </w:p>
+        </w:tc>
+        <w:tc>
+          <w:tcPr>
+            <w:tcW w:w="1560" w:type="dxa"/>
+          </w:tcPr>
+          <w:p>
+            <w:r>
+              <w:t>—</w:t>
+            </w:r>
+          </w:p>
+        </w:tc>
+        <w:tc>
+          <w:tcPr>
+            <w:tcW w:w="1560" w:type="dxa"/>
+          </w:tcPr>
+          <w:p>
+            <w:proofErr w:type="spellStart"/>
+            <w:proofErr w:type="gramStart"/>
+            <w:r>
+              <w:rPr>
+                <w:rStyle w:val="CodeChar"/>
+              </w:rPr>
+              <w:t>registrarAbandono</w:t>
+            </w:r>
+            <w:proofErr w:type="spellEnd"/>
+            <w:r>
+              <w:rPr>
+                <w:rStyle w:val="CodeChar"/>
+              </w:rPr>
+              <w:t>(</w:t>
+            </w:r>
+            <w:proofErr w:type="gramEnd"/>
+            <w:r>
+              <w:rPr>
+                <w:rStyle w:val="CodeChar"/>
+              </w:rPr>
+              <w:t>)</w:t>
+            </w:r>
+          </w:p>
+        </w:tc>
+        <w:tc>
+          <w:tcPr>
+            <w:tcW w:w="1560" w:type="dxa"/>
+          </w:tcPr>
+          <w:p>
+            <w:proofErr w:type="spellStart"/>
+            <w:r>
+              <w:rPr>
+                <w:rStyle w:val="CodeChar"/>
+              </w:rPr>
+              <w:t>Cerrado_Sin_Solucion_Abandono</w:t>
+            </w:r>
+            <w:proofErr w:type="spellEnd"/>
+          </w:p>
+        </w:tc>
+        <w:tc>
+          <w:tcPr>
+            <w:tcW w:w="1560" w:type="dxa"/>
+          </w:tcPr>
+          <w:p>
+            <w:r>
+              <w:t xml:space="preserve">Si el usuario nunca responde, el </w:t>
+            </w:r>
+            <w:proofErr w:type="gramStart"/>
+            <w:r>
+              <w:t>ticket</w:t>
+            </w:r>
+            <w:proofErr w:type="gramEnd"/>
+            <w:r>
+              <w:t xml:space="preserve"> no queda abierto </w:t>
+            </w:r>
+            <w:r>
               <w:lastRenderedPageBreak/>
-              <w:t>En_Espera_Respuesta_Usuario</w:t>
-            </w:r>
-            <w:proofErr w:type="spellEnd"/>
-          </w:p>
-        </w:tc>
-        <w:tc>
-          <w:tcPr>
-            <w:tcW w:w="1560" w:type="dxa"/>
-          </w:tcPr>
-          <w:p>
-            <w:r>
-              <w:rPr>
-                <w:rStyle w:val="CodeChar"/>
-              </w:rPr>
-              <w:t xml:space="preserve">after(5 </w:t>
-            </w:r>
-            <w:proofErr w:type="spellStart"/>
-            <w:r>
-              <w:rPr>
-                <w:rStyle w:val="CodeChar"/>
-              </w:rPr>
-              <w:t>dias</w:t>
-            </w:r>
-            <w:proofErr w:type="spellEnd"/>
-            <w:r>
-              <w:rPr>
-                <w:rStyle w:val="CodeChar"/>
-              </w:rPr>
-              <w:t xml:space="preserve"> </w:t>
-            </w:r>
-            <w:proofErr w:type="spellStart"/>
-            <w:r>
-              <w:rPr>
-                <w:rStyle w:val="CodeChar"/>
-              </w:rPr>
-              <w:t>habiles</w:t>
-            </w:r>
-            <w:proofErr w:type="spellEnd"/>
-            <w:r>
-              <w:rPr>
-                <w:rStyle w:val="CodeChar"/>
-              </w:rPr>
-              <w:t>)</w:t>
-            </w:r>
-          </w:p>
-        </w:tc>
-        <w:tc>
-          <w:tcPr>
-            <w:tcW w:w="1560" w:type="dxa"/>
-          </w:tcPr>
-          <w:p>
-            <w:r>
-              <w:t>—</w:t>
-            </w:r>
-          </w:p>
-        </w:tc>
-        <w:tc>
-          <w:tcPr>
-            <w:tcW w:w="1560" w:type="dxa"/>
-          </w:tcPr>
-          <w:p>
-            <w:proofErr w:type="spellStart"/>
-            <w:r>
-              <w:rPr>
-                <w:rStyle w:val="CodeChar"/>
-              </w:rPr>
-              <w:t>registrarAbandono</w:t>
-            </w:r>
-            <w:proofErr w:type="spellEnd"/>
-            <w:r>
-              <w:rPr>
-                <w:rStyle w:val="CodeChar"/>
-              </w:rPr>
-              <w:t>()</w:t>
-            </w:r>
-          </w:p>
-        </w:tc>
-        <w:tc>
-          <w:tcPr>
-            <w:tcW w:w="1560" w:type="dxa"/>
-          </w:tcPr>
-          <w:p>
-            <w:proofErr w:type="spellStart"/>
-            <w:r>
-              <w:rPr>
-                <w:rStyle w:val="CodeChar"/>
-              </w:rPr>
-              <w:t>Cerrado_Sin_Solucion_Abandono</w:t>
-            </w:r>
-            <w:proofErr w:type="spellEnd"/>
-          </w:p>
-        </w:tc>
-        <w:tc>
-          <w:tcPr>
-            <w:tcW w:w="1560" w:type="dxa"/>
-          </w:tcPr>
-          <w:p>
-            <w:r>
-              <w:t>Si el usuario nunca responde, el ticket no queda abierto indefinidamente.</w:t>
+              <w:t>indefinidamente.</w:t>
             </w:r>
           </w:p>
         </w:tc>
@@ -14117,6 +14821,7 @@
               <w:rPr>
                 <w:rStyle w:val="CodeChar"/>
               </w:rPr>
+              <w:lastRenderedPageBreak/>
               <w:t>En_Analisis</w:t>
             </w:r>
             <w:proofErr w:type="spellEnd"/>
@@ -14170,6 +14875,7 @@
           </w:tcPr>
           <w:p>
             <w:proofErr w:type="spellStart"/>
+            <w:proofErr w:type="gramStart"/>
             <w:r>
               <w:rPr>
                 <w:rStyle w:val="CodeChar"/>
@@ -14181,7 +14887,14 @@
               <w:rPr>
                 <w:rStyle w:val="CodeChar"/>
               </w:rPr>
-              <w:t>()</w:t>
+              <w:t>(</w:t>
+            </w:r>
+            <w:proofErr w:type="gramEnd"/>
+            <w:r>
+              <w:rPr>
+                <w:rStyle w:val="CodeChar"/>
+              </w:rPr>
+              <w:t>)</w:t>
             </w:r>
           </w:p>
         </w:tc>
@@ -14256,6 +14969,7 @@
           </w:tcPr>
           <w:p>
             <w:proofErr w:type="spellStart"/>
+            <w:proofErr w:type="gramStart"/>
             <w:r>
               <w:rPr>
                 <w:rStyle w:val="CodeChar"/>
@@ -14267,7 +14981,14 @@
               <w:rPr>
                 <w:rStyle w:val="CodeChar"/>
               </w:rPr>
-              <w:t>()</w:t>
+              <w:t>(</w:t>
+            </w:r>
+            <w:proofErr w:type="gramEnd"/>
+            <w:r>
+              <w:rPr>
+                <w:rStyle w:val="CodeChar"/>
+              </w:rPr>
+              <w:t>)</w:t>
             </w:r>
           </w:p>
         </w:tc>
@@ -14342,6 +15063,7 @@
           </w:tcPr>
           <w:p>
             <w:proofErr w:type="spellStart"/>
+            <w:proofErr w:type="gramStart"/>
             <w:r>
               <w:rPr>
                 <w:rStyle w:val="CodeChar"/>
@@ -14353,7 +15075,14 @@
               <w:rPr>
                 <w:rStyle w:val="CodeChar"/>
               </w:rPr>
-              <w:t>()</w:t>
+              <w:t>(</w:t>
+            </w:r>
+            <w:proofErr w:type="gramEnd"/>
+            <w:r>
+              <w:rPr>
+                <w:rStyle w:val="CodeChar"/>
+              </w:rPr>
+              <w:t>)</w:t>
             </w:r>
           </w:p>
         </w:tc>
@@ -14378,11 +15107,7 @@
           </w:tcPr>
           <w:p>
             <w:r>
-              <w:t xml:space="preserve">Ingeniería resuelve y también pide </w:t>
-            </w:r>
-            <w:r>
-              <w:lastRenderedPageBreak/>
-              <w:t>confirmación al usuario.</w:t>
+              <w:t>Ingeniería resuelve y también pide confirmación al usuario.</w:t>
             </w:r>
           </w:p>
         </w:tc>
@@ -14432,6 +15157,7 @@
           </w:tcPr>
           <w:p>
             <w:proofErr w:type="spellStart"/>
+            <w:proofErr w:type="gramStart"/>
             <w:r>
               <w:rPr>
                 <w:rStyle w:val="CodeChar"/>
@@ -14443,7 +15169,14 @@
               <w:rPr>
                 <w:rStyle w:val="CodeChar"/>
               </w:rPr>
-              <w:t>()</w:t>
+              <w:t>(</w:t>
+            </w:r>
+            <w:proofErr w:type="gramEnd"/>
+            <w:r>
+              <w:rPr>
+                <w:rStyle w:val="CodeChar"/>
+              </w:rPr>
+              <w:t>)</w:t>
             </w:r>
           </w:p>
         </w:tc>
@@ -14468,7 +15201,16 @@
           </w:tcPr>
           <w:p>
             <w:r>
-              <w:t>Sin confirmación ni objeción en 48 horas, el ticket se cierra automáticamente.</w:t>
+              <w:t xml:space="preserve">Sin confirmación ni objeción en 48 horas, el </w:t>
+            </w:r>
+            <w:proofErr w:type="gramStart"/>
+            <w:r>
+              <w:lastRenderedPageBreak/>
+              <w:t>ticket</w:t>
+            </w:r>
+            <w:proofErr w:type="gramEnd"/>
+            <w:r>
+              <w:t xml:space="preserve"> se cierra automáticamente.</w:t>
             </w:r>
           </w:p>
         </w:tc>
@@ -14484,6 +15226,7 @@
               <w:rPr>
                 <w:rStyle w:val="CodeChar"/>
               </w:rPr>
+              <w:lastRenderedPageBreak/>
               <w:t>Resuelto_Esperando_Confirmacion</w:t>
             </w:r>
             <w:proofErr w:type="spellEnd"/>
@@ -14537,6 +15280,7 @@
           </w:tcPr>
           <w:p>
             <w:proofErr w:type="spellStart"/>
+            <w:proofErr w:type="gramStart"/>
             <w:r>
               <w:rPr>
                 <w:rStyle w:val="CodeChar"/>
@@ -14548,7 +15292,14 @@
               <w:rPr>
                 <w:rStyle w:val="CodeChar"/>
               </w:rPr>
-              <w:t>()</w:t>
+              <w:t>(</w:t>
+            </w:r>
+            <w:proofErr w:type="gramEnd"/>
+            <w:r>
+              <w:rPr>
+                <w:rStyle w:val="CodeChar"/>
+              </w:rPr>
+              <w:t>)</w:t>
             </w:r>
           </w:p>
         </w:tc>
@@ -14642,6 +15393,7 @@
           </w:tcPr>
           <w:p>
             <w:proofErr w:type="spellStart"/>
+            <w:proofErr w:type="gramStart"/>
             <w:r>
               <w:rPr>
                 <w:rStyle w:val="CodeChar"/>
@@ -14653,7 +15405,14 @@
               <w:rPr>
                 <w:rStyle w:val="CodeChar"/>
               </w:rPr>
-              <w:t>()</w:t>
+              <w:t>(</w:t>
+            </w:r>
+            <w:proofErr w:type="gramEnd"/>
+            <w:r>
+              <w:rPr>
+                <w:rStyle w:val="CodeChar"/>
+              </w:rPr>
+              <w:t>)</w:t>
             </w:r>
           </w:p>
         </w:tc>
@@ -14678,7 +15437,15 @@
           </w:tcPr>
           <w:p>
             <w:r>
-              <w:t>La confirmación expresa del usuario cierra el ticket.</w:t>
+              <w:t xml:space="preserve">La confirmación expresa del usuario cierra el </w:t>
+            </w:r>
+            <w:proofErr w:type="gramStart"/>
+            <w:r>
+              <w:t>ticket</w:t>
+            </w:r>
+            <w:proofErr w:type="gramEnd"/>
+            <w:r>
+              <w:t>.</w:t>
             </w:r>
           </w:p>
         </w:tc>
@@ -14730,6 +15497,7 @@
           </w:tcPr>
           <w:p>
             <w:proofErr w:type="spellStart"/>
+            <w:proofErr w:type="gramStart"/>
             <w:r>
               <w:rPr>
                 <w:rStyle w:val="CodeChar"/>
@@ -14741,7 +15509,14 @@
               <w:rPr>
                 <w:rStyle w:val="CodeChar"/>
               </w:rPr>
-              <w:t>()</w:t>
+              <w:t>(</w:t>
+            </w:r>
+            <w:proofErr w:type="gramEnd"/>
+            <w:r>
+              <w:rPr>
+                <w:rStyle w:val="CodeChar"/>
+              </w:rPr>
+              <w:t>)</w:t>
             </w:r>
           </w:p>
         </w:tc>
@@ -14764,11 +15539,7 @@
           </w:tcPr>
           <w:p>
             <w:r>
-              <w:t xml:space="preserve">El caso reabierto </w:t>
-            </w:r>
-            <w:r>
-              <w:lastRenderedPageBreak/>
-              <w:t>vuelve a atención.</w:t>
+              <w:t>El caso reabierto vuelve a atención.</w:t>
             </w:r>
           </w:p>
         </w:tc>
@@ -14809,6 +15580,7 @@
                 <w:rStyle w:val="CodeChar"/>
                 <w:lang w:val="es-SV"/>
               </w:rPr>
+              <w:lastRenderedPageBreak/>
               <w:t>Cerrado_Confirmado</w:t>
             </w:r>
             <w:proofErr w:type="spellEnd"/>
@@ -14820,6 +15592,7 @@
           </w:tcPr>
           <w:p>
             <w:r>
+              <w:lastRenderedPageBreak/>
               <w:t>—</w:t>
             </w:r>
           </w:p>
@@ -14860,7 +15633,15 @@
           </w:tcPr>
           <w:p>
             <w:r>
-              <w:t>Fin del ciclo de vida del ticket.</w:t>
+              <w:t xml:space="preserve">Fin del ciclo de vida del </w:t>
+            </w:r>
+            <w:proofErr w:type="gramStart"/>
+            <w:r>
+              <w:t>ticket</w:t>
+            </w:r>
+            <w:proofErr w:type="gramEnd"/>
+            <w:r>
+              <w:t>.</w:t>
             </w:r>
           </w:p>
         </w:tc>
@@ -14934,19 +15715,28 @@
             <w:r>
               <w:t xml:space="preserve">Si el usuario pierde conexión y no responde, los temporizadores </w:t>
             </w:r>
+            <w:proofErr w:type="gramStart"/>
             <w:r>
               <w:rPr>
                 <w:rStyle w:val="CodeChar"/>
                 <w:lang w:val="es-SV"/>
               </w:rPr>
-              <w:t xml:space="preserve">after(5 </w:t>
-            </w:r>
-            <w:proofErr w:type="spellStart"/>
+              <w:t>after(</w:t>
+            </w:r>
+            <w:proofErr w:type="gramEnd"/>
             <w:r>
               <w:rPr>
                 <w:rStyle w:val="CodeChar"/>
                 <w:lang w:val="es-SV"/>
               </w:rPr>
+              <w:t xml:space="preserve">5 </w:t>
+            </w:r>
+            <w:proofErr w:type="spellStart"/>
+            <w:r>
+              <w:rPr>
+                <w:rStyle w:val="CodeChar"/>
+                <w:lang w:val="es-SV"/>
+              </w:rPr>
               <w:t>dias</w:t>
             </w:r>
             <w:proofErr w:type="spellEnd"/>
@@ -14984,7 +15774,15 @@
               <w:t>after(48h)</w:t>
             </w:r>
             <w:r>
-              <w:t xml:space="preserve"> cierran el ticket. </w:t>
+              <w:t xml:space="preserve"> cierran el </w:t>
+            </w:r>
+            <w:proofErr w:type="gramStart"/>
+            <w:r>
+              <w:t>ticket</w:t>
+            </w:r>
+            <w:proofErr w:type="gramEnd"/>
+            <w:r>
+              <w:t xml:space="preserve">. </w:t>
             </w:r>
             <w:r>
               <w:t>El diagrama no define un estado de red.</w:t>
@@ -15032,12 +15830,21 @@
             <w:r>
               <w:t xml:space="preserve"> cierra por inactividad; </w:t>
             </w:r>
+            <w:proofErr w:type="gramStart"/>
             <w:r>
               <w:rPr>
                 <w:rStyle w:val="CodeChar"/>
                 <w:lang w:val="es-SV"/>
               </w:rPr>
-              <w:t xml:space="preserve">after(5 </w:t>
+              <w:t>after(</w:t>
+            </w:r>
+            <w:proofErr w:type="gramEnd"/>
+            <w:r>
+              <w:rPr>
+                <w:rStyle w:val="CodeChar"/>
+                <w:lang w:val="es-SV"/>
+              </w:rPr>
+              <w:t xml:space="preserve">5 </w:t>
             </w:r>
             <w:proofErr w:type="spellStart"/>
             <w:r>
@@ -15106,7 +15913,15 @@
           </w:tcPr>
           <w:p>
             <w:r>
-              <w:t xml:space="preserve">Si el usuario abandona, el ticket termina en </w:t>
+              <w:t xml:space="preserve">Si el usuario abandona, el </w:t>
+            </w:r>
+            <w:proofErr w:type="gramStart"/>
+            <w:r>
+              <w:t>ticket</w:t>
+            </w:r>
+            <w:proofErr w:type="gramEnd"/>
+            <w:r>
+              <w:t xml:space="preserve"> termina en </w:t>
             </w:r>
             <w:proofErr w:type="spellStart"/>
             <w:r>
@@ -15142,7 +15957,6 @@
           </w:tcPr>
           <w:p>
             <w:r>
-              <w:lastRenderedPageBreak/>
               <w:t>Reintentos</w:t>
             </w:r>
           </w:p>
@@ -15177,7 +15991,15 @@
             </w:r>
             <w:proofErr w:type="spellEnd"/>
             <w:r>
-              <w:t xml:space="preserve"> se repite mientras el usuario responda; un ticket reabierto vuelve a </w:t>
+              <w:t xml:space="preserve"> se repite mientras el usuario responda; un </w:t>
+            </w:r>
+            <w:proofErr w:type="gramStart"/>
+            <w:r>
+              <w:t>ticket</w:t>
+            </w:r>
+            <w:proofErr w:type="gramEnd"/>
+            <w:r>
+              <w:t xml:space="preserve"> reabierto vuelve a </w:t>
             </w:r>
             <w:r>
               <w:rPr>
@@ -15317,6 +16139,7 @@
       </w:pPr>
       <w:bookmarkStart w:id="26" w:name="_Toc243237400"/>
       <w:r>
+        <w:lastRenderedPageBreak/>
         <w:t xml:space="preserve">Entidad 07: </w:t>
       </w:r>
       <w:proofErr w:type="spellStart"/>
@@ -15376,20 +16199,49 @@
       </w:pPr>
       <w:r>
         <w:rPr>
-          <w:lang w:val="es-SV"/>
-        </w:rPr>
-        <w:t xml:space="preserve">[Insertar aquí la captura PNG de alta resolución del diagrama. </w:t>
-      </w:r>
-      <w:r>
-        <w:t xml:space="preserve">En </w:t>
-      </w:r>
-      <w:proofErr w:type="spellStart"/>
-      <w:r>
-        <w:t>StarUML</w:t>
-      </w:r>
-      <w:proofErr w:type="spellEnd"/>
-      <w:r>
-        <w:t>: File → Export Diagram As → PNG.]</w:t>
+          <w:noProof/>
+        </w:rPr>
+        <w:drawing>
+          <wp:inline distT="0" distB="0" distL="0" distR="0" wp14:anchorId="5E5BFD90" wp14:editId="74CF558D">
+            <wp:extent cx="5612130" cy="6163310"/>
+            <wp:effectExtent l="0" t="0" r="7620" b="0"/>
+            <wp:docPr id="756347279" name="Imagen 3"/>
+            <wp:cNvGraphicFramePr>
+              <a:graphicFrameLocks xmlns:a="http://schemas.openxmlformats.org/drawingml/2006/main" noChangeAspect="1"/>
+            </wp:cNvGraphicFramePr>
+            <a:graphic xmlns:a="http://schemas.openxmlformats.org/drawingml/2006/main">
+              <a:graphicData uri="http://schemas.openxmlformats.org/drawingml/2006/picture">
+                <pic:pic xmlns:pic="http://schemas.openxmlformats.org/drawingml/2006/picture">
+                  <pic:nvPicPr>
+                    <pic:cNvPr id="756347279" name="Imagen 756347279"/>
+                    <pic:cNvPicPr/>
+                  </pic:nvPicPr>
+                  <pic:blipFill>
+                    <a:blip r:embed="rId14">
+                      <a:extLst>
+                        <a:ext uri="{28A0092B-C50C-407E-A947-70E740481C1C}">
+                          <a14:useLocalDpi xmlns:a14="http://schemas.microsoft.com/office/drawing/2010/main" val="0"/>
+                        </a:ext>
+                      </a:extLst>
+                    </a:blip>
+                    <a:stretch>
+                      <a:fillRect/>
+                    </a:stretch>
+                  </pic:blipFill>
+                  <pic:spPr>
+                    <a:xfrm>
+                      <a:off x="0" y="0"/>
+                      <a:ext cx="5612130" cy="6163310"/>
+                    </a:xfrm>
+                    <a:prstGeom prst="rect">
+                      <a:avLst/>
+                    </a:prstGeom>
+                  </pic:spPr>
+                </pic:pic>
+              </a:graphicData>
+            </a:graphic>
+          </wp:inline>
+        </w:drawing>
       </w:r>
     </w:p>
     <w:p>
@@ -15398,6 +16250,7 @@
       </w:pPr>
       <w:bookmarkStart w:id="28" w:name="_Toc243237402"/>
       <w:r>
+        <w:lastRenderedPageBreak/>
         <w:t>Matriz de transición de estados</w:t>
       </w:r>
       <w:bookmarkEnd w:id="28"/>
@@ -15567,7 +16420,6 @@
               <w:rPr>
                 <w:rStyle w:val="CodeChar"/>
               </w:rPr>
-              <w:lastRenderedPageBreak/>
               <w:t>Solicitada_Por_Cliente</w:t>
             </w:r>
             <w:proofErr w:type="spellEnd"/>
@@ -15604,6 +16456,7 @@
           </w:tcPr>
           <w:p>
             <w:proofErr w:type="spellStart"/>
+            <w:proofErr w:type="gramStart"/>
             <w:r>
               <w:rPr>
                 <w:rStyle w:val="CodeChar"/>
@@ -15615,7 +16468,14 @@
               <w:rPr>
                 <w:rStyle w:val="CodeChar"/>
               </w:rPr>
-              <w:t>()</w:t>
+              <w:t>(</w:t>
+            </w:r>
+            <w:proofErr w:type="gramEnd"/>
+            <w:r>
+              <w:rPr>
+                <w:rStyle w:val="CodeChar"/>
+              </w:rPr>
+              <w:t>)</w:t>
             </w:r>
           </w:p>
         </w:tc>
@@ -15771,6 +16631,7 @@
           </w:tcPr>
           <w:p>
             <w:proofErr w:type="spellStart"/>
+            <w:proofErr w:type="gramStart"/>
             <w:r>
               <w:rPr>
                 <w:rStyle w:val="CodeChar"/>
@@ -15782,7 +16643,14 @@
               <w:rPr>
                 <w:rStyle w:val="CodeChar"/>
               </w:rPr>
-              <w:t>()</w:t>
+              <w:t>(</w:t>
+            </w:r>
+            <w:proofErr w:type="gramEnd"/>
+            <w:r>
+              <w:rPr>
+                <w:rStyle w:val="CodeChar"/>
+              </w:rPr>
+              <w:t>)</w:t>
             </w:r>
           </w:p>
         </w:tc>
@@ -15819,6 +16687,7 @@
           </w:tcPr>
           <w:p>
             <w:r>
+              <w:lastRenderedPageBreak/>
               <w:t>Decisión C1</w:t>
             </w:r>
           </w:p>
@@ -15866,6 +16735,7 @@
           </w:tcPr>
           <w:p>
             <w:proofErr w:type="spellStart"/>
+            <w:proofErr w:type="gramStart"/>
             <w:r>
               <w:rPr>
                 <w:rStyle w:val="CodeChar"/>
@@ -15877,7 +16747,14 @@
               <w:rPr>
                 <w:rStyle w:val="CodeChar"/>
               </w:rPr>
-              <w:t>()</w:t>
+              <w:t>(</w:t>
+            </w:r>
+            <w:proofErr w:type="gramEnd"/>
+            <w:r>
+              <w:rPr>
+                <w:rStyle w:val="CodeChar"/>
+              </w:rPr>
+              <w:t>)</w:t>
             </w:r>
           </w:p>
         </w:tc>
@@ -15954,6 +16831,7 @@
           </w:tcPr>
           <w:p>
             <w:proofErr w:type="spellStart"/>
+            <w:proofErr w:type="gramStart"/>
             <w:r>
               <w:rPr>
                 <w:rStyle w:val="CodeChar"/>
@@ -15965,7 +16843,14 @@
               <w:rPr>
                 <w:rStyle w:val="CodeChar"/>
               </w:rPr>
-              <w:t>()</w:t>
+              <w:t>(</w:t>
+            </w:r>
+            <w:proofErr w:type="gramEnd"/>
+            <w:r>
+              <w:rPr>
+                <w:rStyle w:val="CodeChar"/>
+              </w:rPr>
+              <w:t>)</w:t>
             </w:r>
           </w:p>
         </w:tc>
@@ -15990,11 +16875,7 @@
           </w:tcPr>
           <w:p>
             <w:r>
-              <w:t xml:space="preserve">El paquete llega a bodega y </w:t>
-            </w:r>
-            <w:r>
-              <w:lastRenderedPageBreak/>
-              <w:t>entra a inspección.</w:t>
+              <w:t>El paquete llega a bodega y entra a inspección.</w:t>
             </w:r>
           </w:p>
         </w:tc>
@@ -16063,6 +16944,7 @@
           </w:tcPr>
           <w:p>
             <w:proofErr w:type="spellStart"/>
+            <w:proofErr w:type="gramStart"/>
             <w:r>
               <w:rPr>
                 <w:rStyle w:val="CodeChar"/>
@@ -16074,7 +16956,14 @@
               <w:rPr>
                 <w:rStyle w:val="CodeChar"/>
               </w:rPr>
-              <w:t>()</w:t>
+              <w:t>(</w:t>
+            </w:r>
+            <w:proofErr w:type="gramEnd"/>
+            <w:r>
+              <w:rPr>
+                <w:rStyle w:val="CodeChar"/>
+              </w:rPr>
+              <w:t>)</w:t>
             </w:r>
           </w:p>
         </w:tc>
@@ -16147,6 +17036,7 @@
               <w:t>[</w:t>
             </w:r>
             <w:proofErr w:type="spellStart"/>
+            <w:proofErr w:type="gramStart"/>
             <w:r>
               <w:rPr>
                 <w:rStyle w:val="CodeChar"/>
@@ -16158,16 +17048,24 @@
               <w:rPr>
                 <w:rStyle w:val="CodeChar"/>
               </w:rPr>
-              <w:t xml:space="preserve"> != 'ORIGINAL']</w:t>
-            </w:r>
-          </w:p>
-        </w:tc>
-        <w:tc>
-          <w:tcPr>
-            <w:tcW w:w="1560" w:type="dxa"/>
-          </w:tcPr>
-          <w:p>
-            <w:proofErr w:type="spellStart"/>
+              <w:t xml:space="preserve"> !</w:t>
+            </w:r>
+            <w:proofErr w:type="gramEnd"/>
+            <w:r>
+              <w:rPr>
+                <w:rStyle w:val="CodeChar"/>
+              </w:rPr>
+              <w:t>= 'ORIGINAL']</w:t>
+            </w:r>
+          </w:p>
+        </w:tc>
+        <w:tc>
+          <w:tcPr>
+            <w:tcW w:w="1560" w:type="dxa"/>
+          </w:tcPr>
+          <w:p>
+            <w:proofErr w:type="spellStart"/>
+            <w:proofErr w:type="gramStart"/>
             <w:r>
               <w:rPr>
                 <w:rStyle w:val="CodeChar"/>
@@ -16179,7 +17077,14 @@
               <w:rPr>
                 <w:rStyle w:val="CodeChar"/>
               </w:rPr>
-              <w:t>()</w:t>
+              <w:t>(</w:t>
+            </w:r>
+            <w:proofErr w:type="gramEnd"/>
+            <w:r>
+              <w:rPr>
+                <w:rStyle w:val="CodeChar"/>
+              </w:rPr>
+              <w:t>)</w:t>
             </w:r>
           </w:p>
         </w:tc>
@@ -16220,6 +17125,7 @@
               <w:rPr>
                 <w:rStyle w:val="CodeChar"/>
               </w:rPr>
+              <w:lastRenderedPageBreak/>
               <w:t>Aprobada_Para_Reembolso</w:t>
             </w:r>
             <w:proofErr w:type="spellEnd"/>
@@ -16256,6 +17162,7 @@
           </w:tcPr>
           <w:p>
             <w:proofErr w:type="spellStart"/>
+            <w:proofErr w:type="gramStart"/>
             <w:r>
               <w:rPr>
                 <w:rStyle w:val="CodeChar"/>
@@ -16267,7 +17174,14 @@
               <w:rPr>
                 <w:rStyle w:val="CodeChar"/>
               </w:rPr>
-              <w:t>()</w:t>
+              <w:t>(</w:t>
+            </w:r>
+            <w:proofErr w:type="gramEnd"/>
+            <w:r>
+              <w:rPr>
+                <w:rStyle w:val="CodeChar"/>
+              </w:rPr>
+              <w:t>)</w:t>
             </w:r>
           </w:p>
         </w:tc>
@@ -16333,26 +17247,17 @@
                 <w:rStyle w:val="CodeChar"/>
                 <w:lang w:val="es-SV"/>
               </w:rPr>
-              <w:t>Rechazada_</w:t>
-            </w:r>
-            <w:r>
-              <w:rPr>
-                <w:rStyle w:val="CodeChar"/>
-                <w:lang w:val="es-SV"/>
-              </w:rPr>
-              <w:lastRenderedPageBreak/>
-              <w:t>Fraude_Garantia</w:t>
-            </w:r>
-            <w:proofErr w:type="spellEnd"/>
-          </w:p>
-        </w:tc>
-        <w:tc>
-          <w:tcPr>
-            <w:tcW w:w="1560" w:type="dxa"/>
-          </w:tcPr>
-          <w:p>
-            <w:r>
-              <w:lastRenderedPageBreak/>
+              <w:t>Rechazada_Fraude_Garantia</w:t>
+            </w:r>
+            <w:proofErr w:type="spellEnd"/>
+          </w:p>
+        </w:tc>
+        <w:tc>
+          <w:tcPr>
+            <w:tcW w:w="1560" w:type="dxa"/>
+          </w:tcPr>
+          <w:p>
+            <w:r>
               <w:t>—</w:t>
             </w:r>
           </w:p>
@@ -16538,6 +17443,7 @@
           </w:tcPr>
           <w:p>
             <w:r>
+              <w:lastRenderedPageBreak/>
               <w:t>Reintentos</w:t>
             </w:r>
           </w:p>
@@ -16641,7 +17547,6 @@
       </w:pPr>
       <w:bookmarkStart w:id="32" w:name="_Toc243237406"/>
       <w:r>
-        <w:lastRenderedPageBreak/>
         <w:t>Matriz de transición de estados</w:t>
       </w:r>
       <w:bookmarkEnd w:id="32"/>
@@ -16864,6 +17769,7 @@
           </w:tcPr>
           <w:p>
             <w:proofErr w:type="spellStart"/>
+            <w:proofErr w:type="gramStart"/>
             <w:r>
               <w:rPr>
                 <w:rStyle w:val="CodeChar"/>
@@ -16875,7 +17781,14 @@
               <w:rPr>
                 <w:rStyle w:val="CodeChar"/>
               </w:rPr>
-              <w:t>()</w:t>
+              <w:t>(</w:t>
+            </w:r>
+            <w:proofErr w:type="gramEnd"/>
+            <w:r>
+              <w:rPr>
+                <w:rStyle w:val="CodeChar"/>
+              </w:rPr>
+              <w:t>)</w:t>
             </w:r>
           </w:p>
         </w:tc>
@@ -16900,7 +17813,11 @@
           </w:tcPr>
           <w:p>
             <w:r>
-              <w:t>Solo un lote aprobado por el control de calidad entra al stock.</w:t>
+              <w:t xml:space="preserve">Solo un lote aprobado por el control de calidad </w:t>
+            </w:r>
+            <w:r>
+              <w:lastRenderedPageBreak/>
+              <w:t>entra al stock.</w:t>
             </w:r>
           </w:p>
         </w:tc>
@@ -16916,6 +17833,7 @@
               <w:rPr>
                 <w:rStyle w:val="CodeChar"/>
               </w:rPr>
+              <w:lastRenderedPageBreak/>
               <w:t>Aprobado_En_Ubicacion_Almacen</w:t>
             </w:r>
             <w:proofErr w:type="spellEnd"/>
@@ -16969,6 +17887,7 @@
           </w:tcPr>
           <w:p>
             <w:proofErr w:type="spellStart"/>
+            <w:proofErr w:type="gramStart"/>
             <w:r>
               <w:rPr>
                 <w:rStyle w:val="CodeChar"/>
@@ -16980,7 +17899,14 @@
               <w:rPr>
                 <w:rStyle w:val="CodeChar"/>
               </w:rPr>
-              <w:t>()</w:t>
+              <w:t>(</w:t>
+            </w:r>
+            <w:proofErr w:type="gramEnd"/>
+            <w:r>
+              <w:rPr>
+                <w:rStyle w:val="CodeChar"/>
+              </w:rPr>
+              <w:t>)</w:t>
             </w:r>
           </w:p>
         </w:tc>
@@ -17074,6 +18000,7 @@
           </w:tcPr>
           <w:p>
             <w:proofErr w:type="spellStart"/>
+            <w:proofErr w:type="gramStart"/>
             <w:r>
               <w:rPr>
                 <w:rStyle w:val="CodeChar"/>
@@ -17085,7 +18012,14 @@
               <w:rPr>
                 <w:rStyle w:val="CodeChar"/>
               </w:rPr>
-              <w:t>()</w:t>
+              <w:t>(</w:t>
+            </w:r>
+            <w:proofErr w:type="gramEnd"/>
+            <w:r>
+              <w:rPr>
+                <w:rStyle w:val="CodeChar"/>
+              </w:rPr>
+              <w:t>)</w:t>
             </w:r>
           </w:p>
         </w:tc>
@@ -17110,11 +18044,7 @@
           </w:tcPr>
           <w:p>
             <w:r>
-              <w:t xml:space="preserve">Cada pedido descuenta </w:t>
-            </w:r>
-            <w:r>
-              <w:lastRenderedPageBreak/>
-              <w:t>unidades sin cambiar el estado del lote.</w:t>
+              <w:t>Cada pedido descuenta unidades sin cambiar el estado del lote.</w:t>
             </w:r>
           </w:p>
         </w:tc>
@@ -17183,6 +18113,7 @@
           </w:tcPr>
           <w:p>
             <w:proofErr w:type="spellStart"/>
+            <w:proofErr w:type="gramStart"/>
             <w:r>
               <w:rPr>
                 <w:rStyle w:val="CodeChar"/>
@@ -17194,7 +18125,14 @@
               <w:rPr>
                 <w:rStyle w:val="CodeChar"/>
               </w:rPr>
-              <w:t>()</w:t>
+              <w:t>(</w:t>
+            </w:r>
+            <w:proofErr w:type="gramEnd"/>
+            <w:r>
+              <w:rPr>
+                <w:rStyle w:val="CodeChar"/>
+              </w:rPr>
+              <w:t>)</w:t>
             </w:r>
           </w:p>
         </w:tc>
@@ -17248,6 +18186,7 @@
                 <w:rStyle w:val="CodeChar"/>
                 <w:lang w:val="es-SV"/>
               </w:rPr>
+              <w:lastRenderedPageBreak/>
               <w:t>Activo_En_Picking</w:t>
             </w:r>
             <w:proofErr w:type="spellEnd"/>
@@ -17263,6 +18202,7 @@
               <w:rPr>
                 <w:rStyle w:val="CodeChar"/>
               </w:rPr>
+              <w:lastRenderedPageBreak/>
               <w:t>marcarMerma</w:t>
             </w:r>
             <w:proofErr w:type="spellEnd"/>
@@ -17284,6 +18224,7 @@
           </w:tcPr>
           <w:p>
             <w:proofErr w:type="spellStart"/>
+            <w:proofErr w:type="gramStart"/>
             <w:r>
               <w:rPr>
                 <w:rStyle w:val="CodeChar"/>
@@ -17295,7 +18236,14 @@
               <w:rPr>
                 <w:rStyle w:val="CodeChar"/>
               </w:rPr>
-              <w:t>()</w:t>
+              <w:t>(</w:t>
+            </w:r>
+            <w:proofErr w:type="gramEnd"/>
+            <w:r>
+              <w:rPr>
+                <w:rStyle w:val="CodeChar"/>
+              </w:rPr>
+              <w:t>)</w:t>
             </w:r>
           </w:p>
         </w:tc>
@@ -17320,7 +18268,11 @@
           </w:tcPr>
           <w:p>
             <w:r>
-              <w:t>El supervisor bloquea el lote ante rotura de tubería, caducidad, plagas o caída de estantería.</w:t>
+              <w:t xml:space="preserve">El supervisor bloquea el lote ante rotura de </w:t>
+            </w:r>
+            <w:r>
+              <w:lastRenderedPageBreak/>
+              <w:t>tubería, caducidad, plagas o caída de estantería.</w:t>
             </w:r>
           </w:p>
         </w:tc>
@@ -17336,6 +18288,7 @@
               <w:rPr>
                 <w:rStyle w:val="CodeChar"/>
               </w:rPr>
+              <w:lastRenderedPageBreak/>
               <w:t>Bloqueado_Por_Siniestro</w:t>
             </w:r>
             <w:proofErr w:type="spellEnd"/>
@@ -17372,6 +18325,7 @@
           </w:tcPr>
           <w:p>
             <w:proofErr w:type="spellStart"/>
+            <w:proofErr w:type="gramStart"/>
             <w:r>
               <w:rPr>
                 <w:rStyle w:val="CodeChar"/>
@@ -17383,7 +18337,14 @@
               <w:rPr>
                 <w:rStyle w:val="CodeChar"/>
               </w:rPr>
-              <w:t>()</w:t>
+              <w:t>(</w:t>
+            </w:r>
+            <w:proofErr w:type="gramEnd"/>
+            <w:r>
+              <w:rPr>
+                <w:rStyle w:val="CodeChar"/>
+              </w:rPr>
+              <w:t>)</w:t>
             </w:r>
           </w:p>
         </w:tc>
@@ -17425,7 +18386,6 @@
                 <w:rStyle w:val="CodeChar"/>
                 <w:lang w:val="es-SV"/>
               </w:rPr>
-              <w:lastRenderedPageBreak/>
               <w:t>Recibido_En_Cuarentena</w:t>
             </w:r>
             <w:proofErr w:type="spellEnd"/>
@@ -17486,6 +18446,7 @@
           </w:tcPr>
           <w:p>
             <w:proofErr w:type="spellStart"/>
+            <w:proofErr w:type="gramStart"/>
             <w:r>
               <w:rPr>
                 <w:rStyle w:val="CodeChar"/>
@@ -17497,7 +18458,14 @@
               <w:rPr>
                 <w:rStyle w:val="CodeChar"/>
               </w:rPr>
-              <w:t>()</w:t>
+              <w:t>(</w:t>
+            </w:r>
+            <w:proofErr w:type="gramEnd"/>
+            <w:r>
+              <w:rPr>
+                <w:rStyle w:val="CodeChar"/>
+              </w:rPr>
+              <w:t>)</w:t>
             </w:r>
           </w:p>
         </w:tc>
@@ -17582,6 +18550,7 @@
           </w:tcPr>
           <w:p>
             <w:proofErr w:type="spellStart"/>
+            <w:proofErr w:type="gramStart"/>
             <w:r>
               <w:rPr>
                 <w:rStyle w:val="CodeChar"/>
@@ -17593,7 +18562,14 @@
               <w:rPr>
                 <w:rStyle w:val="CodeChar"/>
               </w:rPr>
-              <w:t>()</w:t>
+              <w:t>(</w:t>
+            </w:r>
+            <w:proofErr w:type="gramEnd"/>
+            <w:r>
+              <w:rPr>
+                <w:rStyle w:val="CodeChar"/>
+              </w:rPr>
+              <w:t>)</w:t>
             </w:r>
           </w:p>
         </w:tc>
@@ -17708,6 +18684,7 @@
       </w:pPr>
       <w:bookmarkStart w:id="33" w:name="_Toc243237407"/>
       <w:r>
+        <w:lastRenderedPageBreak/>
         <w:t>Análisis de casos de borde y resiliencia</w:t>
       </w:r>
       <w:bookmarkEnd w:id="33"/>
@@ -17806,6 +18783,7 @@
               <w:t xml:space="preserve">No hay temporizadores. La caducidad se trata como una causa de siniestro, que el supervisor registra con </w:t>
             </w:r>
             <w:proofErr w:type="spellStart"/>
+            <w:proofErr w:type="gramStart"/>
             <w:r>
               <w:rPr>
                 <w:rStyle w:val="CodeChar"/>
@@ -17819,7 +18797,15 @@
                 <w:rStyle w:val="CodeChar"/>
                 <w:lang w:val="es-SV"/>
               </w:rPr>
-              <w:t>()</w:t>
+              <w:t>(</w:t>
+            </w:r>
+            <w:proofErr w:type="gramEnd"/>
+            <w:r>
+              <w:rPr>
+                <w:rStyle w:val="CodeChar"/>
+                <w:lang w:val="es-SV"/>
+              </w:rPr>
+              <w:t>)</w:t>
             </w:r>
             <w:r>
               <w:t>.</w:t>
@@ -17876,11 +18862,7 @@
             </w:r>
             <w:proofErr w:type="spellEnd"/>
             <w:r>
-              <w:t xml:space="preserve"> </w:t>
-            </w:r>
-            <w:r>
-              <w:lastRenderedPageBreak/>
-              <w:t xml:space="preserve">y </w:t>
+              <w:t xml:space="preserve"> y </w:t>
             </w:r>
             <w:proofErr w:type="spellStart"/>
             <w:r>
@@ -18134,6 +19116,7 @@
       </w:pPr>
       <w:bookmarkStart w:id="36" w:name="_Toc243237410"/>
       <w:r>
+        <w:lastRenderedPageBreak/>
         <w:t>Matriz de transición de estados</w:t>
       </w:r>
       <w:bookmarkEnd w:id="36"/>
@@ -18303,7 +19286,6 @@
               <w:rPr>
                 <w:rStyle w:val="CodeChar"/>
               </w:rPr>
-              <w:lastRenderedPageBreak/>
               <w:t>Registro_Incompleto</w:t>
             </w:r>
             <w:proofErr w:type="spellEnd"/>
@@ -18385,6 +19367,7 @@
           </w:tcPr>
           <w:p>
             <w:proofErr w:type="spellStart"/>
+            <w:proofErr w:type="gramStart"/>
             <w:r>
               <w:rPr>
                 <w:rStyle w:val="CodeChar"/>
@@ -18396,7 +19379,14 @@
               <w:rPr>
                 <w:rStyle w:val="CodeChar"/>
               </w:rPr>
-              <w:t>()</w:t>
+              <w:t>(</w:t>
+            </w:r>
+            <w:proofErr w:type="gramEnd"/>
+            <w:r>
+              <w:rPr>
+                <w:rStyle w:val="CodeChar"/>
+              </w:rPr>
+              <w:t>)</w:t>
             </w:r>
           </w:p>
         </w:tc>
@@ -18495,6 +19485,7 @@
           </w:tcPr>
           <w:p>
             <w:proofErr w:type="spellStart"/>
+            <w:proofErr w:type="gramStart"/>
             <w:r>
               <w:rPr>
                 <w:rStyle w:val="CodeChar"/>
@@ -18506,7 +19497,14 @@
               <w:rPr>
                 <w:rStyle w:val="CodeChar"/>
               </w:rPr>
-              <w:t>()</w:t>
+              <w:t>(</w:t>
+            </w:r>
+            <w:proofErr w:type="gramEnd"/>
+            <w:r>
+              <w:rPr>
+                <w:rStyle w:val="CodeChar"/>
+              </w:rPr>
+              <w:t>)</w:t>
             </w:r>
           </w:p>
         </w:tc>
@@ -18600,6 +19598,7 @@
           </w:tcPr>
           <w:p>
             <w:proofErr w:type="spellStart"/>
+            <w:proofErr w:type="gramStart"/>
             <w:r>
               <w:rPr>
                 <w:rStyle w:val="CodeChar"/>
@@ -18611,7 +19610,14 @@
               <w:rPr>
                 <w:rStyle w:val="CodeChar"/>
               </w:rPr>
-              <w:t>()</w:t>
+              <w:t>(</w:t>
+            </w:r>
+            <w:proofErr w:type="gramEnd"/>
+            <w:r>
+              <w:rPr>
+                <w:rStyle w:val="CodeChar"/>
+              </w:rPr>
+              <w:t>)</w:t>
             </w:r>
           </w:p>
         </w:tc>
@@ -18648,6 +19654,7 @@
           </w:tcPr>
           <w:p>
             <w:r>
+              <w:lastRenderedPageBreak/>
               <w:t>Inicio del compuesto</w:t>
             </w:r>
           </w:p>
@@ -18719,7 +19726,6 @@
               <w:rPr>
                 <w:rStyle w:val="CodeChar"/>
               </w:rPr>
-              <w:lastRenderedPageBreak/>
               <w:t>Desconectado</w:t>
             </w:r>
             <w:proofErr w:type="spellEnd"/>
@@ -18756,6 +19762,7 @@
           </w:tcPr>
           <w:p>
             <w:proofErr w:type="spellStart"/>
+            <w:proofErr w:type="gramStart"/>
             <w:r>
               <w:rPr>
                 <w:rStyle w:val="CodeChar"/>
@@ -18767,7 +19774,14 @@
               <w:rPr>
                 <w:rStyle w:val="CodeChar"/>
               </w:rPr>
-              <w:t>()</w:t>
+              <w:t>(</w:t>
+            </w:r>
+            <w:proofErr w:type="gramEnd"/>
+            <w:r>
+              <w:rPr>
+                <w:rStyle w:val="CodeChar"/>
+              </w:rPr>
+              <w:t>)</w:t>
             </w:r>
           </w:p>
         </w:tc>
@@ -18844,6 +19858,7 @@
           </w:tcPr>
           <w:p>
             <w:proofErr w:type="spellStart"/>
+            <w:proofErr w:type="gramStart"/>
             <w:r>
               <w:rPr>
                 <w:rStyle w:val="CodeChar"/>
@@ -18855,7 +19870,14 @@
               <w:rPr>
                 <w:rStyle w:val="CodeChar"/>
               </w:rPr>
-              <w:t>()</w:t>
+              <w:t>(</w:t>
+            </w:r>
+            <w:proofErr w:type="gramEnd"/>
+            <w:r>
+              <w:rPr>
+                <w:rStyle w:val="CodeChar"/>
+              </w:rPr>
+              <w:t>)</w:t>
             </w:r>
           </w:p>
         </w:tc>
@@ -18975,6 +19997,7 @@
           </w:tcPr>
           <w:p>
             <w:proofErr w:type="spellStart"/>
+            <w:proofErr w:type="gramStart"/>
             <w:r>
               <w:rPr>
                 <w:rStyle w:val="CodeChar"/>
@@ -18986,7 +20009,14 @@
               <w:rPr>
                 <w:rStyle w:val="CodeChar"/>
               </w:rPr>
-              <w:t>()</w:t>
+              <w:t>(</w:t>
+            </w:r>
+            <w:proofErr w:type="gramEnd"/>
+            <w:r>
+              <w:rPr>
+                <w:rStyle w:val="CodeChar"/>
+              </w:rPr>
+              <w:t>)</w:t>
             </w:r>
           </w:p>
         </w:tc>
@@ -19027,6 +20057,7 @@
               <w:rPr>
                 <w:rStyle w:val="CodeChar"/>
               </w:rPr>
+              <w:lastRenderedPageBreak/>
               <w:t>Suspendido_Por_Bajo_Desempeno</w:t>
             </w:r>
             <w:proofErr w:type="spellEnd"/>
@@ -19080,6 +20111,7 @@
           </w:tcPr>
           <w:p>
             <w:proofErr w:type="spellStart"/>
+            <w:proofErr w:type="gramStart"/>
             <w:r>
               <w:rPr>
                 <w:rStyle w:val="CodeChar"/>
@@ -19091,7 +20123,14 @@
               <w:rPr>
                 <w:rStyle w:val="CodeChar"/>
               </w:rPr>
-              <w:t>()</w:t>
+              <w:t>(</w:t>
+            </w:r>
+            <w:proofErr w:type="gramEnd"/>
+            <w:r>
+              <w:rPr>
+                <w:rStyle w:val="CodeChar"/>
+              </w:rPr>
+              <w:t>)</w:t>
             </w:r>
           </w:p>
         </w:tc>
@@ -19133,7 +20172,6 @@
                 <w:rStyle w:val="CodeChar"/>
                 <w:lang w:val="es-SV"/>
               </w:rPr>
-              <w:lastRenderedPageBreak/>
               <w:t>Activo_Habilitado</w:t>
             </w:r>
             <w:proofErr w:type="spellEnd"/>
@@ -19221,6 +20259,7 @@
           </w:tcPr>
           <w:p>
             <w:proofErr w:type="spellStart"/>
+            <w:proofErr w:type="gramStart"/>
             <w:r>
               <w:rPr>
                 <w:rStyle w:val="CodeChar"/>
@@ -19232,7 +20271,14 @@
               <w:rPr>
                 <w:rStyle w:val="CodeChar"/>
               </w:rPr>
-              <w:t>()</w:t>
+              <w:t>(</w:t>
+            </w:r>
+            <w:proofErr w:type="gramEnd"/>
+            <w:r>
+              <w:rPr>
+                <w:rStyle w:val="CodeChar"/>
+              </w:rPr>
+              <w:t>)</w:t>
             </w:r>
           </w:p>
         </w:tc>
@@ -19466,6 +20512,7 @@
           </w:tcPr>
           <w:p>
             <w:r>
+              <w:lastRenderedPageBreak/>
               <w:t>Cancelaciones abruptas</w:t>
             </w:r>
           </w:p>
@@ -19562,11 +20609,7 @@
             </w:r>
             <w:proofErr w:type="spellEnd"/>
             <w:r>
-              <w:t xml:space="preserve">; tras una </w:t>
-            </w:r>
-            <w:r>
-              <w:lastRenderedPageBreak/>
-              <w:t xml:space="preserve">suspensión, el reentrenamiento devuelve a </w:t>
+              <w:t xml:space="preserve">; tras una suspensión, el reentrenamiento devuelve a </w:t>
             </w:r>
             <w:proofErr w:type="spellStart"/>
             <w:r>
@@ -19907,7 +20950,11 @@
           </w:tcPr>
           <w:p>
             <w:r>
-              <w:t>La disputa nace cuando la red bancaria notifica el contracargo.</w:t>
+              <w:t xml:space="preserve">La disputa nace cuando la red bancaria </w:t>
+            </w:r>
+            <w:r>
+              <w:lastRenderedPageBreak/>
+              <w:t>notifica el contracargo.</w:t>
             </w:r>
           </w:p>
         </w:tc>
@@ -19923,6 +20970,7 @@
               <w:rPr>
                 <w:rStyle w:val="CodeChar"/>
               </w:rPr>
+              <w:lastRenderedPageBreak/>
               <w:t>Notificada_Por_Red_Bancaria</w:t>
             </w:r>
             <w:proofErr w:type="spellEnd"/>
@@ -19959,6 +21007,7 @@
           </w:tcPr>
           <w:p>
             <w:proofErr w:type="spellStart"/>
+            <w:proofErr w:type="gramStart"/>
             <w:r>
               <w:rPr>
                 <w:rStyle w:val="CodeChar"/>
@@ -19970,7 +21019,14 @@
               <w:rPr>
                 <w:rStyle w:val="CodeChar"/>
               </w:rPr>
-              <w:t>()</w:t>
+              <w:t>(</w:t>
+            </w:r>
+            <w:proofErr w:type="gramEnd"/>
+            <w:r>
+              <w:rPr>
+                <w:rStyle w:val="CodeChar"/>
+              </w:rPr>
+              <w:t>)</w:t>
             </w:r>
           </w:p>
         </w:tc>
@@ -20000,11 +21056,7 @@
             </w:r>
             <w:proofErr w:type="spellEnd"/>
             <w:r>
-              <w:t xml:space="preserve"> retiene los fondos del vendedor </w:t>
-            </w:r>
-            <w:r>
-              <w:lastRenderedPageBreak/>
-              <w:t>mientras se resuelve la disputa.</w:t>
+              <w:t xml:space="preserve"> retiene los fondos del vendedor mientras se resuelve la disputa.</w:t>
             </w:r>
           </w:p>
         </w:tc>
@@ -20101,6 +21153,7 @@
           </w:tcPr>
           <w:p>
             <w:proofErr w:type="spellStart"/>
+            <w:proofErr w:type="gramStart"/>
             <w:r>
               <w:rPr>
                 <w:rStyle w:val="CodeChar"/>
@@ -20112,7 +21165,14 @@
               <w:rPr>
                 <w:rStyle w:val="CodeChar"/>
               </w:rPr>
-              <w:t>()</w:t>
+              <w:t>(</w:t>
+            </w:r>
+            <w:proofErr w:type="gramEnd"/>
+            <w:r>
+              <w:rPr>
+                <w:rStyle w:val="CodeChar"/>
+              </w:rPr>
+              <w:t>)</w:t>
             </w:r>
           </w:p>
         </w:tc>
@@ -20163,11 +21223,19 @@
             <w:tcW w:w="1560" w:type="dxa"/>
           </w:tcPr>
           <w:p>
-            <w:r>
-              <w:rPr>
-                <w:rStyle w:val="CodeChar"/>
-              </w:rPr>
-              <w:t xml:space="preserve">after(7 </w:t>
+            <w:proofErr w:type="gramStart"/>
+            <w:r>
+              <w:rPr>
+                <w:rStyle w:val="CodeChar"/>
+              </w:rPr>
+              <w:t>after(</w:t>
+            </w:r>
+            <w:proofErr w:type="gramEnd"/>
+            <w:r>
+              <w:rPr>
+                <w:rStyle w:val="CodeChar"/>
+              </w:rPr>
+              <w:t xml:space="preserve">7 </w:t>
             </w:r>
             <w:proofErr w:type="spellStart"/>
             <w:r>
@@ -20201,6 +21269,7 @@
           </w:tcPr>
           <w:p>
             <w:proofErr w:type="spellStart"/>
+            <w:proofErr w:type="gramStart"/>
             <w:r>
               <w:rPr>
                 <w:rStyle w:val="CodeChar"/>
@@ -20212,7 +21281,14 @@
               <w:rPr>
                 <w:rStyle w:val="CodeChar"/>
               </w:rPr>
-              <w:t>()</w:t>
+              <w:t>(</w:t>
+            </w:r>
+            <w:proofErr w:type="gramEnd"/>
+            <w:r>
+              <w:rPr>
+                <w:rStyle w:val="CodeChar"/>
+              </w:rPr>
+              <w:t>)</w:t>
             </w:r>
           </w:p>
         </w:tc>
@@ -20306,6 +21382,7 @@
           </w:tcPr>
           <w:p>
             <w:proofErr w:type="spellStart"/>
+            <w:proofErr w:type="gramStart"/>
             <w:r>
               <w:rPr>
                 <w:rStyle w:val="CodeChar"/>
@@ -20317,7 +21394,14 @@
               <w:rPr>
                 <w:rStyle w:val="CodeChar"/>
               </w:rPr>
-              <w:t>()</w:t>
+              <w:t>(</w:t>
+            </w:r>
+            <w:proofErr w:type="gramEnd"/>
+            <w:r>
+              <w:rPr>
+                <w:rStyle w:val="CodeChar"/>
+              </w:rPr>
+              <w:t>)</w:t>
             </w:r>
           </w:p>
         </w:tc>
@@ -20342,7 +21426,11 @@
           </w:tcPr>
           <w:p>
             <w:r>
-              <w:t>La empresa evita el costo de litigar cuando el monto no lo justifica.</w:t>
+              <w:t xml:space="preserve">La empresa evita el costo de </w:t>
+            </w:r>
+            <w:r>
+              <w:lastRenderedPageBreak/>
+              <w:t>litigar cuando el monto no lo justifica.</w:t>
             </w:r>
           </w:p>
         </w:tc>
@@ -20395,6 +21483,7 @@
           </w:tcPr>
           <w:p>
             <w:proofErr w:type="spellStart"/>
+            <w:proofErr w:type="gramStart"/>
             <w:r>
               <w:rPr>
                 <w:rStyle w:val="CodeChar"/>
@@ -20406,7 +21495,14 @@
               <w:rPr>
                 <w:rStyle w:val="CodeChar"/>
               </w:rPr>
-              <w:t>()</w:t>
+              <w:t>(</w:t>
+            </w:r>
+            <w:proofErr w:type="gramEnd"/>
+            <w:r>
+              <w:rPr>
+                <w:rStyle w:val="CodeChar"/>
+              </w:rPr>
+              <w:t>)</w:t>
             </w:r>
           </w:p>
         </w:tc>
@@ -20500,6 +21596,7 @@
           </w:tcPr>
           <w:p>
             <w:proofErr w:type="spellStart"/>
+            <w:proofErr w:type="gramStart"/>
             <w:r>
               <w:rPr>
                 <w:rStyle w:val="CodeChar"/>
@@ -20511,7 +21608,14 @@
               <w:rPr>
                 <w:rStyle w:val="CodeChar"/>
               </w:rPr>
-              <w:t>()</w:t>
+              <w:t>(</w:t>
+            </w:r>
+            <w:proofErr w:type="gramEnd"/>
+            <w:r>
+              <w:rPr>
+                <w:rStyle w:val="CodeChar"/>
+              </w:rPr>
+              <w:t>)</w:t>
             </w:r>
           </w:p>
         </w:tc>
@@ -20605,6 +21709,7 @@
           </w:tcPr>
           <w:p>
             <w:proofErr w:type="spellStart"/>
+            <w:proofErr w:type="gramStart"/>
             <w:r>
               <w:rPr>
                 <w:rStyle w:val="CodeChar"/>
@@ -20616,7 +21721,14 @@
               <w:rPr>
                 <w:rStyle w:val="CodeChar"/>
               </w:rPr>
-              <w:t>()</w:t>
+              <w:t>(</w:t>
+            </w:r>
+            <w:proofErr w:type="gramEnd"/>
+            <w:r>
+              <w:rPr>
+                <w:rStyle w:val="CodeChar"/>
+              </w:rPr>
+              <w:t>)</w:t>
             </w:r>
           </w:p>
         </w:tc>
@@ -20658,7 +21770,15 @@
                 <w:rStyle w:val="CodeChar"/>
                 <w:lang w:val="es-SV"/>
               </w:rPr>
-              <w:t>Ganada_Fondos_Liberados</w:t>
+              <w:t>Ganada_Fondos_Libe</w:t>
+            </w:r>
+            <w:r>
+              <w:rPr>
+                <w:rStyle w:val="CodeChar"/>
+                <w:lang w:val="es-SV"/>
+              </w:rPr>
+              <w:lastRenderedPageBreak/>
+              <w:t>rados</w:t>
             </w:r>
             <w:proofErr w:type="spellEnd"/>
             <w:r>
@@ -20682,7 +21802,6 @@
                 <w:rStyle w:val="CodeChar"/>
                 <w:lang w:val="es-SV"/>
               </w:rPr>
-              <w:lastRenderedPageBreak/>
               <w:t>Aceptada_Sin_Disputa</w:t>
             </w:r>
             <w:proofErr w:type="spellEnd"/>
@@ -20735,7 +21854,11 @@
           </w:tcPr>
           <w:p>
             <w:r>
-              <w:t>Fin del ciclo de vida de la disputa.</w:t>
+              <w:t xml:space="preserve">Fin del ciclo de vida </w:t>
+            </w:r>
+            <w:r>
+              <w:lastRenderedPageBreak/>
+              <w:t>de la disputa.</w:t>
             </w:r>
           </w:p>
         </w:tc>
@@ -20747,6 +21870,7 @@
       </w:pPr>
       <w:bookmarkStart w:id="41" w:name="_Toc243237415"/>
       <w:r>
+        <w:lastRenderedPageBreak/>
         <w:t>Análisis de casos de borde y resiliencia</w:t>
       </w:r>
       <w:bookmarkEnd w:id="41"/>
@@ -20809,12 +21933,21 @@
             <w:r>
               <w:t xml:space="preserve">Si falla la carga de evidencias, </w:t>
             </w:r>
+            <w:proofErr w:type="gramStart"/>
             <w:r>
               <w:rPr>
                 <w:rStyle w:val="CodeChar"/>
                 <w:lang w:val="es-SV"/>
               </w:rPr>
-              <w:t xml:space="preserve">after(7 </w:t>
+              <w:t>after(</w:t>
+            </w:r>
+            <w:proofErr w:type="gramEnd"/>
+            <w:r>
+              <w:rPr>
+                <w:rStyle w:val="CodeChar"/>
+                <w:lang w:val="es-SV"/>
+              </w:rPr>
+              <w:t xml:space="preserve">7 </w:t>
             </w:r>
             <w:proofErr w:type="spellStart"/>
             <w:r>
@@ -20871,12 +22004,21 @@
             <w:tcW w:w="6050" w:type="dxa"/>
           </w:tcPr>
           <w:p>
+            <w:proofErr w:type="gramStart"/>
             <w:r>
               <w:rPr>
                 <w:rStyle w:val="CodeChar"/>
                 <w:lang w:val="es-SV"/>
               </w:rPr>
-              <w:t xml:space="preserve">after(7 </w:t>
+              <w:t>after(</w:t>
+            </w:r>
+            <w:proofErr w:type="gramEnd"/>
+            <w:r>
+              <w:rPr>
+                <w:rStyle w:val="CodeChar"/>
+                <w:lang w:val="es-SV"/>
+              </w:rPr>
+              <w:t xml:space="preserve">7 </w:t>
             </w:r>
             <w:proofErr w:type="spellStart"/>
             <w:r>
@@ -21034,8 +22176,8 @@
       </w:pPr>
     </w:p>
     <w:sectPr>
-      <w:headerReference w:type="default" r:id="rId13"/>
-      <w:footerReference w:type="default" r:id="rId14"/>
+      <w:headerReference w:type="default" r:id="rId15"/>
+      <w:footerReference w:type="default" r:id="rId16"/>
       <w:pgSz w:w="12240" w:h="15840"/>
       <w:pgMar w:top="1417" w:right="1701" w:bottom="1417" w:left="1701" w:header="709" w:footer="708" w:gutter="0"/>
       <w:cols w:space="708"/>

--- a/Equipo_06_LogiFlow360_AnalisisEstados.docx
+++ b/Equipo_06_LogiFlow360_AnalisisEstados.docx
@@ -885,7 +885,7 @@
       <w:pPr>
         <w:jc w:val="center"/>
         <w:rPr>
-          <w:rFonts w:cs="Arial"/>
+          <w:noProof/>
         </w:rPr>
       </w:pPr>
       <w:r>
@@ -957,15 +957,15 @@
           <w:tab w:val="left" w:pos="960"/>
           <w:tab w:val="right" w:leader="dot" w:pos="8828"/>
         </w:tabs>
-        <w:ind w:left="0"/>
         <w:rPr>
           <w:rFonts w:eastAsiaTheme="minorEastAsia" w:cstheme="minorBidi"/>
           <w:i w:val="0"/>
           <w:iCs w:val="0"/>
           <w:noProof/>
-          <w:kern w:val="0"/>
-          <w:sz w:val="22"/>
-          <w:szCs w:val="22"/>
+          <w:sz w:val="24"/>
+          <w:szCs w:val="24"/>
+          <w:lang w:eastAsia="es-SV"/>
+          <w14:ligatures w14:val="standardContextual"/>
         </w:rPr>
       </w:pPr>
       <w:r>
@@ -981,9 +981,10 @@
           <w:i w:val="0"/>
           <w:iCs w:val="0"/>
           <w:noProof/>
-          <w:kern w:val="0"/>
-          <w:sz w:val="22"/>
-          <w:szCs w:val="22"/>
+          <w:sz w:val="24"/>
+          <w:szCs w:val="24"/>
+          <w:lang w:eastAsia="es-SV"/>
+          <w14:ligatures w14:val="standardContextual"/>
         </w:rPr>
         <w:tab/>
       </w:r>
@@ -1009,7 +1010,7 @@
         <w:rPr>
           <w:noProof/>
         </w:rPr>
-        <w:instrText xml:space="preserve"> PAGEREF _Toc243237374 \h </w:instrText>
+        <w:instrText xml:space="preserve"> PAGEREF _Toc243571826 \h </w:instrText>
       </w:r>
       <w:r>
         <w:rPr>
@@ -1026,7 +1027,7 @@
         <w:rPr>
           <w:noProof/>
         </w:rPr>
-        <w:t>4</w:t>
+        <w:t>5</w:t>
       </w:r>
       <w:r>
         <w:rPr>
@@ -1044,9 +1045,10 @@
         <w:rPr>
           <w:rFonts w:eastAsiaTheme="minorEastAsia" w:cstheme="minorBidi"/>
           <w:noProof/>
-          <w:kern w:val="0"/>
-          <w:sz w:val="22"/>
-          <w:szCs w:val="22"/>
+          <w:sz w:val="24"/>
+          <w:szCs w:val="24"/>
+          <w:lang w:eastAsia="es-SV"/>
+          <w14:ligatures w14:val="standardContextual"/>
         </w:rPr>
       </w:pPr>
       <w:r>
@@ -1071,7 +1073,7 @@
         <w:rPr>
           <w:noProof/>
         </w:rPr>
-        <w:instrText xml:space="preserve"> PAGEREF _Toc243237375 \h </w:instrText>
+        <w:instrText xml:space="preserve"> PAGEREF _Toc243571827 \h </w:instrText>
       </w:r>
       <w:r>
         <w:rPr>
@@ -1109,9 +1111,10 @@
           <w:i w:val="0"/>
           <w:iCs w:val="0"/>
           <w:noProof/>
-          <w:kern w:val="0"/>
-          <w:sz w:val="22"/>
-          <w:szCs w:val="22"/>
+          <w:sz w:val="24"/>
+          <w:szCs w:val="24"/>
+          <w:lang w:eastAsia="es-SV"/>
+          <w14:ligatures w14:val="standardContextual"/>
         </w:rPr>
       </w:pPr>
       <w:r>
@@ -1126,9 +1129,10 @@
           <w:i w:val="0"/>
           <w:iCs w:val="0"/>
           <w:noProof/>
-          <w:kern w:val="0"/>
-          <w:sz w:val="22"/>
-          <w:szCs w:val="22"/>
+          <w:sz w:val="24"/>
+          <w:szCs w:val="24"/>
+          <w:lang w:eastAsia="es-SV"/>
+          <w14:ligatures w14:val="standardContextual"/>
         </w:rPr>
         <w:tab/>
       </w:r>
@@ -1154,7 +1158,7 @@
         <w:rPr>
           <w:noProof/>
         </w:rPr>
-        <w:instrText xml:space="preserve"> PAGEREF _Toc243237376 \h </w:instrText>
+        <w:instrText xml:space="preserve"> PAGEREF _Toc243571828 \h </w:instrText>
       </w:r>
       <w:r>
         <w:rPr>
@@ -1171,7 +1175,7 @@
         <w:rPr>
           <w:noProof/>
         </w:rPr>
-        <w:t>5</w:t>
+        <w:t>6</w:t>
       </w:r>
       <w:r>
         <w:rPr>
@@ -1189,9 +1193,10 @@
         <w:rPr>
           <w:rFonts w:eastAsiaTheme="minorEastAsia" w:cstheme="minorBidi"/>
           <w:noProof/>
-          <w:kern w:val="0"/>
-          <w:sz w:val="22"/>
-          <w:szCs w:val="22"/>
+          <w:sz w:val="24"/>
+          <w:szCs w:val="24"/>
+          <w:lang w:eastAsia="es-SV"/>
+          <w14:ligatures w14:val="standardContextual"/>
         </w:rPr>
       </w:pPr>
       <w:r>
@@ -1216,7 +1221,7 @@
         <w:rPr>
           <w:noProof/>
         </w:rPr>
-        <w:instrText xml:space="preserve"> PAGEREF _Toc243237377 \h </w:instrText>
+        <w:instrText xml:space="preserve"> PAGEREF _Toc243571829 \h </w:instrText>
       </w:r>
       <w:r>
         <w:rPr>
@@ -1233,7 +1238,7 @@
         <w:rPr>
           <w:noProof/>
         </w:rPr>
-        <w:t>5</w:t>
+        <w:t>6</w:t>
       </w:r>
       <w:r>
         <w:rPr>
@@ -1251,9 +1256,10 @@
         <w:rPr>
           <w:rFonts w:eastAsiaTheme="minorEastAsia" w:cstheme="minorBidi"/>
           <w:noProof/>
-          <w:kern w:val="0"/>
-          <w:sz w:val="22"/>
-          <w:szCs w:val="22"/>
+          <w:sz w:val="24"/>
+          <w:szCs w:val="24"/>
+          <w:lang w:eastAsia="es-SV"/>
+          <w14:ligatures w14:val="standardContextual"/>
         </w:rPr>
       </w:pPr>
       <w:r>
@@ -1278,7 +1284,7 @@
         <w:rPr>
           <w:noProof/>
         </w:rPr>
-        <w:instrText xml:space="preserve"> PAGEREF _Toc243237378 \h </w:instrText>
+        <w:instrText xml:space="preserve"> PAGEREF _Toc243571830 \h </w:instrText>
       </w:r>
       <w:r>
         <w:rPr>
@@ -1295,7 +1301,7 @@
         <w:rPr>
           <w:noProof/>
         </w:rPr>
-        <w:t>5</w:t>
+        <w:t>7</w:t>
       </w:r>
       <w:r>
         <w:rPr>
@@ -1313,9 +1319,10 @@
         <w:rPr>
           <w:rFonts w:eastAsiaTheme="minorEastAsia" w:cstheme="minorBidi"/>
           <w:noProof/>
-          <w:kern w:val="0"/>
-          <w:sz w:val="22"/>
-          <w:szCs w:val="22"/>
+          <w:sz w:val="24"/>
+          <w:szCs w:val="24"/>
+          <w:lang w:eastAsia="es-SV"/>
+          <w14:ligatures w14:val="standardContextual"/>
         </w:rPr>
       </w:pPr>
       <w:r>
@@ -1340,7 +1347,7 @@
         <w:rPr>
           <w:noProof/>
         </w:rPr>
-        <w:instrText xml:space="preserve"> PAGEREF _Toc243237379 \h </w:instrText>
+        <w:instrText xml:space="preserve"> PAGEREF _Toc243571831 \h </w:instrText>
       </w:r>
       <w:r>
         <w:rPr>
@@ -1357,7 +1364,7 @@
         <w:rPr>
           <w:noProof/>
         </w:rPr>
-        <w:t>9</w:t>
+        <w:t>10</w:t>
       </w:r>
       <w:r>
         <w:rPr>
@@ -1378,9 +1385,10 @@
           <w:i w:val="0"/>
           <w:iCs w:val="0"/>
           <w:noProof/>
-          <w:kern w:val="0"/>
-          <w:sz w:val="22"/>
-          <w:szCs w:val="22"/>
+          <w:sz w:val="24"/>
+          <w:szCs w:val="24"/>
+          <w:lang w:eastAsia="es-SV"/>
+          <w14:ligatures w14:val="standardContextual"/>
         </w:rPr>
       </w:pPr>
       <w:r>
@@ -1395,9 +1403,10 @@
           <w:i w:val="0"/>
           <w:iCs w:val="0"/>
           <w:noProof/>
-          <w:kern w:val="0"/>
-          <w:sz w:val="22"/>
-          <w:szCs w:val="22"/>
+          <w:sz w:val="24"/>
+          <w:szCs w:val="24"/>
+          <w:lang w:eastAsia="es-SV"/>
+          <w14:ligatures w14:val="standardContextual"/>
         </w:rPr>
         <w:tab/>
       </w:r>
@@ -1423,7 +1432,7 @@
         <w:rPr>
           <w:noProof/>
         </w:rPr>
-        <w:instrText xml:space="preserve"> PAGEREF _Toc243237380 \h </w:instrText>
+        <w:instrText xml:space="preserve"> PAGEREF _Toc243571832 \h </w:instrText>
       </w:r>
       <w:r>
         <w:rPr>
@@ -1440,7 +1449,7 @@
         <w:rPr>
           <w:noProof/>
         </w:rPr>
-        <w:t>10</w:t>
+        <w:t>11</w:t>
       </w:r>
       <w:r>
         <w:rPr>
@@ -1458,9 +1467,10 @@
         <w:rPr>
           <w:rFonts w:eastAsiaTheme="minorEastAsia" w:cstheme="minorBidi"/>
           <w:noProof/>
-          <w:kern w:val="0"/>
-          <w:sz w:val="22"/>
-          <w:szCs w:val="22"/>
+          <w:sz w:val="24"/>
+          <w:szCs w:val="24"/>
+          <w:lang w:eastAsia="es-SV"/>
+          <w14:ligatures w14:val="standardContextual"/>
         </w:rPr>
       </w:pPr>
       <w:r>
@@ -1485,7 +1495,7 @@
         <w:rPr>
           <w:noProof/>
         </w:rPr>
-        <w:instrText xml:space="preserve"> PAGEREF _Toc243237381 \h </w:instrText>
+        <w:instrText xml:space="preserve"> PAGEREF _Toc243571833 \h </w:instrText>
       </w:r>
       <w:r>
         <w:rPr>
@@ -1502,7 +1512,7 @@
         <w:rPr>
           <w:noProof/>
         </w:rPr>
-        <w:t>10</w:t>
+        <w:t>11</w:t>
       </w:r>
       <w:r>
         <w:rPr>
@@ -1520,9 +1530,10 @@
         <w:rPr>
           <w:rFonts w:eastAsiaTheme="minorEastAsia" w:cstheme="minorBidi"/>
           <w:noProof/>
-          <w:kern w:val="0"/>
-          <w:sz w:val="22"/>
-          <w:szCs w:val="22"/>
+          <w:sz w:val="24"/>
+          <w:szCs w:val="24"/>
+          <w:lang w:eastAsia="es-SV"/>
+          <w14:ligatures w14:val="standardContextual"/>
         </w:rPr>
       </w:pPr>
       <w:r>
@@ -1547,7 +1558,7 @@
         <w:rPr>
           <w:noProof/>
         </w:rPr>
-        <w:instrText xml:space="preserve"> PAGEREF _Toc243237382 \h </w:instrText>
+        <w:instrText xml:space="preserve"> PAGEREF _Toc243571834 \h </w:instrText>
       </w:r>
       <w:r>
         <w:rPr>
@@ -1564,7 +1575,7 @@
         <w:rPr>
           <w:noProof/>
         </w:rPr>
-        <w:t>10</w:t>
+        <w:t>13</w:t>
       </w:r>
       <w:r>
         <w:rPr>
@@ -1582,9 +1593,10 @@
         <w:rPr>
           <w:rFonts w:eastAsiaTheme="minorEastAsia" w:cstheme="minorBidi"/>
           <w:noProof/>
-          <w:kern w:val="0"/>
-          <w:sz w:val="22"/>
-          <w:szCs w:val="22"/>
+          <w:sz w:val="24"/>
+          <w:szCs w:val="24"/>
+          <w:lang w:eastAsia="es-SV"/>
+          <w14:ligatures w14:val="standardContextual"/>
         </w:rPr>
       </w:pPr>
       <w:r>
@@ -1609,7 +1621,7 @@
         <w:rPr>
           <w:noProof/>
         </w:rPr>
-        <w:instrText xml:space="preserve"> PAGEREF _Toc243237383 \h </w:instrText>
+        <w:instrText xml:space="preserve"> PAGEREF _Toc243571835 \h </w:instrText>
       </w:r>
       <w:r>
         <w:rPr>
@@ -1626,7 +1638,7 @@
         <w:rPr>
           <w:noProof/>
         </w:rPr>
-        <w:t>15</w:t>
+        <w:t>17</w:t>
       </w:r>
       <w:r>
         <w:rPr>
@@ -1647,9 +1659,10 @@
           <w:i w:val="0"/>
           <w:iCs w:val="0"/>
           <w:noProof/>
-          <w:kern w:val="0"/>
-          <w:sz w:val="22"/>
-          <w:szCs w:val="22"/>
+          <w:sz w:val="24"/>
+          <w:szCs w:val="24"/>
+          <w:lang w:eastAsia="es-SV"/>
+          <w14:ligatures w14:val="standardContextual"/>
         </w:rPr>
       </w:pPr>
       <w:r>
@@ -1664,9 +1677,10 @@
           <w:i w:val="0"/>
           <w:iCs w:val="0"/>
           <w:noProof/>
-          <w:kern w:val="0"/>
-          <w:sz w:val="22"/>
-          <w:szCs w:val="22"/>
+          <w:sz w:val="24"/>
+          <w:szCs w:val="24"/>
+          <w:lang w:eastAsia="es-SV"/>
+          <w14:ligatures w14:val="standardContextual"/>
         </w:rPr>
         <w:tab/>
       </w:r>
@@ -1692,7 +1706,7 @@
         <w:rPr>
           <w:noProof/>
         </w:rPr>
-        <w:instrText xml:space="preserve"> PAGEREF _Toc243237384 \h </w:instrText>
+        <w:instrText xml:space="preserve"> PAGEREF _Toc243571836 \h </w:instrText>
       </w:r>
       <w:r>
         <w:rPr>
@@ -1709,7 +1723,7 @@
         <w:rPr>
           <w:noProof/>
         </w:rPr>
-        <w:t>16</w:t>
+        <w:t>18</w:t>
       </w:r>
       <w:r>
         <w:rPr>
@@ -1727,9 +1741,10 @@
         <w:rPr>
           <w:rFonts w:eastAsiaTheme="minorEastAsia" w:cstheme="minorBidi"/>
           <w:noProof/>
-          <w:kern w:val="0"/>
-          <w:sz w:val="22"/>
-          <w:szCs w:val="22"/>
+          <w:sz w:val="24"/>
+          <w:szCs w:val="24"/>
+          <w:lang w:eastAsia="es-SV"/>
+          <w14:ligatures w14:val="standardContextual"/>
         </w:rPr>
       </w:pPr>
       <w:r>
@@ -1754,7 +1769,7 @@
         <w:rPr>
           <w:noProof/>
         </w:rPr>
-        <w:instrText xml:space="preserve"> PAGEREF _Toc243237385 \h </w:instrText>
+        <w:instrText xml:space="preserve"> PAGEREF _Toc243571837 \h </w:instrText>
       </w:r>
       <w:r>
         <w:rPr>
@@ -1771,7 +1786,7 @@
         <w:rPr>
           <w:noProof/>
         </w:rPr>
-        <w:t>16</w:t>
+        <w:t>18</w:t>
       </w:r>
       <w:r>
         <w:rPr>
@@ -1789,9 +1804,10 @@
         <w:rPr>
           <w:rFonts w:eastAsiaTheme="minorEastAsia" w:cstheme="minorBidi"/>
           <w:noProof/>
-          <w:kern w:val="0"/>
-          <w:sz w:val="22"/>
-          <w:szCs w:val="22"/>
+          <w:sz w:val="24"/>
+          <w:szCs w:val="24"/>
+          <w:lang w:eastAsia="es-SV"/>
+          <w14:ligatures w14:val="standardContextual"/>
         </w:rPr>
       </w:pPr>
       <w:r>
@@ -1816,7 +1832,7 @@
         <w:rPr>
           <w:noProof/>
         </w:rPr>
-        <w:instrText xml:space="preserve"> PAGEREF _Toc243237386 \h </w:instrText>
+        <w:instrText xml:space="preserve"> PAGEREF _Toc243571838 \h </w:instrText>
       </w:r>
       <w:r>
         <w:rPr>
@@ -1833,7 +1849,7 @@
         <w:rPr>
           <w:noProof/>
         </w:rPr>
-        <w:t>16</w:t>
+        <w:t>19</w:t>
       </w:r>
       <w:r>
         <w:rPr>
@@ -1851,9 +1867,10 @@
         <w:rPr>
           <w:rFonts w:eastAsiaTheme="minorEastAsia" w:cstheme="minorBidi"/>
           <w:noProof/>
-          <w:kern w:val="0"/>
-          <w:sz w:val="22"/>
-          <w:szCs w:val="22"/>
+          <w:sz w:val="24"/>
+          <w:szCs w:val="24"/>
+          <w:lang w:eastAsia="es-SV"/>
+          <w14:ligatures w14:val="standardContextual"/>
         </w:rPr>
       </w:pPr>
       <w:r>
@@ -1878,7 +1895,7 @@
         <w:rPr>
           <w:noProof/>
         </w:rPr>
-        <w:instrText xml:space="preserve"> PAGEREF _Toc243237387 \h </w:instrText>
+        <w:instrText xml:space="preserve"> PAGEREF _Toc243571839 \h </w:instrText>
       </w:r>
       <w:r>
         <w:rPr>
@@ -1895,7 +1912,7 @@
         <w:rPr>
           <w:noProof/>
         </w:rPr>
-        <w:t>19</w:t>
+        <w:t>22</w:t>
       </w:r>
       <w:r>
         <w:rPr>
@@ -1916,9 +1933,10 @@
           <w:i w:val="0"/>
           <w:iCs w:val="0"/>
           <w:noProof/>
-          <w:kern w:val="0"/>
-          <w:sz w:val="22"/>
-          <w:szCs w:val="22"/>
+          <w:sz w:val="24"/>
+          <w:szCs w:val="24"/>
+          <w:lang w:eastAsia="es-SV"/>
+          <w14:ligatures w14:val="standardContextual"/>
         </w:rPr>
       </w:pPr>
       <w:r>
@@ -1933,9 +1951,10 @@
           <w:i w:val="0"/>
           <w:iCs w:val="0"/>
           <w:noProof/>
-          <w:kern w:val="0"/>
-          <w:sz w:val="22"/>
-          <w:szCs w:val="22"/>
+          <w:sz w:val="24"/>
+          <w:szCs w:val="24"/>
+          <w:lang w:eastAsia="es-SV"/>
+          <w14:ligatures w14:val="standardContextual"/>
         </w:rPr>
         <w:tab/>
       </w:r>
@@ -1961,7 +1980,7 @@
         <w:rPr>
           <w:noProof/>
         </w:rPr>
-        <w:instrText xml:space="preserve"> PAGEREF _Toc243237388 \h </w:instrText>
+        <w:instrText xml:space="preserve"> PAGEREF _Toc243571840 \h </w:instrText>
       </w:r>
       <w:r>
         <w:rPr>
@@ -1978,7 +1997,7 @@
         <w:rPr>
           <w:noProof/>
         </w:rPr>
-        <w:t>20</w:t>
+        <w:t>22</w:t>
       </w:r>
       <w:r>
         <w:rPr>
@@ -1996,9 +2015,10 @@
         <w:rPr>
           <w:rFonts w:eastAsiaTheme="minorEastAsia" w:cstheme="minorBidi"/>
           <w:noProof/>
-          <w:kern w:val="0"/>
-          <w:sz w:val="22"/>
-          <w:szCs w:val="22"/>
+          <w:sz w:val="24"/>
+          <w:szCs w:val="24"/>
+          <w:lang w:eastAsia="es-SV"/>
+          <w14:ligatures w14:val="standardContextual"/>
         </w:rPr>
       </w:pPr>
       <w:r>
@@ -2023,7 +2043,7 @@
         <w:rPr>
           <w:noProof/>
         </w:rPr>
-        <w:instrText xml:space="preserve"> PAGEREF _Toc243237389 \h </w:instrText>
+        <w:instrText xml:space="preserve"> PAGEREF _Toc243571841 \h </w:instrText>
       </w:r>
       <w:r>
         <w:rPr>
@@ -2040,7 +2060,7 @@
         <w:rPr>
           <w:noProof/>
         </w:rPr>
-        <w:t>20</w:t>
+        <w:t>22</w:t>
       </w:r>
       <w:r>
         <w:rPr>
@@ -2058,9 +2078,10 @@
         <w:rPr>
           <w:rFonts w:eastAsiaTheme="minorEastAsia" w:cstheme="minorBidi"/>
           <w:noProof/>
-          <w:kern w:val="0"/>
-          <w:sz w:val="22"/>
-          <w:szCs w:val="22"/>
+          <w:sz w:val="24"/>
+          <w:szCs w:val="24"/>
+          <w:lang w:eastAsia="es-SV"/>
+          <w14:ligatures w14:val="standardContextual"/>
         </w:rPr>
       </w:pPr>
       <w:r>
@@ -2085,7 +2106,7 @@
         <w:rPr>
           <w:noProof/>
         </w:rPr>
-        <w:instrText xml:space="preserve"> PAGEREF _Toc243237390 \h </w:instrText>
+        <w:instrText xml:space="preserve"> PAGEREF _Toc243571842 \h </w:instrText>
       </w:r>
       <w:r>
         <w:rPr>
@@ -2102,7 +2123,7 @@
         <w:rPr>
           <w:noProof/>
         </w:rPr>
-        <w:t>20</w:t>
+        <w:t>23</w:t>
       </w:r>
       <w:r>
         <w:rPr>
@@ -2120,9 +2141,10 @@
         <w:rPr>
           <w:rFonts w:eastAsiaTheme="minorEastAsia" w:cstheme="minorBidi"/>
           <w:noProof/>
-          <w:kern w:val="0"/>
-          <w:sz w:val="22"/>
-          <w:szCs w:val="22"/>
+          <w:sz w:val="24"/>
+          <w:szCs w:val="24"/>
+          <w:lang w:eastAsia="es-SV"/>
+          <w14:ligatures w14:val="standardContextual"/>
         </w:rPr>
       </w:pPr>
       <w:r>
@@ -2147,7 +2169,7 @@
         <w:rPr>
           <w:noProof/>
         </w:rPr>
-        <w:instrText xml:space="preserve"> PAGEREF _Toc243237391 \h </w:instrText>
+        <w:instrText xml:space="preserve"> PAGEREF _Toc243571843 \h </w:instrText>
       </w:r>
       <w:r>
         <w:rPr>
@@ -2164,7 +2186,7 @@
         <w:rPr>
           <w:noProof/>
         </w:rPr>
-        <w:t>23</w:t>
+        <w:t>27</w:t>
       </w:r>
       <w:r>
         <w:rPr>
@@ -2185,9 +2207,10 @@
           <w:i w:val="0"/>
           <w:iCs w:val="0"/>
           <w:noProof/>
-          <w:kern w:val="0"/>
-          <w:sz w:val="22"/>
-          <w:szCs w:val="22"/>
+          <w:sz w:val="24"/>
+          <w:szCs w:val="24"/>
+          <w:lang w:eastAsia="es-SV"/>
+          <w14:ligatures w14:val="standardContextual"/>
         </w:rPr>
       </w:pPr>
       <w:r>
@@ -2202,9 +2225,10 @@
           <w:i w:val="0"/>
           <w:iCs w:val="0"/>
           <w:noProof/>
-          <w:kern w:val="0"/>
-          <w:sz w:val="22"/>
-          <w:szCs w:val="22"/>
+          <w:sz w:val="24"/>
+          <w:szCs w:val="24"/>
+          <w:lang w:eastAsia="es-SV"/>
+          <w14:ligatures w14:val="standardContextual"/>
         </w:rPr>
         <w:tab/>
       </w:r>
@@ -2230,7 +2254,7 @@
         <w:rPr>
           <w:noProof/>
         </w:rPr>
-        <w:instrText xml:space="preserve"> PAGEREF _Toc243237392 \h </w:instrText>
+        <w:instrText xml:space="preserve"> PAGEREF _Toc243571844 \h </w:instrText>
       </w:r>
       <w:r>
         <w:rPr>
@@ -2247,7 +2271,7 @@
         <w:rPr>
           <w:noProof/>
         </w:rPr>
-        <w:t>24</w:t>
+        <w:t>27</w:t>
       </w:r>
       <w:r>
         <w:rPr>
@@ -2265,9 +2289,10 @@
         <w:rPr>
           <w:rFonts w:eastAsiaTheme="minorEastAsia" w:cstheme="minorBidi"/>
           <w:noProof/>
-          <w:kern w:val="0"/>
-          <w:sz w:val="22"/>
-          <w:szCs w:val="22"/>
+          <w:sz w:val="24"/>
+          <w:szCs w:val="24"/>
+          <w:lang w:eastAsia="es-SV"/>
+          <w14:ligatures w14:val="standardContextual"/>
         </w:rPr>
       </w:pPr>
       <w:r>
@@ -2292,7 +2317,7 @@
         <w:rPr>
           <w:noProof/>
         </w:rPr>
-        <w:instrText xml:space="preserve"> PAGEREF _Toc243237393 \h </w:instrText>
+        <w:instrText xml:space="preserve"> PAGEREF _Toc243571845 \h </w:instrText>
       </w:r>
       <w:r>
         <w:rPr>
@@ -2309,7 +2334,7 @@
         <w:rPr>
           <w:noProof/>
         </w:rPr>
-        <w:t>24</w:t>
+        <w:t>27</w:t>
       </w:r>
       <w:r>
         <w:rPr>
@@ -2327,9 +2352,10 @@
         <w:rPr>
           <w:rFonts w:eastAsiaTheme="minorEastAsia" w:cstheme="minorBidi"/>
           <w:noProof/>
-          <w:kern w:val="0"/>
-          <w:sz w:val="22"/>
-          <w:szCs w:val="22"/>
+          <w:sz w:val="24"/>
+          <w:szCs w:val="24"/>
+          <w:lang w:eastAsia="es-SV"/>
+          <w14:ligatures w14:val="standardContextual"/>
         </w:rPr>
       </w:pPr>
       <w:r>
@@ -2354,7 +2380,7 @@
         <w:rPr>
           <w:noProof/>
         </w:rPr>
-        <w:instrText xml:space="preserve"> PAGEREF _Toc243237394 \h </w:instrText>
+        <w:instrText xml:space="preserve"> PAGEREF _Toc243571846 \h </w:instrText>
       </w:r>
       <w:r>
         <w:rPr>
@@ -2371,7 +2397,7 @@
         <w:rPr>
           <w:noProof/>
         </w:rPr>
-        <w:t>24</w:t>
+        <w:t>28</w:t>
       </w:r>
       <w:r>
         <w:rPr>
@@ -2389,9 +2415,10 @@
         <w:rPr>
           <w:rFonts w:eastAsiaTheme="minorEastAsia" w:cstheme="minorBidi"/>
           <w:noProof/>
-          <w:kern w:val="0"/>
-          <w:sz w:val="22"/>
-          <w:szCs w:val="22"/>
+          <w:sz w:val="24"/>
+          <w:szCs w:val="24"/>
+          <w:lang w:eastAsia="es-SV"/>
+          <w14:ligatures w14:val="standardContextual"/>
         </w:rPr>
       </w:pPr>
       <w:r>
@@ -2416,7 +2443,7 @@
         <w:rPr>
           <w:noProof/>
         </w:rPr>
-        <w:instrText xml:space="preserve"> PAGEREF _Toc243237395 \h </w:instrText>
+        <w:instrText xml:space="preserve"> PAGEREF _Toc243571847 \h </w:instrText>
       </w:r>
       <w:r>
         <w:rPr>
@@ -2433,7 +2460,7 @@
         <w:rPr>
           <w:noProof/>
         </w:rPr>
-        <w:t>27</w:t>
+        <w:t>31</w:t>
       </w:r>
       <w:r>
         <w:rPr>
@@ -2454,9 +2481,10 @@
           <w:i w:val="0"/>
           <w:iCs w:val="0"/>
           <w:noProof/>
-          <w:kern w:val="0"/>
-          <w:sz w:val="22"/>
-          <w:szCs w:val="22"/>
+          <w:sz w:val="24"/>
+          <w:szCs w:val="24"/>
+          <w:lang w:eastAsia="es-SV"/>
+          <w14:ligatures w14:val="standardContextual"/>
         </w:rPr>
       </w:pPr>
       <w:r>
@@ -2471,9 +2499,10 @@
           <w:i w:val="0"/>
           <w:iCs w:val="0"/>
           <w:noProof/>
-          <w:kern w:val="0"/>
-          <w:sz w:val="22"/>
-          <w:szCs w:val="22"/>
+          <w:sz w:val="24"/>
+          <w:szCs w:val="24"/>
+          <w:lang w:eastAsia="es-SV"/>
+          <w14:ligatures w14:val="standardContextual"/>
         </w:rPr>
         <w:tab/>
       </w:r>
@@ -2499,7 +2528,7 @@
         <w:rPr>
           <w:noProof/>
         </w:rPr>
-        <w:instrText xml:space="preserve"> PAGEREF _Toc243237396 \h </w:instrText>
+        <w:instrText xml:space="preserve"> PAGEREF _Toc243571848 \h </w:instrText>
       </w:r>
       <w:r>
         <w:rPr>
@@ -2516,7 +2545,7 @@
         <w:rPr>
           <w:noProof/>
         </w:rPr>
-        <w:t>28</w:t>
+        <w:t>32</w:t>
       </w:r>
       <w:r>
         <w:rPr>
@@ -2534,9 +2563,10 @@
         <w:rPr>
           <w:rFonts w:eastAsiaTheme="minorEastAsia" w:cstheme="minorBidi"/>
           <w:noProof/>
-          <w:kern w:val="0"/>
-          <w:sz w:val="22"/>
-          <w:szCs w:val="22"/>
+          <w:sz w:val="24"/>
+          <w:szCs w:val="24"/>
+          <w:lang w:eastAsia="es-SV"/>
+          <w14:ligatures w14:val="standardContextual"/>
         </w:rPr>
       </w:pPr>
       <w:r>
@@ -2561,7 +2591,7 @@
         <w:rPr>
           <w:noProof/>
         </w:rPr>
-        <w:instrText xml:space="preserve"> PAGEREF _Toc243237397 \h </w:instrText>
+        <w:instrText xml:space="preserve"> PAGEREF _Toc243571849 \h </w:instrText>
       </w:r>
       <w:r>
         <w:rPr>
@@ -2578,7 +2608,7 @@
         <w:rPr>
           <w:noProof/>
         </w:rPr>
-        <w:t>28</w:t>
+        <w:t>32</w:t>
       </w:r>
       <w:r>
         <w:rPr>
@@ -2596,9 +2626,10 @@
         <w:rPr>
           <w:rFonts w:eastAsiaTheme="minorEastAsia" w:cstheme="minorBidi"/>
           <w:noProof/>
-          <w:kern w:val="0"/>
-          <w:sz w:val="22"/>
-          <w:szCs w:val="22"/>
+          <w:sz w:val="24"/>
+          <w:szCs w:val="24"/>
+          <w:lang w:eastAsia="es-SV"/>
+          <w14:ligatures w14:val="standardContextual"/>
         </w:rPr>
       </w:pPr>
       <w:r>
@@ -2623,7 +2654,7 @@
         <w:rPr>
           <w:noProof/>
         </w:rPr>
-        <w:instrText xml:space="preserve"> PAGEREF _Toc243237398 \h </w:instrText>
+        <w:instrText xml:space="preserve"> PAGEREF _Toc243571850 \h </w:instrText>
       </w:r>
       <w:r>
         <w:rPr>
@@ -2640,7 +2671,7 @@
         <w:rPr>
           <w:noProof/>
         </w:rPr>
-        <w:t>28</w:t>
+        <w:t>33</w:t>
       </w:r>
       <w:r>
         <w:rPr>
@@ -2658,9 +2689,10 @@
         <w:rPr>
           <w:rFonts w:eastAsiaTheme="minorEastAsia" w:cstheme="minorBidi"/>
           <w:noProof/>
-          <w:kern w:val="0"/>
-          <w:sz w:val="22"/>
-          <w:szCs w:val="22"/>
+          <w:sz w:val="24"/>
+          <w:szCs w:val="24"/>
+          <w:lang w:eastAsia="es-SV"/>
+          <w14:ligatures w14:val="standardContextual"/>
         </w:rPr>
       </w:pPr>
       <w:r>
@@ -2685,7 +2717,7 @@
         <w:rPr>
           <w:noProof/>
         </w:rPr>
-        <w:instrText xml:space="preserve"> PAGEREF _Toc243237399 \h </w:instrText>
+        <w:instrText xml:space="preserve"> PAGEREF _Toc243571851 \h </w:instrText>
       </w:r>
       <w:r>
         <w:rPr>
@@ -2702,7 +2734,7 @@
         <w:rPr>
           <w:noProof/>
         </w:rPr>
-        <w:t>32</w:t>
+        <w:t>37</w:t>
       </w:r>
       <w:r>
         <w:rPr>
@@ -2723,9 +2755,10 @@
           <w:i w:val="0"/>
           <w:iCs w:val="0"/>
           <w:noProof/>
-          <w:kern w:val="0"/>
-          <w:sz w:val="22"/>
-          <w:szCs w:val="22"/>
+          <w:sz w:val="24"/>
+          <w:szCs w:val="24"/>
+          <w:lang w:eastAsia="es-SV"/>
+          <w14:ligatures w14:val="standardContextual"/>
         </w:rPr>
       </w:pPr>
       <w:r>
@@ -2740,9 +2773,10 @@
           <w:i w:val="0"/>
           <w:iCs w:val="0"/>
           <w:noProof/>
-          <w:kern w:val="0"/>
-          <w:sz w:val="22"/>
-          <w:szCs w:val="22"/>
+          <w:sz w:val="24"/>
+          <w:szCs w:val="24"/>
+          <w:lang w:eastAsia="es-SV"/>
+          <w14:ligatures w14:val="standardContextual"/>
         </w:rPr>
         <w:tab/>
       </w:r>
@@ -2768,7 +2802,7 @@
         <w:rPr>
           <w:noProof/>
         </w:rPr>
-        <w:instrText xml:space="preserve"> PAGEREF _Toc243237400 \h </w:instrText>
+        <w:instrText xml:space="preserve"> PAGEREF _Toc243571852 \h </w:instrText>
       </w:r>
       <w:r>
         <w:rPr>
@@ -2785,7 +2819,7 @@
         <w:rPr>
           <w:noProof/>
         </w:rPr>
-        <w:t>33</w:t>
+        <w:t>38</w:t>
       </w:r>
       <w:r>
         <w:rPr>
@@ -2803,9 +2837,10 @@
         <w:rPr>
           <w:rFonts w:eastAsiaTheme="minorEastAsia" w:cstheme="minorBidi"/>
           <w:noProof/>
-          <w:kern w:val="0"/>
-          <w:sz w:val="22"/>
-          <w:szCs w:val="22"/>
+          <w:sz w:val="24"/>
+          <w:szCs w:val="24"/>
+          <w:lang w:eastAsia="es-SV"/>
+          <w14:ligatures w14:val="standardContextual"/>
         </w:rPr>
       </w:pPr>
       <w:r>
@@ -2830,7 +2865,7 @@
         <w:rPr>
           <w:noProof/>
         </w:rPr>
-        <w:instrText xml:space="preserve"> PAGEREF _Toc243237401 \h </w:instrText>
+        <w:instrText xml:space="preserve"> PAGEREF _Toc243571853 \h </w:instrText>
       </w:r>
       <w:r>
         <w:rPr>
@@ -2847,7 +2882,7 @@
         <w:rPr>
           <w:noProof/>
         </w:rPr>
-        <w:t>33</w:t>
+        <w:t>38</w:t>
       </w:r>
       <w:r>
         <w:rPr>
@@ -2865,9 +2900,10 @@
         <w:rPr>
           <w:rFonts w:eastAsiaTheme="minorEastAsia" w:cstheme="minorBidi"/>
           <w:noProof/>
-          <w:kern w:val="0"/>
-          <w:sz w:val="22"/>
-          <w:szCs w:val="22"/>
+          <w:sz w:val="24"/>
+          <w:szCs w:val="24"/>
+          <w:lang w:eastAsia="es-SV"/>
+          <w14:ligatures w14:val="standardContextual"/>
         </w:rPr>
       </w:pPr>
       <w:r>
@@ -2892,7 +2928,7 @@
         <w:rPr>
           <w:noProof/>
         </w:rPr>
-        <w:instrText xml:space="preserve"> PAGEREF _Toc243237402 \h </w:instrText>
+        <w:instrText xml:space="preserve"> PAGEREF _Toc243571854 \h </w:instrText>
       </w:r>
       <w:r>
         <w:rPr>
@@ -2909,7 +2945,7 @@
         <w:rPr>
           <w:noProof/>
         </w:rPr>
-        <w:t>33</w:t>
+        <w:t>39</w:t>
       </w:r>
       <w:r>
         <w:rPr>
@@ -2927,9 +2963,10 @@
         <w:rPr>
           <w:rFonts w:eastAsiaTheme="minorEastAsia" w:cstheme="minorBidi"/>
           <w:noProof/>
-          <w:kern w:val="0"/>
-          <w:sz w:val="22"/>
-          <w:szCs w:val="22"/>
+          <w:sz w:val="24"/>
+          <w:szCs w:val="24"/>
+          <w:lang w:eastAsia="es-SV"/>
+          <w14:ligatures w14:val="standardContextual"/>
         </w:rPr>
       </w:pPr>
       <w:r>
@@ -2954,7 +2991,7 @@
         <w:rPr>
           <w:noProof/>
         </w:rPr>
-        <w:instrText xml:space="preserve"> PAGEREF _Toc243237403 \h </w:instrText>
+        <w:instrText xml:space="preserve"> PAGEREF _Toc243571855 \h </w:instrText>
       </w:r>
       <w:r>
         <w:rPr>
@@ -2971,7 +3008,7 @@
         <w:rPr>
           <w:noProof/>
         </w:rPr>
-        <w:t>35</w:t>
+        <w:t>41</w:t>
       </w:r>
       <w:r>
         <w:rPr>
@@ -2992,9 +3029,10 @@
           <w:i w:val="0"/>
           <w:iCs w:val="0"/>
           <w:noProof/>
-          <w:kern w:val="0"/>
-          <w:sz w:val="22"/>
-          <w:szCs w:val="22"/>
+          <w:sz w:val="24"/>
+          <w:szCs w:val="24"/>
+          <w:lang w:eastAsia="es-SV"/>
+          <w14:ligatures w14:val="standardContextual"/>
         </w:rPr>
       </w:pPr>
       <w:r>
@@ -3009,9 +3047,10 @@
           <w:i w:val="0"/>
           <w:iCs w:val="0"/>
           <w:noProof/>
-          <w:kern w:val="0"/>
-          <w:sz w:val="22"/>
-          <w:szCs w:val="22"/>
+          <w:sz w:val="24"/>
+          <w:szCs w:val="24"/>
+          <w:lang w:eastAsia="es-SV"/>
+          <w14:ligatures w14:val="standardContextual"/>
         </w:rPr>
         <w:tab/>
       </w:r>
@@ -3037,7 +3076,7 @@
         <w:rPr>
           <w:noProof/>
         </w:rPr>
-        <w:instrText xml:space="preserve"> PAGEREF _Toc243237404 \h </w:instrText>
+        <w:instrText xml:space="preserve"> PAGEREF _Toc243571856 \h </w:instrText>
       </w:r>
       <w:r>
         <w:rPr>
@@ -3054,7 +3093,7 @@
         <w:rPr>
           <w:noProof/>
         </w:rPr>
-        <w:t>36</w:t>
+        <w:t>42</w:t>
       </w:r>
       <w:r>
         <w:rPr>
@@ -3072,9 +3111,10 @@
         <w:rPr>
           <w:rFonts w:eastAsiaTheme="minorEastAsia" w:cstheme="minorBidi"/>
           <w:noProof/>
-          <w:kern w:val="0"/>
-          <w:sz w:val="22"/>
-          <w:szCs w:val="22"/>
+          <w:sz w:val="24"/>
+          <w:szCs w:val="24"/>
+          <w:lang w:eastAsia="es-SV"/>
+          <w14:ligatures w14:val="standardContextual"/>
         </w:rPr>
       </w:pPr>
       <w:r>
@@ -3099,7 +3139,7 @@
         <w:rPr>
           <w:noProof/>
         </w:rPr>
-        <w:instrText xml:space="preserve"> PAGEREF _Toc243237405 \h </w:instrText>
+        <w:instrText xml:space="preserve"> PAGEREF _Toc243571857 \h </w:instrText>
       </w:r>
       <w:r>
         <w:rPr>
@@ -3116,7 +3156,7 @@
         <w:rPr>
           <w:noProof/>
         </w:rPr>
-        <w:t>36</w:t>
+        <w:t>42</w:t>
       </w:r>
       <w:r>
         <w:rPr>
@@ -3134,9 +3174,10 @@
         <w:rPr>
           <w:rFonts w:eastAsiaTheme="minorEastAsia" w:cstheme="minorBidi"/>
           <w:noProof/>
-          <w:kern w:val="0"/>
-          <w:sz w:val="22"/>
-          <w:szCs w:val="22"/>
+          <w:sz w:val="24"/>
+          <w:szCs w:val="24"/>
+          <w:lang w:eastAsia="es-SV"/>
+          <w14:ligatures w14:val="standardContextual"/>
         </w:rPr>
       </w:pPr>
       <w:r>
@@ -3161,7 +3202,7 @@
         <w:rPr>
           <w:noProof/>
         </w:rPr>
-        <w:instrText xml:space="preserve"> PAGEREF _Toc243237406 \h </w:instrText>
+        <w:instrText xml:space="preserve"> PAGEREF _Toc243571858 \h </w:instrText>
       </w:r>
       <w:r>
         <w:rPr>
@@ -3178,7 +3219,7 @@
         <w:rPr>
           <w:noProof/>
         </w:rPr>
-        <w:t>36</w:t>
+        <w:t>43</w:t>
       </w:r>
       <w:r>
         <w:rPr>
@@ -3196,9 +3237,10 @@
         <w:rPr>
           <w:rFonts w:eastAsiaTheme="minorEastAsia" w:cstheme="minorBidi"/>
           <w:noProof/>
-          <w:kern w:val="0"/>
-          <w:sz w:val="22"/>
-          <w:szCs w:val="22"/>
+          <w:sz w:val="24"/>
+          <w:szCs w:val="24"/>
+          <w:lang w:eastAsia="es-SV"/>
+          <w14:ligatures w14:val="standardContextual"/>
         </w:rPr>
       </w:pPr>
       <w:r>
@@ -3223,7 +3265,7 @@
         <w:rPr>
           <w:noProof/>
         </w:rPr>
-        <w:instrText xml:space="preserve"> PAGEREF _Toc243237407 \h </w:instrText>
+        <w:instrText xml:space="preserve"> PAGEREF _Toc243571859 \h </w:instrText>
       </w:r>
       <w:r>
         <w:rPr>
@@ -3240,7 +3282,7 @@
         <w:rPr>
           <w:noProof/>
         </w:rPr>
-        <w:t>39</w:t>
+        <w:t>45</w:t>
       </w:r>
       <w:r>
         <w:rPr>
@@ -3261,9 +3303,10 @@
           <w:i w:val="0"/>
           <w:iCs w:val="0"/>
           <w:noProof/>
-          <w:kern w:val="0"/>
-          <w:sz w:val="22"/>
-          <w:szCs w:val="22"/>
+          <w:sz w:val="24"/>
+          <w:szCs w:val="24"/>
+          <w:lang w:eastAsia="es-SV"/>
+          <w14:ligatures w14:val="standardContextual"/>
         </w:rPr>
       </w:pPr>
       <w:r>
@@ -3278,9 +3321,10 @@
           <w:i w:val="0"/>
           <w:iCs w:val="0"/>
           <w:noProof/>
-          <w:kern w:val="0"/>
-          <w:sz w:val="22"/>
-          <w:szCs w:val="22"/>
+          <w:sz w:val="24"/>
+          <w:szCs w:val="24"/>
+          <w:lang w:eastAsia="es-SV"/>
+          <w14:ligatures w14:val="standardContextual"/>
         </w:rPr>
         <w:tab/>
       </w:r>
@@ -3306,7 +3350,7 @@
         <w:rPr>
           <w:noProof/>
         </w:rPr>
-        <w:instrText xml:space="preserve"> PAGEREF _Toc243237408 \h </w:instrText>
+        <w:instrText xml:space="preserve"> PAGEREF _Toc243571860 \h </w:instrText>
       </w:r>
       <w:r>
         <w:rPr>
@@ -3323,7 +3367,7 @@
         <w:rPr>
           <w:noProof/>
         </w:rPr>
-        <w:t>40</w:t>
+        <w:t>46</w:t>
       </w:r>
       <w:r>
         <w:rPr>
@@ -3341,9 +3385,10 @@
         <w:rPr>
           <w:rFonts w:eastAsiaTheme="minorEastAsia" w:cstheme="minorBidi"/>
           <w:noProof/>
-          <w:kern w:val="0"/>
-          <w:sz w:val="22"/>
-          <w:szCs w:val="22"/>
+          <w:sz w:val="24"/>
+          <w:szCs w:val="24"/>
+          <w:lang w:eastAsia="es-SV"/>
+          <w14:ligatures w14:val="standardContextual"/>
         </w:rPr>
       </w:pPr>
       <w:r>
@@ -3368,7 +3413,7 @@
         <w:rPr>
           <w:noProof/>
         </w:rPr>
-        <w:instrText xml:space="preserve"> PAGEREF _Toc243237409 \h </w:instrText>
+        <w:instrText xml:space="preserve"> PAGEREF _Toc243571861 \h </w:instrText>
       </w:r>
       <w:r>
         <w:rPr>
@@ -3385,7 +3430,7 @@
         <w:rPr>
           <w:noProof/>
         </w:rPr>
-        <w:t>40</w:t>
+        <w:t>46</w:t>
       </w:r>
       <w:r>
         <w:rPr>
@@ -3403,9 +3448,10 @@
         <w:rPr>
           <w:rFonts w:eastAsiaTheme="minorEastAsia" w:cstheme="minorBidi"/>
           <w:noProof/>
-          <w:kern w:val="0"/>
-          <w:sz w:val="22"/>
-          <w:szCs w:val="22"/>
+          <w:sz w:val="24"/>
+          <w:szCs w:val="24"/>
+          <w:lang w:eastAsia="es-SV"/>
+          <w14:ligatures w14:val="standardContextual"/>
         </w:rPr>
       </w:pPr>
       <w:r>
@@ -3430,7 +3476,7 @@
         <w:rPr>
           <w:noProof/>
         </w:rPr>
-        <w:instrText xml:space="preserve"> PAGEREF _Toc243237410 \h </w:instrText>
+        <w:instrText xml:space="preserve"> PAGEREF _Toc243571862 \h </w:instrText>
       </w:r>
       <w:r>
         <w:rPr>
@@ -3447,7 +3493,7 @@
         <w:rPr>
           <w:noProof/>
         </w:rPr>
-        <w:t>40</w:t>
+        <w:t>47</w:t>
       </w:r>
       <w:r>
         <w:rPr>
@@ -3465,9 +3511,10 @@
         <w:rPr>
           <w:rFonts w:eastAsiaTheme="minorEastAsia" w:cstheme="minorBidi"/>
           <w:noProof/>
-          <w:kern w:val="0"/>
-          <w:sz w:val="22"/>
-          <w:szCs w:val="22"/>
+          <w:sz w:val="24"/>
+          <w:szCs w:val="24"/>
+          <w:lang w:eastAsia="es-SV"/>
+          <w14:ligatures w14:val="standardContextual"/>
         </w:rPr>
       </w:pPr>
       <w:r>
@@ -3492,7 +3539,7 @@
         <w:rPr>
           <w:noProof/>
         </w:rPr>
-        <w:instrText xml:space="preserve"> PAGEREF _Toc243237411 \h </w:instrText>
+        <w:instrText xml:space="preserve"> PAGEREF _Toc243571863 \h </w:instrText>
       </w:r>
       <w:r>
         <w:rPr>
@@ -3509,7 +3556,7 @@
         <w:rPr>
           <w:noProof/>
         </w:rPr>
-        <w:t>43</w:t>
+        <w:t>49</w:t>
       </w:r>
       <w:r>
         <w:rPr>
@@ -3530,9 +3577,10 @@
           <w:i w:val="0"/>
           <w:iCs w:val="0"/>
           <w:noProof/>
-          <w:kern w:val="0"/>
-          <w:sz w:val="22"/>
-          <w:szCs w:val="22"/>
+          <w:sz w:val="24"/>
+          <w:szCs w:val="24"/>
+          <w:lang w:eastAsia="es-SV"/>
+          <w14:ligatures w14:val="standardContextual"/>
         </w:rPr>
       </w:pPr>
       <w:r>
@@ -3548,9 +3596,10 @@
           <w:i w:val="0"/>
           <w:iCs w:val="0"/>
           <w:noProof/>
-          <w:kern w:val="0"/>
-          <w:sz w:val="22"/>
-          <w:szCs w:val="22"/>
+          <w:sz w:val="24"/>
+          <w:szCs w:val="24"/>
+          <w:lang w:eastAsia="es-SV"/>
+          <w14:ligatures w14:val="standardContextual"/>
         </w:rPr>
         <w:tab/>
       </w:r>
@@ -3576,7 +3625,7 @@
         <w:rPr>
           <w:noProof/>
         </w:rPr>
-        <w:instrText xml:space="preserve"> PAGEREF _Toc243237412 \h </w:instrText>
+        <w:instrText xml:space="preserve"> PAGEREF _Toc243571864 \h </w:instrText>
       </w:r>
       <w:r>
         <w:rPr>
@@ -3593,7 +3642,7 @@
         <w:rPr>
           <w:noProof/>
         </w:rPr>
-        <w:t>44</w:t>
+        <w:t>50</w:t>
       </w:r>
       <w:r>
         <w:rPr>
@@ -3611,9 +3660,10 @@
         <w:rPr>
           <w:rFonts w:eastAsiaTheme="minorEastAsia" w:cstheme="minorBidi"/>
           <w:noProof/>
-          <w:kern w:val="0"/>
-          <w:sz w:val="22"/>
-          <w:szCs w:val="22"/>
+          <w:sz w:val="24"/>
+          <w:szCs w:val="24"/>
+          <w:lang w:eastAsia="es-SV"/>
+          <w14:ligatures w14:val="standardContextual"/>
         </w:rPr>
       </w:pPr>
       <w:r>
@@ -3638,7 +3688,7 @@
         <w:rPr>
           <w:noProof/>
         </w:rPr>
-        <w:instrText xml:space="preserve"> PAGEREF _Toc243237413 \h </w:instrText>
+        <w:instrText xml:space="preserve"> PAGEREF _Toc243571865 \h </w:instrText>
       </w:r>
       <w:r>
         <w:rPr>
@@ -3655,7 +3705,7 @@
         <w:rPr>
           <w:noProof/>
         </w:rPr>
-        <w:t>44</w:t>
+        <w:t>50</w:t>
       </w:r>
       <w:r>
         <w:rPr>
@@ -3673,9 +3723,10 @@
         <w:rPr>
           <w:rFonts w:eastAsiaTheme="minorEastAsia" w:cstheme="minorBidi"/>
           <w:noProof/>
-          <w:kern w:val="0"/>
-          <w:sz w:val="22"/>
-          <w:szCs w:val="22"/>
+          <w:sz w:val="24"/>
+          <w:szCs w:val="24"/>
+          <w:lang w:eastAsia="es-SV"/>
+          <w14:ligatures w14:val="standardContextual"/>
         </w:rPr>
       </w:pPr>
       <w:r>
@@ -3700,7 +3751,7 @@
         <w:rPr>
           <w:noProof/>
         </w:rPr>
-        <w:instrText xml:space="preserve"> PAGEREF _Toc243237414 \h </w:instrText>
+        <w:instrText xml:space="preserve"> PAGEREF _Toc243571866 \h </w:instrText>
       </w:r>
       <w:r>
         <w:rPr>
@@ -3717,7 +3768,7 @@
         <w:rPr>
           <w:noProof/>
         </w:rPr>
-        <w:t>44</w:t>
+        <w:t>51</w:t>
       </w:r>
       <w:r>
         <w:rPr>
@@ -3735,9 +3786,10 @@
         <w:rPr>
           <w:rFonts w:eastAsiaTheme="minorEastAsia" w:cstheme="minorBidi"/>
           <w:noProof/>
-          <w:kern w:val="0"/>
-          <w:sz w:val="22"/>
-          <w:szCs w:val="22"/>
+          <w:sz w:val="24"/>
+          <w:szCs w:val="24"/>
+          <w:lang w:eastAsia="es-SV"/>
+          <w14:ligatures w14:val="standardContextual"/>
         </w:rPr>
       </w:pPr>
       <w:r>
@@ -3762,7 +3814,7 @@
         <w:rPr>
           <w:noProof/>
         </w:rPr>
-        <w:instrText xml:space="preserve"> PAGEREF _Toc243237415 \h </w:instrText>
+        <w:instrText xml:space="preserve"> PAGEREF _Toc243571867 \h </w:instrText>
       </w:r>
       <w:r>
         <w:rPr>
@@ -3779,7 +3831,177 @@
         <w:rPr>
           <w:noProof/>
         </w:rPr>
-        <w:t>46</w:t>
+        <w:t>54</w:t>
+      </w:r>
+      <w:r>
+        <w:rPr>
+          <w:noProof/>
+        </w:rPr>
+        <w:fldChar w:fldCharType="end"/>
+      </w:r>
+    </w:p>
+    <w:p>
+      <w:pPr>
+        <w:pStyle w:val="TDC3"/>
+        <w:tabs>
+          <w:tab w:val="left" w:pos="1200"/>
+          <w:tab w:val="right" w:leader="dot" w:pos="8828"/>
+        </w:tabs>
+        <w:rPr>
+          <w:rFonts w:eastAsiaTheme="minorEastAsia" w:cstheme="minorBidi"/>
+          <w:i w:val="0"/>
+          <w:iCs w:val="0"/>
+          <w:noProof/>
+          <w:sz w:val="24"/>
+          <w:szCs w:val="24"/>
+          <w:lang w:eastAsia="es-SV"/>
+          <w14:ligatures w14:val="standardContextual"/>
+        </w:rPr>
+      </w:pPr>
+      <w:r>
+        <w:rPr>
+          <w:noProof/>
+        </w:rPr>
+        <w:t>XII.</w:t>
+      </w:r>
+      <w:r>
+        <w:rPr>
+          <w:rFonts w:eastAsiaTheme="minorEastAsia" w:cstheme="minorBidi"/>
+          <w:i w:val="0"/>
+          <w:iCs w:val="0"/>
+          <w:noProof/>
+          <w:sz w:val="24"/>
+          <w:szCs w:val="24"/>
+          <w:lang w:eastAsia="es-SV"/>
+          <w14:ligatures w14:val="standardContextual"/>
+        </w:rPr>
+        <w:tab/>
+      </w:r>
+      <w:r>
+        <w:rPr>
+          <w:noProof/>
+        </w:rPr>
+        <w:t>Codigo fuente Ilustrativo con el lenguaje de origen</w:t>
+      </w:r>
+      <w:r>
+        <w:rPr>
+          <w:noProof/>
+        </w:rPr>
+        <w:tab/>
+      </w:r>
+      <w:r>
+        <w:rPr>
+          <w:noProof/>
+        </w:rPr>
+        <w:fldChar w:fldCharType="begin"/>
+      </w:r>
+      <w:r>
+        <w:rPr>
+          <w:noProof/>
+        </w:rPr>
+        <w:instrText xml:space="preserve"> PAGEREF _Toc243571868 \h </w:instrText>
+      </w:r>
+      <w:r>
+        <w:rPr>
+          <w:noProof/>
+        </w:rPr>
+      </w:r>
+      <w:r>
+        <w:rPr>
+          <w:noProof/>
+        </w:rPr>
+        <w:fldChar w:fldCharType="separate"/>
+      </w:r>
+      <w:r>
+        <w:rPr>
+          <w:noProof/>
+        </w:rPr>
+        <w:t>55</w:t>
+      </w:r>
+      <w:r>
+        <w:rPr>
+          <w:noProof/>
+        </w:rPr>
+        <w:fldChar w:fldCharType="end"/>
+      </w:r>
+    </w:p>
+    <w:p>
+      <w:pPr>
+        <w:pStyle w:val="TDC3"/>
+        <w:tabs>
+          <w:tab w:val="left" w:pos="1200"/>
+          <w:tab w:val="right" w:leader="dot" w:pos="8828"/>
+        </w:tabs>
+        <w:rPr>
+          <w:rFonts w:eastAsiaTheme="minorEastAsia" w:cstheme="minorBidi"/>
+          <w:i w:val="0"/>
+          <w:iCs w:val="0"/>
+          <w:noProof/>
+          <w:sz w:val="24"/>
+          <w:szCs w:val="24"/>
+          <w:lang w:eastAsia="es-SV"/>
+          <w14:ligatures w14:val="standardContextual"/>
+        </w:rPr>
+      </w:pPr>
+      <w:r>
+        <w:rPr>
+          <w:noProof/>
+        </w:rPr>
+        <w:t>XIII.</w:t>
+      </w:r>
+      <w:r>
+        <w:rPr>
+          <w:rFonts w:eastAsiaTheme="minorEastAsia" w:cstheme="minorBidi"/>
+          <w:i w:val="0"/>
+          <w:iCs w:val="0"/>
+          <w:noProof/>
+          <w:sz w:val="24"/>
+          <w:szCs w:val="24"/>
+          <w:lang w:eastAsia="es-SV"/>
+          <w14:ligatures w14:val="standardContextual"/>
+        </w:rPr>
+        <w:tab/>
+      </w:r>
+      <w:r>
+        <w:rPr>
+          <w:noProof/>
+        </w:rPr>
+        <w:t>Lecciones Aprendidas y Conclusiones del Análisis</w:t>
+      </w:r>
+      <w:r>
+        <w:rPr>
+          <w:noProof/>
+        </w:rPr>
+        <w:tab/>
+      </w:r>
+      <w:r>
+        <w:rPr>
+          <w:noProof/>
+        </w:rPr>
+        <w:fldChar w:fldCharType="begin"/>
+      </w:r>
+      <w:r>
+        <w:rPr>
+          <w:noProof/>
+        </w:rPr>
+        <w:instrText xml:space="preserve"> PAGEREF _Toc243571869 \h </w:instrText>
+      </w:r>
+      <w:r>
+        <w:rPr>
+          <w:noProof/>
+        </w:rPr>
+      </w:r>
+      <w:r>
+        <w:rPr>
+          <w:noProof/>
+        </w:rPr>
+        <w:fldChar w:fldCharType="separate"/>
+      </w:r>
+      <w:r>
+        <w:rPr>
+          <w:noProof/>
+        </w:rPr>
+        <w:t>61</w:t>
       </w:r>
       <w:r>
         <w:rPr>
@@ -4055,9 +4277,8 @@
       <w:pPr>
         <w:pStyle w:val="Ttulo3"/>
       </w:pPr>
-      <w:bookmarkStart w:id="0" w:name="_Toc243237374"/>
-      <w:r>
-        <w:lastRenderedPageBreak/>
+      <w:bookmarkStart w:id="0" w:name="_Toc243571826"/>
+      <w:r>
         <w:t>Introducción</w:t>
       </w:r>
       <w:bookmarkEnd w:id="0"/>
@@ -4167,7 +4388,7 @@
       <w:pPr>
         <w:pStyle w:val="Ttulo4"/>
       </w:pPr>
-      <w:bookmarkStart w:id="1" w:name="_Toc243237375"/>
+      <w:bookmarkStart w:id="1" w:name="_Toc243571827"/>
       <w:r>
         <w:t>Cómo leer las fichas</w:t>
       </w:r>
@@ -4393,7 +4614,7 @@
       <w:pPr>
         <w:pStyle w:val="Ttulo3"/>
       </w:pPr>
-      <w:bookmarkStart w:id="2" w:name="_Toc243237376"/>
+      <w:bookmarkStart w:id="2" w:name="_Toc243571828"/>
       <w:r>
         <w:lastRenderedPageBreak/>
         <w:t xml:space="preserve">Entidad 01: </w:t>
@@ -4428,7 +4649,7 @@
       <w:pPr>
         <w:pStyle w:val="Ttulo4"/>
       </w:pPr>
-      <w:bookmarkStart w:id="3" w:name="_Toc243237377"/>
+      <w:bookmarkStart w:id="3" w:name="_Toc243571829"/>
       <w:r>
         <w:t>Diagrama de estados</w:t>
       </w:r>
@@ -4521,7 +4742,7 @@
       <w:pPr>
         <w:pStyle w:val="Ttulo4"/>
       </w:pPr>
-      <w:bookmarkStart w:id="4" w:name="_Toc243237378"/>
+      <w:bookmarkStart w:id="4" w:name="_Toc243571830"/>
       <w:r>
         <w:lastRenderedPageBreak/>
         <w:t>Matriz de transición de estados</w:t>
@@ -5992,7 +6213,7 @@
       <w:pPr>
         <w:pStyle w:val="Ttulo4"/>
       </w:pPr>
-      <w:bookmarkStart w:id="5" w:name="_Toc243237379"/>
+      <w:bookmarkStart w:id="5" w:name="_Toc243571831"/>
       <w:r>
         <w:t>Análisis de casos de borde y resiliencia</w:t>
       </w:r>
@@ -6421,7 +6642,7 @@
       <w:pPr>
         <w:pStyle w:val="Ttulo3"/>
       </w:pPr>
-      <w:bookmarkStart w:id="6" w:name="_Toc243237380"/>
+      <w:bookmarkStart w:id="6" w:name="_Toc243571832"/>
       <w:r>
         <w:t xml:space="preserve">Entidad 02: </w:t>
       </w:r>
@@ -6447,7 +6668,7 @@
       <w:pPr>
         <w:pStyle w:val="Ttulo4"/>
       </w:pPr>
-      <w:bookmarkStart w:id="7" w:name="_Toc243237381"/>
+      <w:bookmarkStart w:id="7" w:name="_Toc243571833"/>
       <w:r>
         <w:t>Diagrama de estados</w:t>
       </w:r>
@@ -6543,7 +6764,7 @@
       <w:pPr>
         <w:pStyle w:val="Ttulo4"/>
       </w:pPr>
-      <w:bookmarkStart w:id="8" w:name="_Toc243237382"/>
+      <w:bookmarkStart w:id="8" w:name="_Toc243571834"/>
       <w:r>
         <w:lastRenderedPageBreak/>
         <w:t>Matriz de transición de estados</w:t>
@@ -8274,7 +8495,7 @@
       <w:pPr>
         <w:pStyle w:val="Ttulo4"/>
       </w:pPr>
-      <w:bookmarkStart w:id="9" w:name="_Toc243237383"/>
+      <w:bookmarkStart w:id="9" w:name="_Toc243571835"/>
       <w:r>
         <w:lastRenderedPageBreak/>
         <w:t>Análisis de casos de borde y resiliencia</w:t>
@@ -8681,7 +8902,7 @@
       <w:pPr>
         <w:pStyle w:val="Ttulo3"/>
       </w:pPr>
-      <w:bookmarkStart w:id="10" w:name="_Toc243237384"/>
+      <w:bookmarkStart w:id="10" w:name="_Toc243571836"/>
       <w:r>
         <w:lastRenderedPageBreak/>
         <w:t xml:space="preserve">Entidad 03: </w:t>
@@ -8718,7 +8939,7 @@
       <w:pPr>
         <w:pStyle w:val="Ttulo4"/>
       </w:pPr>
-      <w:bookmarkStart w:id="11" w:name="_Toc243237385"/>
+      <w:bookmarkStart w:id="11" w:name="_Toc243571837"/>
       <w:r>
         <w:t>Diagrama de estados</w:t>
       </w:r>
@@ -8802,7 +9023,7 @@
       <w:pPr>
         <w:pStyle w:val="Ttulo4"/>
       </w:pPr>
-      <w:bookmarkStart w:id="12" w:name="_Toc243237386"/>
+      <w:bookmarkStart w:id="12" w:name="_Toc243571838"/>
       <w:r>
         <w:lastRenderedPageBreak/>
         <w:t>Matriz de transición de estados</w:t>
@@ -10368,7 +10589,7 @@
       <w:pPr>
         <w:pStyle w:val="Ttulo4"/>
       </w:pPr>
-      <w:bookmarkStart w:id="13" w:name="_Toc243237387"/>
+      <w:bookmarkStart w:id="13" w:name="_Toc243571839"/>
       <w:r>
         <w:t>Análisis de casos de borde y resiliencia</w:t>
       </w:r>
@@ -10551,7 +10772,7 @@
       <w:pPr>
         <w:pStyle w:val="Ttulo3"/>
       </w:pPr>
-      <w:bookmarkStart w:id="14" w:name="_Toc243237388"/>
+      <w:bookmarkStart w:id="14" w:name="_Toc243571840"/>
       <w:r>
         <w:t xml:space="preserve">Entidad 04: </w:t>
       </w:r>
@@ -10577,7 +10798,7 @@
       <w:pPr>
         <w:pStyle w:val="Ttulo4"/>
       </w:pPr>
-      <w:bookmarkStart w:id="15" w:name="_Toc243237389"/>
+      <w:bookmarkStart w:id="15" w:name="_Toc243571841"/>
       <w:r>
         <w:t>Diagrama de estados</w:t>
       </w:r>
@@ -10659,7 +10880,7 @@
       <w:pPr>
         <w:pStyle w:val="Ttulo4"/>
       </w:pPr>
-      <w:bookmarkStart w:id="16" w:name="_Toc243237390"/>
+      <w:bookmarkStart w:id="16" w:name="_Toc243571842"/>
       <w:r>
         <w:t>Matriz de transición de estados</w:t>
       </w:r>
@@ -11911,7 +12132,7 @@
       <w:pPr>
         <w:pStyle w:val="Ttulo4"/>
       </w:pPr>
-      <w:bookmarkStart w:id="17" w:name="_Toc243237391"/>
+      <w:bookmarkStart w:id="17" w:name="_Toc243571843"/>
       <w:r>
         <w:t>Análisis de casos de borde y resiliencia</w:t>
       </w:r>
@@ -12125,7 +12346,7 @@
       <w:pPr>
         <w:pStyle w:val="Ttulo3"/>
       </w:pPr>
-      <w:bookmarkStart w:id="18" w:name="_Toc243237392"/>
+      <w:bookmarkStart w:id="18" w:name="_Toc243571844"/>
       <w:r>
         <w:t xml:space="preserve">Entidad 05: </w:t>
       </w:r>
@@ -12160,7 +12381,7 @@
       <w:pPr>
         <w:pStyle w:val="Ttulo4"/>
       </w:pPr>
-      <w:bookmarkStart w:id="19" w:name="_Toc243237393"/>
+      <w:bookmarkStart w:id="19" w:name="_Toc243571845"/>
       <w:r>
         <w:t>Diagrama de estados</w:t>
       </w:r>
@@ -12242,7 +12463,7 @@
       <w:pPr>
         <w:pStyle w:val="Ttulo4"/>
       </w:pPr>
-      <w:bookmarkStart w:id="20" w:name="_Toc243237394"/>
+      <w:bookmarkStart w:id="20" w:name="_Toc243571846"/>
       <w:r>
         <w:t>Matriz de transición de estados</w:t>
       </w:r>
@@ -13735,7 +13956,7 @@
       <w:pPr>
         <w:pStyle w:val="Ttulo4"/>
       </w:pPr>
-      <w:bookmarkStart w:id="21" w:name="_Toc243237395"/>
+      <w:bookmarkStart w:id="21" w:name="_Toc243571847"/>
       <w:r>
         <w:t>Análisis de casos de borde y resiliencia</w:t>
       </w:r>
@@ -14019,7 +14240,7 @@
       <w:pPr>
         <w:pStyle w:val="Ttulo3"/>
       </w:pPr>
-      <w:bookmarkStart w:id="22" w:name="_Toc243237396"/>
+      <w:bookmarkStart w:id="22" w:name="_Toc243571848"/>
       <w:r>
         <w:t xml:space="preserve">Entidad 06: </w:t>
       </w:r>
@@ -14045,7 +14266,7 @@
       <w:pPr>
         <w:pStyle w:val="Ttulo4"/>
       </w:pPr>
-      <w:bookmarkStart w:id="23" w:name="_Toc243237397"/>
+      <w:bookmarkStart w:id="23" w:name="_Toc243571849"/>
       <w:r>
         <w:t>Diagrama de estados</w:t>
       </w:r>
@@ -14084,7 +14305,7 @@
         </w:rPr>
         <w:lastRenderedPageBreak/>
         <w:drawing>
-          <wp:inline distT="0" distB="0" distL="0" distR="0" wp14:anchorId="3DC1C662" wp14:editId="3DD663B2">
+          <wp:inline distT="0" distB="0" distL="0" distR="0" wp14:anchorId="3DC1C662" wp14:editId="5CF15FB6">
             <wp:extent cx="5612130" cy="3748405"/>
             <wp:effectExtent l="0" t="0" r="7620" b="0"/>
             <wp:docPr id="1115449358" name="Imagen 2"/>
@@ -14130,7 +14351,7 @@
       <w:pPr>
         <w:pStyle w:val="Ttulo4"/>
       </w:pPr>
-      <w:bookmarkStart w:id="24" w:name="_Toc243237398"/>
+      <w:bookmarkStart w:id="24" w:name="_Toc243571850"/>
       <w:r>
         <w:t>Matriz de transición de estados</w:t>
       </w:r>
@@ -15651,7 +15872,7 @@
       <w:pPr>
         <w:pStyle w:val="Ttulo4"/>
       </w:pPr>
-      <w:bookmarkStart w:id="25" w:name="_Toc243237399"/>
+      <w:bookmarkStart w:id="25" w:name="_Toc243571851"/>
       <w:r>
         <w:t>Análisis de casos de borde y resiliencia</w:t>
       </w:r>
@@ -16137,7 +16358,7 @@
       <w:pPr>
         <w:pStyle w:val="Ttulo3"/>
       </w:pPr>
-      <w:bookmarkStart w:id="26" w:name="_Toc243237400"/>
+      <w:bookmarkStart w:id="26" w:name="_Toc243571852"/>
       <w:r>
         <w:lastRenderedPageBreak/>
         <w:t xml:space="preserve">Entidad 07: </w:t>
@@ -16164,7 +16385,7 @@
       <w:pPr>
         <w:pStyle w:val="Ttulo4"/>
       </w:pPr>
-      <w:bookmarkStart w:id="27" w:name="_Toc243237401"/>
+      <w:bookmarkStart w:id="27" w:name="_Toc243571853"/>
       <w:r>
         <w:t>Diagrama de estados</w:t>
       </w:r>
@@ -16248,7 +16469,7 @@
       <w:pPr>
         <w:pStyle w:val="Ttulo4"/>
       </w:pPr>
-      <w:bookmarkStart w:id="28" w:name="_Toc243237402"/>
+      <w:bookmarkStart w:id="28" w:name="_Toc243571854"/>
       <w:r>
         <w:lastRenderedPageBreak/>
         <w:t>Matriz de transición de estados</w:t>
@@ -17308,7 +17529,7 @@
       <w:pPr>
         <w:pStyle w:val="Ttulo4"/>
       </w:pPr>
-      <w:bookmarkStart w:id="29" w:name="_Toc243237403"/>
+      <w:bookmarkStart w:id="29" w:name="_Toc243571855"/>
       <w:r>
         <w:t>Análisis de casos de borde y resiliencia</w:t>
       </w:r>
@@ -17464,7 +17685,7 @@
       <w:pPr>
         <w:pStyle w:val="Ttulo3"/>
       </w:pPr>
-      <w:bookmarkStart w:id="30" w:name="_Toc243237404"/>
+      <w:bookmarkStart w:id="30" w:name="_Toc243571856"/>
       <w:r>
         <w:t xml:space="preserve">Entidad 08: </w:t>
       </w:r>
@@ -17490,7 +17711,7 @@
       <w:pPr>
         <w:pStyle w:val="Ttulo4"/>
       </w:pPr>
-      <w:bookmarkStart w:id="31" w:name="_Toc243237405"/>
+      <w:bookmarkStart w:id="31" w:name="_Toc243571857"/>
       <w:r>
         <w:t>Diagrama de estados</w:t>
       </w:r>
@@ -17522,31 +17743,65 @@
     <w:p>
       <w:pPr>
         <w:pStyle w:val="Cita"/>
+        <w:rPr>
+          <w:lang w:val="es-SV"/>
+        </w:rPr>
       </w:pPr>
       <w:r>
         <w:rPr>
+          <w:noProof/>
           <w:lang w:val="es-SV"/>
         </w:rPr>
-        <w:t xml:space="preserve">[Insertar aquí la captura PNG de alta resolución del diagrama. </w:t>
-      </w:r>
-      <w:r>
-        <w:t xml:space="preserve">En </w:t>
-      </w:r>
-      <w:proofErr w:type="spellStart"/>
-      <w:r>
-        <w:t>StarUML</w:t>
-      </w:r>
-      <w:proofErr w:type="spellEnd"/>
-      <w:r>
-        <w:t>: File → Export Diagram As → PNG.]</w:t>
+        <w:drawing>
+          <wp:inline distT="0" distB="0" distL="0" distR="0" wp14:anchorId="342FF110" wp14:editId="415EC641">
+            <wp:extent cx="5612130" cy="4166235"/>
+            <wp:effectExtent l="0" t="0" r="7620" b="5715"/>
+            <wp:docPr id="282723771" name="Imagen 2"/>
+            <wp:cNvGraphicFramePr>
+              <a:graphicFrameLocks xmlns:a="http://schemas.openxmlformats.org/drawingml/2006/main" noChangeAspect="1"/>
+            </wp:cNvGraphicFramePr>
+            <a:graphic xmlns:a="http://schemas.openxmlformats.org/drawingml/2006/main">
+              <a:graphicData uri="http://schemas.openxmlformats.org/drawingml/2006/picture">
+                <pic:pic xmlns:pic="http://schemas.openxmlformats.org/drawingml/2006/picture">
+                  <pic:nvPicPr>
+                    <pic:cNvPr id="282723771" name="Imagen 282723771"/>
+                    <pic:cNvPicPr/>
+                  </pic:nvPicPr>
+                  <pic:blipFill>
+                    <a:blip r:embed="rId15">
+                      <a:extLst>
+                        <a:ext uri="{28A0092B-C50C-407E-A947-70E740481C1C}">
+                          <a14:useLocalDpi xmlns:a14="http://schemas.microsoft.com/office/drawing/2010/main" val="0"/>
+                        </a:ext>
+                      </a:extLst>
+                    </a:blip>
+                    <a:stretch>
+                      <a:fillRect/>
+                    </a:stretch>
+                  </pic:blipFill>
+                  <pic:spPr>
+                    <a:xfrm>
+                      <a:off x="0" y="0"/>
+                      <a:ext cx="5612130" cy="4166235"/>
+                    </a:xfrm>
+                    <a:prstGeom prst="rect">
+                      <a:avLst/>
+                    </a:prstGeom>
+                  </pic:spPr>
+                </pic:pic>
+              </a:graphicData>
+            </a:graphic>
+          </wp:inline>
+        </w:drawing>
       </w:r>
     </w:p>
     <w:p>
       <w:pPr>
         <w:pStyle w:val="Ttulo4"/>
       </w:pPr>
-      <w:bookmarkStart w:id="32" w:name="_Toc243237406"/>
-      <w:r>
+      <w:bookmarkStart w:id="32" w:name="_Toc243571858"/>
+      <w:r>
+        <w:lastRenderedPageBreak/>
         <w:t>Matriz de transición de estados</w:t>
       </w:r>
       <w:bookmarkEnd w:id="32"/>
@@ -17813,11 +18068,7 @@
           </w:tcPr>
           <w:p>
             <w:r>
-              <w:t xml:space="preserve">Solo un lote aprobado por el control de calidad </w:t>
-            </w:r>
-            <w:r>
-              <w:lastRenderedPageBreak/>
-              <w:t>entra al stock.</w:t>
+              <w:t>Solo un lote aprobado por el control de calidad entra al stock.</w:t>
             </w:r>
           </w:p>
         </w:tc>
@@ -17833,7 +18084,6 @@
               <w:rPr>
                 <w:rStyle w:val="CodeChar"/>
               </w:rPr>
-              <w:lastRenderedPageBreak/>
               <w:t>Aprobado_En_Ubicacion_Almacen</w:t>
             </w:r>
             <w:proofErr w:type="spellEnd"/>
@@ -18044,7 +18294,11 @@
           </w:tcPr>
           <w:p>
             <w:r>
-              <w:t>Cada pedido descuenta unidades sin cambiar el estado del lote.</w:t>
+              <w:t xml:space="preserve">Cada pedido descuenta </w:t>
+            </w:r>
+            <w:r>
+              <w:lastRenderedPageBreak/>
+              <w:t>unidades sin cambiar el estado del lote.</w:t>
             </w:r>
           </w:p>
         </w:tc>
@@ -18060,6 +18314,7 @@
               <w:rPr>
                 <w:rStyle w:val="CodeChar"/>
               </w:rPr>
+              <w:lastRenderedPageBreak/>
               <w:t>Activo_En_Picking</w:t>
             </w:r>
             <w:proofErr w:type="spellEnd"/>
@@ -18186,7 +18441,6 @@
                 <w:rStyle w:val="CodeChar"/>
                 <w:lang w:val="es-SV"/>
               </w:rPr>
-              <w:lastRenderedPageBreak/>
               <w:t>Activo_En_Picking</w:t>
             </w:r>
             <w:proofErr w:type="spellEnd"/>
@@ -18202,7 +18456,6 @@
               <w:rPr>
                 <w:rStyle w:val="CodeChar"/>
               </w:rPr>
-              <w:lastRenderedPageBreak/>
               <w:t>marcarMerma</w:t>
             </w:r>
             <w:proofErr w:type="spellEnd"/>
@@ -18268,11 +18521,7 @@
           </w:tcPr>
           <w:p>
             <w:r>
-              <w:t xml:space="preserve">El supervisor bloquea el lote ante rotura de </w:t>
-            </w:r>
-            <w:r>
-              <w:lastRenderedPageBreak/>
-              <w:t>tubería, caducidad, plagas o caída de estantería.</w:t>
+              <w:t>El supervisor bloquea el lote ante rotura de tubería, caducidad, plagas o caída de estantería.</w:t>
             </w:r>
           </w:p>
         </w:tc>
@@ -18288,7 +18537,6 @@
               <w:rPr>
                 <w:rStyle w:val="CodeChar"/>
               </w:rPr>
-              <w:lastRenderedPageBreak/>
               <w:t>Bloqueado_Por_Siniestro</w:t>
             </w:r>
             <w:proofErr w:type="spellEnd"/>
@@ -18386,6 +18634,7 @@
                 <w:rStyle w:val="CodeChar"/>
                 <w:lang w:val="es-SV"/>
               </w:rPr>
+              <w:lastRenderedPageBreak/>
               <w:t>Recibido_En_Cuarentena</w:t>
             </w:r>
             <w:proofErr w:type="spellEnd"/>
@@ -18682,9 +18931,8 @@
       <w:pPr>
         <w:pStyle w:val="Ttulo4"/>
       </w:pPr>
-      <w:bookmarkStart w:id="33" w:name="_Toc243237407"/>
-      <w:r>
-        <w:lastRenderedPageBreak/>
+      <w:bookmarkStart w:id="33" w:name="_Toc243571859"/>
+      <w:r>
         <w:t>Análisis de casos de borde y resiliencia</w:t>
       </w:r>
       <w:bookmarkEnd w:id="33"/>
@@ -18862,7 +19110,11 @@
             </w:r>
             <w:proofErr w:type="spellEnd"/>
             <w:r>
-              <w:t xml:space="preserve"> y </w:t>
+              <w:t xml:space="preserve"> </w:t>
+            </w:r>
+            <w:r>
+              <w:lastRenderedPageBreak/>
+              <w:t xml:space="preserve">y </w:t>
             </w:r>
             <w:proofErr w:type="spellStart"/>
             <w:r>
@@ -18898,6 +19150,7 @@
           </w:tcPr>
           <w:p>
             <w:r>
+              <w:lastRenderedPageBreak/>
               <w:t>Reintentos</w:t>
             </w:r>
           </w:p>
@@ -19013,7 +19266,7 @@
       <w:pPr>
         <w:pStyle w:val="Ttulo3"/>
       </w:pPr>
-      <w:bookmarkStart w:id="34" w:name="_Toc243237408"/>
+      <w:bookmarkStart w:id="34" w:name="_Toc243571860"/>
       <w:r>
         <w:t xml:space="preserve">Entidad 09: </w:t>
       </w:r>
@@ -19047,7 +19300,7 @@
       <w:pPr>
         <w:pStyle w:val="Ttulo4"/>
       </w:pPr>
-      <w:bookmarkStart w:id="35" w:name="_Toc243237409"/>
+      <w:bookmarkStart w:id="35" w:name="_Toc243571861"/>
       <w:r>
         <w:t>Diagrama de estados</w:t>
       </w:r>
@@ -19094,27 +19347,56 @@
       </w:pPr>
       <w:r>
         <w:rPr>
-          <w:lang w:val="es-SV"/>
-        </w:rPr>
-        <w:t xml:space="preserve">[Insertar aquí la captura PNG de alta resolución del diagrama. </w:t>
-      </w:r>
-      <w:r>
-        <w:t xml:space="preserve">En </w:t>
-      </w:r>
-      <w:proofErr w:type="spellStart"/>
-      <w:r>
-        <w:t>StarUML</w:t>
-      </w:r>
-      <w:proofErr w:type="spellEnd"/>
-      <w:r>
-        <w:t>: File → Export Diagram As → PNG.]</w:t>
+          <w:noProof/>
+        </w:rPr>
+        <w:drawing>
+          <wp:inline distT="0" distB="0" distL="0" distR="0" wp14:anchorId="249DB9B6" wp14:editId="309B9D61">
+            <wp:extent cx="5612130" cy="4166235"/>
+            <wp:effectExtent l="0" t="0" r="7620" b="0"/>
+            <wp:docPr id="582169635" name="Imagen 3"/>
+            <wp:cNvGraphicFramePr>
+              <a:graphicFrameLocks xmlns:a="http://schemas.openxmlformats.org/drawingml/2006/main" noChangeAspect="1"/>
+            </wp:cNvGraphicFramePr>
+            <a:graphic xmlns:a="http://schemas.openxmlformats.org/drawingml/2006/main">
+              <a:graphicData uri="http://schemas.openxmlformats.org/drawingml/2006/picture">
+                <pic:pic xmlns:pic="http://schemas.openxmlformats.org/drawingml/2006/picture">
+                  <pic:nvPicPr>
+                    <pic:cNvPr id="582169635" name="Imagen 582169635"/>
+                    <pic:cNvPicPr/>
+                  </pic:nvPicPr>
+                  <pic:blipFill>
+                    <a:blip r:embed="rId16" cstate="print">
+                      <a:extLst>
+                        <a:ext uri="{28A0092B-C50C-407E-A947-70E740481C1C}">
+                          <a14:useLocalDpi xmlns:a14="http://schemas.microsoft.com/office/drawing/2010/main" val="0"/>
+                        </a:ext>
+                      </a:extLst>
+                    </a:blip>
+                    <a:stretch>
+                      <a:fillRect/>
+                    </a:stretch>
+                  </pic:blipFill>
+                  <pic:spPr>
+                    <a:xfrm>
+                      <a:off x="0" y="0"/>
+                      <a:ext cx="5612130" cy="4166235"/>
+                    </a:xfrm>
+                    <a:prstGeom prst="rect">
+                      <a:avLst/>
+                    </a:prstGeom>
+                  </pic:spPr>
+                </pic:pic>
+              </a:graphicData>
+            </a:graphic>
+          </wp:inline>
+        </w:drawing>
       </w:r>
     </w:p>
     <w:p>
       <w:pPr>
         <w:pStyle w:val="Ttulo4"/>
       </w:pPr>
-      <w:bookmarkStart w:id="36" w:name="_Toc243237410"/>
+      <w:bookmarkStart w:id="36" w:name="_Toc243571862"/>
       <w:r>
         <w:lastRenderedPageBreak/>
         <w:t>Matriz de transición de estados</w:t>
@@ -20380,7 +20662,7 @@
       <w:pPr>
         <w:pStyle w:val="Ttulo4"/>
       </w:pPr>
-      <w:bookmarkStart w:id="37" w:name="_Toc243237411"/>
+      <w:bookmarkStart w:id="37" w:name="_Toc243571863"/>
       <w:r>
         <w:t>Análisis de casos de borde y resiliencia</w:t>
       </w:r>
@@ -20706,7 +20988,7 @@
       <w:pPr>
         <w:pStyle w:val="Ttulo3"/>
       </w:pPr>
-      <w:bookmarkStart w:id="38" w:name="_Toc243237412"/>
+      <w:bookmarkStart w:id="38" w:name="_Toc243571864"/>
       <w:r>
         <w:t xml:space="preserve">Entidad 10: </w:t>
       </w:r>
@@ -20740,7 +21022,7 @@
       <w:pPr>
         <w:pStyle w:val="Ttulo4"/>
       </w:pPr>
-      <w:bookmarkStart w:id="39" w:name="_Toc243237413"/>
+      <w:bookmarkStart w:id="39" w:name="_Toc243571865"/>
       <w:r>
         <w:t>Diagrama de estados</w:t>
       </w:r>
@@ -20775,27 +21057,57 @@
       </w:pPr>
       <w:r>
         <w:rPr>
-          <w:lang w:val="es-SV"/>
-        </w:rPr>
-        <w:t xml:space="preserve">[Insertar aquí la captura PNG de alta resolución del diagrama. </w:t>
-      </w:r>
-      <w:r>
-        <w:t xml:space="preserve">En </w:t>
-      </w:r>
-      <w:proofErr w:type="spellStart"/>
-      <w:r>
-        <w:t>StarUML</w:t>
-      </w:r>
-      <w:proofErr w:type="spellEnd"/>
-      <w:r>
-        <w:t>: File → Export Diagram As → PNG.]</w:t>
+          <w:noProof/>
+        </w:rPr>
+        <w:lastRenderedPageBreak/>
+        <w:drawing>
+          <wp:inline distT="0" distB="0" distL="0" distR="0" wp14:anchorId="281EE865" wp14:editId="755D742C">
+            <wp:extent cx="5612130" cy="4312920"/>
+            <wp:effectExtent l="0" t="0" r="7620" b="0"/>
+            <wp:docPr id="377308810" name="Imagen 4"/>
+            <wp:cNvGraphicFramePr>
+              <a:graphicFrameLocks xmlns:a="http://schemas.openxmlformats.org/drawingml/2006/main" noChangeAspect="1"/>
+            </wp:cNvGraphicFramePr>
+            <a:graphic xmlns:a="http://schemas.openxmlformats.org/drawingml/2006/main">
+              <a:graphicData uri="http://schemas.openxmlformats.org/drawingml/2006/picture">
+                <pic:pic xmlns:pic="http://schemas.openxmlformats.org/drawingml/2006/picture">
+                  <pic:nvPicPr>
+                    <pic:cNvPr id="377308810" name="Imagen 377308810"/>
+                    <pic:cNvPicPr/>
+                  </pic:nvPicPr>
+                  <pic:blipFill>
+                    <a:blip r:embed="rId17">
+                      <a:extLst>
+                        <a:ext uri="{28A0092B-C50C-407E-A947-70E740481C1C}">
+                          <a14:useLocalDpi xmlns:a14="http://schemas.microsoft.com/office/drawing/2010/main" val="0"/>
+                        </a:ext>
+                      </a:extLst>
+                    </a:blip>
+                    <a:stretch>
+                      <a:fillRect/>
+                    </a:stretch>
+                  </pic:blipFill>
+                  <pic:spPr>
+                    <a:xfrm>
+                      <a:off x="0" y="0"/>
+                      <a:ext cx="5612130" cy="4312920"/>
+                    </a:xfrm>
+                    <a:prstGeom prst="rect">
+                      <a:avLst/>
+                    </a:prstGeom>
+                  </pic:spPr>
+                </pic:pic>
+              </a:graphicData>
+            </a:graphic>
+          </wp:inline>
+        </w:drawing>
       </w:r>
     </w:p>
     <w:p>
       <w:pPr>
         <w:pStyle w:val="Ttulo4"/>
       </w:pPr>
-      <w:bookmarkStart w:id="40" w:name="_Toc243237414"/>
+      <w:bookmarkStart w:id="40" w:name="_Toc243571866"/>
       <w:r>
         <w:t>Matriz de transición de estados</w:t>
       </w:r>
@@ -20950,11 +21262,7 @@
           </w:tcPr>
           <w:p>
             <w:r>
-              <w:t xml:space="preserve">La disputa nace cuando la red bancaria </w:t>
-            </w:r>
-            <w:r>
-              <w:lastRenderedPageBreak/>
-              <w:t>notifica el contracargo.</w:t>
+              <w:t>La disputa nace cuando la red bancaria notifica el contracargo.</w:t>
             </w:r>
           </w:p>
         </w:tc>
@@ -21426,11 +21734,11 @@
           </w:tcPr>
           <w:p>
             <w:r>
-              <w:t xml:space="preserve">La empresa evita el costo de </w:t>
+              <w:t xml:space="preserve">La empresa evita el costo de litigar cuando el </w:t>
             </w:r>
             <w:r>
               <w:lastRenderedPageBreak/>
-              <w:t>litigar cuando el monto no lo justifica.</w:t>
+              <w:t>monto no lo justifica.</w:t>
             </w:r>
           </w:p>
         </w:tc>
@@ -21770,27 +22078,27 @@
                 <w:rStyle w:val="CodeChar"/>
                 <w:lang w:val="es-SV"/>
               </w:rPr>
-              <w:t>Ganada_Fondos_Libe</w:t>
-            </w:r>
+              <w:t>Ganada_Fondos_Liberados</w:t>
+            </w:r>
+            <w:proofErr w:type="spellEnd"/>
+            <w:r>
+              <w:t xml:space="preserve">, </w:t>
+            </w:r>
+            <w:proofErr w:type="spellStart"/>
             <w:r>
               <w:rPr>
                 <w:rStyle w:val="CodeChar"/>
                 <w:lang w:val="es-SV"/>
               </w:rPr>
+              <w:t>Perdida_Co</w:t>
+            </w:r>
+            <w:r>
+              <w:rPr>
+                <w:rStyle w:val="CodeChar"/>
+                <w:lang w:val="es-SV"/>
+              </w:rPr>
               <w:lastRenderedPageBreak/>
-              <w:t>rados</w:t>
-            </w:r>
-            <w:proofErr w:type="spellEnd"/>
-            <w:r>
-              <w:t xml:space="preserve">, </w:t>
-            </w:r>
-            <w:proofErr w:type="spellStart"/>
-            <w:r>
-              <w:rPr>
-                <w:rStyle w:val="CodeChar"/>
-                <w:lang w:val="es-SV"/>
-              </w:rPr>
-              <w:t>Perdida_Con_Penalizacion</w:t>
+              <w:t>n_Penalizacion</w:t>
             </w:r>
             <w:proofErr w:type="spellEnd"/>
             <w:r>
@@ -21854,11 +22162,7 @@
           </w:tcPr>
           <w:p>
             <w:r>
-              <w:t xml:space="preserve">Fin del ciclo de vida </w:t>
-            </w:r>
-            <w:r>
-              <w:lastRenderedPageBreak/>
-              <w:t>de la disputa.</w:t>
+              <w:t>Fin del ciclo de vida de la disputa.</w:t>
             </w:r>
           </w:p>
         </w:tc>
@@ -21868,9 +22172,8 @@
       <w:pPr>
         <w:pStyle w:val="Ttulo4"/>
       </w:pPr>
-      <w:bookmarkStart w:id="41" w:name="_Toc243237415"/>
-      <w:r>
-        <w:lastRenderedPageBreak/>
+      <w:bookmarkStart w:id="41" w:name="_Toc243571867"/>
+      <w:r>
         <w:t>Análisis de casos de borde y resiliencia</w:t>
       </w:r>
       <w:bookmarkEnd w:id="41"/>
@@ -22158,6 +22461,4758 @@
     <w:p/>
     <w:p/>
     <w:p/>
+    <w:p>
+      <w:pPr>
+        <w:pStyle w:val="Ttulo3"/>
+      </w:pPr>
+      <w:bookmarkStart w:id="42" w:name="_Toc243571868"/>
+      <w:proofErr w:type="spellStart"/>
+      <w:r>
+        <w:t>Codigo</w:t>
+      </w:r>
+      <w:proofErr w:type="spellEnd"/>
+      <w:r>
+        <w:t xml:space="preserve"> fuente Ilustrativo con el lenguaje de origen</w:t>
+      </w:r>
+      <w:bookmarkEnd w:id="42"/>
+    </w:p>
+    <w:p>
+      <w:pPr>
+        <w:rPr>
+          <w:lang w:val="en-US"/>
+        </w:rPr>
+      </w:pPr>
+      <w:r>
+        <w:rPr>
+          <w:lang w:val="en-US"/>
+        </w:rPr>
+        <w:t>using System;</w:t>
+      </w:r>
+    </w:p>
+    <w:p>
+      <w:pPr>
+        <w:rPr>
+          <w:lang w:val="en-US"/>
+        </w:rPr>
+      </w:pPr>
+    </w:p>
+    <w:p>
+      <w:pPr>
+        <w:rPr>
+          <w:lang w:val="en-US"/>
+        </w:rPr>
+      </w:pPr>
+      <w:r>
+        <w:rPr>
+          <w:lang w:val="en-US"/>
+        </w:rPr>
+        <w:t xml:space="preserve">namespace </w:t>
+      </w:r>
+      <w:proofErr w:type="gramStart"/>
+      <w:r>
+        <w:rPr>
+          <w:lang w:val="en-US"/>
+        </w:rPr>
+        <w:t>LogiFlow360.Domain.StatePattern</w:t>
+      </w:r>
+      <w:proofErr w:type="gramEnd"/>
+    </w:p>
+    <w:p>
+      <w:pPr>
+        <w:rPr>
+          <w:lang w:val="en-US"/>
+        </w:rPr>
+      </w:pPr>
+      <w:r>
+        <w:rPr>
+          <w:lang w:val="en-US"/>
+        </w:rPr>
+        <w:t>{</w:t>
+      </w:r>
+    </w:p>
+    <w:p>
+      <w:pPr>
+        <w:rPr>
+          <w:lang w:val="en-US"/>
+        </w:rPr>
+      </w:pPr>
+      <w:r>
+        <w:rPr>
+          <w:lang w:val="en-US"/>
+        </w:rPr>
+        <w:t xml:space="preserve">    </w:t>
+      </w:r>
+    </w:p>
+    <w:p>
+      <w:pPr>
+        <w:rPr>
+          <w:lang w:val="en-US"/>
+        </w:rPr>
+      </w:pPr>
+      <w:r>
+        <w:rPr>
+          <w:lang w:val="en-US"/>
+        </w:rPr>
+        <w:t xml:space="preserve">    public class </w:t>
+      </w:r>
+      <w:proofErr w:type="spellStart"/>
+      <w:proofErr w:type="gramStart"/>
+      <w:r>
+        <w:rPr>
+          <w:lang w:val="en-US"/>
+        </w:rPr>
+        <w:t>TransicionInvalidaException</w:t>
+      </w:r>
+      <w:proofErr w:type="spellEnd"/>
+      <w:r>
+        <w:rPr>
+          <w:lang w:val="en-US"/>
+        </w:rPr>
+        <w:t xml:space="preserve"> :</w:t>
+      </w:r>
+      <w:proofErr w:type="gramEnd"/>
+      <w:r>
+        <w:rPr>
+          <w:lang w:val="en-US"/>
+        </w:rPr>
+        <w:t xml:space="preserve"> </w:t>
+      </w:r>
+      <w:proofErr w:type="spellStart"/>
+      <w:r>
+        <w:rPr>
+          <w:lang w:val="en-US"/>
+        </w:rPr>
+        <w:t>InvalidOperationException</w:t>
+      </w:r>
+      <w:proofErr w:type="spellEnd"/>
+    </w:p>
+    <w:p>
+      <w:pPr>
+        <w:rPr>
+          <w:lang w:val="en-US"/>
+        </w:rPr>
+      </w:pPr>
+      <w:r>
+        <w:rPr>
+          <w:lang w:val="en-US"/>
+        </w:rPr>
+        <w:t xml:space="preserve">    {</w:t>
+      </w:r>
+    </w:p>
+    <w:p>
+      <w:pPr>
+        <w:rPr>
+          <w:lang w:val="en-US"/>
+        </w:rPr>
+      </w:pPr>
+      <w:r>
+        <w:rPr>
+          <w:lang w:val="en-US"/>
+        </w:rPr>
+        <w:t xml:space="preserve">        public </w:t>
+      </w:r>
+      <w:proofErr w:type="spellStart"/>
+      <w:proofErr w:type="gramStart"/>
+      <w:r>
+        <w:rPr>
+          <w:lang w:val="en-US"/>
+        </w:rPr>
+        <w:t>TransicionInvalidaException</w:t>
+      </w:r>
+      <w:proofErr w:type="spellEnd"/>
+      <w:r>
+        <w:rPr>
+          <w:lang w:val="en-US"/>
+        </w:rPr>
+        <w:t>(</w:t>
+      </w:r>
+      <w:proofErr w:type="gramEnd"/>
+      <w:r>
+        <w:rPr>
+          <w:lang w:val="en-US"/>
+        </w:rPr>
+        <w:t xml:space="preserve">string </w:t>
+      </w:r>
+      <w:proofErr w:type="spellStart"/>
+      <w:r>
+        <w:rPr>
+          <w:lang w:val="en-US"/>
+        </w:rPr>
+        <w:t>estadoActual</w:t>
+      </w:r>
+      <w:proofErr w:type="spellEnd"/>
+      <w:r>
+        <w:rPr>
+          <w:lang w:val="en-US"/>
+        </w:rPr>
+        <w:t xml:space="preserve">, string </w:t>
+      </w:r>
+      <w:proofErr w:type="spellStart"/>
+      <w:r>
+        <w:rPr>
+          <w:lang w:val="en-US"/>
+        </w:rPr>
+        <w:t>eventoIntentado</w:t>
+      </w:r>
+      <w:proofErr w:type="spellEnd"/>
+      <w:r>
+        <w:rPr>
+          <w:lang w:val="en-US"/>
+        </w:rPr>
+        <w:t>)</w:t>
+      </w:r>
+    </w:p>
+    <w:p>
+      <w:r>
+        <w:rPr>
+          <w:lang w:val="en-US"/>
+        </w:rPr>
+        <w:t xml:space="preserve">            </w:t>
+      </w:r>
+      <w:r>
+        <w:t xml:space="preserve">: </w:t>
+      </w:r>
+      <w:proofErr w:type="gramStart"/>
+      <w:r>
+        <w:t>base(</w:t>
+      </w:r>
+      <w:proofErr w:type="gramEnd"/>
+      <w:r>
+        <w:t>$"[ERROR DE DOMINIO] Transición rechazada: No se permite ejecutar el evento '{</w:t>
+      </w:r>
+      <w:proofErr w:type="spellStart"/>
+      <w:r>
+        <w:t>eventoIntentado</w:t>
+      </w:r>
+      <w:proofErr w:type="spellEnd"/>
+      <w:r>
+        <w:t>}' cuando la orden se encuentra en el estado '{</w:t>
+      </w:r>
+      <w:proofErr w:type="spellStart"/>
+      <w:r>
+        <w:t>estadoActual</w:t>
+      </w:r>
+      <w:proofErr w:type="spellEnd"/>
+      <w:r>
+        <w:t>}'.")</w:t>
+      </w:r>
+    </w:p>
+    <w:p>
+      <w:pPr>
+        <w:rPr>
+          <w:lang w:val="en-US"/>
+        </w:rPr>
+      </w:pPr>
+      <w:r>
+        <w:t xml:space="preserve">        </w:t>
+      </w:r>
+      <w:r>
+        <w:rPr>
+          <w:lang w:val="en-US"/>
+        </w:rPr>
+        <w:t>{</w:t>
+      </w:r>
+    </w:p>
+    <w:p>
+      <w:pPr>
+        <w:rPr>
+          <w:lang w:val="en-US"/>
+        </w:rPr>
+      </w:pPr>
+      <w:r>
+        <w:rPr>
+          <w:lang w:val="en-US"/>
+        </w:rPr>
+        <w:t xml:space="preserve">        }</w:t>
+      </w:r>
+    </w:p>
+    <w:p>
+      <w:pPr>
+        <w:rPr>
+          <w:lang w:val="en-US"/>
+        </w:rPr>
+      </w:pPr>
+      <w:r>
+        <w:rPr>
+          <w:lang w:val="en-US"/>
+        </w:rPr>
+        <w:t xml:space="preserve">    }</w:t>
+      </w:r>
+    </w:p>
+    <w:p>
+      <w:pPr>
+        <w:rPr>
+          <w:lang w:val="en-US"/>
+        </w:rPr>
+      </w:pPr>
+    </w:p>
+    <w:p>
+      <w:pPr>
+        <w:rPr>
+          <w:lang w:val="en-US"/>
+        </w:rPr>
+      </w:pPr>
+      <w:r>
+        <w:rPr>
+          <w:lang w:val="en-US"/>
+        </w:rPr>
+        <w:t xml:space="preserve">   </w:t>
+      </w:r>
+    </w:p>
+    <w:p>
+      <w:pPr>
+        <w:rPr>
+          <w:lang w:val="en-US"/>
+        </w:rPr>
+      </w:pPr>
+      <w:r>
+        <w:rPr>
+          <w:lang w:val="en-US"/>
+        </w:rPr>
+        <w:t xml:space="preserve">    public interface </w:t>
+      </w:r>
+      <w:proofErr w:type="spellStart"/>
+      <w:r>
+        <w:rPr>
+          <w:lang w:val="en-US"/>
+        </w:rPr>
+        <w:t>IEstadoOrden</w:t>
+      </w:r>
+      <w:proofErr w:type="spellEnd"/>
+    </w:p>
+    <w:p>
+      <w:pPr>
+        <w:rPr>
+          <w:lang w:val="en-US"/>
+        </w:rPr>
+      </w:pPr>
+      <w:r>
+        <w:rPr>
+          <w:lang w:val="en-US"/>
+        </w:rPr>
+        <w:t xml:space="preserve">    {</w:t>
+      </w:r>
+    </w:p>
+    <w:p>
+      <w:pPr>
+        <w:rPr>
+          <w:lang w:val="en-US"/>
+        </w:rPr>
+      </w:pPr>
+      <w:r>
+        <w:rPr>
+          <w:lang w:val="en-US"/>
+        </w:rPr>
+        <w:t xml:space="preserve">        string </w:t>
+      </w:r>
+      <w:proofErr w:type="spellStart"/>
+      <w:r>
+        <w:rPr>
+          <w:lang w:val="en-US"/>
+        </w:rPr>
+        <w:t>NombreEstado</w:t>
+      </w:r>
+      <w:proofErr w:type="spellEnd"/>
+      <w:r>
+        <w:rPr>
+          <w:lang w:val="en-US"/>
+        </w:rPr>
+        <w:t xml:space="preserve"> </w:t>
+      </w:r>
+      <w:proofErr w:type="gramStart"/>
+      <w:r>
+        <w:rPr>
+          <w:lang w:val="en-US"/>
+        </w:rPr>
+        <w:t>{ get; }</w:t>
+      </w:r>
+      <w:proofErr w:type="gramEnd"/>
+    </w:p>
+    <w:p>
+      <w:pPr>
+        <w:rPr>
+          <w:lang w:val="en-US"/>
+        </w:rPr>
+      </w:pPr>
+      <w:r>
+        <w:rPr>
+          <w:lang w:val="en-US"/>
+        </w:rPr>
+        <w:t xml:space="preserve">        void </w:t>
+      </w:r>
+      <w:proofErr w:type="spellStart"/>
+      <w:proofErr w:type="gramStart"/>
+      <w:r>
+        <w:rPr>
+          <w:lang w:val="en-US"/>
+        </w:rPr>
+        <w:t>PresionarCheckout</w:t>
+      </w:r>
+      <w:proofErr w:type="spellEnd"/>
+      <w:r>
+        <w:rPr>
+          <w:lang w:val="en-US"/>
+        </w:rPr>
+        <w:t>(</w:t>
+      </w:r>
+      <w:proofErr w:type="spellStart"/>
+      <w:proofErr w:type="gramEnd"/>
+      <w:r>
+        <w:rPr>
+          <w:lang w:val="en-US"/>
+        </w:rPr>
+        <w:t>OrdenDeCompraContext</w:t>
+      </w:r>
+      <w:proofErr w:type="spellEnd"/>
+      <w:r>
+        <w:rPr>
+          <w:lang w:val="en-US"/>
+        </w:rPr>
+        <w:t xml:space="preserve"> </w:t>
+      </w:r>
+      <w:proofErr w:type="spellStart"/>
+      <w:r>
+        <w:rPr>
+          <w:lang w:val="en-US"/>
+        </w:rPr>
+        <w:t>orden</w:t>
+      </w:r>
+      <w:proofErr w:type="spellEnd"/>
+      <w:r>
+        <w:rPr>
+          <w:lang w:val="en-US"/>
+        </w:rPr>
+        <w:t>);</w:t>
+      </w:r>
+    </w:p>
+    <w:p>
+      <w:pPr>
+        <w:rPr>
+          <w:lang w:val="en-US"/>
+        </w:rPr>
+      </w:pPr>
+      <w:r>
+        <w:rPr>
+          <w:lang w:val="en-US"/>
+        </w:rPr>
+        <w:t xml:space="preserve">        void </w:t>
+      </w:r>
+      <w:proofErr w:type="spellStart"/>
+      <w:proofErr w:type="gramStart"/>
+      <w:r>
+        <w:rPr>
+          <w:lang w:val="en-US"/>
+        </w:rPr>
+        <w:t>PagoConfirmado</w:t>
+      </w:r>
+      <w:proofErr w:type="spellEnd"/>
+      <w:r>
+        <w:rPr>
+          <w:lang w:val="en-US"/>
+        </w:rPr>
+        <w:t>(</w:t>
+      </w:r>
+      <w:proofErr w:type="spellStart"/>
+      <w:proofErr w:type="gramEnd"/>
+      <w:r>
+        <w:rPr>
+          <w:lang w:val="en-US"/>
+        </w:rPr>
+        <w:t>OrdenDeCompraContext</w:t>
+      </w:r>
+      <w:proofErr w:type="spellEnd"/>
+      <w:r>
+        <w:rPr>
+          <w:lang w:val="en-US"/>
+        </w:rPr>
+        <w:t xml:space="preserve"> </w:t>
+      </w:r>
+      <w:proofErr w:type="spellStart"/>
+      <w:r>
+        <w:rPr>
+          <w:lang w:val="en-US"/>
+        </w:rPr>
+        <w:t>orden</w:t>
+      </w:r>
+      <w:proofErr w:type="spellEnd"/>
+      <w:r>
+        <w:rPr>
+          <w:lang w:val="en-US"/>
+        </w:rPr>
+        <w:t xml:space="preserve">, string </w:t>
+      </w:r>
+      <w:proofErr w:type="spellStart"/>
+      <w:r>
+        <w:rPr>
+          <w:lang w:val="en-US"/>
+        </w:rPr>
+        <w:t>estadoPago</w:t>
+      </w:r>
+      <w:proofErr w:type="spellEnd"/>
+      <w:r>
+        <w:rPr>
+          <w:lang w:val="en-US"/>
+        </w:rPr>
+        <w:t>);</w:t>
+      </w:r>
+    </w:p>
+    <w:p>
+      <w:pPr>
+        <w:rPr>
+          <w:lang w:val="en-US"/>
+        </w:rPr>
+      </w:pPr>
+      <w:r>
+        <w:rPr>
+          <w:lang w:val="en-US"/>
+        </w:rPr>
+        <w:t xml:space="preserve">        void </w:t>
+      </w:r>
+      <w:proofErr w:type="spellStart"/>
+      <w:proofErr w:type="gramStart"/>
+      <w:r>
+        <w:rPr>
+          <w:lang w:val="en-US"/>
+        </w:rPr>
+        <w:t>DetectarQuiebreStock</w:t>
+      </w:r>
+      <w:proofErr w:type="spellEnd"/>
+      <w:r>
+        <w:rPr>
+          <w:lang w:val="en-US"/>
+        </w:rPr>
+        <w:t>(</w:t>
+      </w:r>
+      <w:proofErr w:type="spellStart"/>
+      <w:proofErr w:type="gramEnd"/>
+      <w:r>
+        <w:rPr>
+          <w:lang w:val="en-US"/>
+        </w:rPr>
+        <w:t>OrdenDeCompraContext</w:t>
+      </w:r>
+      <w:proofErr w:type="spellEnd"/>
+      <w:r>
+        <w:rPr>
+          <w:lang w:val="en-US"/>
+        </w:rPr>
+        <w:t xml:space="preserve"> </w:t>
+      </w:r>
+      <w:proofErr w:type="spellStart"/>
+      <w:r>
+        <w:rPr>
+          <w:lang w:val="en-US"/>
+        </w:rPr>
+        <w:t>orden</w:t>
+      </w:r>
+      <w:proofErr w:type="spellEnd"/>
+      <w:r>
+        <w:rPr>
+          <w:lang w:val="en-US"/>
+        </w:rPr>
+        <w:t xml:space="preserve">, int </w:t>
+      </w:r>
+      <w:proofErr w:type="spellStart"/>
+      <w:r>
+        <w:rPr>
+          <w:lang w:val="en-US"/>
+        </w:rPr>
+        <w:t>stockDisponible</w:t>
+      </w:r>
+      <w:proofErr w:type="spellEnd"/>
+      <w:r>
+        <w:rPr>
+          <w:lang w:val="en-US"/>
+        </w:rPr>
+        <w:t xml:space="preserve">, int </w:t>
+      </w:r>
+      <w:proofErr w:type="spellStart"/>
+      <w:r>
+        <w:rPr>
+          <w:lang w:val="en-US"/>
+        </w:rPr>
+        <w:t>cantidadPedida</w:t>
+      </w:r>
+      <w:proofErr w:type="spellEnd"/>
+      <w:r>
+        <w:rPr>
+          <w:lang w:val="en-US"/>
+        </w:rPr>
+        <w:t>);</w:t>
+      </w:r>
+    </w:p>
+    <w:p>
+      <w:pPr>
+        <w:rPr>
+          <w:lang w:val="en-US"/>
+        </w:rPr>
+      </w:pPr>
+      <w:r>
+        <w:rPr>
+          <w:lang w:val="en-US"/>
+        </w:rPr>
+        <w:t xml:space="preserve">        void </w:t>
+      </w:r>
+      <w:proofErr w:type="spellStart"/>
+      <w:proofErr w:type="gramStart"/>
+      <w:r>
+        <w:rPr>
+          <w:lang w:val="en-US"/>
+        </w:rPr>
+        <w:t>ConfirmarEmpaque</w:t>
+      </w:r>
+      <w:proofErr w:type="spellEnd"/>
+      <w:r>
+        <w:rPr>
+          <w:lang w:val="en-US"/>
+        </w:rPr>
+        <w:t>(</w:t>
+      </w:r>
+      <w:proofErr w:type="spellStart"/>
+      <w:proofErr w:type="gramEnd"/>
+      <w:r>
+        <w:rPr>
+          <w:lang w:val="en-US"/>
+        </w:rPr>
+        <w:t>OrdenDeCompraContext</w:t>
+      </w:r>
+      <w:proofErr w:type="spellEnd"/>
+      <w:r>
+        <w:rPr>
+          <w:lang w:val="en-US"/>
+        </w:rPr>
+        <w:t xml:space="preserve"> </w:t>
+      </w:r>
+      <w:proofErr w:type="spellStart"/>
+      <w:r>
+        <w:rPr>
+          <w:lang w:val="en-US"/>
+        </w:rPr>
+        <w:t>orden</w:t>
+      </w:r>
+      <w:proofErr w:type="spellEnd"/>
+      <w:r>
+        <w:rPr>
+          <w:lang w:val="en-US"/>
+        </w:rPr>
+        <w:t>);</w:t>
+      </w:r>
+    </w:p>
+    <w:p>
+      <w:r>
+        <w:rPr>
+          <w:lang w:val="en-US"/>
+        </w:rPr>
+        <w:t xml:space="preserve">        </w:t>
+      </w:r>
+      <w:proofErr w:type="spellStart"/>
+      <w:r>
+        <w:t>void</w:t>
+      </w:r>
+      <w:proofErr w:type="spellEnd"/>
+      <w:r>
+        <w:t xml:space="preserve"> </w:t>
+      </w:r>
+      <w:proofErr w:type="spellStart"/>
+      <w:proofErr w:type="gramStart"/>
+      <w:r>
+        <w:t>CancelarPedido</w:t>
+      </w:r>
+      <w:proofErr w:type="spellEnd"/>
+      <w:r>
+        <w:t>(</w:t>
+      </w:r>
+      <w:proofErr w:type="spellStart"/>
+      <w:proofErr w:type="gramEnd"/>
+      <w:r>
+        <w:t>OrdenDeCompraContext</w:t>
+      </w:r>
+      <w:proofErr w:type="spellEnd"/>
+      <w:r>
+        <w:t xml:space="preserve"> orden);</w:t>
+      </w:r>
+    </w:p>
+    <w:p>
+      <w:r>
+        <w:t xml:space="preserve">        </w:t>
+      </w:r>
+      <w:proofErr w:type="spellStart"/>
+      <w:r>
+        <w:t>void</w:t>
+      </w:r>
+      <w:proofErr w:type="spellEnd"/>
+      <w:r>
+        <w:t xml:space="preserve"> </w:t>
+      </w:r>
+      <w:proofErr w:type="spellStart"/>
+      <w:proofErr w:type="gramStart"/>
+      <w:r>
+        <w:t>DespacharPedido</w:t>
+      </w:r>
+      <w:proofErr w:type="spellEnd"/>
+      <w:r>
+        <w:t>(</w:t>
+      </w:r>
+      <w:proofErr w:type="spellStart"/>
+      <w:proofErr w:type="gramEnd"/>
+      <w:r>
+        <w:t>OrdenDeCompraContext</w:t>
+      </w:r>
+      <w:proofErr w:type="spellEnd"/>
+      <w:r>
+        <w:t xml:space="preserve"> orden);</w:t>
+      </w:r>
+    </w:p>
+    <w:p>
+      <w:pPr>
+        <w:rPr>
+          <w:lang w:val="en-US"/>
+        </w:rPr>
+      </w:pPr>
+      <w:r>
+        <w:t xml:space="preserve">        </w:t>
+      </w:r>
+      <w:r>
+        <w:rPr>
+          <w:lang w:val="en-US"/>
+        </w:rPr>
+        <w:t xml:space="preserve">void </w:t>
+      </w:r>
+      <w:proofErr w:type="spellStart"/>
+      <w:proofErr w:type="gramStart"/>
+      <w:r>
+        <w:rPr>
+          <w:lang w:val="en-US"/>
+        </w:rPr>
+        <w:t>ConfirmarEntrega</w:t>
+      </w:r>
+      <w:proofErr w:type="spellEnd"/>
+      <w:r>
+        <w:rPr>
+          <w:lang w:val="en-US"/>
+        </w:rPr>
+        <w:t>(</w:t>
+      </w:r>
+      <w:proofErr w:type="spellStart"/>
+      <w:proofErr w:type="gramEnd"/>
+      <w:r>
+        <w:rPr>
+          <w:lang w:val="en-US"/>
+        </w:rPr>
+        <w:t>OrdenDeCompraContext</w:t>
+      </w:r>
+      <w:proofErr w:type="spellEnd"/>
+      <w:r>
+        <w:rPr>
+          <w:lang w:val="en-US"/>
+        </w:rPr>
+        <w:t xml:space="preserve"> </w:t>
+      </w:r>
+      <w:proofErr w:type="spellStart"/>
+      <w:r>
+        <w:rPr>
+          <w:lang w:val="en-US"/>
+        </w:rPr>
+        <w:t>orden</w:t>
+      </w:r>
+      <w:proofErr w:type="spellEnd"/>
+      <w:r>
+        <w:rPr>
+          <w:lang w:val="en-US"/>
+        </w:rPr>
+        <w:t>);</w:t>
+      </w:r>
+    </w:p>
+    <w:p>
+      <w:pPr>
+        <w:rPr>
+          <w:lang w:val="en-US"/>
+        </w:rPr>
+      </w:pPr>
+      <w:r>
+        <w:rPr>
+          <w:lang w:val="en-US"/>
+        </w:rPr>
+        <w:t xml:space="preserve">        void </w:t>
+      </w:r>
+      <w:proofErr w:type="spellStart"/>
+      <w:proofErr w:type="gramStart"/>
+      <w:r>
+        <w:rPr>
+          <w:lang w:val="en-US"/>
+        </w:rPr>
+        <w:t>ExpirarPorTimeout</w:t>
+      </w:r>
+      <w:proofErr w:type="spellEnd"/>
+      <w:r>
+        <w:rPr>
+          <w:lang w:val="en-US"/>
+        </w:rPr>
+        <w:t>(</w:t>
+      </w:r>
+      <w:proofErr w:type="spellStart"/>
+      <w:proofErr w:type="gramEnd"/>
+      <w:r>
+        <w:rPr>
+          <w:lang w:val="en-US"/>
+        </w:rPr>
+        <w:t>OrdenDeCompraContext</w:t>
+      </w:r>
+      <w:proofErr w:type="spellEnd"/>
+      <w:r>
+        <w:rPr>
+          <w:lang w:val="en-US"/>
+        </w:rPr>
+        <w:t xml:space="preserve"> </w:t>
+      </w:r>
+      <w:proofErr w:type="spellStart"/>
+      <w:r>
+        <w:rPr>
+          <w:lang w:val="en-US"/>
+        </w:rPr>
+        <w:t>orden</w:t>
+      </w:r>
+      <w:proofErr w:type="spellEnd"/>
+      <w:r>
+        <w:rPr>
+          <w:lang w:val="en-US"/>
+        </w:rPr>
+        <w:t>);</w:t>
+      </w:r>
+    </w:p>
+    <w:p>
+      <w:pPr>
+        <w:rPr>
+          <w:lang w:val="en-US"/>
+        </w:rPr>
+      </w:pPr>
+      <w:r>
+        <w:rPr>
+          <w:lang w:val="en-US"/>
+        </w:rPr>
+        <w:lastRenderedPageBreak/>
+        <w:t xml:space="preserve">    }</w:t>
+      </w:r>
+    </w:p>
+    <w:p>
+      <w:pPr>
+        <w:rPr>
+          <w:lang w:val="en-US"/>
+        </w:rPr>
+      </w:pPr>
+    </w:p>
+    <w:p>
+      <w:pPr>
+        <w:rPr>
+          <w:lang w:val="en-US"/>
+        </w:rPr>
+      </w:pPr>
+      <w:r>
+        <w:rPr>
+          <w:lang w:val="en-US"/>
+        </w:rPr>
+        <w:t xml:space="preserve">    </w:t>
+      </w:r>
+    </w:p>
+    <w:p>
+      <w:pPr>
+        <w:rPr>
+          <w:lang w:val="en-US"/>
+        </w:rPr>
+      </w:pPr>
+      <w:r>
+        <w:rPr>
+          <w:lang w:val="en-US"/>
+        </w:rPr>
+        <w:t xml:space="preserve">    public abstract class </w:t>
+      </w:r>
+      <w:proofErr w:type="spellStart"/>
+      <w:proofErr w:type="gramStart"/>
+      <w:r>
+        <w:rPr>
+          <w:lang w:val="en-US"/>
+        </w:rPr>
+        <w:t>EstadoOrdenBase</w:t>
+      </w:r>
+      <w:proofErr w:type="spellEnd"/>
+      <w:r>
+        <w:rPr>
+          <w:lang w:val="en-US"/>
+        </w:rPr>
+        <w:t xml:space="preserve"> :</w:t>
+      </w:r>
+      <w:proofErr w:type="gramEnd"/>
+      <w:r>
+        <w:rPr>
+          <w:lang w:val="en-US"/>
+        </w:rPr>
+        <w:t xml:space="preserve"> </w:t>
+      </w:r>
+      <w:proofErr w:type="spellStart"/>
+      <w:r>
+        <w:rPr>
+          <w:lang w:val="en-US"/>
+        </w:rPr>
+        <w:t>IEstadoOrden</w:t>
+      </w:r>
+      <w:proofErr w:type="spellEnd"/>
+    </w:p>
+    <w:p>
+      <w:pPr>
+        <w:rPr>
+          <w:lang w:val="en-US"/>
+        </w:rPr>
+      </w:pPr>
+      <w:r>
+        <w:rPr>
+          <w:lang w:val="en-US"/>
+        </w:rPr>
+        <w:t xml:space="preserve">    {</w:t>
+      </w:r>
+    </w:p>
+    <w:p>
+      <w:pPr>
+        <w:rPr>
+          <w:lang w:val="en-US"/>
+        </w:rPr>
+      </w:pPr>
+      <w:r>
+        <w:rPr>
+          <w:lang w:val="en-US"/>
+        </w:rPr>
+        <w:t xml:space="preserve">        public abstract string </w:t>
+      </w:r>
+      <w:proofErr w:type="spellStart"/>
+      <w:r>
+        <w:rPr>
+          <w:lang w:val="en-US"/>
+        </w:rPr>
+        <w:t>NombreEstado</w:t>
+      </w:r>
+      <w:proofErr w:type="spellEnd"/>
+      <w:r>
+        <w:rPr>
+          <w:lang w:val="en-US"/>
+        </w:rPr>
+        <w:t xml:space="preserve"> </w:t>
+      </w:r>
+      <w:proofErr w:type="gramStart"/>
+      <w:r>
+        <w:rPr>
+          <w:lang w:val="en-US"/>
+        </w:rPr>
+        <w:t>{ get; }</w:t>
+      </w:r>
+      <w:proofErr w:type="gramEnd"/>
+    </w:p>
+    <w:p>
+      <w:pPr>
+        <w:rPr>
+          <w:lang w:val="en-US"/>
+        </w:rPr>
+      </w:pPr>
+    </w:p>
+    <w:p>
+      <w:pPr>
+        <w:rPr>
+          <w:lang w:val="en-US"/>
+        </w:rPr>
+      </w:pPr>
+      <w:r>
+        <w:rPr>
+          <w:lang w:val="en-US"/>
+        </w:rPr>
+        <w:t xml:space="preserve">        public virtual void </w:t>
+      </w:r>
+      <w:proofErr w:type="spellStart"/>
+      <w:proofErr w:type="gramStart"/>
+      <w:r>
+        <w:rPr>
+          <w:lang w:val="en-US"/>
+        </w:rPr>
+        <w:t>PresionarCheckout</w:t>
+      </w:r>
+      <w:proofErr w:type="spellEnd"/>
+      <w:r>
+        <w:rPr>
+          <w:lang w:val="en-US"/>
+        </w:rPr>
+        <w:t>(</w:t>
+      </w:r>
+      <w:proofErr w:type="spellStart"/>
+      <w:proofErr w:type="gramEnd"/>
+      <w:r>
+        <w:rPr>
+          <w:lang w:val="en-US"/>
+        </w:rPr>
+        <w:t>OrdenDeCompraContext</w:t>
+      </w:r>
+      <w:proofErr w:type="spellEnd"/>
+      <w:r>
+        <w:rPr>
+          <w:lang w:val="en-US"/>
+        </w:rPr>
+        <w:t xml:space="preserve"> </w:t>
+      </w:r>
+      <w:proofErr w:type="spellStart"/>
+      <w:r>
+        <w:rPr>
+          <w:lang w:val="en-US"/>
+        </w:rPr>
+        <w:t>orden</w:t>
+      </w:r>
+      <w:proofErr w:type="spellEnd"/>
+      <w:r>
+        <w:rPr>
+          <w:lang w:val="en-US"/>
+        </w:rPr>
+        <w:t>) =&gt;</w:t>
+      </w:r>
+    </w:p>
+    <w:p>
+      <w:pPr>
+        <w:rPr>
+          <w:lang w:val="en-US"/>
+        </w:rPr>
+      </w:pPr>
+      <w:r>
+        <w:rPr>
+          <w:lang w:val="en-US"/>
+        </w:rPr>
+        <w:t xml:space="preserve">            throw new </w:t>
+      </w:r>
+      <w:proofErr w:type="spellStart"/>
+      <w:proofErr w:type="gramStart"/>
+      <w:r>
+        <w:rPr>
+          <w:lang w:val="en-US"/>
+        </w:rPr>
+        <w:t>TransicionInvalidaException</w:t>
+      </w:r>
+      <w:proofErr w:type="spellEnd"/>
+      <w:r>
+        <w:rPr>
+          <w:lang w:val="en-US"/>
+        </w:rPr>
+        <w:t>(</w:t>
+      </w:r>
+      <w:proofErr w:type="spellStart"/>
+      <w:proofErr w:type="gramEnd"/>
+      <w:r>
+        <w:rPr>
+          <w:lang w:val="en-US"/>
+        </w:rPr>
+        <w:t>NombreEstado</w:t>
+      </w:r>
+      <w:proofErr w:type="spellEnd"/>
+      <w:r>
+        <w:rPr>
+          <w:lang w:val="en-US"/>
+        </w:rPr>
+        <w:t xml:space="preserve">, </w:t>
+      </w:r>
+      <w:proofErr w:type="spellStart"/>
+      <w:proofErr w:type="gramStart"/>
+      <w:r>
+        <w:rPr>
+          <w:lang w:val="en-US"/>
+        </w:rPr>
+        <w:t>nameof</w:t>
+      </w:r>
+      <w:proofErr w:type="spellEnd"/>
+      <w:r>
+        <w:rPr>
+          <w:lang w:val="en-US"/>
+        </w:rPr>
+        <w:t>(</w:t>
+      </w:r>
+      <w:proofErr w:type="spellStart"/>
+      <w:proofErr w:type="gramEnd"/>
+      <w:r>
+        <w:rPr>
+          <w:lang w:val="en-US"/>
+        </w:rPr>
+        <w:t>PresionarCheckout</w:t>
+      </w:r>
+      <w:proofErr w:type="spellEnd"/>
+      <w:r>
+        <w:rPr>
+          <w:lang w:val="en-US"/>
+        </w:rPr>
+        <w:t>));</w:t>
+      </w:r>
+    </w:p>
+    <w:p>
+      <w:pPr>
+        <w:rPr>
+          <w:lang w:val="en-US"/>
+        </w:rPr>
+      </w:pPr>
+    </w:p>
+    <w:p>
+      <w:pPr>
+        <w:rPr>
+          <w:lang w:val="en-US"/>
+        </w:rPr>
+      </w:pPr>
+      <w:r>
+        <w:rPr>
+          <w:lang w:val="en-US"/>
+        </w:rPr>
+        <w:t xml:space="preserve">        public virtual void </w:t>
+      </w:r>
+      <w:proofErr w:type="spellStart"/>
+      <w:proofErr w:type="gramStart"/>
+      <w:r>
+        <w:rPr>
+          <w:lang w:val="en-US"/>
+        </w:rPr>
+        <w:t>PagoConfirmado</w:t>
+      </w:r>
+      <w:proofErr w:type="spellEnd"/>
+      <w:r>
+        <w:rPr>
+          <w:lang w:val="en-US"/>
+        </w:rPr>
+        <w:t>(</w:t>
+      </w:r>
+      <w:proofErr w:type="spellStart"/>
+      <w:proofErr w:type="gramEnd"/>
+      <w:r>
+        <w:rPr>
+          <w:lang w:val="en-US"/>
+        </w:rPr>
+        <w:t>OrdenDeCompraContext</w:t>
+      </w:r>
+      <w:proofErr w:type="spellEnd"/>
+      <w:r>
+        <w:rPr>
+          <w:lang w:val="en-US"/>
+        </w:rPr>
+        <w:t xml:space="preserve"> </w:t>
+      </w:r>
+      <w:proofErr w:type="spellStart"/>
+      <w:r>
+        <w:rPr>
+          <w:lang w:val="en-US"/>
+        </w:rPr>
+        <w:t>orden</w:t>
+      </w:r>
+      <w:proofErr w:type="spellEnd"/>
+      <w:r>
+        <w:rPr>
+          <w:lang w:val="en-US"/>
+        </w:rPr>
+        <w:t xml:space="preserve">, string </w:t>
+      </w:r>
+      <w:proofErr w:type="spellStart"/>
+      <w:r>
+        <w:rPr>
+          <w:lang w:val="en-US"/>
+        </w:rPr>
+        <w:t>estadoPago</w:t>
+      </w:r>
+      <w:proofErr w:type="spellEnd"/>
+      <w:r>
+        <w:rPr>
+          <w:lang w:val="en-US"/>
+        </w:rPr>
+        <w:t>) =&gt;</w:t>
+      </w:r>
+    </w:p>
+    <w:p>
+      <w:pPr>
+        <w:rPr>
+          <w:lang w:val="en-US"/>
+        </w:rPr>
+      </w:pPr>
+      <w:r>
+        <w:rPr>
+          <w:lang w:val="en-US"/>
+        </w:rPr>
+        <w:t xml:space="preserve">            throw new </w:t>
+      </w:r>
+      <w:proofErr w:type="spellStart"/>
+      <w:proofErr w:type="gramStart"/>
+      <w:r>
+        <w:rPr>
+          <w:lang w:val="en-US"/>
+        </w:rPr>
+        <w:t>TransicionInvalidaException</w:t>
+      </w:r>
+      <w:proofErr w:type="spellEnd"/>
+      <w:r>
+        <w:rPr>
+          <w:lang w:val="en-US"/>
+        </w:rPr>
+        <w:t>(</w:t>
+      </w:r>
+      <w:proofErr w:type="spellStart"/>
+      <w:proofErr w:type="gramEnd"/>
+      <w:r>
+        <w:rPr>
+          <w:lang w:val="en-US"/>
+        </w:rPr>
+        <w:t>NombreEstado</w:t>
+      </w:r>
+      <w:proofErr w:type="spellEnd"/>
+      <w:r>
+        <w:rPr>
+          <w:lang w:val="en-US"/>
+        </w:rPr>
+        <w:t xml:space="preserve">, </w:t>
+      </w:r>
+      <w:proofErr w:type="spellStart"/>
+      <w:proofErr w:type="gramStart"/>
+      <w:r>
+        <w:rPr>
+          <w:lang w:val="en-US"/>
+        </w:rPr>
+        <w:t>nameof</w:t>
+      </w:r>
+      <w:proofErr w:type="spellEnd"/>
+      <w:r>
+        <w:rPr>
+          <w:lang w:val="en-US"/>
+        </w:rPr>
+        <w:t>(</w:t>
+      </w:r>
+      <w:proofErr w:type="spellStart"/>
+      <w:proofErr w:type="gramEnd"/>
+      <w:r>
+        <w:rPr>
+          <w:lang w:val="en-US"/>
+        </w:rPr>
+        <w:t>PagoConfirmado</w:t>
+      </w:r>
+      <w:proofErr w:type="spellEnd"/>
+      <w:r>
+        <w:rPr>
+          <w:lang w:val="en-US"/>
+        </w:rPr>
+        <w:t>));</w:t>
+      </w:r>
+    </w:p>
+    <w:p>
+      <w:pPr>
+        <w:rPr>
+          <w:lang w:val="en-US"/>
+        </w:rPr>
+      </w:pPr>
+    </w:p>
+    <w:p>
+      <w:pPr>
+        <w:rPr>
+          <w:lang w:val="en-US"/>
+        </w:rPr>
+      </w:pPr>
+      <w:r>
+        <w:rPr>
+          <w:lang w:val="en-US"/>
+        </w:rPr>
+        <w:t xml:space="preserve">        public virtual void </w:t>
+      </w:r>
+      <w:proofErr w:type="spellStart"/>
+      <w:proofErr w:type="gramStart"/>
+      <w:r>
+        <w:rPr>
+          <w:lang w:val="en-US"/>
+        </w:rPr>
+        <w:t>DetectarQuiebreStock</w:t>
+      </w:r>
+      <w:proofErr w:type="spellEnd"/>
+      <w:r>
+        <w:rPr>
+          <w:lang w:val="en-US"/>
+        </w:rPr>
+        <w:t>(</w:t>
+      </w:r>
+      <w:proofErr w:type="spellStart"/>
+      <w:proofErr w:type="gramEnd"/>
+      <w:r>
+        <w:rPr>
+          <w:lang w:val="en-US"/>
+        </w:rPr>
+        <w:t>OrdenDeCompraContext</w:t>
+      </w:r>
+      <w:proofErr w:type="spellEnd"/>
+      <w:r>
+        <w:rPr>
+          <w:lang w:val="en-US"/>
+        </w:rPr>
+        <w:t xml:space="preserve"> </w:t>
+      </w:r>
+      <w:proofErr w:type="spellStart"/>
+      <w:r>
+        <w:rPr>
+          <w:lang w:val="en-US"/>
+        </w:rPr>
+        <w:t>orden</w:t>
+      </w:r>
+      <w:proofErr w:type="spellEnd"/>
+      <w:r>
+        <w:rPr>
+          <w:lang w:val="en-US"/>
+        </w:rPr>
+        <w:t xml:space="preserve">, int </w:t>
+      </w:r>
+      <w:proofErr w:type="spellStart"/>
+      <w:r>
+        <w:rPr>
+          <w:lang w:val="en-US"/>
+        </w:rPr>
+        <w:t>stockDisponible</w:t>
+      </w:r>
+      <w:proofErr w:type="spellEnd"/>
+      <w:r>
+        <w:rPr>
+          <w:lang w:val="en-US"/>
+        </w:rPr>
+        <w:t xml:space="preserve">, int </w:t>
+      </w:r>
+      <w:proofErr w:type="spellStart"/>
+      <w:r>
+        <w:rPr>
+          <w:lang w:val="en-US"/>
+        </w:rPr>
+        <w:t>cantidadPedida</w:t>
+      </w:r>
+      <w:proofErr w:type="spellEnd"/>
+      <w:r>
+        <w:rPr>
+          <w:lang w:val="en-US"/>
+        </w:rPr>
+        <w:t>) =&gt;</w:t>
+      </w:r>
+    </w:p>
+    <w:p>
+      <w:pPr>
+        <w:rPr>
+          <w:lang w:val="en-US"/>
+        </w:rPr>
+      </w:pPr>
+      <w:r>
+        <w:rPr>
+          <w:lang w:val="en-US"/>
+        </w:rPr>
+        <w:t xml:space="preserve">            throw new </w:t>
+      </w:r>
+      <w:proofErr w:type="spellStart"/>
+      <w:proofErr w:type="gramStart"/>
+      <w:r>
+        <w:rPr>
+          <w:lang w:val="en-US"/>
+        </w:rPr>
+        <w:t>TransicionInvalidaException</w:t>
+      </w:r>
+      <w:proofErr w:type="spellEnd"/>
+      <w:r>
+        <w:rPr>
+          <w:lang w:val="en-US"/>
+        </w:rPr>
+        <w:t>(</w:t>
+      </w:r>
+      <w:proofErr w:type="spellStart"/>
+      <w:proofErr w:type="gramEnd"/>
+      <w:r>
+        <w:rPr>
+          <w:lang w:val="en-US"/>
+        </w:rPr>
+        <w:t>NombreEstado</w:t>
+      </w:r>
+      <w:proofErr w:type="spellEnd"/>
+      <w:r>
+        <w:rPr>
+          <w:lang w:val="en-US"/>
+        </w:rPr>
+        <w:t xml:space="preserve">, </w:t>
+      </w:r>
+      <w:proofErr w:type="spellStart"/>
+      <w:proofErr w:type="gramStart"/>
+      <w:r>
+        <w:rPr>
+          <w:lang w:val="en-US"/>
+        </w:rPr>
+        <w:t>nameof</w:t>
+      </w:r>
+      <w:proofErr w:type="spellEnd"/>
+      <w:r>
+        <w:rPr>
+          <w:lang w:val="en-US"/>
+        </w:rPr>
+        <w:t>(</w:t>
+      </w:r>
+      <w:proofErr w:type="spellStart"/>
+      <w:proofErr w:type="gramEnd"/>
+      <w:r>
+        <w:rPr>
+          <w:lang w:val="en-US"/>
+        </w:rPr>
+        <w:t>DetectarQuiebreStock</w:t>
+      </w:r>
+      <w:proofErr w:type="spellEnd"/>
+      <w:r>
+        <w:rPr>
+          <w:lang w:val="en-US"/>
+        </w:rPr>
+        <w:t>));</w:t>
+      </w:r>
+    </w:p>
+    <w:p>
+      <w:pPr>
+        <w:rPr>
+          <w:lang w:val="en-US"/>
+        </w:rPr>
+      </w:pPr>
+    </w:p>
+    <w:p>
+      <w:pPr>
+        <w:rPr>
+          <w:lang w:val="en-US"/>
+        </w:rPr>
+      </w:pPr>
+      <w:r>
+        <w:rPr>
+          <w:lang w:val="en-US"/>
+        </w:rPr>
+        <w:t xml:space="preserve">        public virtual void </w:t>
+      </w:r>
+      <w:proofErr w:type="spellStart"/>
+      <w:proofErr w:type="gramStart"/>
+      <w:r>
+        <w:rPr>
+          <w:lang w:val="en-US"/>
+        </w:rPr>
+        <w:t>ConfirmarEmpaque</w:t>
+      </w:r>
+      <w:proofErr w:type="spellEnd"/>
+      <w:r>
+        <w:rPr>
+          <w:lang w:val="en-US"/>
+        </w:rPr>
+        <w:t>(</w:t>
+      </w:r>
+      <w:proofErr w:type="spellStart"/>
+      <w:proofErr w:type="gramEnd"/>
+      <w:r>
+        <w:rPr>
+          <w:lang w:val="en-US"/>
+        </w:rPr>
+        <w:t>OrdenDeCompraContext</w:t>
+      </w:r>
+      <w:proofErr w:type="spellEnd"/>
+      <w:r>
+        <w:rPr>
+          <w:lang w:val="en-US"/>
+        </w:rPr>
+        <w:t xml:space="preserve"> </w:t>
+      </w:r>
+      <w:proofErr w:type="spellStart"/>
+      <w:r>
+        <w:rPr>
+          <w:lang w:val="en-US"/>
+        </w:rPr>
+        <w:t>orden</w:t>
+      </w:r>
+      <w:proofErr w:type="spellEnd"/>
+      <w:r>
+        <w:rPr>
+          <w:lang w:val="en-US"/>
+        </w:rPr>
+        <w:t>) =&gt;</w:t>
+      </w:r>
+    </w:p>
+    <w:p>
+      <w:pPr>
+        <w:rPr>
+          <w:lang w:val="en-US"/>
+        </w:rPr>
+      </w:pPr>
+      <w:r>
+        <w:rPr>
+          <w:lang w:val="en-US"/>
+        </w:rPr>
+        <w:t xml:space="preserve">            throw new </w:t>
+      </w:r>
+      <w:proofErr w:type="spellStart"/>
+      <w:proofErr w:type="gramStart"/>
+      <w:r>
+        <w:rPr>
+          <w:lang w:val="en-US"/>
+        </w:rPr>
+        <w:t>TransicionInvalidaException</w:t>
+      </w:r>
+      <w:proofErr w:type="spellEnd"/>
+      <w:r>
+        <w:rPr>
+          <w:lang w:val="en-US"/>
+        </w:rPr>
+        <w:t>(</w:t>
+      </w:r>
+      <w:proofErr w:type="spellStart"/>
+      <w:proofErr w:type="gramEnd"/>
+      <w:r>
+        <w:rPr>
+          <w:lang w:val="en-US"/>
+        </w:rPr>
+        <w:t>NombreEstado</w:t>
+      </w:r>
+      <w:proofErr w:type="spellEnd"/>
+      <w:r>
+        <w:rPr>
+          <w:lang w:val="en-US"/>
+        </w:rPr>
+        <w:t xml:space="preserve">, </w:t>
+      </w:r>
+      <w:proofErr w:type="spellStart"/>
+      <w:proofErr w:type="gramStart"/>
+      <w:r>
+        <w:rPr>
+          <w:lang w:val="en-US"/>
+        </w:rPr>
+        <w:t>nameof</w:t>
+      </w:r>
+      <w:proofErr w:type="spellEnd"/>
+      <w:r>
+        <w:rPr>
+          <w:lang w:val="en-US"/>
+        </w:rPr>
+        <w:t>(</w:t>
+      </w:r>
+      <w:proofErr w:type="spellStart"/>
+      <w:proofErr w:type="gramEnd"/>
+      <w:r>
+        <w:rPr>
+          <w:lang w:val="en-US"/>
+        </w:rPr>
+        <w:t>ConfirmarEmpaque</w:t>
+      </w:r>
+      <w:proofErr w:type="spellEnd"/>
+      <w:r>
+        <w:rPr>
+          <w:lang w:val="en-US"/>
+        </w:rPr>
+        <w:t>));</w:t>
+      </w:r>
+    </w:p>
+    <w:p>
+      <w:pPr>
+        <w:rPr>
+          <w:lang w:val="en-US"/>
+        </w:rPr>
+      </w:pPr>
+    </w:p>
+    <w:p>
+      <w:pPr>
+        <w:rPr>
+          <w:lang w:val="en-US"/>
+        </w:rPr>
+      </w:pPr>
+      <w:r>
+        <w:rPr>
+          <w:lang w:val="en-US"/>
+        </w:rPr>
+        <w:t xml:space="preserve">        public virtual void </w:t>
+      </w:r>
+      <w:proofErr w:type="spellStart"/>
+      <w:proofErr w:type="gramStart"/>
+      <w:r>
+        <w:rPr>
+          <w:lang w:val="en-US"/>
+        </w:rPr>
+        <w:t>CancelarPedido</w:t>
+      </w:r>
+      <w:proofErr w:type="spellEnd"/>
+      <w:r>
+        <w:rPr>
+          <w:lang w:val="en-US"/>
+        </w:rPr>
+        <w:t>(</w:t>
+      </w:r>
+      <w:proofErr w:type="spellStart"/>
+      <w:proofErr w:type="gramEnd"/>
+      <w:r>
+        <w:rPr>
+          <w:lang w:val="en-US"/>
+        </w:rPr>
+        <w:t>OrdenDeCompraContext</w:t>
+      </w:r>
+      <w:proofErr w:type="spellEnd"/>
+      <w:r>
+        <w:rPr>
+          <w:lang w:val="en-US"/>
+        </w:rPr>
+        <w:t xml:space="preserve"> </w:t>
+      </w:r>
+      <w:proofErr w:type="spellStart"/>
+      <w:r>
+        <w:rPr>
+          <w:lang w:val="en-US"/>
+        </w:rPr>
+        <w:t>orden</w:t>
+      </w:r>
+      <w:proofErr w:type="spellEnd"/>
+      <w:r>
+        <w:rPr>
+          <w:lang w:val="en-US"/>
+        </w:rPr>
+        <w:t>) =&gt;</w:t>
+      </w:r>
+    </w:p>
+    <w:p>
+      <w:r>
+        <w:rPr>
+          <w:lang w:val="en-US"/>
+        </w:rPr>
+        <w:t xml:space="preserve">            </w:t>
+      </w:r>
+      <w:proofErr w:type="spellStart"/>
+      <w:r>
+        <w:t>throw</w:t>
+      </w:r>
+      <w:proofErr w:type="spellEnd"/>
+      <w:r>
+        <w:t xml:space="preserve"> new </w:t>
+      </w:r>
+      <w:proofErr w:type="spellStart"/>
+      <w:proofErr w:type="gramStart"/>
+      <w:r>
+        <w:t>TransicionInvalidaException</w:t>
+      </w:r>
+      <w:proofErr w:type="spellEnd"/>
+      <w:r>
+        <w:t>(</w:t>
+      </w:r>
+      <w:proofErr w:type="spellStart"/>
+      <w:proofErr w:type="gramEnd"/>
+      <w:r>
+        <w:t>NombreEstado</w:t>
+      </w:r>
+      <w:proofErr w:type="spellEnd"/>
+      <w:r>
+        <w:t xml:space="preserve">, </w:t>
+      </w:r>
+      <w:proofErr w:type="spellStart"/>
+      <w:proofErr w:type="gramStart"/>
+      <w:r>
+        <w:t>nameof</w:t>
+      </w:r>
+      <w:proofErr w:type="spellEnd"/>
+      <w:r>
+        <w:t>(</w:t>
+      </w:r>
+      <w:proofErr w:type="spellStart"/>
+      <w:proofErr w:type="gramEnd"/>
+      <w:r>
+        <w:t>CancelarPedido</w:t>
+      </w:r>
+      <w:proofErr w:type="spellEnd"/>
+      <w:r>
+        <w:t>));</w:t>
+      </w:r>
+    </w:p>
+    <w:p/>
+    <w:p>
+      <w:r>
+        <w:t xml:space="preserve">        </w:t>
+      </w:r>
+      <w:proofErr w:type="spellStart"/>
+      <w:r>
+        <w:t>public</w:t>
+      </w:r>
+      <w:proofErr w:type="spellEnd"/>
+      <w:r>
+        <w:t xml:space="preserve"> virtual </w:t>
+      </w:r>
+      <w:proofErr w:type="spellStart"/>
+      <w:r>
+        <w:t>void</w:t>
+      </w:r>
+      <w:proofErr w:type="spellEnd"/>
+      <w:r>
+        <w:t xml:space="preserve"> </w:t>
+      </w:r>
+      <w:proofErr w:type="spellStart"/>
+      <w:proofErr w:type="gramStart"/>
+      <w:r>
+        <w:t>DespacharPedido</w:t>
+      </w:r>
+      <w:proofErr w:type="spellEnd"/>
+      <w:r>
+        <w:t>(</w:t>
+      </w:r>
+      <w:proofErr w:type="spellStart"/>
+      <w:proofErr w:type="gramEnd"/>
+      <w:r>
+        <w:t>OrdenDeCompraContext</w:t>
+      </w:r>
+      <w:proofErr w:type="spellEnd"/>
+      <w:r>
+        <w:t xml:space="preserve"> orden) =&gt;</w:t>
+      </w:r>
+    </w:p>
+    <w:p>
+      <w:r>
+        <w:lastRenderedPageBreak/>
+        <w:t xml:space="preserve">            </w:t>
+      </w:r>
+      <w:proofErr w:type="spellStart"/>
+      <w:r>
+        <w:t>throw</w:t>
+      </w:r>
+      <w:proofErr w:type="spellEnd"/>
+      <w:r>
+        <w:t xml:space="preserve"> new </w:t>
+      </w:r>
+      <w:proofErr w:type="spellStart"/>
+      <w:proofErr w:type="gramStart"/>
+      <w:r>
+        <w:t>TransicionInvalidaException</w:t>
+      </w:r>
+      <w:proofErr w:type="spellEnd"/>
+      <w:r>
+        <w:t>(</w:t>
+      </w:r>
+      <w:proofErr w:type="spellStart"/>
+      <w:proofErr w:type="gramEnd"/>
+      <w:r>
+        <w:t>NombreEstado</w:t>
+      </w:r>
+      <w:proofErr w:type="spellEnd"/>
+      <w:r>
+        <w:t xml:space="preserve">, </w:t>
+      </w:r>
+      <w:proofErr w:type="spellStart"/>
+      <w:proofErr w:type="gramStart"/>
+      <w:r>
+        <w:t>nameof</w:t>
+      </w:r>
+      <w:proofErr w:type="spellEnd"/>
+      <w:r>
+        <w:t>(</w:t>
+      </w:r>
+      <w:proofErr w:type="spellStart"/>
+      <w:proofErr w:type="gramEnd"/>
+      <w:r>
+        <w:t>DespacharPedido</w:t>
+      </w:r>
+      <w:proofErr w:type="spellEnd"/>
+      <w:r>
+        <w:t>));</w:t>
+      </w:r>
+    </w:p>
+    <w:p/>
+    <w:p>
+      <w:r>
+        <w:t xml:space="preserve">        </w:t>
+      </w:r>
+      <w:proofErr w:type="spellStart"/>
+      <w:r>
+        <w:t>public</w:t>
+      </w:r>
+      <w:proofErr w:type="spellEnd"/>
+      <w:r>
+        <w:t xml:space="preserve"> virtual </w:t>
+      </w:r>
+      <w:proofErr w:type="spellStart"/>
+      <w:r>
+        <w:t>void</w:t>
+      </w:r>
+      <w:proofErr w:type="spellEnd"/>
+      <w:r>
+        <w:t xml:space="preserve"> </w:t>
+      </w:r>
+      <w:proofErr w:type="spellStart"/>
+      <w:proofErr w:type="gramStart"/>
+      <w:r>
+        <w:t>ConfirmarEntrega</w:t>
+      </w:r>
+      <w:proofErr w:type="spellEnd"/>
+      <w:r>
+        <w:t>(</w:t>
+      </w:r>
+      <w:proofErr w:type="spellStart"/>
+      <w:proofErr w:type="gramEnd"/>
+      <w:r>
+        <w:t>OrdenDeCompraContext</w:t>
+      </w:r>
+      <w:proofErr w:type="spellEnd"/>
+      <w:r>
+        <w:t xml:space="preserve"> orden) =&gt;</w:t>
+      </w:r>
+    </w:p>
+    <w:p>
+      <w:r>
+        <w:t xml:space="preserve">            </w:t>
+      </w:r>
+      <w:proofErr w:type="spellStart"/>
+      <w:r>
+        <w:t>throw</w:t>
+      </w:r>
+      <w:proofErr w:type="spellEnd"/>
+      <w:r>
+        <w:t xml:space="preserve"> new </w:t>
+      </w:r>
+      <w:proofErr w:type="spellStart"/>
+      <w:proofErr w:type="gramStart"/>
+      <w:r>
+        <w:t>TransicionInvalidaException</w:t>
+      </w:r>
+      <w:proofErr w:type="spellEnd"/>
+      <w:r>
+        <w:t>(</w:t>
+      </w:r>
+      <w:proofErr w:type="spellStart"/>
+      <w:proofErr w:type="gramEnd"/>
+      <w:r>
+        <w:t>NombreEstado</w:t>
+      </w:r>
+      <w:proofErr w:type="spellEnd"/>
+      <w:r>
+        <w:t xml:space="preserve">, </w:t>
+      </w:r>
+      <w:proofErr w:type="spellStart"/>
+      <w:proofErr w:type="gramStart"/>
+      <w:r>
+        <w:t>nameof</w:t>
+      </w:r>
+      <w:proofErr w:type="spellEnd"/>
+      <w:r>
+        <w:t>(</w:t>
+      </w:r>
+      <w:proofErr w:type="spellStart"/>
+      <w:proofErr w:type="gramEnd"/>
+      <w:r>
+        <w:t>ConfirmarEntrega</w:t>
+      </w:r>
+      <w:proofErr w:type="spellEnd"/>
+      <w:r>
+        <w:t>));</w:t>
+      </w:r>
+    </w:p>
+    <w:p/>
+    <w:p>
+      <w:r>
+        <w:t xml:space="preserve">        </w:t>
+      </w:r>
+      <w:proofErr w:type="spellStart"/>
+      <w:r>
+        <w:t>public</w:t>
+      </w:r>
+      <w:proofErr w:type="spellEnd"/>
+      <w:r>
+        <w:t xml:space="preserve"> virtual </w:t>
+      </w:r>
+      <w:proofErr w:type="spellStart"/>
+      <w:r>
+        <w:t>void</w:t>
+      </w:r>
+      <w:proofErr w:type="spellEnd"/>
+      <w:r>
+        <w:t xml:space="preserve"> </w:t>
+      </w:r>
+      <w:proofErr w:type="spellStart"/>
+      <w:proofErr w:type="gramStart"/>
+      <w:r>
+        <w:t>ExpirarPorTimeout</w:t>
+      </w:r>
+      <w:proofErr w:type="spellEnd"/>
+      <w:r>
+        <w:t>(</w:t>
+      </w:r>
+      <w:proofErr w:type="spellStart"/>
+      <w:proofErr w:type="gramEnd"/>
+      <w:r>
+        <w:t>OrdenDeCompraContext</w:t>
+      </w:r>
+      <w:proofErr w:type="spellEnd"/>
+      <w:r>
+        <w:t xml:space="preserve"> orden) =&gt;</w:t>
+      </w:r>
+    </w:p>
+    <w:p>
+      <w:r>
+        <w:t xml:space="preserve">            </w:t>
+      </w:r>
+      <w:proofErr w:type="spellStart"/>
+      <w:r>
+        <w:t>throw</w:t>
+      </w:r>
+      <w:proofErr w:type="spellEnd"/>
+      <w:r>
+        <w:t xml:space="preserve"> new </w:t>
+      </w:r>
+      <w:proofErr w:type="spellStart"/>
+      <w:proofErr w:type="gramStart"/>
+      <w:r>
+        <w:t>TransicionInvalidaException</w:t>
+      </w:r>
+      <w:proofErr w:type="spellEnd"/>
+      <w:r>
+        <w:t>(</w:t>
+      </w:r>
+      <w:proofErr w:type="spellStart"/>
+      <w:proofErr w:type="gramEnd"/>
+      <w:r>
+        <w:t>NombreEstado</w:t>
+      </w:r>
+      <w:proofErr w:type="spellEnd"/>
+      <w:r>
+        <w:t xml:space="preserve">, </w:t>
+      </w:r>
+      <w:proofErr w:type="spellStart"/>
+      <w:proofErr w:type="gramStart"/>
+      <w:r>
+        <w:t>nameof</w:t>
+      </w:r>
+      <w:proofErr w:type="spellEnd"/>
+      <w:r>
+        <w:t>(</w:t>
+      </w:r>
+      <w:proofErr w:type="spellStart"/>
+      <w:proofErr w:type="gramEnd"/>
+      <w:r>
+        <w:t>ExpirarPorTimeout</w:t>
+      </w:r>
+      <w:proofErr w:type="spellEnd"/>
+      <w:r>
+        <w:t>));</w:t>
+      </w:r>
+    </w:p>
+    <w:p>
+      <w:pPr>
+        <w:rPr>
+          <w:lang w:val="en-US"/>
+        </w:rPr>
+      </w:pPr>
+      <w:r>
+        <w:t xml:space="preserve">    </w:t>
+      </w:r>
+      <w:r>
+        <w:rPr>
+          <w:lang w:val="en-US"/>
+        </w:rPr>
+        <w:t>}</w:t>
+      </w:r>
+    </w:p>
+    <w:p>
+      <w:pPr>
+        <w:rPr>
+          <w:lang w:val="en-US"/>
+        </w:rPr>
+      </w:pPr>
+    </w:p>
+    <w:p>
+      <w:pPr>
+        <w:rPr>
+          <w:lang w:val="en-US"/>
+        </w:rPr>
+      </w:pPr>
+      <w:r>
+        <w:rPr>
+          <w:lang w:val="en-US"/>
+        </w:rPr>
+        <w:t xml:space="preserve">    </w:t>
+      </w:r>
+    </w:p>
+    <w:p>
+      <w:pPr>
+        <w:rPr>
+          <w:lang w:val="en-US"/>
+        </w:rPr>
+      </w:pPr>
+      <w:r>
+        <w:rPr>
+          <w:lang w:val="en-US"/>
+        </w:rPr>
+        <w:t xml:space="preserve">    </w:t>
+      </w:r>
+      <w:proofErr w:type="gramStart"/>
+      <w:r>
+        <w:rPr>
+          <w:lang w:val="en-US"/>
+        </w:rPr>
+        <w:t>public</w:t>
+      </w:r>
+      <w:proofErr w:type="gramEnd"/>
+      <w:r>
+        <w:rPr>
+          <w:lang w:val="en-US"/>
+        </w:rPr>
+        <w:t xml:space="preserve"> class </w:t>
+      </w:r>
+      <w:proofErr w:type="spellStart"/>
+      <w:r>
+        <w:rPr>
+          <w:lang w:val="en-US"/>
+        </w:rPr>
+        <w:t>OrdenDeCompraContext</w:t>
+      </w:r>
+      <w:proofErr w:type="spellEnd"/>
+    </w:p>
+    <w:p>
+      <w:pPr>
+        <w:rPr>
+          <w:lang w:val="en-US"/>
+        </w:rPr>
+      </w:pPr>
+      <w:r>
+        <w:rPr>
+          <w:lang w:val="en-US"/>
+        </w:rPr>
+        <w:t xml:space="preserve">    {</w:t>
+      </w:r>
+    </w:p>
+    <w:p>
+      <w:pPr>
+        <w:rPr>
+          <w:lang w:val="en-US"/>
+        </w:rPr>
+      </w:pPr>
+      <w:r>
+        <w:rPr>
+          <w:lang w:val="en-US"/>
+        </w:rPr>
+        <w:t xml:space="preserve">        public </w:t>
+      </w:r>
+      <w:proofErr w:type="spellStart"/>
+      <w:r>
+        <w:rPr>
+          <w:lang w:val="en-US"/>
+        </w:rPr>
+        <w:t>Guid</w:t>
+      </w:r>
+      <w:proofErr w:type="spellEnd"/>
+      <w:r>
+        <w:rPr>
+          <w:lang w:val="en-US"/>
+        </w:rPr>
+        <w:t xml:space="preserve"> </w:t>
+      </w:r>
+      <w:proofErr w:type="spellStart"/>
+      <w:r>
+        <w:rPr>
+          <w:lang w:val="en-US"/>
+        </w:rPr>
+        <w:t>IdOrden</w:t>
+      </w:r>
+      <w:proofErr w:type="spellEnd"/>
+      <w:r>
+        <w:rPr>
+          <w:lang w:val="en-US"/>
+        </w:rPr>
+        <w:t xml:space="preserve"> </w:t>
+      </w:r>
+      <w:proofErr w:type="gramStart"/>
+      <w:r>
+        <w:rPr>
+          <w:lang w:val="en-US"/>
+        </w:rPr>
+        <w:t>{ get; }</w:t>
+      </w:r>
+      <w:proofErr w:type="gramEnd"/>
+      <w:r>
+        <w:rPr>
+          <w:lang w:val="en-US"/>
+        </w:rPr>
+        <w:t xml:space="preserve"> = </w:t>
+      </w:r>
+      <w:proofErr w:type="spellStart"/>
+      <w:r>
+        <w:rPr>
+          <w:lang w:val="en-US"/>
+        </w:rPr>
+        <w:t>Guid.NewGuid</w:t>
+      </w:r>
+      <w:proofErr w:type="spellEnd"/>
+      <w:r>
+        <w:rPr>
+          <w:lang w:val="en-US"/>
+        </w:rPr>
+        <w:t>();</w:t>
+      </w:r>
+    </w:p>
+    <w:p>
+      <w:pPr>
+        <w:rPr>
+          <w:lang w:val="en-US"/>
+        </w:rPr>
+      </w:pPr>
+      <w:r>
+        <w:rPr>
+          <w:lang w:val="en-US"/>
+        </w:rPr>
+        <w:t xml:space="preserve">        public </w:t>
+      </w:r>
+      <w:proofErr w:type="spellStart"/>
+      <w:r>
+        <w:rPr>
+          <w:lang w:val="en-US"/>
+        </w:rPr>
+        <w:t>IEstadoOrden</w:t>
+      </w:r>
+      <w:proofErr w:type="spellEnd"/>
+      <w:r>
+        <w:rPr>
+          <w:lang w:val="en-US"/>
+        </w:rPr>
+        <w:t xml:space="preserve"> </w:t>
+      </w:r>
+      <w:proofErr w:type="spellStart"/>
+      <w:r>
+        <w:rPr>
+          <w:lang w:val="en-US"/>
+        </w:rPr>
+        <w:t>EstadoActual</w:t>
+      </w:r>
+      <w:proofErr w:type="spellEnd"/>
+      <w:r>
+        <w:rPr>
+          <w:lang w:val="en-US"/>
+        </w:rPr>
+        <w:t xml:space="preserve"> </w:t>
+      </w:r>
+      <w:proofErr w:type="gramStart"/>
+      <w:r>
+        <w:rPr>
+          <w:lang w:val="en-US"/>
+        </w:rPr>
+        <w:t>{ get</w:t>
+      </w:r>
+      <w:proofErr w:type="gramEnd"/>
+      <w:r>
+        <w:rPr>
+          <w:lang w:val="en-US"/>
+        </w:rPr>
+        <w:t>; private set</w:t>
+      </w:r>
+      <w:proofErr w:type="gramStart"/>
+      <w:r>
+        <w:rPr>
+          <w:lang w:val="en-US"/>
+        </w:rPr>
+        <w:t>; }</w:t>
+      </w:r>
+      <w:proofErr w:type="gramEnd"/>
+    </w:p>
+    <w:p>
+      <w:pPr>
+        <w:rPr>
+          <w:lang w:val="en-US"/>
+        </w:rPr>
+      </w:pPr>
+      <w:r>
+        <w:rPr>
+          <w:lang w:val="en-US"/>
+        </w:rPr>
+        <w:t xml:space="preserve">        public bool </w:t>
+      </w:r>
+      <w:proofErr w:type="spellStart"/>
+      <w:r>
+        <w:rPr>
+          <w:lang w:val="en-US"/>
+        </w:rPr>
+        <w:t>Empacada</w:t>
+      </w:r>
+      <w:proofErr w:type="spellEnd"/>
+      <w:r>
+        <w:rPr>
+          <w:lang w:val="en-US"/>
+        </w:rPr>
+        <w:t xml:space="preserve"> </w:t>
+      </w:r>
+      <w:proofErr w:type="gramStart"/>
+      <w:r>
+        <w:rPr>
+          <w:lang w:val="en-US"/>
+        </w:rPr>
+        <w:t>{ get</w:t>
+      </w:r>
+      <w:proofErr w:type="gramEnd"/>
+      <w:r>
+        <w:rPr>
+          <w:lang w:val="en-US"/>
+        </w:rPr>
+        <w:t>; set</w:t>
+      </w:r>
+      <w:proofErr w:type="gramStart"/>
+      <w:r>
+        <w:rPr>
+          <w:lang w:val="en-US"/>
+        </w:rPr>
+        <w:t>; }</w:t>
+      </w:r>
+      <w:proofErr w:type="gramEnd"/>
+      <w:r>
+        <w:rPr>
+          <w:lang w:val="en-US"/>
+        </w:rPr>
+        <w:t xml:space="preserve"> = false;</w:t>
+      </w:r>
+    </w:p>
+    <w:p>
+      <w:pPr>
+        <w:rPr>
+          <w:lang w:val="en-US"/>
+        </w:rPr>
+      </w:pPr>
+    </w:p>
+    <w:p>
+      <w:r>
+        <w:rPr>
+          <w:lang w:val="en-US"/>
+        </w:rPr>
+        <w:t xml:space="preserve">        </w:t>
+      </w:r>
+      <w:proofErr w:type="spellStart"/>
+      <w:r>
+        <w:t>public</w:t>
+      </w:r>
+      <w:proofErr w:type="spellEnd"/>
+      <w:r>
+        <w:t xml:space="preserve"> </w:t>
+      </w:r>
+      <w:proofErr w:type="spellStart"/>
+      <w:proofErr w:type="gramStart"/>
+      <w:r>
+        <w:t>OrdenDeCompraContext</w:t>
+      </w:r>
+      <w:proofErr w:type="spellEnd"/>
+      <w:r>
+        <w:t>(</w:t>
+      </w:r>
+      <w:proofErr w:type="gramEnd"/>
+      <w:r>
+        <w:t>)</w:t>
+      </w:r>
+    </w:p>
+    <w:p>
+      <w:r>
+        <w:t xml:space="preserve">        {</w:t>
+      </w:r>
+    </w:p>
+    <w:p>
+      <w:r>
+        <w:t xml:space="preserve">            </w:t>
+      </w:r>
+    </w:p>
+    <w:p>
+      <w:r>
+        <w:t xml:space="preserve">            </w:t>
+      </w:r>
+      <w:proofErr w:type="spellStart"/>
+      <w:r>
+        <w:t>EstadoActual</w:t>
+      </w:r>
+      <w:proofErr w:type="spellEnd"/>
+      <w:r>
+        <w:t xml:space="preserve"> = new </w:t>
+      </w:r>
+      <w:proofErr w:type="spellStart"/>
+      <w:proofErr w:type="gramStart"/>
+      <w:r>
+        <w:t>EstadoBorradorEnCarrito</w:t>
+      </w:r>
+      <w:proofErr w:type="spellEnd"/>
+      <w:r>
+        <w:t>(</w:t>
+      </w:r>
+      <w:proofErr w:type="gramEnd"/>
+      <w:r>
+        <w:t>);</w:t>
+      </w:r>
+    </w:p>
+    <w:p>
+      <w:r>
+        <w:t xml:space="preserve">        }</w:t>
+      </w:r>
+    </w:p>
+    <w:p/>
+    <w:p>
+      <w:r>
+        <w:t xml:space="preserve">        </w:t>
+      </w:r>
+      <w:proofErr w:type="spellStart"/>
+      <w:r>
+        <w:t>public</w:t>
+      </w:r>
+      <w:proofErr w:type="spellEnd"/>
+      <w:r>
+        <w:t xml:space="preserve"> </w:t>
+      </w:r>
+      <w:proofErr w:type="spellStart"/>
+      <w:r>
+        <w:t>void</w:t>
+      </w:r>
+      <w:proofErr w:type="spellEnd"/>
+      <w:r>
+        <w:t xml:space="preserve"> </w:t>
+      </w:r>
+      <w:proofErr w:type="spellStart"/>
+      <w:proofErr w:type="gramStart"/>
+      <w:r>
+        <w:t>TransicionarA</w:t>
+      </w:r>
+      <w:proofErr w:type="spellEnd"/>
+      <w:r>
+        <w:t>(</w:t>
+      </w:r>
+      <w:proofErr w:type="spellStart"/>
+      <w:proofErr w:type="gramEnd"/>
+      <w:r>
+        <w:t>IEstadoOrden</w:t>
+      </w:r>
+      <w:proofErr w:type="spellEnd"/>
+      <w:r>
+        <w:t xml:space="preserve"> </w:t>
+      </w:r>
+      <w:proofErr w:type="spellStart"/>
+      <w:r>
+        <w:t>nuevoEstado</w:t>
+      </w:r>
+      <w:proofErr w:type="spellEnd"/>
+      <w:r>
+        <w:t xml:space="preserve">, </w:t>
+      </w:r>
+      <w:proofErr w:type="spellStart"/>
+      <w:r>
+        <w:t>string</w:t>
+      </w:r>
+      <w:proofErr w:type="spellEnd"/>
+      <w:r>
+        <w:t xml:space="preserve"> </w:t>
+      </w:r>
+      <w:proofErr w:type="spellStart"/>
+      <w:r>
+        <w:t>accionEjecutada</w:t>
+      </w:r>
+      <w:proofErr w:type="spellEnd"/>
+      <w:r>
+        <w:t>)</w:t>
+      </w:r>
+    </w:p>
+    <w:p>
+      <w:r>
+        <w:t xml:space="preserve">        {</w:t>
+      </w:r>
+    </w:p>
+    <w:p>
+      <w:r>
+        <w:t xml:space="preserve">            </w:t>
+      </w:r>
+      <w:proofErr w:type="spellStart"/>
+      <w:r>
+        <w:t>string</w:t>
+      </w:r>
+      <w:proofErr w:type="spellEnd"/>
+      <w:r>
+        <w:t xml:space="preserve"> </w:t>
+      </w:r>
+      <w:proofErr w:type="spellStart"/>
+      <w:r>
+        <w:t>estadoOrigen</w:t>
+      </w:r>
+      <w:proofErr w:type="spellEnd"/>
+      <w:r>
+        <w:t xml:space="preserve"> = </w:t>
+      </w:r>
+      <w:proofErr w:type="spellStart"/>
+      <w:r>
+        <w:t>EstadoActual.NombreEstado</w:t>
+      </w:r>
+      <w:proofErr w:type="spellEnd"/>
+      <w:r>
+        <w:t>;</w:t>
+      </w:r>
+    </w:p>
+    <w:p>
+      <w:r>
+        <w:t xml:space="preserve">            </w:t>
+      </w:r>
+      <w:proofErr w:type="spellStart"/>
+      <w:r>
+        <w:t>EstadoActual</w:t>
+      </w:r>
+      <w:proofErr w:type="spellEnd"/>
+      <w:r>
+        <w:t xml:space="preserve"> = </w:t>
+      </w:r>
+      <w:proofErr w:type="spellStart"/>
+      <w:r>
+        <w:t>nuevoEstado</w:t>
+      </w:r>
+      <w:proofErr w:type="spellEnd"/>
+      <w:r>
+        <w:t>;</w:t>
+      </w:r>
+    </w:p>
+    <w:p>
+      <w:r>
+        <w:lastRenderedPageBreak/>
+        <w:t xml:space="preserve">            </w:t>
+      </w:r>
+      <w:proofErr w:type="spellStart"/>
+      <w:r>
+        <w:t>Console.WriteLine</w:t>
+      </w:r>
+      <w:proofErr w:type="spellEnd"/>
+      <w:r>
+        <w:t>($"[AUDITORÍA] Orden {</w:t>
+      </w:r>
+      <w:proofErr w:type="spellStart"/>
+      <w:r>
+        <w:t>IdOrden</w:t>
+      </w:r>
+      <w:proofErr w:type="spellEnd"/>
+      <w:r>
+        <w:t>}: {</w:t>
+      </w:r>
+      <w:proofErr w:type="spellStart"/>
+      <w:r>
+        <w:t>estadoOrigen</w:t>
+      </w:r>
+      <w:proofErr w:type="spellEnd"/>
+      <w:r>
+        <w:t>} -&gt; {</w:t>
+      </w:r>
+      <w:proofErr w:type="spellStart"/>
+      <w:r>
+        <w:t>nuevoEstado.NombreEstado</w:t>
+      </w:r>
+      <w:proofErr w:type="spellEnd"/>
+      <w:r>
+        <w:t>} | Efecto: {</w:t>
+      </w:r>
+      <w:proofErr w:type="spellStart"/>
+      <w:r>
+        <w:t>accionEjecutada</w:t>
+      </w:r>
+      <w:proofErr w:type="spellEnd"/>
+      <w:r>
+        <w:t>}");</w:t>
+      </w:r>
+    </w:p>
+    <w:p>
+      <w:pPr>
+        <w:rPr>
+          <w:lang w:val="en-US"/>
+        </w:rPr>
+      </w:pPr>
+      <w:r>
+        <w:t xml:space="preserve">        </w:t>
+      </w:r>
+      <w:r>
+        <w:rPr>
+          <w:lang w:val="en-US"/>
+        </w:rPr>
+        <w:t>}</w:t>
+      </w:r>
+    </w:p>
+    <w:p>
+      <w:pPr>
+        <w:rPr>
+          <w:lang w:val="en-US"/>
+        </w:rPr>
+      </w:pPr>
+    </w:p>
+    <w:p>
+      <w:pPr>
+        <w:rPr>
+          <w:lang w:val="en-US"/>
+        </w:rPr>
+      </w:pPr>
+      <w:r>
+        <w:rPr>
+          <w:lang w:val="en-US"/>
+        </w:rPr>
+        <w:t xml:space="preserve">        </w:t>
+      </w:r>
+    </w:p>
+    <w:p>
+      <w:pPr>
+        <w:rPr>
+          <w:lang w:val="en-US"/>
+        </w:rPr>
+      </w:pPr>
+      <w:r>
+        <w:rPr>
+          <w:lang w:val="en-US"/>
+        </w:rPr>
+        <w:t xml:space="preserve">        public void </w:t>
+      </w:r>
+      <w:proofErr w:type="spellStart"/>
+      <w:proofErr w:type="gramStart"/>
+      <w:r>
+        <w:rPr>
+          <w:lang w:val="en-US"/>
+        </w:rPr>
+        <w:t>PresionarCheckout</w:t>
+      </w:r>
+      <w:proofErr w:type="spellEnd"/>
+      <w:r>
+        <w:rPr>
+          <w:lang w:val="en-US"/>
+        </w:rPr>
+        <w:t>(</w:t>
+      </w:r>
+      <w:proofErr w:type="gramEnd"/>
+      <w:r>
+        <w:rPr>
+          <w:lang w:val="en-US"/>
+        </w:rPr>
+        <w:t xml:space="preserve">) =&gt; </w:t>
+      </w:r>
+      <w:proofErr w:type="spellStart"/>
+      <w:r>
+        <w:rPr>
+          <w:lang w:val="en-US"/>
+        </w:rPr>
+        <w:t>EstadoActual.PresionarCheckout</w:t>
+      </w:r>
+      <w:proofErr w:type="spellEnd"/>
+      <w:r>
+        <w:rPr>
+          <w:lang w:val="en-US"/>
+        </w:rPr>
+        <w:t>(this);</w:t>
+      </w:r>
+    </w:p>
+    <w:p>
+      <w:r>
+        <w:rPr>
+          <w:lang w:val="en-US"/>
+        </w:rPr>
+        <w:t xml:space="preserve">        </w:t>
+      </w:r>
+      <w:proofErr w:type="spellStart"/>
+      <w:r>
+        <w:t>public</w:t>
+      </w:r>
+      <w:proofErr w:type="spellEnd"/>
+      <w:r>
+        <w:t xml:space="preserve"> </w:t>
+      </w:r>
+      <w:proofErr w:type="spellStart"/>
+      <w:r>
+        <w:t>void</w:t>
+      </w:r>
+      <w:proofErr w:type="spellEnd"/>
+      <w:r>
+        <w:t xml:space="preserve"> </w:t>
+      </w:r>
+      <w:proofErr w:type="spellStart"/>
+      <w:proofErr w:type="gramStart"/>
+      <w:r>
+        <w:t>PagoConfirmado</w:t>
+      </w:r>
+      <w:proofErr w:type="spellEnd"/>
+      <w:r>
+        <w:t>(</w:t>
+      </w:r>
+      <w:proofErr w:type="spellStart"/>
+      <w:proofErr w:type="gramEnd"/>
+      <w:r>
+        <w:t>string</w:t>
+      </w:r>
+      <w:proofErr w:type="spellEnd"/>
+      <w:r>
+        <w:t xml:space="preserve"> </w:t>
+      </w:r>
+      <w:proofErr w:type="spellStart"/>
+      <w:r>
+        <w:t>estadoPago</w:t>
+      </w:r>
+      <w:proofErr w:type="spellEnd"/>
+      <w:r>
+        <w:t xml:space="preserve">) =&gt; </w:t>
+      </w:r>
+      <w:proofErr w:type="spellStart"/>
+      <w:r>
+        <w:t>EstadoActual.PagoConfirmado</w:t>
+      </w:r>
+      <w:proofErr w:type="spellEnd"/>
+      <w:r>
+        <w:t>(</w:t>
+      </w:r>
+      <w:proofErr w:type="spellStart"/>
+      <w:r>
+        <w:t>this</w:t>
+      </w:r>
+      <w:proofErr w:type="spellEnd"/>
+      <w:r>
+        <w:t xml:space="preserve">, </w:t>
+      </w:r>
+      <w:proofErr w:type="spellStart"/>
+      <w:r>
+        <w:t>estadoPago</w:t>
+      </w:r>
+      <w:proofErr w:type="spellEnd"/>
+      <w:r>
+        <w:t>);</w:t>
+      </w:r>
+    </w:p>
+    <w:p>
+      <w:r>
+        <w:t xml:space="preserve">        </w:t>
+      </w:r>
+      <w:proofErr w:type="spellStart"/>
+      <w:r>
+        <w:t>public</w:t>
+      </w:r>
+      <w:proofErr w:type="spellEnd"/>
+      <w:r>
+        <w:t xml:space="preserve"> </w:t>
+      </w:r>
+      <w:proofErr w:type="spellStart"/>
+      <w:r>
+        <w:t>void</w:t>
+      </w:r>
+      <w:proofErr w:type="spellEnd"/>
+      <w:r>
+        <w:t xml:space="preserve"> </w:t>
+      </w:r>
+      <w:proofErr w:type="spellStart"/>
+      <w:proofErr w:type="gramStart"/>
+      <w:r>
+        <w:t>ConfirmarEmpaque</w:t>
+      </w:r>
+      <w:proofErr w:type="spellEnd"/>
+      <w:r>
+        <w:t>(</w:t>
+      </w:r>
+      <w:proofErr w:type="gramEnd"/>
+      <w:r>
+        <w:t xml:space="preserve">) =&gt; </w:t>
+      </w:r>
+      <w:proofErr w:type="spellStart"/>
+      <w:r>
+        <w:t>EstadoActual.ConfirmarEmpaque</w:t>
+      </w:r>
+      <w:proofErr w:type="spellEnd"/>
+      <w:r>
+        <w:t>(</w:t>
+      </w:r>
+      <w:proofErr w:type="spellStart"/>
+      <w:r>
+        <w:t>this</w:t>
+      </w:r>
+      <w:proofErr w:type="spellEnd"/>
+      <w:r>
+        <w:t>);</w:t>
+      </w:r>
+    </w:p>
+    <w:p>
+      <w:r>
+        <w:t xml:space="preserve">        </w:t>
+      </w:r>
+      <w:proofErr w:type="spellStart"/>
+      <w:r>
+        <w:t>public</w:t>
+      </w:r>
+      <w:proofErr w:type="spellEnd"/>
+      <w:r>
+        <w:t xml:space="preserve"> </w:t>
+      </w:r>
+      <w:proofErr w:type="spellStart"/>
+      <w:r>
+        <w:t>void</w:t>
+      </w:r>
+      <w:proofErr w:type="spellEnd"/>
+      <w:r>
+        <w:t xml:space="preserve"> </w:t>
+      </w:r>
+      <w:proofErr w:type="spellStart"/>
+      <w:proofErr w:type="gramStart"/>
+      <w:r>
+        <w:t>CancelarPedido</w:t>
+      </w:r>
+      <w:proofErr w:type="spellEnd"/>
+      <w:r>
+        <w:t>(</w:t>
+      </w:r>
+      <w:proofErr w:type="gramEnd"/>
+      <w:r>
+        <w:t xml:space="preserve">) =&gt; </w:t>
+      </w:r>
+      <w:proofErr w:type="spellStart"/>
+      <w:r>
+        <w:t>EstadoActual.CancelarPedido</w:t>
+      </w:r>
+      <w:proofErr w:type="spellEnd"/>
+      <w:r>
+        <w:t>(</w:t>
+      </w:r>
+      <w:proofErr w:type="spellStart"/>
+      <w:r>
+        <w:t>this</w:t>
+      </w:r>
+      <w:proofErr w:type="spellEnd"/>
+      <w:r>
+        <w:t>);</w:t>
+      </w:r>
+    </w:p>
+    <w:p>
+      <w:r>
+        <w:t xml:space="preserve">        </w:t>
+      </w:r>
+      <w:proofErr w:type="spellStart"/>
+      <w:r>
+        <w:t>public</w:t>
+      </w:r>
+      <w:proofErr w:type="spellEnd"/>
+      <w:r>
+        <w:t xml:space="preserve"> </w:t>
+      </w:r>
+      <w:proofErr w:type="spellStart"/>
+      <w:r>
+        <w:t>void</w:t>
+      </w:r>
+      <w:proofErr w:type="spellEnd"/>
+      <w:r>
+        <w:t xml:space="preserve"> </w:t>
+      </w:r>
+      <w:proofErr w:type="spellStart"/>
+      <w:proofErr w:type="gramStart"/>
+      <w:r>
+        <w:t>DespacharPedido</w:t>
+      </w:r>
+      <w:proofErr w:type="spellEnd"/>
+      <w:r>
+        <w:t>(</w:t>
+      </w:r>
+      <w:proofErr w:type="gramEnd"/>
+      <w:r>
+        <w:t xml:space="preserve">) =&gt; </w:t>
+      </w:r>
+      <w:proofErr w:type="spellStart"/>
+      <w:r>
+        <w:t>EstadoActual.DespacharPedido</w:t>
+      </w:r>
+      <w:proofErr w:type="spellEnd"/>
+      <w:r>
+        <w:t>(</w:t>
+      </w:r>
+      <w:proofErr w:type="spellStart"/>
+      <w:r>
+        <w:t>this</w:t>
+      </w:r>
+      <w:proofErr w:type="spellEnd"/>
+      <w:r>
+        <w:t>);</w:t>
+      </w:r>
+    </w:p>
+    <w:p>
+      <w:r>
+        <w:t xml:space="preserve">        </w:t>
+      </w:r>
+      <w:proofErr w:type="spellStart"/>
+      <w:r>
+        <w:t>public</w:t>
+      </w:r>
+      <w:proofErr w:type="spellEnd"/>
+      <w:r>
+        <w:t xml:space="preserve"> </w:t>
+      </w:r>
+      <w:proofErr w:type="spellStart"/>
+      <w:r>
+        <w:t>void</w:t>
+      </w:r>
+      <w:proofErr w:type="spellEnd"/>
+      <w:r>
+        <w:t xml:space="preserve"> </w:t>
+      </w:r>
+      <w:proofErr w:type="spellStart"/>
+      <w:proofErr w:type="gramStart"/>
+      <w:r>
+        <w:t>ConfirmarEntrega</w:t>
+      </w:r>
+      <w:proofErr w:type="spellEnd"/>
+      <w:r>
+        <w:t>(</w:t>
+      </w:r>
+      <w:proofErr w:type="gramEnd"/>
+      <w:r>
+        <w:t xml:space="preserve">) =&gt; </w:t>
+      </w:r>
+      <w:proofErr w:type="spellStart"/>
+      <w:r>
+        <w:t>EstadoActual.ConfirmarEntrega</w:t>
+      </w:r>
+      <w:proofErr w:type="spellEnd"/>
+      <w:r>
+        <w:t>(</w:t>
+      </w:r>
+      <w:proofErr w:type="spellStart"/>
+      <w:r>
+        <w:t>this</w:t>
+      </w:r>
+      <w:proofErr w:type="spellEnd"/>
+      <w:r>
+        <w:t>);</w:t>
+      </w:r>
+    </w:p>
+    <w:p>
+      <w:pPr>
+        <w:rPr>
+          <w:lang w:val="en-US"/>
+        </w:rPr>
+      </w:pPr>
+      <w:r>
+        <w:t xml:space="preserve">        </w:t>
+      </w:r>
+      <w:r>
+        <w:rPr>
+          <w:lang w:val="en-US"/>
+        </w:rPr>
+        <w:t xml:space="preserve">public void </w:t>
+      </w:r>
+      <w:proofErr w:type="spellStart"/>
+      <w:proofErr w:type="gramStart"/>
+      <w:r>
+        <w:rPr>
+          <w:lang w:val="en-US"/>
+        </w:rPr>
+        <w:t>ExpirarPorTimeout</w:t>
+      </w:r>
+      <w:proofErr w:type="spellEnd"/>
+      <w:r>
+        <w:rPr>
+          <w:lang w:val="en-US"/>
+        </w:rPr>
+        <w:t>(</w:t>
+      </w:r>
+      <w:proofErr w:type="gramEnd"/>
+      <w:r>
+        <w:rPr>
+          <w:lang w:val="en-US"/>
+        </w:rPr>
+        <w:t xml:space="preserve">) =&gt; </w:t>
+      </w:r>
+      <w:proofErr w:type="spellStart"/>
+      <w:r>
+        <w:rPr>
+          <w:lang w:val="en-US"/>
+        </w:rPr>
+        <w:t>EstadoActual.ExpirarPorTimeout</w:t>
+      </w:r>
+      <w:proofErr w:type="spellEnd"/>
+      <w:r>
+        <w:rPr>
+          <w:lang w:val="en-US"/>
+        </w:rPr>
+        <w:t>(this);</w:t>
+      </w:r>
+    </w:p>
+    <w:p>
+      <w:r>
+        <w:rPr>
+          <w:lang w:val="en-US"/>
+        </w:rPr>
+        <w:t xml:space="preserve">    </w:t>
+      </w:r>
+      <w:r>
+        <w:t>}</w:t>
+      </w:r>
+    </w:p>
+    <w:p/>
+    <w:p>
+      <w:r>
+        <w:t xml:space="preserve">    </w:t>
+      </w:r>
+    </w:p>
+    <w:p>
+      <w:r>
+        <w:t xml:space="preserve">    </w:t>
+      </w:r>
+      <w:proofErr w:type="spellStart"/>
+      <w:r>
+        <w:t>public</w:t>
+      </w:r>
+      <w:proofErr w:type="spellEnd"/>
+      <w:r>
+        <w:t xml:space="preserve"> </w:t>
+      </w:r>
+      <w:proofErr w:type="spellStart"/>
+      <w:r>
+        <w:t>class</w:t>
+      </w:r>
+      <w:proofErr w:type="spellEnd"/>
+      <w:r>
+        <w:t xml:space="preserve"> </w:t>
+      </w:r>
+      <w:proofErr w:type="spellStart"/>
+      <w:proofErr w:type="gramStart"/>
+      <w:r>
+        <w:t>EstadoBorradorEnCarrito</w:t>
+      </w:r>
+      <w:proofErr w:type="spellEnd"/>
+      <w:r>
+        <w:t xml:space="preserve"> :</w:t>
+      </w:r>
+      <w:proofErr w:type="gramEnd"/>
+      <w:r>
+        <w:t xml:space="preserve"> </w:t>
+      </w:r>
+      <w:proofErr w:type="spellStart"/>
+      <w:r>
+        <w:t>EstadoOrdenBase</w:t>
+      </w:r>
+      <w:proofErr w:type="spellEnd"/>
+    </w:p>
+    <w:p>
+      <w:r>
+        <w:t xml:space="preserve">    {</w:t>
+      </w:r>
+    </w:p>
+    <w:p>
+      <w:r>
+        <w:t xml:space="preserve">        </w:t>
+      </w:r>
+      <w:proofErr w:type="spellStart"/>
+      <w:r>
+        <w:t>public</w:t>
+      </w:r>
+      <w:proofErr w:type="spellEnd"/>
+      <w:r>
+        <w:t xml:space="preserve"> </w:t>
+      </w:r>
+      <w:proofErr w:type="spellStart"/>
+      <w:r>
+        <w:t>override</w:t>
+      </w:r>
+      <w:proofErr w:type="spellEnd"/>
+      <w:r>
+        <w:t xml:space="preserve"> </w:t>
+      </w:r>
+      <w:proofErr w:type="spellStart"/>
+      <w:r>
+        <w:t>string</w:t>
+      </w:r>
+      <w:proofErr w:type="spellEnd"/>
+      <w:r>
+        <w:t xml:space="preserve"> </w:t>
+      </w:r>
+      <w:proofErr w:type="spellStart"/>
+      <w:r>
+        <w:t>NombreEstado</w:t>
+      </w:r>
+      <w:proofErr w:type="spellEnd"/>
+      <w:r>
+        <w:t xml:space="preserve"> =&gt; "</w:t>
+      </w:r>
+      <w:proofErr w:type="spellStart"/>
+      <w:r>
+        <w:t>Borrador_En_Carrito</w:t>
+      </w:r>
+      <w:proofErr w:type="spellEnd"/>
+      <w:r>
+        <w:t>";</w:t>
+      </w:r>
+    </w:p>
+    <w:p/>
+    <w:p>
+      <w:pPr>
+        <w:rPr>
+          <w:lang w:val="en-US"/>
+        </w:rPr>
+      </w:pPr>
+      <w:r>
+        <w:t xml:space="preserve">        </w:t>
+      </w:r>
+      <w:r>
+        <w:rPr>
+          <w:lang w:val="en-US"/>
+        </w:rPr>
+        <w:t xml:space="preserve">public override void </w:t>
+      </w:r>
+      <w:proofErr w:type="spellStart"/>
+      <w:proofErr w:type="gramStart"/>
+      <w:r>
+        <w:rPr>
+          <w:lang w:val="en-US"/>
+        </w:rPr>
+        <w:t>PresionarCheckout</w:t>
+      </w:r>
+      <w:proofErr w:type="spellEnd"/>
+      <w:r>
+        <w:rPr>
+          <w:lang w:val="en-US"/>
+        </w:rPr>
+        <w:t>(</w:t>
+      </w:r>
+      <w:proofErr w:type="spellStart"/>
+      <w:proofErr w:type="gramEnd"/>
+      <w:r>
+        <w:rPr>
+          <w:lang w:val="en-US"/>
+        </w:rPr>
+        <w:t>OrdenDeCompraContext</w:t>
+      </w:r>
+      <w:proofErr w:type="spellEnd"/>
+      <w:r>
+        <w:rPr>
+          <w:lang w:val="en-US"/>
+        </w:rPr>
+        <w:t xml:space="preserve"> </w:t>
+      </w:r>
+      <w:proofErr w:type="spellStart"/>
+      <w:r>
+        <w:rPr>
+          <w:lang w:val="en-US"/>
+        </w:rPr>
+        <w:t>orden</w:t>
+      </w:r>
+      <w:proofErr w:type="spellEnd"/>
+      <w:r>
+        <w:rPr>
+          <w:lang w:val="en-US"/>
+        </w:rPr>
+        <w:t>)</w:t>
+      </w:r>
+    </w:p>
+    <w:p>
+      <w:r>
+        <w:rPr>
+          <w:lang w:val="en-US"/>
+        </w:rPr>
+        <w:t xml:space="preserve">        </w:t>
+      </w:r>
+      <w:r>
+        <w:t>{</w:t>
+      </w:r>
+    </w:p>
+    <w:p>
+      <w:r>
+        <w:t xml:space="preserve">            </w:t>
+      </w:r>
+      <w:proofErr w:type="spellStart"/>
+      <w:proofErr w:type="gramStart"/>
+      <w:r>
+        <w:t>orden.TransicionarA</w:t>
+      </w:r>
+      <w:proofErr w:type="spellEnd"/>
+      <w:proofErr w:type="gramEnd"/>
+      <w:r>
+        <w:t xml:space="preserve">(new </w:t>
+      </w:r>
+      <w:proofErr w:type="spellStart"/>
+      <w:proofErr w:type="gramStart"/>
+      <w:r>
+        <w:t>EstadoEsperandoAutorizacionPago</w:t>
+      </w:r>
+      <w:proofErr w:type="spellEnd"/>
+      <w:r>
+        <w:t>(</w:t>
+      </w:r>
+      <w:proofErr w:type="gramEnd"/>
+      <w:r>
+        <w:t>), "</w:t>
+      </w:r>
+      <w:proofErr w:type="spellStart"/>
+      <w:proofErr w:type="gramStart"/>
+      <w:r>
+        <w:t>reservarInventario</w:t>
+      </w:r>
+      <w:proofErr w:type="spellEnd"/>
+      <w:r>
+        <w:t>(</w:t>
+      </w:r>
+      <w:proofErr w:type="gramEnd"/>
+      <w:r>
+        <w:t>)");</w:t>
+      </w:r>
+    </w:p>
+    <w:p>
+      <w:r>
+        <w:t xml:space="preserve">        }</w:t>
+      </w:r>
+    </w:p>
+    <w:p>
+      <w:r>
+        <w:t xml:space="preserve">    }</w:t>
+      </w:r>
+    </w:p>
+    <w:p/>
+    <w:p>
+      <w:r>
+        <w:t xml:space="preserve">    </w:t>
+      </w:r>
+      <w:proofErr w:type="spellStart"/>
+      <w:r>
+        <w:t>public</w:t>
+      </w:r>
+      <w:proofErr w:type="spellEnd"/>
+      <w:r>
+        <w:t xml:space="preserve"> </w:t>
+      </w:r>
+      <w:proofErr w:type="spellStart"/>
+      <w:r>
+        <w:t>class</w:t>
+      </w:r>
+      <w:proofErr w:type="spellEnd"/>
+      <w:r>
+        <w:t xml:space="preserve"> </w:t>
+      </w:r>
+      <w:proofErr w:type="spellStart"/>
+      <w:proofErr w:type="gramStart"/>
+      <w:r>
+        <w:t>EstadoEsperandoAutorizacionPago</w:t>
+      </w:r>
+      <w:proofErr w:type="spellEnd"/>
+      <w:r>
+        <w:t xml:space="preserve"> :</w:t>
+      </w:r>
+      <w:proofErr w:type="gramEnd"/>
+      <w:r>
+        <w:t xml:space="preserve"> </w:t>
+      </w:r>
+      <w:proofErr w:type="spellStart"/>
+      <w:r>
+        <w:t>EstadoOrdenBase</w:t>
+      </w:r>
+      <w:proofErr w:type="spellEnd"/>
+    </w:p>
+    <w:p>
+      <w:r>
+        <w:t xml:space="preserve">    {</w:t>
+      </w:r>
+    </w:p>
+    <w:p>
+      <w:r>
+        <w:t xml:space="preserve">        </w:t>
+      </w:r>
+      <w:proofErr w:type="spellStart"/>
+      <w:r>
+        <w:t>public</w:t>
+      </w:r>
+      <w:proofErr w:type="spellEnd"/>
+      <w:r>
+        <w:t xml:space="preserve"> </w:t>
+      </w:r>
+      <w:proofErr w:type="spellStart"/>
+      <w:r>
+        <w:t>override</w:t>
+      </w:r>
+      <w:proofErr w:type="spellEnd"/>
+      <w:r>
+        <w:t xml:space="preserve"> </w:t>
+      </w:r>
+      <w:proofErr w:type="spellStart"/>
+      <w:r>
+        <w:t>string</w:t>
+      </w:r>
+      <w:proofErr w:type="spellEnd"/>
+      <w:r>
+        <w:t xml:space="preserve"> </w:t>
+      </w:r>
+      <w:proofErr w:type="spellStart"/>
+      <w:r>
+        <w:t>NombreEstado</w:t>
+      </w:r>
+      <w:proofErr w:type="spellEnd"/>
+      <w:r>
+        <w:t xml:space="preserve"> =&gt; "</w:t>
+      </w:r>
+      <w:proofErr w:type="spellStart"/>
+      <w:r>
+        <w:t>Esperando_Autorizacion_Pago</w:t>
+      </w:r>
+      <w:proofErr w:type="spellEnd"/>
+      <w:r>
+        <w:t>";</w:t>
+      </w:r>
+    </w:p>
+    <w:p/>
+    <w:p>
+      <w:r>
+        <w:lastRenderedPageBreak/>
+        <w:t xml:space="preserve">        </w:t>
+      </w:r>
+      <w:proofErr w:type="spellStart"/>
+      <w:r>
+        <w:t>public</w:t>
+      </w:r>
+      <w:proofErr w:type="spellEnd"/>
+      <w:r>
+        <w:t xml:space="preserve"> </w:t>
+      </w:r>
+      <w:proofErr w:type="spellStart"/>
+      <w:r>
+        <w:t>override</w:t>
+      </w:r>
+      <w:proofErr w:type="spellEnd"/>
+      <w:r>
+        <w:t xml:space="preserve"> </w:t>
+      </w:r>
+      <w:proofErr w:type="spellStart"/>
+      <w:r>
+        <w:t>void</w:t>
+      </w:r>
+      <w:proofErr w:type="spellEnd"/>
+      <w:r>
+        <w:t xml:space="preserve"> </w:t>
+      </w:r>
+      <w:proofErr w:type="spellStart"/>
+      <w:proofErr w:type="gramStart"/>
+      <w:r>
+        <w:t>PagoConfirmado</w:t>
+      </w:r>
+      <w:proofErr w:type="spellEnd"/>
+      <w:r>
+        <w:t>(</w:t>
+      </w:r>
+      <w:proofErr w:type="spellStart"/>
+      <w:proofErr w:type="gramEnd"/>
+      <w:r>
+        <w:t>OrdenDeCompraContext</w:t>
+      </w:r>
+      <w:proofErr w:type="spellEnd"/>
+      <w:r>
+        <w:t xml:space="preserve"> orden, </w:t>
+      </w:r>
+      <w:proofErr w:type="spellStart"/>
+      <w:r>
+        <w:t>string</w:t>
+      </w:r>
+      <w:proofErr w:type="spellEnd"/>
+      <w:r>
+        <w:t xml:space="preserve"> </w:t>
+      </w:r>
+      <w:proofErr w:type="spellStart"/>
+      <w:r>
+        <w:t>estadoPago</w:t>
+      </w:r>
+      <w:proofErr w:type="spellEnd"/>
+      <w:r>
+        <w:t>)</w:t>
+      </w:r>
+    </w:p>
+    <w:p>
+      <w:r>
+        <w:t xml:space="preserve">        {</w:t>
+      </w:r>
+    </w:p>
+    <w:p>
+      <w:r>
+        <w:t xml:space="preserve">            </w:t>
+      </w:r>
+    </w:p>
+    <w:p>
+      <w:r>
+        <w:t xml:space="preserve">            if (</w:t>
+      </w:r>
+      <w:proofErr w:type="spellStart"/>
+      <w:proofErr w:type="gramStart"/>
+      <w:r>
+        <w:t>estadoPago</w:t>
+      </w:r>
+      <w:proofErr w:type="spellEnd"/>
+      <w:r>
+        <w:t xml:space="preserve"> !</w:t>
+      </w:r>
+      <w:proofErr w:type="gramEnd"/>
+      <w:r>
+        <w:t>= "AUTORIZADO")</w:t>
+      </w:r>
+    </w:p>
+    <w:p>
+      <w:r>
+        <w:t xml:space="preserve">                </w:t>
+      </w:r>
+      <w:proofErr w:type="spellStart"/>
+      <w:r>
+        <w:t>throw</w:t>
+      </w:r>
+      <w:proofErr w:type="spellEnd"/>
+      <w:r>
+        <w:t xml:space="preserve"> new </w:t>
+      </w:r>
+      <w:proofErr w:type="spellStart"/>
+      <w:proofErr w:type="gramStart"/>
+      <w:r>
+        <w:t>TransicionInvalidaException</w:t>
+      </w:r>
+      <w:proofErr w:type="spellEnd"/>
+      <w:r>
+        <w:t>(</w:t>
+      </w:r>
+      <w:proofErr w:type="spellStart"/>
+      <w:proofErr w:type="gramEnd"/>
+      <w:r>
+        <w:t>NombreEstado</w:t>
+      </w:r>
+      <w:proofErr w:type="spellEnd"/>
+      <w:r>
+        <w:t>, $"</w:t>
+      </w:r>
+      <w:proofErr w:type="spellStart"/>
+      <w:r>
+        <w:t>PagoConfirmado</w:t>
+      </w:r>
+      <w:proofErr w:type="spellEnd"/>
+      <w:r>
+        <w:t xml:space="preserve"> con estado '{</w:t>
+      </w:r>
+      <w:proofErr w:type="spellStart"/>
+      <w:r>
+        <w:t>estadoPago</w:t>
+      </w:r>
+      <w:proofErr w:type="spellEnd"/>
+      <w:r>
+        <w:t>}'");</w:t>
+      </w:r>
+    </w:p>
+    <w:p/>
+    <w:p>
+      <w:r>
+        <w:t xml:space="preserve">            </w:t>
+      </w:r>
+      <w:proofErr w:type="spellStart"/>
+      <w:proofErr w:type="gramStart"/>
+      <w:r>
+        <w:t>orden.TransicionarA</w:t>
+      </w:r>
+      <w:proofErr w:type="spellEnd"/>
+      <w:proofErr w:type="gramEnd"/>
+      <w:r>
+        <w:t xml:space="preserve">(new </w:t>
+      </w:r>
+      <w:proofErr w:type="spellStart"/>
+      <w:proofErr w:type="gramStart"/>
+      <w:r>
+        <w:t>EstadoEnProcesamientoAlmacen</w:t>
+      </w:r>
+      <w:proofErr w:type="spellEnd"/>
+      <w:r>
+        <w:t>(</w:t>
+      </w:r>
+      <w:proofErr w:type="gramEnd"/>
+      <w:r>
+        <w:t>), "</w:t>
+      </w:r>
+      <w:proofErr w:type="spellStart"/>
+      <w:proofErr w:type="gramStart"/>
+      <w:r>
+        <w:t>notificarAlmacen</w:t>
+      </w:r>
+      <w:proofErr w:type="spellEnd"/>
+      <w:r>
+        <w:t>(</w:t>
+      </w:r>
+      <w:proofErr w:type="gramEnd"/>
+      <w:r>
+        <w:t>)");</w:t>
+      </w:r>
+    </w:p>
+    <w:p>
+      <w:pPr>
+        <w:rPr>
+          <w:lang w:val="en-US"/>
+        </w:rPr>
+      </w:pPr>
+      <w:r>
+        <w:t xml:space="preserve">        </w:t>
+      </w:r>
+      <w:r>
+        <w:rPr>
+          <w:lang w:val="en-US"/>
+        </w:rPr>
+        <w:t>}</w:t>
+      </w:r>
+    </w:p>
+    <w:p>
+      <w:pPr>
+        <w:rPr>
+          <w:lang w:val="en-US"/>
+        </w:rPr>
+      </w:pPr>
+    </w:p>
+    <w:p>
+      <w:pPr>
+        <w:rPr>
+          <w:lang w:val="en-US"/>
+        </w:rPr>
+      </w:pPr>
+      <w:r>
+        <w:rPr>
+          <w:lang w:val="en-US"/>
+        </w:rPr>
+        <w:t xml:space="preserve">        public override void </w:t>
+      </w:r>
+      <w:proofErr w:type="spellStart"/>
+      <w:proofErr w:type="gramStart"/>
+      <w:r>
+        <w:rPr>
+          <w:lang w:val="en-US"/>
+        </w:rPr>
+        <w:t>ExpirarPorTimeout</w:t>
+      </w:r>
+      <w:proofErr w:type="spellEnd"/>
+      <w:r>
+        <w:rPr>
+          <w:lang w:val="en-US"/>
+        </w:rPr>
+        <w:t>(</w:t>
+      </w:r>
+      <w:proofErr w:type="spellStart"/>
+      <w:proofErr w:type="gramEnd"/>
+      <w:r>
+        <w:rPr>
+          <w:lang w:val="en-US"/>
+        </w:rPr>
+        <w:t>OrdenDeCompraContext</w:t>
+      </w:r>
+      <w:proofErr w:type="spellEnd"/>
+      <w:r>
+        <w:rPr>
+          <w:lang w:val="en-US"/>
+        </w:rPr>
+        <w:t xml:space="preserve"> </w:t>
+      </w:r>
+      <w:proofErr w:type="spellStart"/>
+      <w:r>
+        <w:rPr>
+          <w:lang w:val="en-US"/>
+        </w:rPr>
+        <w:t>orden</w:t>
+      </w:r>
+      <w:proofErr w:type="spellEnd"/>
+      <w:r>
+        <w:rPr>
+          <w:lang w:val="en-US"/>
+        </w:rPr>
+        <w:t>)</w:t>
+      </w:r>
+    </w:p>
+    <w:p>
+      <w:r>
+        <w:rPr>
+          <w:lang w:val="en-US"/>
+        </w:rPr>
+        <w:t xml:space="preserve">        </w:t>
+      </w:r>
+      <w:r>
+        <w:t>{</w:t>
+      </w:r>
+    </w:p>
+    <w:p>
+      <w:r>
+        <w:t xml:space="preserve">            </w:t>
+      </w:r>
+    </w:p>
+    <w:p>
+      <w:r>
+        <w:t xml:space="preserve">            </w:t>
+      </w:r>
+      <w:proofErr w:type="spellStart"/>
+      <w:proofErr w:type="gramStart"/>
+      <w:r>
+        <w:t>orden.TransicionarA</w:t>
+      </w:r>
+      <w:proofErr w:type="spellEnd"/>
+      <w:proofErr w:type="gramEnd"/>
+      <w:r>
+        <w:t xml:space="preserve">(new </w:t>
+      </w:r>
+      <w:proofErr w:type="spellStart"/>
+      <w:proofErr w:type="gramStart"/>
+      <w:r>
+        <w:t>EstadoCanceladaPorTimeout</w:t>
+      </w:r>
+      <w:proofErr w:type="spellEnd"/>
+      <w:r>
+        <w:t>(</w:t>
+      </w:r>
+      <w:proofErr w:type="gramEnd"/>
+      <w:r>
+        <w:t>), "</w:t>
+      </w:r>
+      <w:proofErr w:type="spellStart"/>
+      <w:proofErr w:type="gramStart"/>
+      <w:r>
+        <w:t>liberarInventario</w:t>
+      </w:r>
+      <w:proofErr w:type="spellEnd"/>
+      <w:r>
+        <w:t>(</w:t>
+      </w:r>
+      <w:proofErr w:type="gramEnd"/>
+      <w:r>
+        <w:t>)");</w:t>
+      </w:r>
+    </w:p>
+    <w:p>
+      <w:r>
+        <w:t xml:space="preserve">        }</w:t>
+      </w:r>
+    </w:p>
+    <w:p>
+      <w:r>
+        <w:t xml:space="preserve">    }</w:t>
+      </w:r>
+    </w:p>
+    <w:p/>
+    <w:p>
+      <w:r>
+        <w:t xml:space="preserve">    </w:t>
+      </w:r>
+      <w:proofErr w:type="spellStart"/>
+      <w:r>
+        <w:t>public</w:t>
+      </w:r>
+      <w:proofErr w:type="spellEnd"/>
+      <w:r>
+        <w:t xml:space="preserve"> </w:t>
+      </w:r>
+      <w:proofErr w:type="spellStart"/>
+      <w:r>
+        <w:t>class</w:t>
+      </w:r>
+      <w:proofErr w:type="spellEnd"/>
+      <w:r>
+        <w:t xml:space="preserve"> </w:t>
+      </w:r>
+      <w:proofErr w:type="spellStart"/>
+      <w:proofErr w:type="gramStart"/>
+      <w:r>
+        <w:t>EstadoEnProcesamientoAlmacen</w:t>
+      </w:r>
+      <w:proofErr w:type="spellEnd"/>
+      <w:r>
+        <w:t xml:space="preserve"> :</w:t>
+      </w:r>
+      <w:proofErr w:type="gramEnd"/>
+      <w:r>
+        <w:t xml:space="preserve"> </w:t>
+      </w:r>
+      <w:proofErr w:type="spellStart"/>
+      <w:r>
+        <w:t>EstadoOrdenBase</w:t>
+      </w:r>
+      <w:proofErr w:type="spellEnd"/>
+    </w:p>
+    <w:p>
+      <w:r>
+        <w:t xml:space="preserve">    {</w:t>
+      </w:r>
+    </w:p>
+    <w:p>
+      <w:r>
+        <w:t xml:space="preserve">        </w:t>
+      </w:r>
+      <w:proofErr w:type="spellStart"/>
+      <w:r>
+        <w:t>public</w:t>
+      </w:r>
+      <w:proofErr w:type="spellEnd"/>
+      <w:r>
+        <w:t xml:space="preserve"> </w:t>
+      </w:r>
+      <w:proofErr w:type="spellStart"/>
+      <w:r>
+        <w:t>override</w:t>
+      </w:r>
+      <w:proofErr w:type="spellEnd"/>
+      <w:r>
+        <w:t xml:space="preserve"> </w:t>
+      </w:r>
+      <w:proofErr w:type="spellStart"/>
+      <w:r>
+        <w:t>string</w:t>
+      </w:r>
+      <w:proofErr w:type="spellEnd"/>
+      <w:r>
+        <w:t xml:space="preserve"> </w:t>
+      </w:r>
+      <w:proofErr w:type="spellStart"/>
+      <w:r>
+        <w:t>NombreEstado</w:t>
+      </w:r>
+      <w:proofErr w:type="spellEnd"/>
+      <w:r>
+        <w:t xml:space="preserve"> =&gt; "</w:t>
+      </w:r>
+      <w:proofErr w:type="spellStart"/>
+      <w:r>
+        <w:t>En_Procesamiento_Almacen</w:t>
+      </w:r>
+      <w:proofErr w:type="spellEnd"/>
+      <w:r>
+        <w:t>";</w:t>
+      </w:r>
+    </w:p>
+    <w:p/>
+    <w:p>
+      <w:r>
+        <w:t xml:space="preserve">        </w:t>
+      </w:r>
+      <w:proofErr w:type="spellStart"/>
+      <w:r>
+        <w:t>public</w:t>
+      </w:r>
+      <w:proofErr w:type="spellEnd"/>
+      <w:r>
+        <w:t xml:space="preserve"> </w:t>
+      </w:r>
+      <w:proofErr w:type="spellStart"/>
+      <w:r>
+        <w:t>override</w:t>
+      </w:r>
+      <w:proofErr w:type="spellEnd"/>
+      <w:r>
+        <w:t xml:space="preserve"> </w:t>
+      </w:r>
+      <w:proofErr w:type="spellStart"/>
+      <w:r>
+        <w:t>void</w:t>
+      </w:r>
+      <w:proofErr w:type="spellEnd"/>
+      <w:r>
+        <w:t xml:space="preserve"> </w:t>
+      </w:r>
+      <w:proofErr w:type="spellStart"/>
+      <w:proofErr w:type="gramStart"/>
+      <w:r>
+        <w:t>ConfirmarEmpaque</w:t>
+      </w:r>
+      <w:proofErr w:type="spellEnd"/>
+      <w:r>
+        <w:t>(</w:t>
+      </w:r>
+      <w:proofErr w:type="spellStart"/>
+      <w:proofErr w:type="gramEnd"/>
+      <w:r>
+        <w:t>OrdenDeCompraContext</w:t>
+      </w:r>
+      <w:proofErr w:type="spellEnd"/>
+      <w:r>
+        <w:t xml:space="preserve"> orden)</w:t>
+      </w:r>
+    </w:p>
+    <w:p>
+      <w:r>
+        <w:t xml:space="preserve">        {</w:t>
+      </w:r>
+    </w:p>
+    <w:p>
+      <w:r>
+        <w:t xml:space="preserve">            </w:t>
+      </w:r>
+      <w:proofErr w:type="spellStart"/>
+      <w:proofErr w:type="gramStart"/>
+      <w:r>
+        <w:t>orden.Empacada</w:t>
+      </w:r>
+      <w:proofErr w:type="spellEnd"/>
+      <w:proofErr w:type="gramEnd"/>
+      <w:r>
+        <w:t xml:space="preserve"> = true;</w:t>
+      </w:r>
+    </w:p>
+    <w:p>
+      <w:r>
+        <w:t xml:space="preserve">            </w:t>
+      </w:r>
+      <w:proofErr w:type="spellStart"/>
+      <w:proofErr w:type="gramStart"/>
+      <w:r>
+        <w:t>orden.TransicionarA</w:t>
+      </w:r>
+      <w:proofErr w:type="spellEnd"/>
+      <w:proofErr w:type="gramEnd"/>
+      <w:r>
+        <w:t xml:space="preserve">(new </w:t>
+      </w:r>
+      <w:proofErr w:type="spellStart"/>
+      <w:proofErr w:type="gramStart"/>
+      <w:r>
+        <w:t>EstadoEmpacada</w:t>
+      </w:r>
+      <w:proofErr w:type="spellEnd"/>
+      <w:r>
+        <w:t>(</w:t>
+      </w:r>
+      <w:proofErr w:type="gramEnd"/>
+      <w:r>
+        <w:t>), "</w:t>
+      </w:r>
+      <w:proofErr w:type="spellStart"/>
+      <w:proofErr w:type="gramStart"/>
+      <w:r>
+        <w:t>generarEtiqueta</w:t>
+      </w:r>
+      <w:proofErr w:type="spellEnd"/>
+      <w:r>
+        <w:t>(</w:t>
+      </w:r>
+      <w:proofErr w:type="gramEnd"/>
+      <w:r>
+        <w:t>)");</w:t>
+      </w:r>
+    </w:p>
+    <w:p>
+      <w:r>
+        <w:t xml:space="preserve">        }</w:t>
+      </w:r>
+    </w:p>
+    <w:p/>
+    <w:p>
+      <w:r>
+        <w:t xml:space="preserve">        </w:t>
+      </w:r>
+      <w:proofErr w:type="spellStart"/>
+      <w:r>
+        <w:t>public</w:t>
+      </w:r>
+      <w:proofErr w:type="spellEnd"/>
+      <w:r>
+        <w:t xml:space="preserve"> </w:t>
+      </w:r>
+      <w:proofErr w:type="spellStart"/>
+      <w:r>
+        <w:t>override</w:t>
+      </w:r>
+      <w:proofErr w:type="spellEnd"/>
+      <w:r>
+        <w:t xml:space="preserve"> </w:t>
+      </w:r>
+      <w:proofErr w:type="spellStart"/>
+      <w:r>
+        <w:t>void</w:t>
+      </w:r>
+      <w:proofErr w:type="spellEnd"/>
+      <w:r>
+        <w:t xml:space="preserve"> </w:t>
+      </w:r>
+      <w:proofErr w:type="spellStart"/>
+      <w:proofErr w:type="gramStart"/>
+      <w:r>
+        <w:t>CancelarPedido</w:t>
+      </w:r>
+      <w:proofErr w:type="spellEnd"/>
+      <w:r>
+        <w:t>(</w:t>
+      </w:r>
+      <w:proofErr w:type="spellStart"/>
+      <w:proofErr w:type="gramEnd"/>
+      <w:r>
+        <w:t>OrdenDeCompraContext</w:t>
+      </w:r>
+      <w:proofErr w:type="spellEnd"/>
+      <w:r>
+        <w:t xml:space="preserve"> orden)</w:t>
+      </w:r>
+    </w:p>
+    <w:p>
+      <w:r>
+        <w:lastRenderedPageBreak/>
+        <w:t xml:space="preserve">        {</w:t>
+      </w:r>
+    </w:p>
+    <w:p>
+      <w:r>
+        <w:t xml:space="preserve">            </w:t>
+      </w:r>
+    </w:p>
+    <w:p>
+      <w:r>
+        <w:t xml:space="preserve">            if </w:t>
+      </w:r>
+      <w:proofErr w:type="gramStart"/>
+      <w:r>
+        <w:t>(!</w:t>
+      </w:r>
+      <w:proofErr w:type="spellStart"/>
+      <w:r>
+        <w:t>orden</w:t>
+      </w:r>
+      <w:proofErr w:type="gramEnd"/>
+      <w:r>
+        <w:t>.Empacada</w:t>
+      </w:r>
+      <w:proofErr w:type="spellEnd"/>
+      <w:r>
+        <w:t>)</w:t>
+      </w:r>
+    </w:p>
+    <w:p>
+      <w:r>
+        <w:t xml:space="preserve">                </w:t>
+      </w:r>
+      <w:proofErr w:type="spellStart"/>
+      <w:proofErr w:type="gramStart"/>
+      <w:r>
+        <w:t>orden.TransicionarA</w:t>
+      </w:r>
+      <w:proofErr w:type="spellEnd"/>
+      <w:proofErr w:type="gramEnd"/>
+      <w:r>
+        <w:t xml:space="preserve">(new </w:t>
+      </w:r>
+      <w:proofErr w:type="spellStart"/>
+      <w:proofErr w:type="gramStart"/>
+      <w:r>
+        <w:t>EstadoCanceladaPorUsuario</w:t>
+      </w:r>
+      <w:proofErr w:type="spellEnd"/>
+      <w:r>
+        <w:t>(</w:t>
+      </w:r>
+      <w:proofErr w:type="gramEnd"/>
+      <w:r>
+        <w:t>), "</w:t>
+      </w:r>
+      <w:proofErr w:type="spellStart"/>
+      <w:proofErr w:type="gramStart"/>
+      <w:r>
+        <w:t>reembolsarAutomatico</w:t>
+      </w:r>
+      <w:proofErr w:type="spellEnd"/>
+      <w:r>
+        <w:t>(</w:t>
+      </w:r>
+      <w:proofErr w:type="gramEnd"/>
+      <w:r>
+        <w:t>)");</w:t>
+      </w:r>
+    </w:p>
+    <w:p>
+      <w:r>
+        <w:t xml:space="preserve">        }</w:t>
+      </w:r>
+    </w:p>
+    <w:p>
+      <w:r>
+        <w:t xml:space="preserve">    }</w:t>
+      </w:r>
+    </w:p>
+    <w:p/>
+    <w:p>
+      <w:r>
+        <w:t xml:space="preserve">    </w:t>
+      </w:r>
+      <w:proofErr w:type="spellStart"/>
+      <w:r>
+        <w:t>public</w:t>
+      </w:r>
+      <w:proofErr w:type="spellEnd"/>
+      <w:r>
+        <w:t xml:space="preserve"> </w:t>
+      </w:r>
+      <w:proofErr w:type="spellStart"/>
+      <w:r>
+        <w:t>class</w:t>
+      </w:r>
+      <w:proofErr w:type="spellEnd"/>
+      <w:r>
+        <w:t xml:space="preserve"> </w:t>
+      </w:r>
+      <w:proofErr w:type="spellStart"/>
+      <w:proofErr w:type="gramStart"/>
+      <w:r>
+        <w:t>EstadoEmpacada</w:t>
+      </w:r>
+      <w:proofErr w:type="spellEnd"/>
+      <w:r>
+        <w:t xml:space="preserve"> :</w:t>
+      </w:r>
+      <w:proofErr w:type="gramEnd"/>
+      <w:r>
+        <w:t xml:space="preserve"> </w:t>
+      </w:r>
+      <w:proofErr w:type="spellStart"/>
+      <w:r>
+        <w:t>EstadoOrdenBase</w:t>
+      </w:r>
+      <w:proofErr w:type="spellEnd"/>
+    </w:p>
+    <w:p>
+      <w:r>
+        <w:t xml:space="preserve">    {</w:t>
+      </w:r>
+    </w:p>
+    <w:p>
+      <w:r>
+        <w:t xml:space="preserve">        </w:t>
+      </w:r>
+      <w:proofErr w:type="spellStart"/>
+      <w:r>
+        <w:t>public</w:t>
+      </w:r>
+      <w:proofErr w:type="spellEnd"/>
+      <w:r>
+        <w:t xml:space="preserve"> </w:t>
+      </w:r>
+      <w:proofErr w:type="spellStart"/>
+      <w:r>
+        <w:t>override</w:t>
+      </w:r>
+      <w:proofErr w:type="spellEnd"/>
+      <w:r>
+        <w:t xml:space="preserve"> </w:t>
+      </w:r>
+      <w:proofErr w:type="spellStart"/>
+      <w:r>
+        <w:t>string</w:t>
+      </w:r>
+      <w:proofErr w:type="spellEnd"/>
+      <w:r>
+        <w:t xml:space="preserve"> </w:t>
+      </w:r>
+      <w:proofErr w:type="spellStart"/>
+      <w:r>
+        <w:t>NombreEstado</w:t>
+      </w:r>
+      <w:proofErr w:type="spellEnd"/>
+      <w:r>
+        <w:t xml:space="preserve"> =&gt; "Empacada";</w:t>
+      </w:r>
+    </w:p>
+    <w:p/>
+    <w:p>
+      <w:r>
+        <w:t xml:space="preserve">        </w:t>
+      </w:r>
+      <w:proofErr w:type="spellStart"/>
+      <w:r>
+        <w:t>public</w:t>
+      </w:r>
+      <w:proofErr w:type="spellEnd"/>
+      <w:r>
+        <w:t xml:space="preserve"> </w:t>
+      </w:r>
+      <w:proofErr w:type="spellStart"/>
+      <w:r>
+        <w:t>override</w:t>
+      </w:r>
+      <w:proofErr w:type="spellEnd"/>
+      <w:r>
+        <w:t xml:space="preserve"> </w:t>
+      </w:r>
+      <w:proofErr w:type="spellStart"/>
+      <w:r>
+        <w:t>void</w:t>
+      </w:r>
+      <w:proofErr w:type="spellEnd"/>
+      <w:r>
+        <w:t xml:space="preserve"> </w:t>
+      </w:r>
+      <w:proofErr w:type="spellStart"/>
+      <w:proofErr w:type="gramStart"/>
+      <w:r>
+        <w:t>DespacharPedido</w:t>
+      </w:r>
+      <w:proofErr w:type="spellEnd"/>
+      <w:r>
+        <w:t>(</w:t>
+      </w:r>
+      <w:proofErr w:type="spellStart"/>
+      <w:proofErr w:type="gramEnd"/>
+      <w:r>
+        <w:t>OrdenDeCompraContext</w:t>
+      </w:r>
+      <w:proofErr w:type="spellEnd"/>
+      <w:r>
+        <w:t xml:space="preserve"> orden)</w:t>
+      </w:r>
+    </w:p>
+    <w:p>
+      <w:r>
+        <w:t xml:space="preserve">        {</w:t>
+      </w:r>
+    </w:p>
+    <w:p>
+      <w:r>
+        <w:t xml:space="preserve">            </w:t>
+      </w:r>
+      <w:proofErr w:type="spellStart"/>
+      <w:proofErr w:type="gramStart"/>
+      <w:r>
+        <w:t>orden.TransicionarA</w:t>
+      </w:r>
+      <w:proofErr w:type="spellEnd"/>
+      <w:proofErr w:type="gramEnd"/>
+      <w:r>
+        <w:t xml:space="preserve">(new </w:t>
+      </w:r>
+      <w:proofErr w:type="spellStart"/>
+      <w:proofErr w:type="gramStart"/>
+      <w:r>
+        <w:t>EstadoDespachadaEnRuta</w:t>
+      </w:r>
+      <w:proofErr w:type="spellEnd"/>
+      <w:r>
+        <w:t>(</w:t>
+      </w:r>
+      <w:proofErr w:type="gramEnd"/>
+      <w:r>
+        <w:t>), "</w:t>
+      </w:r>
+      <w:proofErr w:type="spellStart"/>
+      <w:proofErr w:type="gramStart"/>
+      <w:r>
+        <w:t>registrarSalida</w:t>
+      </w:r>
+      <w:proofErr w:type="spellEnd"/>
+      <w:r>
+        <w:t>(</w:t>
+      </w:r>
+      <w:proofErr w:type="gramEnd"/>
+      <w:r>
+        <w:t>)");</w:t>
+      </w:r>
+    </w:p>
+    <w:p>
+      <w:r>
+        <w:t xml:space="preserve">        }</w:t>
+      </w:r>
+    </w:p>
+    <w:p>
+      <w:r>
+        <w:t xml:space="preserve">         </w:t>
+      </w:r>
+    </w:p>
+    <w:p>
+      <w:r>
+        <w:t xml:space="preserve">    }</w:t>
+      </w:r>
+    </w:p>
+    <w:p/>
+    <w:p>
+      <w:r>
+        <w:t xml:space="preserve">    </w:t>
+      </w:r>
+      <w:proofErr w:type="spellStart"/>
+      <w:r>
+        <w:t>public</w:t>
+      </w:r>
+      <w:proofErr w:type="spellEnd"/>
+      <w:r>
+        <w:t xml:space="preserve"> </w:t>
+      </w:r>
+      <w:proofErr w:type="spellStart"/>
+      <w:r>
+        <w:t>class</w:t>
+      </w:r>
+      <w:proofErr w:type="spellEnd"/>
+      <w:r>
+        <w:t xml:space="preserve"> </w:t>
+      </w:r>
+      <w:proofErr w:type="spellStart"/>
+      <w:proofErr w:type="gramStart"/>
+      <w:r>
+        <w:t>EstadoDespachadaEnRuta</w:t>
+      </w:r>
+      <w:proofErr w:type="spellEnd"/>
+      <w:r>
+        <w:t xml:space="preserve"> :</w:t>
+      </w:r>
+      <w:proofErr w:type="gramEnd"/>
+      <w:r>
+        <w:t xml:space="preserve"> </w:t>
+      </w:r>
+      <w:proofErr w:type="spellStart"/>
+      <w:r>
+        <w:t>EstadoOrdenBase</w:t>
+      </w:r>
+      <w:proofErr w:type="spellEnd"/>
+    </w:p>
+    <w:p>
+      <w:r>
+        <w:t xml:space="preserve">    {</w:t>
+      </w:r>
+    </w:p>
+    <w:p>
+      <w:r>
+        <w:t xml:space="preserve">        </w:t>
+      </w:r>
+      <w:proofErr w:type="spellStart"/>
+      <w:r>
+        <w:t>public</w:t>
+      </w:r>
+      <w:proofErr w:type="spellEnd"/>
+      <w:r>
+        <w:t xml:space="preserve"> </w:t>
+      </w:r>
+      <w:proofErr w:type="spellStart"/>
+      <w:r>
+        <w:t>override</w:t>
+      </w:r>
+      <w:proofErr w:type="spellEnd"/>
+      <w:r>
+        <w:t xml:space="preserve"> </w:t>
+      </w:r>
+      <w:proofErr w:type="spellStart"/>
+      <w:r>
+        <w:t>string</w:t>
+      </w:r>
+      <w:proofErr w:type="spellEnd"/>
+      <w:r>
+        <w:t xml:space="preserve"> </w:t>
+      </w:r>
+      <w:proofErr w:type="spellStart"/>
+      <w:r>
+        <w:t>NombreEstado</w:t>
+      </w:r>
+      <w:proofErr w:type="spellEnd"/>
+      <w:r>
+        <w:t xml:space="preserve"> =&gt; "</w:t>
+      </w:r>
+      <w:proofErr w:type="spellStart"/>
+      <w:r>
+        <w:t>Despachada_En_Ruta</w:t>
+      </w:r>
+      <w:proofErr w:type="spellEnd"/>
+      <w:r>
+        <w:t>";</w:t>
+      </w:r>
+    </w:p>
+    <w:p/>
+    <w:p>
+      <w:r>
+        <w:t xml:space="preserve">        </w:t>
+      </w:r>
+      <w:proofErr w:type="spellStart"/>
+      <w:r>
+        <w:t>public</w:t>
+      </w:r>
+      <w:proofErr w:type="spellEnd"/>
+      <w:r>
+        <w:t xml:space="preserve"> </w:t>
+      </w:r>
+      <w:proofErr w:type="spellStart"/>
+      <w:r>
+        <w:t>override</w:t>
+      </w:r>
+      <w:proofErr w:type="spellEnd"/>
+      <w:r>
+        <w:t xml:space="preserve"> </w:t>
+      </w:r>
+      <w:proofErr w:type="spellStart"/>
+      <w:r>
+        <w:t>void</w:t>
+      </w:r>
+      <w:proofErr w:type="spellEnd"/>
+      <w:r>
+        <w:t xml:space="preserve"> </w:t>
+      </w:r>
+      <w:proofErr w:type="spellStart"/>
+      <w:proofErr w:type="gramStart"/>
+      <w:r>
+        <w:t>ConfirmarEntrega</w:t>
+      </w:r>
+      <w:proofErr w:type="spellEnd"/>
+      <w:r>
+        <w:t>(</w:t>
+      </w:r>
+      <w:proofErr w:type="spellStart"/>
+      <w:proofErr w:type="gramEnd"/>
+      <w:r>
+        <w:t>OrdenDeCompraContext</w:t>
+      </w:r>
+      <w:proofErr w:type="spellEnd"/>
+      <w:r>
+        <w:t xml:space="preserve"> orden)</w:t>
+      </w:r>
+    </w:p>
+    <w:p>
+      <w:r>
+        <w:t xml:space="preserve">        {</w:t>
+      </w:r>
+    </w:p>
+    <w:p>
+      <w:r>
+        <w:t xml:space="preserve">            </w:t>
+      </w:r>
+      <w:proofErr w:type="spellStart"/>
+      <w:proofErr w:type="gramStart"/>
+      <w:r>
+        <w:t>orden.TransicionarA</w:t>
+      </w:r>
+      <w:proofErr w:type="spellEnd"/>
+      <w:proofErr w:type="gramEnd"/>
+      <w:r>
+        <w:t xml:space="preserve">(new </w:t>
+      </w:r>
+      <w:proofErr w:type="spellStart"/>
+      <w:proofErr w:type="gramStart"/>
+      <w:r>
+        <w:t>EstadoCompletadaEntregada</w:t>
+      </w:r>
+      <w:proofErr w:type="spellEnd"/>
+      <w:r>
+        <w:t>(</w:t>
+      </w:r>
+      <w:proofErr w:type="gramEnd"/>
+      <w:r>
+        <w:t>), "</w:t>
+      </w:r>
+      <w:proofErr w:type="spellStart"/>
+      <w:proofErr w:type="gramStart"/>
+      <w:r>
+        <w:t>cerrarOrden</w:t>
+      </w:r>
+      <w:proofErr w:type="spellEnd"/>
+      <w:r>
+        <w:t>(</w:t>
+      </w:r>
+      <w:proofErr w:type="gramEnd"/>
+      <w:r>
+        <w:t>)");</w:t>
+      </w:r>
+    </w:p>
+    <w:p>
+      <w:r>
+        <w:t xml:space="preserve">        }</w:t>
+      </w:r>
+    </w:p>
+    <w:p>
+      <w:r>
+        <w:t xml:space="preserve">    }</w:t>
+      </w:r>
+    </w:p>
+    <w:p/>
+    <w:p>
+      <w:r>
+        <w:t xml:space="preserve">    </w:t>
+      </w:r>
+    </w:p>
+    <w:p>
+      <w:r>
+        <w:t xml:space="preserve">    </w:t>
+      </w:r>
+      <w:proofErr w:type="spellStart"/>
+      <w:r>
+        <w:t>public</w:t>
+      </w:r>
+      <w:proofErr w:type="spellEnd"/>
+      <w:r>
+        <w:t xml:space="preserve"> </w:t>
+      </w:r>
+      <w:proofErr w:type="spellStart"/>
+      <w:r>
+        <w:t>class</w:t>
+      </w:r>
+      <w:proofErr w:type="spellEnd"/>
+      <w:r>
+        <w:t xml:space="preserve"> </w:t>
+      </w:r>
+      <w:proofErr w:type="spellStart"/>
+      <w:proofErr w:type="gramStart"/>
+      <w:r>
+        <w:t>EstadoCompletadaEntregada</w:t>
+      </w:r>
+      <w:proofErr w:type="spellEnd"/>
+      <w:r>
+        <w:t xml:space="preserve"> :</w:t>
+      </w:r>
+      <w:proofErr w:type="gramEnd"/>
+      <w:r>
+        <w:t xml:space="preserve"> </w:t>
+      </w:r>
+      <w:proofErr w:type="spellStart"/>
+      <w:r>
+        <w:t>EstadoOrdenBase</w:t>
+      </w:r>
+      <w:proofErr w:type="spellEnd"/>
+    </w:p>
+    <w:p>
+      <w:r>
+        <w:lastRenderedPageBreak/>
+        <w:t xml:space="preserve">    {</w:t>
+      </w:r>
+    </w:p>
+    <w:p>
+      <w:r>
+        <w:t xml:space="preserve">        </w:t>
+      </w:r>
+      <w:proofErr w:type="spellStart"/>
+      <w:r>
+        <w:t>public</w:t>
+      </w:r>
+      <w:proofErr w:type="spellEnd"/>
+      <w:r>
+        <w:t xml:space="preserve"> </w:t>
+      </w:r>
+      <w:proofErr w:type="spellStart"/>
+      <w:r>
+        <w:t>override</w:t>
+      </w:r>
+      <w:proofErr w:type="spellEnd"/>
+      <w:r>
+        <w:t xml:space="preserve"> </w:t>
+      </w:r>
+      <w:proofErr w:type="spellStart"/>
+      <w:r>
+        <w:t>string</w:t>
+      </w:r>
+      <w:proofErr w:type="spellEnd"/>
+      <w:r>
+        <w:t xml:space="preserve"> </w:t>
+      </w:r>
+      <w:proofErr w:type="spellStart"/>
+      <w:r>
+        <w:t>NombreEstado</w:t>
+      </w:r>
+      <w:proofErr w:type="spellEnd"/>
+      <w:r>
+        <w:t xml:space="preserve"> =&gt; "</w:t>
+      </w:r>
+      <w:proofErr w:type="spellStart"/>
+      <w:r>
+        <w:t>Completada_Entregada</w:t>
+      </w:r>
+      <w:proofErr w:type="spellEnd"/>
+      <w:r>
+        <w:t>";</w:t>
+      </w:r>
+    </w:p>
+    <w:p>
+      <w:r>
+        <w:t xml:space="preserve">    }</w:t>
+      </w:r>
+    </w:p>
+    <w:p/>
+    <w:p>
+      <w:r>
+        <w:t xml:space="preserve">    </w:t>
+      </w:r>
+      <w:proofErr w:type="spellStart"/>
+      <w:r>
+        <w:t>public</w:t>
+      </w:r>
+      <w:proofErr w:type="spellEnd"/>
+      <w:r>
+        <w:t xml:space="preserve"> </w:t>
+      </w:r>
+      <w:proofErr w:type="spellStart"/>
+      <w:r>
+        <w:t>class</w:t>
+      </w:r>
+      <w:proofErr w:type="spellEnd"/>
+      <w:r>
+        <w:t xml:space="preserve"> </w:t>
+      </w:r>
+      <w:proofErr w:type="spellStart"/>
+      <w:proofErr w:type="gramStart"/>
+      <w:r>
+        <w:t>EstadoCanceladaPorTimeout</w:t>
+      </w:r>
+      <w:proofErr w:type="spellEnd"/>
+      <w:r>
+        <w:t xml:space="preserve"> :</w:t>
+      </w:r>
+      <w:proofErr w:type="gramEnd"/>
+      <w:r>
+        <w:t xml:space="preserve"> </w:t>
+      </w:r>
+      <w:proofErr w:type="spellStart"/>
+      <w:r>
+        <w:t>EstadoOrdenBase</w:t>
+      </w:r>
+      <w:proofErr w:type="spellEnd"/>
+    </w:p>
+    <w:p>
+      <w:r>
+        <w:t xml:space="preserve">    {</w:t>
+      </w:r>
+    </w:p>
+    <w:p>
+      <w:r>
+        <w:t xml:space="preserve">        </w:t>
+      </w:r>
+      <w:proofErr w:type="spellStart"/>
+      <w:r>
+        <w:t>public</w:t>
+      </w:r>
+      <w:proofErr w:type="spellEnd"/>
+      <w:r>
+        <w:t xml:space="preserve"> </w:t>
+      </w:r>
+      <w:proofErr w:type="spellStart"/>
+      <w:r>
+        <w:t>override</w:t>
+      </w:r>
+      <w:proofErr w:type="spellEnd"/>
+      <w:r>
+        <w:t xml:space="preserve"> </w:t>
+      </w:r>
+      <w:proofErr w:type="spellStart"/>
+      <w:r>
+        <w:t>string</w:t>
+      </w:r>
+      <w:proofErr w:type="spellEnd"/>
+      <w:r>
+        <w:t xml:space="preserve"> </w:t>
+      </w:r>
+      <w:proofErr w:type="spellStart"/>
+      <w:r>
+        <w:t>NombreEstado</w:t>
+      </w:r>
+      <w:proofErr w:type="spellEnd"/>
+      <w:r>
+        <w:t xml:space="preserve"> =&gt; "</w:t>
+      </w:r>
+      <w:proofErr w:type="spellStart"/>
+      <w:r>
+        <w:t>Cancelada_Por_Timeout</w:t>
+      </w:r>
+      <w:proofErr w:type="spellEnd"/>
+      <w:r>
+        <w:t>";</w:t>
+      </w:r>
+    </w:p>
+    <w:p>
+      <w:r>
+        <w:t xml:space="preserve">    }</w:t>
+      </w:r>
+    </w:p>
+    <w:p/>
+    <w:p>
+      <w:r>
+        <w:t xml:space="preserve">    </w:t>
+      </w:r>
+      <w:proofErr w:type="spellStart"/>
+      <w:r>
+        <w:t>public</w:t>
+      </w:r>
+      <w:proofErr w:type="spellEnd"/>
+      <w:r>
+        <w:t xml:space="preserve"> </w:t>
+      </w:r>
+      <w:proofErr w:type="spellStart"/>
+      <w:r>
+        <w:t>class</w:t>
+      </w:r>
+      <w:proofErr w:type="spellEnd"/>
+      <w:r>
+        <w:t xml:space="preserve"> </w:t>
+      </w:r>
+      <w:proofErr w:type="spellStart"/>
+      <w:proofErr w:type="gramStart"/>
+      <w:r>
+        <w:t>EstadoCanceladaPorUsuario</w:t>
+      </w:r>
+      <w:proofErr w:type="spellEnd"/>
+      <w:r>
+        <w:t xml:space="preserve"> :</w:t>
+      </w:r>
+      <w:proofErr w:type="gramEnd"/>
+      <w:r>
+        <w:t xml:space="preserve"> </w:t>
+      </w:r>
+      <w:proofErr w:type="spellStart"/>
+      <w:r>
+        <w:t>EstadoOrdenBase</w:t>
+      </w:r>
+      <w:proofErr w:type="spellEnd"/>
+    </w:p>
+    <w:p>
+      <w:r>
+        <w:t xml:space="preserve">    {</w:t>
+      </w:r>
+    </w:p>
+    <w:p>
+      <w:r>
+        <w:t xml:space="preserve">        </w:t>
+      </w:r>
+      <w:proofErr w:type="spellStart"/>
+      <w:r>
+        <w:t>public</w:t>
+      </w:r>
+      <w:proofErr w:type="spellEnd"/>
+      <w:r>
+        <w:t xml:space="preserve"> </w:t>
+      </w:r>
+      <w:proofErr w:type="spellStart"/>
+      <w:r>
+        <w:t>override</w:t>
+      </w:r>
+      <w:proofErr w:type="spellEnd"/>
+      <w:r>
+        <w:t xml:space="preserve"> </w:t>
+      </w:r>
+      <w:proofErr w:type="spellStart"/>
+      <w:r>
+        <w:t>string</w:t>
+      </w:r>
+      <w:proofErr w:type="spellEnd"/>
+      <w:r>
+        <w:t xml:space="preserve"> </w:t>
+      </w:r>
+      <w:proofErr w:type="spellStart"/>
+      <w:r>
+        <w:t>NombreEstado</w:t>
+      </w:r>
+      <w:proofErr w:type="spellEnd"/>
+      <w:r>
+        <w:t xml:space="preserve"> =&gt; "</w:t>
+      </w:r>
+      <w:proofErr w:type="spellStart"/>
+      <w:r>
+        <w:t>Cancelada_Por_Usuario</w:t>
+      </w:r>
+      <w:proofErr w:type="spellEnd"/>
+      <w:r>
+        <w:t>";</w:t>
+      </w:r>
+    </w:p>
+    <w:p>
+      <w:r>
+        <w:t xml:space="preserve">    }</w:t>
+      </w:r>
+    </w:p>
+    <w:p>
+      <w:r>
+        <w:t>}</w:t>
+      </w:r>
+    </w:p>
+    <w:p/>
+    <w:p>
+      <w:pPr>
+        <w:pStyle w:val="Ttulo3"/>
+        <w:jc w:val="left"/>
+      </w:pPr>
+      <w:bookmarkStart w:id="43" w:name="_Toc243571869"/>
+      <w:r>
+        <w:t>Lecciones Aprendidas y Conclusiones del Análisis</w:t>
+      </w:r>
+      <w:bookmarkEnd w:id="43"/>
+    </w:p>
+    <w:p/>
+    <w:p/>
+    <w:p>
+      <w:pPr>
+        <w:jc w:val="both"/>
+      </w:pPr>
+      <w:r>
+        <w:rPr>
+          <w:b/>
+          <w:bCs/>
+        </w:rPr>
+        <w:t>1. Diferencia Técnica entre Modelar Flujos Funcionales (Actividades) vs. Ciclos de Vida de Objetos (Estados)</w:t>
+      </w:r>
+      <w:r>
+        <w:t xml:space="preserve"> Durante el diseño arquitectónico de </w:t>
+      </w:r>
+      <w:proofErr w:type="spellStart"/>
+      <w:r>
+        <w:rPr>
+          <w:b/>
+          <w:bCs/>
+        </w:rPr>
+        <w:t>LogiFlow</w:t>
+      </w:r>
+      <w:proofErr w:type="spellEnd"/>
+      <w:r>
+        <w:rPr>
+          <w:b/>
+          <w:bCs/>
+        </w:rPr>
+        <w:t xml:space="preserve"> 360°</w:t>
+      </w:r>
+      <w:r>
+        <w:t xml:space="preserve">, se consolidó la distinción crítica entre un diagrama de actividades y un diagrama de máquina de estados UML 2.5. Mientras que los diagramas de actividades o de secuencia modelan procesos procedimentales en los que intervienen múltiples actores (por ejemplo, pasos de interfaz de usuario o flujos entre departamentos), el diagrama de estados se centra exclusivamente en </w:t>
+      </w:r>
+      <w:r>
+        <w:rPr>
+          <w:b/>
+          <w:bCs/>
+        </w:rPr>
+        <w:t>un único objeto de negocio</w:t>
+      </w:r>
+      <w:r>
+        <w:t xml:space="preserve"> (</w:t>
+      </w:r>
+      <w:proofErr w:type="spellStart"/>
+      <w:r>
+        <w:t>OrdenDeCompra</w:t>
+      </w:r>
+      <w:proofErr w:type="spellEnd"/>
+      <w:r>
+        <w:t xml:space="preserve">, </w:t>
+      </w:r>
+      <w:proofErr w:type="spellStart"/>
+      <w:r>
+        <w:t>PaqueteFisico</w:t>
+      </w:r>
+      <w:proofErr w:type="spellEnd"/>
+      <w:r>
+        <w:t xml:space="preserve">, </w:t>
+      </w:r>
+      <w:proofErr w:type="spellStart"/>
+      <w:r>
+        <w:t>TicketDeSoporte</w:t>
+      </w:r>
+      <w:proofErr w:type="spellEnd"/>
+      <w:r>
+        <w:t xml:space="preserve">, etc.) para gobernar las condiciones exactas en las que dicha entidad puede existir a través del tiempo. </w:t>
+      </w:r>
+    </w:p>
+    <w:p>
+      <w:pPr>
+        <w:jc w:val="both"/>
+      </w:pPr>
+      <w:r>
+        <w:rPr>
+          <w:b/>
+          <w:bCs/>
+        </w:rPr>
+        <w:t>2. Erradicación de Estados Inconsistentes mediante el Patrón State</w:t>
+      </w:r>
+      <w:r>
+        <w:t xml:space="preserve"> En el desarrollo de software empresarial, controlar el estado de una transacción mediante banderas booleanas sueltas (</w:t>
+      </w:r>
+      <w:proofErr w:type="spellStart"/>
+      <w:r>
+        <w:t>isPaid</w:t>
+      </w:r>
+      <w:proofErr w:type="spellEnd"/>
+      <w:r>
+        <w:t xml:space="preserve">, </w:t>
+      </w:r>
+      <w:proofErr w:type="spellStart"/>
+      <w:r>
+        <w:t>isPacked</w:t>
+      </w:r>
+      <w:proofErr w:type="spellEnd"/>
+      <w:r>
+        <w:t xml:space="preserve">, </w:t>
+      </w:r>
+      <w:proofErr w:type="spellStart"/>
+      <w:r>
+        <w:t>isCancelled</w:t>
+      </w:r>
+      <w:proofErr w:type="spellEnd"/>
+      <w:r>
+        <w:t xml:space="preserve">) o estructuras </w:t>
+      </w:r>
+      <w:r>
+        <w:lastRenderedPageBreak/>
+        <w:t xml:space="preserve">condicionales anidadas genera vulnerabilidades graves, como órdenes cobradas dos veces, paquetes que saltan etapas de custodia o reembolsos autorizados sin inspección de calidad. La traducción directa del diagrama de estados hacia el </w:t>
+      </w:r>
+      <w:r>
+        <w:rPr>
+          <w:b/>
+          <w:bCs/>
+        </w:rPr>
+        <w:t>Patrón de Diseño State</w:t>
+      </w:r>
+      <w:r>
+        <w:t xml:space="preserve"> garantiza que cada estado sea una clase independiente que solo acepta los eventos válidos para ese momento y arroja una </w:t>
+      </w:r>
+      <w:proofErr w:type="spellStart"/>
+      <w:r>
+        <w:t>TransicionInvalidaException</w:t>
+      </w:r>
+      <w:proofErr w:type="spellEnd"/>
+      <w:r>
+        <w:t xml:space="preserve"> ante cualquier petición fuera de orden. </w:t>
+      </w:r>
+    </w:p>
+    <w:p>
+      <w:pPr>
+        <w:jc w:val="both"/>
+      </w:pPr>
+      <w:r>
+        <w:rPr>
+          <w:b/>
+          <w:bCs/>
+        </w:rPr>
+        <w:t>3. Resiliencia Operativa y Prevención de "Pozos Negros" (</w:t>
+      </w:r>
+      <w:r>
+        <w:rPr>
+          <w:b/>
+          <w:bCs/>
+          <w:i/>
+          <w:iCs/>
+        </w:rPr>
+        <w:t>Black Holes</w:t>
+      </w:r>
+      <w:r>
+        <w:rPr>
+          <w:b/>
+          <w:bCs/>
+        </w:rPr>
+        <w:t>)</w:t>
+      </w:r>
+      <w:r>
+        <w:t xml:space="preserve"> El uso riguroso de la sintaxis canónica Evento [Guarda] / </w:t>
+      </w:r>
+      <w:proofErr w:type="gramStart"/>
+      <w:r>
+        <w:t>Acción(</w:t>
+      </w:r>
+      <w:proofErr w:type="gramEnd"/>
+      <w:r>
+        <w:t>) combinada con eventos temporales explícitos (</w:t>
+      </w:r>
+      <w:proofErr w:type="gramStart"/>
+      <w:r>
+        <w:t>after(</w:t>
+      </w:r>
+      <w:proofErr w:type="gramEnd"/>
+      <w:r>
+        <w:t xml:space="preserve">30 min) en reservas de carrito, after(48h) y </w:t>
+      </w:r>
+      <w:proofErr w:type="gramStart"/>
+      <w:r>
+        <w:t>after(</w:t>
+      </w:r>
+      <w:proofErr w:type="gramEnd"/>
+      <w:r>
+        <w:t xml:space="preserve">5 </w:t>
+      </w:r>
+      <w:proofErr w:type="spellStart"/>
+      <w:r>
+        <w:t>dias</w:t>
+      </w:r>
+      <w:proofErr w:type="spellEnd"/>
+      <w:r>
+        <w:t xml:space="preserve"> </w:t>
+      </w:r>
+      <w:proofErr w:type="spellStart"/>
+      <w:r>
+        <w:t>habiles</w:t>
+      </w:r>
+      <w:proofErr w:type="spellEnd"/>
+      <w:r>
+        <w:t xml:space="preserve">) en </w:t>
+      </w:r>
+      <w:proofErr w:type="gramStart"/>
+      <w:r>
+        <w:t>tickets</w:t>
+      </w:r>
+      <w:proofErr w:type="gramEnd"/>
+      <w:r>
+        <w:t xml:space="preserve"> de soporte, after(72h) en casilleros </w:t>
+      </w:r>
+      <w:proofErr w:type="spellStart"/>
+      <w:r>
+        <w:t>IoT</w:t>
+      </w:r>
+      <w:proofErr w:type="spellEnd"/>
+      <w:r>
+        <w:t xml:space="preserve"> y </w:t>
+      </w:r>
+      <w:proofErr w:type="gramStart"/>
+      <w:r>
+        <w:t>after(</w:t>
+      </w:r>
+      <w:proofErr w:type="gramEnd"/>
+      <w:r>
+        <w:t xml:space="preserve">7 </w:t>
+      </w:r>
+      <w:proofErr w:type="spellStart"/>
+      <w:r>
+        <w:t>dias</w:t>
+      </w:r>
+      <w:proofErr w:type="spellEnd"/>
+      <w:r>
+        <w:t>) en disputas bancarias) asegura que ninguna entidad quede atrapada indefinidamente en un estado intermedio ante caídas de red o abandono del usuario. De este modo, el modelo garantiza la liberación automática de stock y la trazabilidad completa para las auditorías financieras y operativas de la plataforma.</w:t>
+      </w:r>
+    </w:p>
     <w:p/>
     <w:p/>
     <w:p/>
@@ -22166,18 +27221,14 @@
     <w:p/>
     <w:p/>
     <w:p/>
-    <w:p/>
-    <w:p/>
-    <w:p/>
-    <w:p/>
     <w:p>
       <w:pPr>
         <w:spacing w:line="480" w:lineRule="auto"/>
       </w:pPr>
     </w:p>
     <w:sectPr>
-      <w:headerReference w:type="default" r:id="rId15"/>
-      <w:footerReference w:type="default" r:id="rId16"/>
+      <w:headerReference w:type="default" r:id="rId18"/>
+      <w:footerReference w:type="default" r:id="rId19"/>
       <w:pgSz w:w="12240" w:h="15840"/>
       <w:pgMar w:top="1417" w:right="1701" w:bottom="1417" w:left="1701" w:header="709" w:footer="708" w:gutter="0"/>
       <w:cols w:space="708"/>
@@ -23135,7 +28186,6 @@
   <w:style w:type="character" w:default="1" w:styleId="Fuentedeprrafopredeter">
     <w:name w:val="Default Paragraph Font"/>
     <w:uiPriority w:val="1"/>
-    <w:semiHidden/>
     <w:unhideWhenUsed/>
   </w:style>
   <w:style w:type="table" w:default="1" w:styleId="Tablanormal">
